--- a/docs/exports/03-DEVELOPER-GUIDE.docx
+++ b/docs/exports/03-DEVELOPER-GUIDE.docx
@@ -8128,7 +8128,7 @@
         <w:rPr>
           <w:rStyle w:val="CommentTok"/>
         </w:rPr>
-        <w:t xml:space="preserve">// --- v18 additions ---</w:t>
+        <w:t xml:space="preserve">// --- v22 additions ---   (next free version; v21 added the TCP sockets)</w:t>
       </w:r>
       <w:r>
         <w:br/>

--- a/docs/exports/03-DEVELOPER-GUIDE.docx
+++ b/docs/exports/03-DEVELOPER-GUIDE.docx
@@ -6410,7 +6410,7 @@
       </w:r>
     </w:p>
     <w:bookmarkEnd w:id="33"/>
-    <w:bookmarkStart w:id="35" w:name="Xf0254b5b66af42bca7d25138d14efff7271fb9a"/>
+    <w:bookmarkStart w:id="37" w:name="Xf0254b5b66af42bca7d25138d14efff7271fb9a"/>
     <w:p>
       <w:pPr>
         <w:pStyle w:val="Heading2"/>
@@ -6908,8 +6908,400 @@
         <w:t xml:space="preserve">.</w:t>
       </w:r>
     </w:p>
-    <w:bookmarkEnd w:id="35"/>
-    <w:bookmarkStart w:id="41" w:name="X636230dba256ccd30a2e68f8101290712b3f4c4"/>
+    <w:p>
+      <w:pPr>
+        <w:pStyle w:val="FirstParagraph"/>
+      </w:pPr>
+      <w:r>
+        <w:t xml:space="preserve">There is also</w:t>
+      </w:r>
+      <w:r>
+        <w:t xml:space="preserve"> </w:t>
+      </w:r>
+      <w:hyperlink r:id="rId35">
+        <w:r>
+          <w:rPr>
+            <w:rStyle w:val="VerbatimChar"/>
+          </w:rPr>
+          <w:t xml:space="preserve">user/httpc.h</w:t>
+        </w:r>
+      </w:hyperlink>
+      <w:r>
+        <w:t xml:space="preserve"> </w:t>
+      </w:r>
+      <w:r>
+        <w:t xml:space="preserve">— a header-only</w:t>
+      </w:r>
+      <w:r>
+        <w:t xml:space="preserve"> </w:t>
+      </w:r>
+      <w:r>
+        <w:rPr>
+          <w:b/>
+          <w:bCs/>
+        </w:rPr>
+        <w:t xml:space="preserve">HTTP/1.0 client</w:t>
+      </w:r>
+      <w:r>
+        <w:t xml:space="preserve"> </w:t>
+      </w:r>
+      <w:r>
+        <w:t xml:space="preserve">over the v21 TCP socket calls. It does</w:t>
+      </w:r>
+      <w:r>
+        <w:t xml:space="preserve"> </w:t>
+      </w:r>
+      <w:r>
+        <w:rPr>
+          <w:b/>
+          <w:bCs/>
+        </w:rPr>
+        <w:t xml:space="preserve">no allocation</w:t>
+      </w:r>
+      <w:r>
+        <w:t xml:space="preserve"> </w:t>
+      </w:r>
+      <w:r>
+        <w:t xml:space="preserve">(the caller passes the</w:t>
+      </w:r>
+      <w:r>
+        <w:t xml:space="preserve"> </w:t>
+      </w:r>
+      <w:r>
+        <w:t xml:space="preserve">response buffer, so all memory stays in the app's address space):</w:t>
+      </w:r>
+      <w:r>
+        <w:t xml:space="preserve"> </w:t>
+      </w:r>
+      <w:r>
+        <w:rPr>
+          <w:rStyle w:val="VerbatimChar"/>
+        </w:rPr>
+        <w:t xml:space="preserve">http_get(url, buf, cap, &amp;resp)</w:t>
+      </w:r>
+      <w:r>
+        <w:t xml:space="preserve">,</w:t>
+      </w:r>
+      <w:r>
+        <w:t xml:space="preserve"> </w:t>
+      </w:r>
+      <w:r>
+        <w:rPr>
+          <w:rStyle w:val="VerbatimChar"/>
+        </w:rPr>
+        <w:t xml:space="preserve">http_post(...)</w:t>
+      </w:r>
+      <w:r>
+        <w:t xml:space="preserve">, or the general</w:t>
+      </w:r>
+      <w:r>
+        <w:t xml:space="preserve"> </w:t>
+      </w:r>
+      <w:r>
+        <w:rPr>
+          <w:rStyle w:val="VerbatimChar"/>
+        </w:rPr>
+        <w:t xml:space="preserve">http_request(method, url, headers, body, len, buf, cap, &amp;resp)</w:t>
+      </w:r>
+      <w:r>
+        <w:t xml:space="preserve">. Plain HTTP only (no TLS). Used by</w:t>
+      </w:r>
+      <w:r>
+        <w:t xml:space="preserve"> </w:t>
+      </w:r>
+      <w:r>
+        <w:rPr>
+          <w:rStyle w:val="VerbatimChar"/>
+        </w:rPr>
+        <w:t xml:space="preserve">/bin/wget</w:t>
+      </w:r>
+      <w:r>
+        <w:t xml:space="preserve">. This is</w:t>
+      </w:r>
+      <w:r>
+        <w:t xml:space="preserve"> </w:t>
+      </w:r>
+      <w:r>
+        <w:t xml:space="preserve">the recommended pattern for application-level protocols: build them in a user library</w:t>
+      </w:r>
+      <w:r>
+        <w:t xml:space="preserve"> </w:t>
+      </w:r>
+      <w:r>
+        <w:t xml:space="preserve">on top of the kernel's transport kapis, rather than adding them to the ABI.</w:t>
+      </w:r>
+    </w:p>
+    <w:p>
+      <w:pPr>
+        <w:pStyle w:val="BodyText"/>
+      </w:pPr>
+      <w:r>
+        <w:t xml:space="preserve">And</w:t>
+      </w:r>
+      <w:r>
+        <w:t xml:space="preserve"> </w:t>
+      </w:r>
+      <w:hyperlink r:id="rId36">
+        <w:r>
+          <w:rPr>
+            <w:rStyle w:val="VerbatimChar"/>
+          </w:rPr>
+          <w:t xml:space="preserve">user/uikit.h</w:t>
+        </w:r>
+      </w:hyperlink>
+      <w:r>
+        <w:t xml:space="preserve"> </w:t>
+      </w:r>
+      <w:r>
+        <w:t xml:space="preserve">— a</w:t>
+      </w:r>
+      <w:r>
+        <w:t xml:space="preserve"> </w:t>
+      </w:r>
+      <w:r>
+        <w:rPr>
+          <w:b/>
+          <w:bCs/>
+        </w:rPr>
+        <w:t xml:space="preserve">retained-mode widget toolkit</w:t>
+      </w:r>
+      <w:r>
+        <w:t xml:space="preserve"> </w:t>
+      </w:r>
+      <w:r>
+        <w:t xml:space="preserve">drawn</w:t>
+      </w:r>
+      <w:r>
+        <w:t xml:space="preserve"> </w:t>
+      </w:r>
+      <w:r>
+        <w:t xml:space="preserve">entirely in the app's canvas, driven by the kernel's</w:t>
+      </w:r>
+      <w:r>
+        <w:t xml:space="preserve"> </w:t>
+      </w:r>
+      <w:r>
+        <w:rPr>
+          <w:b/>
+          <w:bCs/>
+        </w:rPr>
+        <w:t xml:space="preserve">pointer stream</w:t>
+      </w:r>
+      <w:r>
+        <w:t xml:space="preserve"> </w:t>
+      </w:r>
+      <w:r>
+        <w:t xml:space="preserve">(ABI v22:</w:t>
+      </w:r>
+      <w:r>
+        <w:t xml:space="preserve"> </w:t>
+      </w:r>
+      <w:r>
+        <w:rPr>
+          <w:rStyle w:val="VerbatimChar"/>
+        </w:rPr>
+        <w:t xml:space="preserve">set_pointer_handler</w:t>
+      </w:r>
+      <w:r>
+        <w:t xml:space="preserve"> </w:t>
+      </w:r>
+      <w:r>
+        <w:t xml:space="preserve">→</w:t>
+      </w:r>
+      <w:r>
+        <w:t xml:space="preserve"> </w:t>
+      </w:r>
+      <w:r>
+        <w:rPr>
+          <w:rStyle w:val="VerbatimChar"/>
+        </w:rPr>
+        <w:t xml:space="preserve">GUI_EVENT_PTR_MOVE/DOWN/UP/ENTER/LEAVE</w:t>
+      </w:r>
+      <w:r>
+        <w:t xml:space="preserve"> </w:t>
+      </w:r>
+      <w:r>
+        <w:t xml:space="preserve">with client coords).</w:t>
+      </w:r>
+      <w:r>
+        <w:t xml:space="preserve"> </w:t>
+      </w:r>
+      <w:r>
+        <w:t xml:space="preserve">Same memory model as the rest: widgets live in a caller-provided</w:t>
+      </w:r>
+      <w:r>
+        <w:t xml:space="preserve"> </w:t>
+      </w:r>
+      <w:r>
+        <w:rPr>
+          <w:b/>
+          <w:bCs/>
+        </w:rPr>
+        <w:t xml:space="preserve">fixed pool</w:t>
+      </w:r>
+      <w:r>
+        <w:t xml:space="preserve"> </w:t>
+      </w:r>
+      <w:r>
+        <w:t xml:space="preserve">(</w:t>
+      </w:r>
+      <w:r>
+        <w:rPr>
+          <w:rStyle w:val="VerbatimChar"/>
+        </w:rPr>
+        <w:t xml:space="preserve">ui_widget pool[N]</w:t>
+      </w:r>
+      <w:r>
+        <w:t xml:space="preserve"> </w:t>
+      </w:r>
+      <w:r>
+        <w:t xml:space="preserve">in the app's</w:t>
+      </w:r>
+      <w:r>
+        <w:t xml:space="preserve"> </w:t>
+      </w:r>
+      <w:r>
+        <w:rPr>
+          <w:rStyle w:val="VerbatimChar"/>
+        </w:rPr>
+        <w:t xml:space="preserve">.bss</w:t>
+      </w:r>
+      <w:r>
+        <w:t xml:space="preserve">, freed automatically on exit — no user</w:t>
+      </w:r>
+      <w:r>
+        <w:t xml:space="preserve"> </w:t>
+      </w:r>
+      <w:r>
+        <w:rPr>
+          <w:rStyle w:val="VerbatimChar"/>
+        </w:rPr>
+        <w:t xml:space="preserve">malloc</w:t>
+      </w:r>
+      <w:r>
+        <w:t xml:space="preserve">, no kernel object behind a widget).</w:t>
+      </w:r>
+      <w:r>
+        <w:t xml:space="preserve"> </w:t>
+      </w:r>
+      <w:r>
+        <w:rPr>
+          <w:rStyle w:val="VerbatimChar"/>
+        </w:rPr>
+        <w:t xml:space="preserve">ui_init</w:t>
+      </w:r>
+      <w:r>
+        <w:t xml:space="preserve">,</w:t>
+      </w:r>
+      <w:r>
+        <w:t xml:space="preserve"> </w:t>
+      </w:r>
+      <w:r>
+        <w:rPr>
+          <w:rStyle w:val="VerbatimChar"/>
+        </w:rPr>
+        <w:t xml:space="preserve">ui_button</w:t>
+      </w:r>
+      <w:r>
+        <w:t xml:space="preserve">/</w:t>
+      </w:r>
+      <w:r>
+        <w:rPr>
+          <w:rStyle w:val="VerbatimChar"/>
+        </w:rPr>
+        <w:t xml:space="preserve">ui_label</w:t>
+      </w:r>
+      <w:r>
+        <w:t xml:space="preserve">/</w:t>
+      </w:r>
+      <w:r>
+        <w:t xml:space="preserve"> </w:t>
+      </w:r>
+      <w:r>
+        <w:rPr>
+          <w:rStyle w:val="VerbatimChar"/>
+        </w:rPr>
+        <w:t xml:space="preserve">ui_checkbox</w:t>
+      </w:r>
+      <w:r>
+        <w:t xml:space="preserve">,</w:t>
+      </w:r>
+      <w:r>
+        <w:t xml:space="preserve"> </w:t>
+      </w:r>
+      <w:r>
+        <w:rPr>
+          <w:rStyle w:val="VerbatimChar"/>
+        </w:rPr>
+        <w:t xml:space="preserve">ui_on_event</w:t>
+      </w:r>
+      <w:r>
+        <w:t xml:space="preserve"> </w:t>
+      </w:r>
+      <w:r>
+        <w:t xml:space="preserve">(fed from the app's pointer + key handlers),</w:t>
+      </w:r>
+      <w:r>
+        <w:t xml:space="preserve"> </w:t>
+      </w:r>
+      <w:r>
+        <w:rPr>
+          <w:rStyle w:val="VerbatimChar"/>
+        </w:rPr>
+        <w:t xml:space="preserve">ui_draw</w:t>
+      </w:r>
+      <w:r>
+        <w:t xml:space="preserve">.</w:t>
+      </w:r>
+      <w:r>
+        <w:t xml:space="preserve"> </w:t>
+      </w:r>
+      <w:r>
+        <w:rPr>
+          <w:rStyle w:val="VerbatimChar"/>
+        </w:rPr>
+        <w:t xml:space="preserve">tinycalc</w:t>
+      </w:r>
+      <w:r>
+        <w:t xml:space="preserve"> </w:t>
+      </w:r>
+      <w:r>
+        <w:t xml:space="preserve">uses it. This is the forward path for widgets: new ones are added here,</w:t>
+      </w:r>
+      <w:r>
+        <w:t xml:space="preserve"> </w:t>
+      </w:r>
+      <w:r>
+        <w:t xml:space="preserve">in userland, with no kernel/ABI change. The older</w:t>
+      </w:r>
+      <w:r>
+        <w:t xml:space="preserve"> </w:t>
+      </w:r>
+      <w:r>
+        <w:rPr>
+          <w:b/>
+          <w:bCs/>
+        </w:rPr>
+        <w:t xml:space="preserve">kernel-drawn widgets</w:t>
+      </w:r>
+      <w:r>
+        <w:t xml:space="preserve"> </w:t>
+      </w:r>
+      <w:r>
+        <w:t xml:space="preserve">(</w:t>
+      </w:r>
+      <w:r>
+        <w:rPr>
+          <w:rStyle w:val="VerbatimChar"/>
+        </w:rPr>
+        <w:t xml:space="preserve">add_button</w:t>
+      </w:r>
+      <w:r>
+        <w:t xml:space="preserve">…, §earlier) still work and coexist; apps choose one model per window.</w:t>
+      </w:r>
+    </w:p>
+    <w:bookmarkEnd w:id="37"/>
+    <w:bookmarkStart w:id="43" w:name="X636230dba256ccd30a2e68f8101290712b3f4c4"/>
     <w:p>
       <w:pPr>
         <w:pStyle w:val="Heading2"/>
@@ -7101,7 +7493,7 @@
       <w:r>
         <w:t xml:space="preserve"> </w:t>
       </w:r>
-      <w:hyperlink r:id="rId36">
+      <w:hyperlink r:id="rId38">
         <w:r>
           <w:rPr>
             <w:rStyle w:val="VerbatimChar"/>
@@ -7182,7 +7574,7 @@
       <w:r>
         <w:t xml:space="preserve"> </w:t>
       </w:r>
-      <w:hyperlink r:id="rId37">
+      <w:hyperlink r:id="rId39">
         <w:r>
           <w:rPr>
             <w:rStyle w:val="VerbatimChar"/>
@@ -7446,7 +7838,7 @@
         <w:t xml:space="preserve">40</w:t>
       </w:r>
     </w:p>
-    <w:bookmarkStart w:id="40" w:name="screenshots-and-documentation"/>
+    <w:bookmarkStart w:id="42" w:name="screenshots-and-documentation"/>
     <w:p>
       <w:pPr>
         <w:pStyle w:val="Heading3"/>
@@ -7476,7 +7868,7 @@
       <w:r>
         <w:t xml:space="preserve"> </w:t>
       </w:r>
-      <w:hyperlink r:id="rId38">
+      <w:hyperlink r:id="rId40">
         <w:r>
           <w:rPr>
             <w:rStyle w:val="VerbatimChar"/>
@@ -7728,7 +8120,7 @@
       <w:r>
         <w:t xml:space="preserve"> </w:t>
       </w:r>
-      <w:hyperlink r:id="rId39">
+      <w:hyperlink r:id="rId41">
         <w:r>
           <w:rPr>
             <w:rStyle w:val="VerbatimChar"/>
@@ -7952,9 +8344,9 @@
         <w:t xml:space="preserve">screenshot if the visual changes, then regenerates the exports.</w:t>
       </w:r>
     </w:p>
-    <w:bookmarkEnd w:id="40"/>
-    <w:bookmarkEnd w:id="41"/>
-    <w:bookmarkStart w:id="42" w:name="Xc2ec260aede7afe7fa831ade27ff6c6be860f38"/>
+    <w:bookmarkEnd w:id="42"/>
+    <w:bookmarkEnd w:id="43"/>
+    <w:bookmarkStart w:id="44" w:name="Xc2ec260aede7afe7fa831ade27ff6c6be860f38"/>
     <w:p>
       <w:pPr>
         <w:pStyle w:val="Heading2"/>
@@ -8681,8 +9073,8 @@
         <w:t xml:space="preserve">"must match").</w:t>
       </w:r>
     </w:p>
-    <w:bookmarkEnd w:id="42"/>
-    <w:bookmarkStart w:id="43" w:name="X57cc4a25254639a1e87307c03f7beba3c173828"/>
+    <w:bookmarkEnd w:id="44"/>
+    <w:bookmarkStart w:id="45" w:name="X57cc4a25254639a1e87307c03f7beba3c173828"/>
     <w:p>
       <w:pPr>
         <w:pStyle w:val="Heading2"/>
@@ -9058,8 +9450,8 @@
         <w:t xml:space="preserve">committed in this repo.)</w:t>
       </w:r>
     </w:p>
-    <w:bookmarkEnd w:id="43"/>
-    <w:bookmarkStart w:id="45" w:name="Xe2e8f17f312baf0f280f8a3dfcc5fa34b4105bf"/>
+    <w:bookmarkEnd w:id="45"/>
+    <w:bookmarkStart w:id="47" w:name="Xe2e8f17f312baf0f280f8a3dfcc5fa34b4105bf"/>
     <w:p>
       <w:pPr>
         <w:pStyle w:val="Heading2"/>
@@ -9331,7 +9723,7 @@
       <w:r>
         <w:t xml:space="preserve"> </w:t>
       </w:r>
-      <w:hyperlink r:id="rId44">
+      <w:hyperlink r:id="rId46">
         <w:r>
           <w:rPr>
             <w:rStyle w:val="Hyperlink"/>
@@ -9343,8 +9735,8 @@
         <w:t xml:space="preserve">).</w:t>
       </w:r>
     </w:p>
-    <w:bookmarkEnd w:id="45"/>
-    <w:bookmarkStart w:id="47" w:name="Xe9c7e4e932ad1908138a3909ff179a810da6d71"/>
+    <w:bookmarkEnd w:id="47"/>
+    <w:bookmarkStart w:id="49" w:name="Xe9c7e4e932ad1908138a3909ff179a810da6d71"/>
     <w:p>
       <w:pPr>
         <w:pStyle w:val="Heading2"/>
@@ -9426,7 +9818,7 @@
       <w:r>
         <w:t xml:space="preserve"> </w:t>
       </w:r>
-      <w:hyperlink r:id="rId46">
+      <w:hyperlink r:id="rId48">
         <w:r>
           <w:rPr>
             <w:rStyle w:val="Hyperlink"/>
@@ -9692,7 +10084,7 @@
         <w:t xml:space="preserve">, not another clone.</w:t>
       </w:r>
     </w:p>
-    <w:bookmarkEnd w:id="47"/>
+    <w:bookmarkEnd w:id="49"/>
     <w:sectPr>
       <w:footerReference r:id="rId9" w:type="default"/>
       <w:footnotePr>

--- a/docs/exports/03-DEVELOPER-GUIDE.docx
+++ b/docs/exports/03-DEVELOPER-GUIDE.docx
@@ -6410,7 +6410,7 @@
       </w:r>
     </w:p>
     <w:bookmarkEnd w:id="33"/>
-    <w:bookmarkStart w:id="37" w:name="Xf0254b5b66af42bca7d25138d14efff7271fb9a"/>
+    <w:bookmarkStart w:id="41" w:name="Xf0254b5b66af42bca7d25138d14efff7271fb9a"/>
     <w:p>
       <w:pPr>
         <w:pStyle w:val="Heading2"/>
@@ -7300,8 +7300,624 @@
         <w:t xml:space="preserve">…, §earlier) still work and coexist; apps choose one model per window.</w:t>
       </w:r>
     </w:p>
-    <w:bookmarkEnd w:id="37"/>
-    <w:bookmarkStart w:id="43" w:name="X636230dba256ccd30a2e68f8101290712b3f4c4"/>
+    <w:bookmarkStart w:id="40" w:name="dynamic-memory--c-apps"/>
+    <w:p>
+      <w:pPr>
+        <w:pStyle w:val="Heading3"/>
+      </w:pPr>
+      <w:r>
+        <w:t xml:space="preserve">Dynamic memory + C++ apps</w:t>
+      </w:r>
+    </w:p>
+    <w:p>
+      <w:pPr>
+        <w:pStyle w:val="FirstParagraph"/>
+      </w:pPr>
+      <w:r>
+        <w:t xml:space="preserve">Apps have</w:t>
+      </w:r>
+      <w:r>
+        <w:t xml:space="preserve"> </w:t>
+      </w:r>
+      <w:r>
+        <w:rPr>
+          <w:b/>
+          <w:bCs/>
+        </w:rPr>
+        <w:t xml:space="preserve">no</w:t>
+      </w:r>
+      <w:r>
+        <w:rPr>
+          <w:b/>
+          <w:bCs/>
+        </w:rPr>
+        <w:t xml:space="preserve"> </w:t>
+      </w:r>
+      <w:r>
+        <w:rPr>
+          <w:rStyle w:val="VerbatimChar"/>
+          <w:b/>
+          <w:bCs/>
+        </w:rPr>
+        <w:t xml:space="preserve">malloc</w:t>
+      </w:r>
+      <w:r>
+        <w:rPr>
+          <w:b/>
+          <w:bCs/>
+        </w:rPr>
+        <w:t xml:space="preserve"> </w:t>
+      </w:r>
+      <w:r>
+        <w:rPr>
+          <w:b/>
+          <w:bCs/>
+        </w:rPr>
+        <w:t xml:space="preserve">by default</w:t>
+      </w:r>
+      <w:r>
+        <w:t xml:space="preserve"> </w:t>
+      </w:r>
+      <w:r>
+        <w:t xml:space="preserve">— they use static buffers + the stack (both in</w:t>
+      </w:r>
+      <w:r>
+        <w:t xml:space="preserve"> </w:t>
+      </w:r>
+      <w:r>
+        <w:t xml:space="preserve">the app's address space). For dynamic memory, include</w:t>
+      </w:r>
+      <w:r>
+        <w:t xml:space="preserve"> </w:t>
+      </w:r>
+      <w:hyperlink r:id="rId37">
+        <w:r>
+          <w:rPr>
+            <w:rStyle w:val="VerbatimChar"/>
+          </w:rPr>
+          <w:t xml:space="preserve">user/umm.h</w:t>
+        </w:r>
+      </w:hyperlink>
+      <w:r>
+        <w:t xml:space="preserve">:</w:t>
+      </w:r>
+      <w:r>
+        <w:t xml:space="preserve"> </w:t>
+      </w:r>
+      <w:r>
+        <w:t xml:space="preserve">a small user allocator (size-class free lists + a</w:t>
+      </w:r>
+      <w:r>
+        <w:t xml:space="preserve"> </w:t>
+      </w:r>
+      <w:r>
+        <w:rPr>
+          <w:rStyle w:val="VerbatimChar"/>
+        </w:rPr>
+        <w:t xml:space="preserve">kapi_sbrk</w:t>
+      </w:r>
+      <w:r>
+        <w:t xml:space="preserve"> </w:t>
+      </w:r>
+      <w:r>
+        <w:t xml:space="preserve">arena).</w:t>
+      </w:r>
+      <w:r>
+        <w:t xml:space="preserve"> </w:t>
+      </w:r>
+      <w:r>
+        <w:rPr>
+          <w:rStyle w:val="VerbatimChar"/>
+        </w:rPr>
+        <w:t xml:space="preserve">umm_malloc</w:t>
+      </w:r>
+      <w:r>
+        <w:t xml:space="preserve"> </w:t>
+      </w:r>
+      <w:r>
+        <w:t xml:space="preserve">/</w:t>
+      </w:r>
+      <w:r>
+        <w:t xml:space="preserve"> </w:t>
+      </w:r>
+      <w:r>
+        <w:rPr>
+          <w:rStyle w:val="VerbatimChar"/>
+        </w:rPr>
+        <w:t xml:space="preserve">umm_free</w:t>
+      </w:r>
+      <w:r>
+        <w:t xml:space="preserve"> </w:t>
+      </w:r>
+      <w:r>
+        <w:t xml:space="preserve">/</w:t>
+      </w:r>
+      <w:r>
+        <w:t xml:space="preserve"> </w:t>
+      </w:r>
+      <w:r>
+        <w:rPr>
+          <w:rStyle w:val="VerbatimChar"/>
+        </w:rPr>
+        <w:t xml:space="preserve">umm_calloc</w:t>
+      </w:r>
+      <w:r>
+        <w:t xml:space="preserve"> </w:t>
+      </w:r>
+      <w:r>
+        <w:t xml:space="preserve">/</w:t>
+      </w:r>
+      <w:r>
+        <w:t xml:space="preserve"> </w:t>
+      </w:r>
+      <w:r>
+        <w:rPr>
+          <w:rStyle w:val="VerbatimChar"/>
+        </w:rPr>
+        <w:t xml:space="preserve">umm_realloc</w:t>
+      </w:r>
+      <w:r>
+        <w:t xml:space="preserve">. The heap lives at</w:t>
+      </w:r>
+      <w:r>
+        <w:t xml:space="preserve"> </w:t>
+      </w:r>
+      <w:r>
+        <w:rPr>
+          <w:rStyle w:val="VerbatimChar"/>
+        </w:rPr>
+        <w:t xml:space="preserve">USER_HEAP_BASE</w:t>
+      </w:r>
+      <w:r>
+        <w:t xml:space="preserve"> </w:t>
+      </w:r>
+      <w:r>
+        <w:t xml:space="preserve">(10 GB);</w:t>
+      </w:r>
+      <w:r>
+        <w:t xml:space="preserve"> </w:t>
+      </w:r>
+      <w:r>
+        <w:t xml:space="preserve">its pages are owned by the address space, so they are</w:t>
+      </w:r>
+      <w:r>
+        <w:t xml:space="preserve"> </w:t>
+      </w:r>
+      <w:r>
+        <w:rPr>
+          <w:b/>
+          <w:bCs/>
+        </w:rPr>
+        <w:t xml:space="preserve">freed automatically when the</w:t>
+      </w:r>
+      <w:r>
+        <w:rPr>
+          <w:b/>
+          <w:bCs/>
+        </w:rPr>
+        <w:t xml:space="preserve"> </w:t>
+      </w:r>
+      <w:r>
+        <w:rPr>
+          <w:b/>
+          <w:bCs/>
+        </w:rPr>
+        <w:t xml:space="preserve">app exits</w:t>
+      </w:r>
+      <w:r>
+        <w:t xml:space="preserve"> </w:t>
+      </w:r>
+      <w:r>
+        <w:t xml:space="preserve">and show up in the app's page count (</w:t>
+      </w:r>
+      <w:r>
+        <w:rPr>
+          <w:rStyle w:val="VerbatimChar"/>
+        </w:rPr>
+        <w:t xml:space="preserve">ps</w:t>
+      </w:r>
+      <w:r>
+        <w:t xml:space="preserve"> </w:t>
+      </w:r>
+      <w:r>
+        <w:t xml:space="preserve">/</w:t>
+      </w:r>
+      <w:r>
+        <w:t xml:space="preserve"> </w:t>
+      </w:r>
+      <w:r>
+        <w:rPr>
+          <w:rStyle w:val="VerbatimChar"/>
+        </w:rPr>
+        <w:t xml:space="preserve">memmon</w:t>
+      </w:r>
+      <w:r>
+        <w:t xml:space="preserve">).</w:t>
+      </w:r>
+      <w:r>
+        <w:t xml:space="preserve"> </w:t>
+      </w:r>
+      <w:r>
+        <w:rPr>
+          <w:rStyle w:val="VerbatimChar"/>
+        </w:rPr>
+        <w:t xml:space="preserve">kapi_sbrk</w:t>
+      </w:r>
+      <w:r>
+        <w:t xml:space="preserve"> </w:t>
+      </w:r>
+      <w:r>
+        <w:t xml:space="preserve">is the</w:t>
+      </w:r>
+      <w:r>
+        <w:t xml:space="preserve"> </w:t>
+      </w:r>
+      <w:r>
+        <w:t xml:space="preserve">underlying primitive (rarely called directly).</w:t>
+      </w:r>
+      <w:r>
+        <w:t xml:space="preserve"> </w:t>
+      </w:r>
+      <w:r>
+        <w:rPr>
+          <w:rStyle w:val="VerbatimChar"/>
+        </w:rPr>
+        <w:t xml:space="preserve">/bin/heaptest</w:t>
+      </w:r>
+      <w:r>
+        <w:t xml:space="preserve"> </w:t>
+      </w:r>
+      <w:r>
+        <w:t xml:space="preserve">exercises it.</w:t>
+      </w:r>
+    </w:p>
+    <w:p>
+      <w:pPr>
+        <w:pStyle w:val="BodyText"/>
+      </w:pPr>
+      <w:r>
+        <w:rPr>
+          <w:b/>
+          <w:bCs/>
+        </w:rPr>
+        <w:t xml:space="preserve">C++ apps</w:t>
+      </w:r>
+      <w:r>
+        <w:t xml:space="preserve"> </w:t>
+      </w:r>
+      <w:r>
+        <w:t xml:space="preserve">are supported (freestanding subset — no exceptions, no RTTI, no STL):</w:t>
+      </w:r>
+    </w:p>
+    <w:p>
+      <w:pPr>
+        <w:pStyle w:val="Compact"/>
+        <w:numPr>
+          <w:ilvl w:val="0"/>
+          <w:numId w:val="1009"/>
+        </w:numPr>
+      </w:pPr>
+      <w:r>
+        <w:t xml:space="preserve">Name the source</w:t>
+      </w:r>
+      <w:r>
+        <w:t xml:space="preserve"> </w:t>
+      </w:r>
+      <w:r>
+        <w:rPr>
+          <w:rStyle w:val="VerbatimChar"/>
+        </w:rPr>
+        <w:t xml:space="preserve">*.cpp</w:t>
+      </w:r>
+      <w:r>
+        <w:t xml:space="preserve">; the user</w:t>
+      </w:r>
+      <w:r>
+        <w:t xml:space="preserve"> </w:t>
+      </w:r>
+      <w:r>
+        <w:rPr>
+          <w:rStyle w:val="VerbatimChar"/>
+        </w:rPr>
+        <w:t xml:space="preserve">Makefile</w:t>
+      </w:r>
+      <w:r>
+        <w:t xml:space="preserve"> </w:t>
+      </w:r>
+      <w:r>
+        <w:t xml:space="preserve">builds it with</w:t>
+      </w:r>
+      <w:r>
+        <w:t xml:space="preserve"> </w:t>
+      </w:r>
+      <w:r>
+        <w:rPr>
+          <w:rStyle w:val="VerbatimChar"/>
+        </w:rPr>
+        <w:t xml:space="preserve">g++</w:t>
+      </w:r>
+      <w:r>
+        <w:t xml:space="preserve"> </w:t>
+      </w:r>
+      <w:r>
+        <w:t xml:space="preserve">(</w:t>
+      </w:r>
+      <w:r>
+        <w:rPr>
+          <w:rStyle w:val="VerbatimChar"/>
+        </w:rPr>
+        <w:t xml:space="preserve">-fno-exceptions -fno-rtti -fno-threadsafe-statics -fno-use-cxa-atexit</w:t>
+      </w:r>
+      <w:r>
+        <w:t xml:space="preserve">).</w:t>
+      </w:r>
+    </w:p>
+    <w:p>
+      <w:pPr>
+        <w:pStyle w:val="Compact"/>
+        <w:numPr>
+          <w:ilvl w:val="0"/>
+          <w:numId w:val="1009"/>
+        </w:numPr>
+      </w:pPr>
+      <w:r>
+        <w:t xml:space="preserve">Include</w:t>
+      </w:r>
+      <w:r>
+        <w:t xml:space="preserve"> </w:t>
+      </w:r>
+      <w:hyperlink r:id="rId38">
+        <w:r>
+          <w:rPr>
+            <w:rStyle w:val="VerbatimChar"/>
+          </w:rPr>
+          <w:t xml:space="preserve">user/onyxpp.hpp</w:t>
+        </w:r>
+      </w:hyperlink>
+      <w:r>
+        <w:t xml:space="preserve">: it defines</w:t>
+      </w:r>
+      <w:r>
+        <w:t xml:space="preserve"> </w:t>
+      </w:r>
+      <w:r>
+        <w:rPr>
+          <w:rStyle w:val="VerbatimChar"/>
+        </w:rPr>
+        <w:t xml:space="preserve">operator new</w:t>
+      </w:r>
+      <w:r>
+        <w:t xml:space="preserve">/</w:t>
+      </w:r>
+      <w:r>
+        <w:rPr>
+          <w:rStyle w:val="VerbatimChar"/>
+        </w:rPr>
+        <w:t xml:space="preserve">delete</w:t>
+      </w:r>
+      <w:r>
+        <w:t xml:space="preserve"> </w:t>
+      </w:r>
+      <w:r>
+        <w:t xml:space="preserve">(on</w:t>
+      </w:r>
+      <w:r>
+        <w:t xml:space="preserve"> </w:t>
+      </w:r>
+      <w:r>
+        <w:rPr>
+          <w:rStyle w:val="VerbatimChar"/>
+        </w:rPr>
+        <w:t xml:space="preserve">umm</w:t>
+      </w:r>
+      <w:r>
+        <w:t xml:space="preserve">) and the runtime stubs (</w:t>
+      </w:r>
+      <w:r>
+        <w:rPr>
+          <w:rStyle w:val="VerbatimChar"/>
+        </w:rPr>
+        <w:t xml:space="preserve">__cxa_pure_virtual</w:t>
+      </w:r>
+      <w:r>
+        <w:t xml:space="preserve">,</w:t>
+      </w:r>
+      <w:r>
+        <w:t xml:space="preserve"> </w:t>
+      </w:r>
+      <w:r>
+        <w:rPr>
+          <w:rStyle w:val="VerbatimChar"/>
+        </w:rPr>
+        <w:t xml:space="preserve">__dso_handle</w:t>
+      </w:r>
+      <w:r>
+        <w:t xml:space="preserve">,</w:t>
+      </w:r>
+      <w:r>
+        <w:t xml:space="preserve"> </w:t>
+      </w:r>
+      <w:r>
+        <w:rPr>
+          <w:rStyle w:val="VerbatimChar"/>
+        </w:rPr>
+        <w:t xml:space="preserve">__cxa_atexit</w:t>
+      </w:r>
+      <w:r>
+        <w:t xml:space="preserve">/</w:t>
+      </w:r>
+      <w:r>
+        <w:rPr>
+          <w:rStyle w:val="VerbatimChar"/>
+        </w:rPr>
+        <w:t xml:space="preserve">atexit</w:t>
+      </w:r>
+      <w:r>
+        <w:t xml:space="preserve"> </w:t>
+      </w:r>
+      <w:r>
+        <w:t xml:space="preserve">no-ops). Global constructors run via</w:t>
+      </w:r>
+      <w:r>
+        <w:t xml:space="preserve"> </w:t>
+      </w:r>
+      <w:r>
+        <w:rPr>
+          <w:rStyle w:val="VerbatimChar"/>
+        </w:rPr>
+        <w:t xml:space="preserve">crt0.S</w:t>
+      </w:r>
+      <w:r>
+        <w:t xml:space="preserve"> </w:t>
+      </w:r>
+      <w:r>
+        <w:t xml:space="preserve">(the</w:t>
+      </w:r>
+      <w:r>
+        <w:t xml:space="preserve"> </w:t>
+      </w:r>
+      <w:r>
+        <w:rPr>
+          <w:rStyle w:val="VerbatimChar"/>
+        </w:rPr>
+        <w:t xml:space="preserve">.init_array</w:t>
+      </w:r>
+      <w:r>
+        <w:t xml:space="preserve"> </w:t>
+      </w:r>
+      <w:r>
+        <w:t xml:space="preserve">walk); static destructors are</w:t>
+      </w:r>
+      <w:r>
+        <w:t xml:space="preserve"> </w:t>
+      </w:r>
+      <w:r>
+        <w:rPr>
+          <w:b/>
+          <w:bCs/>
+        </w:rPr>
+        <w:t xml:space="preserve">not</w:t>
+      </w:r>
+      <w:r>
+        <w:t xml:space="preserve"> </w:t>
+      </w:r>
+      <w:r>
+        <w:t xml:space="preserve">run (the app exits and its</w:t>
+      </w:r>
+      <w:r>
+        <w:t xml:space="preserve"> </w:t>
+      </w:r>
+      <w:r>
+        <w:t xml:space="preserve">address space is reclaimed).</w:t>
+      </w:r>
+    </w:p>
+    <w:p>
+      <w:pPr>
+        <w:pStyle w:val="Compact"/>
+        <w:numPr>
+          <w:ilvl w:val="0"/>
+          <w:numId w:val="1009"/>
+        </w:numPr>
+      </w:pPr>
+      <w:r>
+        <w:t xml:space="preserve">Classes, inheritance and virtual methods (vtables) work;</w:t>
+      </w:r>
+      <w:r>
+        <w:t xml:space="preserve"> </w:t>
+      </w:r>
+      <w:r>
+        <w:rPr>
+          <w:rStyle w:val="VerbatimChar"/>
+        </w:rPr>
+        <w:t xml:space="preserve">new</w:t>
+      </w:r>
+      <w:r>
+        <w:t xml:space="preserve">/</w:t>
+      </w:r>
+      <w:r>
+        <w:rPr>
+          <w:rStyle w:val="VerbatimChar"/>
+        </w:rPr>
+        <w:t xml:space="preserve">delete</w:t>
+      </w:r>
+      <w:r>
+        <w:t xml:space="preserve"> </w:t>
+      </w:r>
+      <w:r>
+        <w:t xml:space="preserve">go through</w:t>
+      </w:r>
+      <w:r>
+        <w:t xml:space="preserve"> </w:t>
+      </w:r>
+      <w:r>
+        <w:t xml:space="preserve">the user heap. No</w:t>
+      </w:r>
+      <w:r>
+        <w:t xml:space="preserve"> </w:t>
+      </w:r>
+      <w:r>
+        <w:rPr>
+          <w:rStyle w:val="VerbatimChar"/>
+        </w:rPr>
+        <w:t xml:space="preserve">std::string</w:t>
+      </w:r>
+      <w:r>
+        <w:t xml:space="preserve">/</w:t>
+      </w:r>
+      <w:r>
+        <w:rPr>
+          <w:rStyle w:val="VerbatimChar"/>
+        </w:rPr>
+        <w:t xml:space="preserve">std::vector</w:t>
+      </w:r>
+      <w:r>
+        <w:t xml:space="preserve"> </w:t>
+      </w:r>
+      <w:r>
+        <w:t xml:space="preserve">— write small containers on</w:t>
+      </w:r>
+      <w:r>
+        <w:t xml:space="preserve"> </w:t>
+      </w:r>
+      <w:r>
+        <w:rPr>
+          <w:rStyle w:val="VerbatimChar"/>
+        </w:rPr>
+        <w:t xml:space="preserve">umm</w:t>
+      </w:r>
+      <w:r>
+        <w:t xml:space="preserve"> </w:t>
+      </w:r>
+      <w:r>
+        <w:t xml:space="preserve">as</w:t>
+      </w:r>
+      <w:r>
+        <w:t xml:space="preserve"> </w:t>
+      </w:r>
+      <w:r>
+        <w:t xml:space="preserve">needed. See</w:t>
+      </w:r>
+      <w:r>
+        <w:t xml:space="preserve"> </w:t>
+      </w:r>
+      <w:hyperlink r:id="rId39">
+        <w:r>
+          <w:rPr>
+            <w:rStyle w:val="VerbatimChar"/>
+          </w:rPr>
+          <w:t xml:space="preserve">user/cppdemo.cpp</w:t>
+        </w:r>
+      </w:hyperlink>
+      <w:r>
+        <w:t xml:space="preserve"> </w:t>
+      </w:r>
+      <w:r>
+        <w:t xml:space="preserve">for a working example.</w:t>
+      </w:r>
+    </w:p>
+    <w:bookmarkEnd w:id="40"/>
+    <w:bookmarkEnd w:id="41"/>
+    <w:bookmarkStart w:id="47" w:name="X636230dba256ccd30a2e68f8101290712b3f4c4"/>
     <w:p>
       <w:pPr>
         <w:pStyle w:val="Heading2"/>
@@ -7493,7 +8109,7 @@
       <w:r>
         <w:t xml:space="preserve"> </w:t>
       </w:r>
-      <w:hyperlink r:id="rId38">
+      <w:hyperlink r:id="rId42">
         <w:r>
           <w:rPr>
             <w:rStyle w:val="VerbatimChar"/>
@@ -7574,7 +8190,7 @@
       <w:r>
         <w:t xml:space="preserve"> </w:t>
       </w:r>
-      <w:hyperlink r:id="rId39">
+      <w:hyperlink r:id="rId43">
         <w:r>
           <w:rPr>
             <w:rStyle w:val="VerbatimChar"/>
@@ -7838,7 +8454,7 @@
         <w:t xml:space="preserve">40</w:t>
       </w:r>
     </w:p>
-    <w:bookmarkStart w:id="42" w:name="screenshots-and-documentation"/>
+    <w:bookmarkStart w:id="46" w:name="screenshots-and-documentation"/>
     <w:p>
       <w:pPr>
         <w:pStyle w:val="Heading3"/>
@@ -7852,7 +8468,7 @@
         <w:pStyle w:val="Compact"/>
         <w:numPr>
           <w:ilvl w:val="0"/>
-          <w:numId w:val="1009"/>
+          <w:numId w:val="1010"/>
         </w:numPr>
       </w:pPr>
       <w:r>
@@ -7868,7 +8484,7 @@
       <w:r>
         <w:t xml:space="preserve"> </w:t>
       </w:r>
-      <w:hyperlink r:id="rId40">
+      <w:hyperlink r:id="rId44">
         <w:r>
           <w:rPr>
             <w:rStyle w:val="VerbatimChar"/>
@@ -8104,7 +8720,7 @@
         <w:pStyle w:val="Compact"/>
         <w:numPr>
           <w:ilvl w:val="0"/>
-          <w:numId w:val="1009"/>
+          <w:numId w:val="1010"/>
         </w:numPr>
       </w:pPr>
       <w:r>
@@ -8120,7 +8736,7 @@
       <w:r>
         <w:t xml:space="preserve"> </w:t>
       </w:r>
-      <w:hyperlink r:id="rId41">
+      <w:hyperlink r:id="rId45">
         <w:r>
           <w:rPr>
             <w:rStyle w:val="VerbatimChar"/>
@@ -8281,7 +8897,7 @@
         <w:pStyle w:val="Compact"/>
         <w:numPr>
           <w:ilvl w:val="0"/>
-          <w:numId w:val="1009"/>
+          <w:numId w:val="1010"/>
         </w:numPr>
       </w:pPr>
       <w:r>
@@ -8344,9 +8960,9 @@
         <w:t xml:space="preserve">screenshot if the visual changes, then regenerates the exports.</w:t>
       </w:r>
     </w:p>
-    <w:bookmarkEnd w:id="42"/>
-    <w:bookmarkEnd w:id="43"/>
-    <w:bookmarkStart w:id="44" w:name="Xc2ec260aede7afe7fa831ade27ff6c6be860f38"/>
+    <w:bookmarkEnd w:id="46"/>
+    <w:bookmarkEnd w:id="47"/>
+    <w:bookmarkStart w:id="48" w:name="Xc2ec260aede7afe7fa831ade27ff6c6be860f38"/>
     <w:p>
       <w:pPr>
         <w:pStyle w:val="Heading2"/>
@@ -8425,7 +9041,7 @@
       <w:pPr>
         <w:numPr>
           <w:ilvl w:val="0"/>
-          <w:numId w:val="1010"/>
+          <w:numId w:val="1011"/>
         </w:numPr>
       </w:pPr>
       <w:r>
@@ -8590,7 +9206,7 @@
       <w:pPr>
         <w:numPr>
           <w:ilvl w:val="0"/>
-          <w:numId w:val="1010"/>
+          <w:numId w:val="1011"/>
         </w:numPr>
       </w:pPr>
       <w:r>
@@ -8651,7 +9267,7 @@
       <w:pPr>
         <w:numPr>
           <w:ilvl w:val="0"/>
-          <w:numId w:val="1010"/>
+          <w:numId w:val="1011"/>
         </w:numPr>
       </w:pPr>
       <w:r>
@@ -8742,7 +9358,7 @@
       <w:pPr>
         <w:numPr>
           <w:ilvl w:val="0"/>
-          <w:numId w:val="1010"/>
+          <w:numId w:val="1011"/>
         </w:numPr>
       </w:pPr>
       <w:r>
@@ -8905,450 +9521,133 @@
       <w:pPr>
         <w:numPr>
           <w:ilvl w:val="0"/>
-          <w:numId w:val="1010"/>
-        </w:numPr>
-      </w:pPr>
-      <w:r>
-        <w:t xml:space="preserve">Rebuild (</w:t>
-      </w:r>
-      <w:r>
-        <w:rPr>
-          <w:rStyle w:val="VerbatimChar"/>
-        </w:rPr>
-        <w:t xml:space="preserve">make</w:t>
-      </w:r>
-      <w:r>
-        <w:t xml:space="preserve">). The apps that want the new function use it; the</w:t>
-      </w:r>
-      <w:r>
-        <w:t xml:space="preserve"> </w:t>
-      </w:r>
-      <w:r>
-        <w:t xml:space="preserve">old ones keep working (they ignore the new field).</w:t>
-      </w:r>
-    </w:p>
-    <w:p>
-      <w:pPr>
-        <w:pStyle w:val="BlockText"/>
-      </w:pPr>
-      <w:r>
-        <w:rPr>
-          <w:b/>
-          <w:bCs/>
-        </w:rPr>
-        <w:t xml:space="preserve">Golden rule:</w:t>
-      </w:r>
-      <w:r>
-        <w:t xml:space="preserve"> </w:t>
-      </w:r>
-      <w:r>
-        <w:t xml:space="preserve">never change the signature or the order of an existing field. If some</w:t>
-      </w:r>
-      <w:r>
-        <w:t xml:space="preserve"> </w:t>
-      </w:r>
-      <w:r>
-        <w:t xml:space="preserve">semantics must change, add a</w:t>
-      </w:r>
-      <w:r>
-        <w:t xml:space="preserve"> </w:t>
-      </w:r>
-      <w:r>
-        <w:rPr>
-          <w:b/>
-          <w:bCs/>
-        </w:rPr>
-        <w:t xml:space="preserve">new</w:t>
-      </w:r>
-      <w:r>
-        <w:t xml:space="preserve"> </w:t>
-      </w:r>
-      <w:r>
-        <w:t xml:space="preserve">entry. An app can query</w:t>
-      </w:r>
-      <w:r>
-        <w:t xml:space="preserve"> </w:t>
-      </w:r>
-      <w:r>
-        <w:rPr>
-          <w:rStyle w:val="VerbatimChar"/>
-        </w:rPr>
-        <w:t xml:space="preserve">((const struct TKApiTable *)KAPI_TABLE_VA)-&gt;version</w:t>
-      </w:r>
-      <w:r>
-        <w:t xml:space="preserve"> </w:t>
-      </w:r>
-      <w:r>
-        <w:t xml:space="preserve">to find out what is available.</w:t>
-      </w:r>
-    </w:p>
-    <w:p>
-      <w:pPr>
-        <w:pStyle w:val="FirstParagraph"/>
-      </w:pPr>
-      <w:r>
-        <w:t xml:space="preserve">If you add a new</w:t>
-      </w:r>
-      <w:r>
-        <w:t xml:space="preserve"> </w:t>
-      </w:r>
-      <w:r>
-        <w:rPr>
-          <w:b/>
-          <w:bCs/>
-        </w:rPr>
-        <w:t xml:space="preserve">GUI event</w:t>
-      </w:r>
-      <w:r>
-        <w:t xml:space="preserve"> </w:t>
-      </w:r>
-      <w:r>
-        <w:t xml:space="preserve">or a</w:t>
-      </w:r>
-      <w:r>
-        <w:t xml:space="preserve"> </w:t>
-      </w:r>
-      <w:r>
-        <w:rPr>
-          <w:b/>
-          <w:bCs/>
-        </w:rPr>
-        <w:t xml:space="preserve">window flag</w:t>
-      </w:r>
-      <w:r>
-        <w:t xml:space="preserve">, keep the values</w:t>
-      </w:r>
-      <w:r>
-        <w:t xml:space="preserve"> </w:t>
-      </w:r>
-      <w:r>
-        <w:t xml:space="preserve">synchronized between</w:t>
-      </w:r>
-      <w:r>
-        <w:t xml:space="preserve"> </w:t>
-      </w:r>
-      <w:r>
-        <w:rPr>
-          <w:rStyle w:val="VerbatimChar"/>
-        </w:rPr>
-        <w:t xml:space="preserve">kernel/gui/window.h</w:t>
-      </w:r>
-      <w:r>
-        <w:t xml:space="preserve"> </w:t>
-      </w:r>
-      <w:r>
-        <w:t xml:space="preserve">and the</w:t>
-      </w:r>
-      <w:r>
-        <w:t xml:space="preserve"> </w:t>
-      </w:r>
-      <w:r>
-        <w:rPr>
-          <w:rStyle w:val="VerbatimChar"/>
-        </w:rPr>
-        <w:t xml:space="preserve">#define</w:t>
-      </w:r>
-      <w:r>
-        <w:t xml:space="preserve">s in</w:t>
-      </w:r>
-      <w:r>
-        <w:t xml:space="preserve"> </w:t>
-      </w:r>
-      <w:r>
-        <w:rPr>
-          <w:rStyle w:val="VerbatimChar"/>
-        </w:rPr>
-        <w:t xml:space="preserve">user/kapi.h</w:t>
-      </w:r>
-      <w:r>
-        <w:t xml:space="preserve"> </w:t>
-      </w:r>
-      <w:r>
-        <w:t xml:space="preserve">(commented</w:t>
-      </w:r>
-      <w:r>
-        <w:t xml:space="preserve"> </w:t>
-      </w:r>
-      <w:r>
-        <w:t xml:space="preserve">"must match").</w:t>
-      </w:r>
-    </w:p>
-    <w:bookmarkEnd w:id="44"/>
-    <w:bookmarkStart w:id="45" w:name="X57cc4a25254639a1e87307c03f7beba3c173828"/>
-    <w:p>
-      <w:pPr>
-        <w:pStyle w:val="Heading2"/>
-      </w:pPr>
-      <w:r>
-        <w:t xml:space="preserve">11. Coding conventions</w:t>
-      </w:r>
-    </w:p>
-    <w:p>
-      <w:pPr>
-        <w:pStyle w:val="Compact"/>
-        <w:numPr>
-          <w:ilvl w:val="0"/>
           <w:numId w:val="1011"/>
         </w:numPr>
       </w:pPr>
       <w:r>
-        <w:rPr>
-          <w:b/>
-          <w:bCs/>
-        </w:rPr>
-        <w:t xml:space="preserve">Kernel (C++)</w:t>
-      </w:r>
-      <w:r>
-        <w:t xml:space="preserve">: Circle style.</w:t>
-      </w:r>
-      <w:r>
-        <w:t xml:space="preserve"> </w:t>
-      </w:r>
-      <w:r>
-        <w:rPr>
-          <w:rStyle w:val="VerbatimChar"/>
-        </w:rPr>
-        <w:t xml:space="preserve">CXxx</w:t>
-      </w:r>
-      <w:r>
-        <w:t xml:space="preserve"> </w:t>
-      </w:r>
-      <w:r>
-        <w:t xml:space="preserve">classes,</w:t>
-      </w:r>
-      <w:r>
-        <w:t xml:space="preserve"> </w:t>
-      </w:r>
-      <w:r>
-        <w:rPr>
-          <w:rStyle w:val="VerbatimChar"/>
-        </w:rPr>
-        <w:t xml:space="preserve">m_Xxx</w:t>
-      </w:r>
-      <w:r>
-        <w:t xml:space="preserve"> </w:t>
-      </w:r>
-      <w:r>
-        <w:t xml:space="preserve">members, CamelCase methods,</w:t>
-      </w:r>
-      <w:r>
-        <w:t xml:space="preserve"> </w:t>
-      </w:r>
-      <w:r>
-        <w:rPr>
-          <w:rStyle w:val="VerbatimChar"/>
-        </w:rPr>
-        <w:t xml:space="preserve">boolean</w:t>
-      </w:r>
-      <w:r>
-        <w:t xml:space="preserve">/</w:t>
-      </w:r>
-      <w:r>
-        <w:rPr>
-          <w:rStyle w:val="VerbatimChar"/>
-        </w:rPr>
-        <w:t xml:space="preserve">TRUE</w:t>
-      </w:r>
-      <w:r>
-        <w:t xml:space="preserve">/</w:t>
-      </w:r>
-      <w:r>
-        <w:rPr>
-          <w:rStyle w:val="VerbatimChar"/>
-        </w:rPr>
-        <w:t xml:space="preserve">FALSE</w:t>
-      </w:r>
-      <w:r>
-        <w:t xml:space="preserve"> </w:t>
-      </w:r>
-      <w:r>
-        <w:t xml:space="preserve">and Circle's</w:t>
-      </w:r>
-      <w:r>
-        <w:t xml:space="preserve"> </w:t>
-      </w:r>
-      <w:r>
-        <w:rPr>
-          <w:rStyle w:val="VerbatimChar"/>
-        </w:rPr>
-        <w:t xml:space="preserve">u8/u16/u32/u64</w:t>
-      </w:r>
-      <w:r>
-        <w:t xml:space="preserve"> </w:t>
-      </w:r>
-      <w:r>
-        <w:t xml:space="preserve">types. No exceptions or RTTI.</w:t>
-      </w:r>
-      <w:r>
-        <w:t xml:space="preserve"> </w:t>
-      </w:r>
-      <w:r>
-        <w:rPr>
-          <w:rStyle w:val="VerbatimChar"/>
+        <w:t xml:space="preserve">Rebuild (</w:t>
+      </w:r>
+      <w:r>
+        <w:rPr>
+          <w:rStyle w:val="VerbatimChar"/>
+        </w:rPr>
+        <w:t xml:space="preserve">make</w:t>
+      </w:r>
+      <w:r>
+        <w:t xml:space="preserve">). The apps that want the new function use it; the</w:t>
+      </w:r>
+      <w:r>
+        <w:t xml:space="preserve"> </w:t>
+      </w:r>
+      <w:r>
+        <w:t xml:space="preserve">old ones keep working (they ignore the new field).</w:t>
+      </w:r>
+    </w:p>
+    <w:p>
+      <w:pPr>
+        <w:pStyle w:val="BlockText"/>
+      </w:pPr>
+      <w:r>
+        <w:rPr>
+          <w:b/>
+          <w:bCs/>
+        </w:rPr>
+        <w:t xml:space="preserve">Golden rule:</w:t>
+      </w:r>
+      <w:r>
+        <w:t xml:space="preserve"> </w:t>
+      </w:r>
+      <w:r>
+        <w:t xml:space="preserve">never change the signature or the order of an existing field. If some</w:t>
+      </w:r>
+      <w:r>
+        <w:t xml:space="preserve"> </w:t>
+      </w:r>
+      <w:r>
+        <w:t xml:space="preserve">semantics must change, add a</w:t>
+      </w:r>
+      <w:r>
+        <w:t xml:space="preserve"> </w:t>
+      </w:r>
+      <w:r>
+        <w:rPr>
+          <w:b/>
+          <w:bCs/>
         </w:rPr>
         <w:t xml:space="preserve">new</w:t>
       </w:r>
       <w:r>
-        <w:t xml:space="preserve">/</w:t>
-      </w:r>
-      <w:r>
-        <w:rPr>
-          <w:rStyle w:val="VerbatimChar"/>
-        </w:rPr>
-        <w:t xml:space="preserve">delete</w:t>
-      </w:r>
-      <w:r>
-        <w:t xml:space="preserve"> </w:t>
-      </w:r>
-      <w:r>
-        <w:t xml:space="preserve">go through Circle's heap.</w:t>
-      </w:r>
-    </w:p>
-    <w:p>
-      <w:pPr>
-        <w:pStyle w:val="Compact"/>
-        <w:numPr>
-          <w:ilvl w:val="0"/>
-          <w:numId w:val="1011"/>
-        </w:numPr>
-      </w:pPr>
-      <w:r>
-        <w:rPr>
-          <w:b/>
-          <w:bCs/>
-        </w:rPr>
-        <w:t xml:space="preserve">Userland (C)</w:t>
-      </w:r>
-      <w:r>
-        <w:t xml:space="preserve">: freestanding C.</w:t>
-      </w:r>
-      <w:r>
-        <w:t xml:space="preserve"> </w:t>
-      </w:r>
-      <w:r>
-        <w:rPr>
-          <w:rStyle w:val="VerbatimChar"/>
-        </w:rPr>
-        <w:t xml:space="preserve">ax_</w:t>
-      </w:r>
-      <w:r>
-        <w:t xml:space="preserve"> </w:t>
-      </w:r>
-      <w:r>
-        <w:t xml:space="preserve">prefix for the</w:t>
-      </w:r>
-      <w:r>
-        <w:t xml:space="preserve"> </w:t>
-      </w:r>
-      <w:r>
-        <w:rPr>
-          <w:rStyle w:val="VerbatimChar"/>
-        </w:rPr>
-        <w:t xml:space="preserve">applib.h</w:t>
-      </w:r>
-      <w:r>
-        <w:t xml:space="preserve"> </w:t>
-      </w:r>
-      <w:r>
-        <w:t xml:space="preserve">helpers. Globals</w:t>
-      </w:r>
-      <w:r>
-        <w:t xml:space="preserve"> </w:t>
-      </w:r>
-      <w:r>
-        <w:rPr>
-          <w:rStyle w:val="VerbatimChar"/>
-        </w:rPr>
-        <w:t xml:space="preserve">g_xxx</w:t>
-      </w:r>
-      <w:r>
-        <w:t xml:space="preserve">. Bounded static buffers (no dynamic allocation on the app side in general).</w:t>
-      </w:r>
-    </w:p>
-    <w:p>
-      <w:pPr>
-        <w:pStyle w:val="Compact"/>
-        <w:numPr>
-          <w:ilvl w:val="0"/>
-          <w:numId w:val="1011"/>
-        </w:numPr>
-      </w:pPr>
-      <w:r>
-        <w:rPr>
-          <w:b/>
-          <w:bCs/>
-        </w:rPr>
-        <w:t xml:space="preserve">kapi</w:t>
-      </w:r>
-      <w:r>
-        <w:t xml:space="preserve">:</w:t>
-      </w:r>
-      <w:r>
-        <w:t xml:space="preserve"> </w:t>
-      </w:r>
-      <w:r>
-        <w:rPr>
-          <w:rStyle w:val="VerbatimChar"/>
-        </w:rPr>
-        <w:t xml:space="preserve">extern "C"</w:t>
-      </w:r>
-      <w:r>
-        <w:t xml:space="preserve"> </w:t>
-      </w:r>
-      <w:r>
-        <w:t xml:space="preserve">functions named</w:t>
-      </w:r>
-      <w:r>
-        <w:t xml:space="preserve"> </w:t>
-      </w:r>
-      <w:r>
-        <w:rPr>
-          <w:rStyle w:val="VerbatimChar"/>
-        </w:rPr>
-        <w:t xml:space="preserve">kapi_xxx</w:t>
-      </w:r>
-      <w:r>
-        <w:t xml:space="preserve"> </w:t>
-      </w:r>
-      <w:r>
-        <w:t xml:space="preserve">on the kernel side; inline wrappers</w:t>
-      </w:r>
-      <w:r>
-        <w:t xml:space="preserve"> </w:t>
-      </w:r>
-      <w:r>
-        <w:rPr>
-          <w:rStyle w:val="VerbatimChar"/>
-        </w:rPr>
-        <w:t xml:space="preserve">kapi_xxx</w:t>
-      </w:r>
-      <w:r>
-        <w:t xml:space="preserve"> </w:t>
-      </w:r>
-      <w:r>
-        <w:t xml:space="preserve">on the app side.</w:t>
-      </w:r>
-    </w:p>
-    <w:p>
-      <w:pPr>
-        <w:pStyle w:val="Compact"/>
-        <w:numPr>
-          <w:ilvl w:val="0"/>
-          <w:numId w:val="1011"/>
-        </w:numPr>
-      </w:pPr>
-      <w:r>
-        <w:t xml:space="preserve">Respect the</w:t>
-      </w:r>
-      <w:r>
-        <w:t xml:space="preserve"> </w:t>
-      </w:r>
-      <w:r>
-        <w:rPr>
-          <w:b/>
-          <w:bCs/>
-        </w:rPr>
-        <w:t xml:space="preserve">comment density</w:t>
+        <w:t xml:space="preserve"> </w:t>
+      </w:r>
+      <w:r>
+        <w:t xml:space="preserve">entry. An app can query</w:t>
+      </w:r>
+      <w:r>
+        <w:t xml:space="preserve"> </w:t>
+      </w:r>
+      <w:r>
+        <w:rPr>
+          <w:rStyle w:val="VerbatimChar"/>
+        </w:rPr>
+        <w:t xml:space="preserve">((const struct TKApiTable *)KAPI_TABLE_VA)-&gt;version</w:t>
+      </w:r>
+      <w:r>
+        <w:t xml:space="preserve"> </w:t>
+      </w:r>
+      <w:r>
+        <w:t xml:space="preserve">to find out what is available.</w:t>
+      </w:r>
+    </w:p>
+    <w:p>
+      <w:pPr>
+        <w:pStyle w:val="FirstParagraph"/>
+      </w:pPr>
+      <w:r>
+        <w:t xml:space="preserve">If you add a new</w:t>
+      </w:r>
+      <w:r>
+        <w:t xml:space="preserve"> </w:t>
+      </w:r>
+      <w:r>
+        <w:rPr>
+          <w:b/>
+          <w:bCs/>
+        </w:rPr>
+        <w:t xml:space="preserve">GUI event</w:t>
+      </w:r>
+      <w:r>
+        <w:t xml:space="preserve"> </w:t>
+      </w:r>
+      <w:r>
+        <w:t xml:space="preserve">or a</w:t>
+      </w:r>
+      <w:r>
+        <w:t xml:space="preserve"> </w:t>
+      </w:r>
+      <w:r>
+        <w:rPr>
+          <w:b/>
+          <w:bCs/>
+        </w:rPr>
+        <w:t xml:space="preserve">window flag</w:t>
+      </w:r>
+      <w:r>
+        <w:t xml:space="preserve">, keep the values</w:t>
+      </w:r>
+      <w:r>
+        <w:t xml:space="preserve"> </w:t>
+      </w:r>
+      <w:r>
+        <w:t xml:space="preserve">synchronized between</w:t>
+      </w:r>
+      <w:r>
+        <w:t xml:space="preserve"> </w:t>
+      </w:r>
+      <w:r>
+        <w:rPr>
+          <w:rStyle w:val="VerbatimChar"/>
+        </w:rPr>
+        <w:t xml:space="preserve">kernel/gui/window.h</w:t>
       </w:r>
       <w:r>
         <w:t xml:space="preserve"> </w:t>
@@ -9361,127 +9660,43 @@
       </w:r>
       <w:r>
         <w:rPr>
-          <w:b/>
-          <w:bCs/>
-        </w:rPr>
-        <w:t xml:space="preserve">idiom</w:t>
-      </w:r>
-      <w:r>
-        <w:t xml:space="preserve"> </w:t>
-      </w:r>
-      <w:r>
-        <w:t xml:space="preserve">of the file you are modifying.</w:t>
-      </w:r>
-    </w:p>
-    <w:p>
-      <w:pPr>
-        <w:pStyle w:val="Compact"/>
-        <w:numPr>
-          <w:ilvl w:val="0"/>
-          <w:numId w:val="1011"/>
-        </w:numPr>
-      </w:pPr>
-      <w:r>
-        <w:rPr>
-          <w:b/>
-          <w:bCs/>
-        </w:rPr>
-        <w:t xml:space="preserve">Git</w:t>
-      </w:r>
-      <w:r>
-        <w:t xml:space="preserve">: commit into the</w:t>
-      </w:r>
-      <w:r>
-        <w:t xml:space="preserve"> </w:t>
-      </w:r>
-      <w:r>
-        <w:rPr>
-          <w:b/>
-          <w:bCs/>
-        </w:rPr>
-        <w:t xml:space="preserve">Onyx repo</w:t>
-      </w:r>
-      <w:r>
-        <w:t xml:space="preserve"> </w:t>
-      </w:r>
-      <w:r>
-        <w:t xml:space="preserve">explicitly — the current working directory (cwd)</w:t>
-      </w:r>
-      <w:r>
-        <w:t xml:space="preserve"> </w:t>
-      </w:r>
-      <w:r>
-        <w:t xml:space="preserve">drifts; a bare</w:t>
-      </w:r>
-      <w:r>
-        <w:t xml:space="preserve"> </w:t>
-      </w:r>
-      <w:r>
-        <w:rPr>
-          <w:rStyle w:val="VerbatimChar"/>
-        </w:rPr>
-        <w:t xml:space="preserve">git</w:t>
-      </w:r>
-      <w:r>
-        <w:t xml:space="preserve"> </w:t>
-      </w:r>
-      <w:r>
-        <w:t xml:space="preserve">may land in the wrong repo. (Note:</w:t>
-      </w:r>
-      <w:r>
-        <w:t xml:space="preserve"> </w:t>
-      </w:r>
-      <w:r>
-        <w:rPr>
-          <w:rStyle w:val="VerbatimChar"/>
-        </w:rPr>
-        <w:t xml:space="preserve">circle/</w:t>
-      </w:r>
-      <w:r>
-        <w:t xml:space="preserve"> </w:t>
-      </w:r>
-      <w:r>
-        <w:t xml:space="preserve">is not</w:t>
-      </w:r>
-      <w:r>
-        <w:t xml:space="preserve"> </w:t>
-      </w:r>
-      <w:r>
-        <w:t xml:space="preserve">committed in this repo.)</w:t>
-      </w:r>
-    </w:p>
-    <w:bookmarkEnd w:id="45"/>
-    <w:bookmarkStart w:id="47" w:name="Xe2e8f17f312baf0f280f8a3dfcc5fa34b4105bf"/>
+          <w:rStyle w:val="VerbatimChar"/>
+        </w:rPr>
+        <w:t xml:space="preserve">#define</w:t>
+      </w:r>
+      <w:r>
+        <w:t xml:space="preserve">s in</w:t>
+      </w:r>
+      <w:r>
+        <w:t xml:space="preserve"> </w:t>
+      </w:r>
+      <w:r>
+        <w:rPr>
+          <w:rStyle w:val="VerbatimChar"/>
+        </w:rPr>
+        <w:t xml:space="preserve">user/kapi.h</w:t>
+      </w:r>
+      <w:r>
+        <w:t xml:space="preserve"> </w:t>
+      </w:r>
+      <w:r>
+        <w:t xml:space="preserve">(commented</w:t>
+      </w:r>
+      <w:r>
+        <w:t xml:space="preserve"> </w:t>
+      </w:r>
+      <w:r>
+        <w:t xml:space="preserve">"must match").</w:t>
+      </w:r>
+    </w:p>
+    <w:bookmarkEnd w:id="48"/>
+    <w:bookmarkStart w:id="49" w:name="X57cc4a25254639a1e87307c03f7beba3c173828"/>
     <w:p>
       <w:pPr>
         <w:pStyle w:val="Heading2"/>
       </w:pPr>
       <w:r>
-        <w:t xml:space="preserve">12. Debugging on hardware</w:t>
-      </w:r>
-    </w:p>
-    <w:p>
-      <w:pPr>
-        <w:pStyle w:val="FirstParagraph"/>
-      </w:pPr>
-      <w:r>
-        <w:t xml:space="preserve">Bring-up is done</w:t>
-      </w:r>
-      <w:r>
-        <w:t xml:space="preserve"> </w:t>
-      </w:r>
-      <w:r>
-        <w:rPr>
-          <w:b/>
-          <w:bCs/>
-        </w:rPr>
-        <w:t xml:space="preserve">directly on the Pi 4</w:t>
-      </w:r>
-      <w:r>
-        <w:t xml:space="preserve"> </w:t>
-      </w:r>
-      <w:r>
-        <w:t xml:space="preserve">(no QEMU raspi4b). Tools:</w:t>
+        <w:t xml:space="preserve">11. Coding conventions</w:t>
       </w:r>
     </w:p>
     <w:p>
@@ -9497,49 +9712,112 @@
           <w:b/>
           <w:bCs/>
         </w:rPr>
-        <w:t xml:space="preserve">On-screen exception dump</w:t>
-      </w:r>
-      <w:r>
-        <w:t xml:space="preserve">: an EL1 synchronous fault (or an EL0 fault) paints a</w:t>
-      </w:r>
-      <w:r>
-        <w:t xml:space="preserve"> </w:t>
-      </w:r>
-      <w:r>
-        <w:t xml:space="preserve">panic + register dump on the HDMI framebuffer (</w:t>
-      </w:r>
-      <w:r>
-        <w:rPr>
-          <w:rStyle w:val="VerbatimChar"/>
-        </w:rPr>
-        <w:t xml:space="preserve">PanicToScreen</w:t>
-      </w:r>
-      <w:r>
-        <w:t xml:space="preserve"> </w:t>
-      </w:r>
-      <w:r>
-        <w:t xml:space="preserve">+ Circle's handler).</w:t>
-      </w:r>
-      <w:r>
-        <w:t xml:space="preserve"> </w:t>
-      </w:r>
-      <w:r>
-        <w:t xml:space="preserve">Note the</w:t>
-      </w:r>
-      <w:r>
-        <w:t xml:space="preserve"> </w:t>
-      </w:r>
-      <w:r>
-        <w:rPr>
-          <w:rStyle w:val="VerbatimChar"/>
-        </w:rPr>
-        <w:t xml:space="preserve">ELR</w:t>
-      </w:r>
-      <w:r>
-        <w:t xml:space="preserve"> </w:t>
-      </w:r>
-      <w:r>
-        <w:t xml:space="preserve">(faulting PC).</w:t>
+        <w:t xml:space="preserve">Kernel (C++)</w:t>
+      </w:r>
+      <w:r>
+        <w:t xml:space="preserve">: Circle style.</w:t>
+      </w:r>
+      <w:r>
+        <w:t xml:space="preserve"> </w:t>
+      </w:r>
+      <w:r>
+        <w:rPr>
+          <w:rStyle w:val="VerbatimChar"/>
+        </w:rPr>
+        <w:t xml:space="preserve">CXxx</w:t>
+      </w:r>
+      <w:r>
+        <w:t xml:space="preserve"> </w:t>
+      </w:r>
+      <w:r>
+        <w:t xml:space="preserve">classes,</w:t>
+      </w:r>
+      <w:r>
+        <w:t xml:space="preserve"> </w:t>
+      </w:r>
+      <w:r>
+        <w:rPr>
+          <w:rStyle w:val="VerbatimChar"/>
+        </w:rPr>
+        <w:t xml:space="preserve">m_Xxx</w:t>
+      </w:r>
+      <w:r>
+        <w:t xml:space="preserve"> </w:t>
+      </w:r>
+      <w:r>
+        <w:t xml:space="preserve">members, CamelCase methods,</w:t>
+      </w:r>
+      <w:r>
+        <w:t xml:space="preserve"> </w:t>
+      </w:r>
+      <w:r>
+        <w:rPr>
+          <w:rStyle w:val="VerbatimChar"/>
+        </w:rPr>
+        <w:t xml:space="preserve">boolean</w:t>
+      </w:r>
+      <w:r>
+        <w:t xml:space="preserve">/</w:t>
+      </w:r>
+      <w:r>
+        <w:rPr>
+          <w:rStyle w:val="VerbatimChar"/>
+        </w:rPr>
+        <w:t xml:space="preserve">TRUE</w:t>
+      </w:r>
+      <w:r>
+        <w:t xml:space="preserve">/</w:t>
+      </w:r>
+      <w:r>
+        <w:rPr>
+          <w:rStyle w:val="VerbatimChar"/>
+        </w:rPr>
+        <w:t xml:space="preserve">FALSE</w:t>
+      </w:r>
+      <w:r>
+        <w:t xml:space="preserve"> </w:t>
+      </w:r>
+      <w:r>
+        <w:t xml:space="preserve">and Circle's</w:t>
+      </w:r>
+      <w:r>
+        <w:t xml:space="preserve"> </w:t>
+      </w:r>
+      <w:r>
+        <w:rPr>
+          <w:rStyle w:val="VerbatimChar"/>
+        </w:rPr>
+        <w:t xml:space="preserve">u8/u16/u32/u64</w:t>
+      </w:r>
+      <w:r>
+        <w:t xml:space="preserve"> </w:t>
+      </w:r>
+      <w:r>
+        <w:t xml:space="preserve">types. No exceptions or RTTI.</w:t>
+      </w:r>
+      <w:r>
+        <w:t xml:space="preserve"> </w:t>
+      </w:r>
+      <w:r>
+        <w:rPr>
+          <w:rStyle w:val="VerbatimChar"/>
+        </w:rPr>
+        <w:t xml:space="preserve">new</w:t>
+      </w:r>
+      <w:r>
+        <w:t xml:space="preserve">/</w:t>
+      </w:r>
+      <w:r>
+        <w:rPr>
+          <w:rStyle w:val="VerbatimChar"/>
+        </w:rPr>
+        <w:t xml:space="preserve">delete</w:t>
+      </w:r>
+      <w:r>
+        <w:t xml:space="preserve"> </w:t>
+      </w:r>
+      <w:r>
+        <w:t xml:space="preserve">go through Circle's heap.</w:t>
       </w:r>
     </w:p>
     <w:p>
@@ -9552,62 +9830,55 @@
       </w:pPr>
       <w:r>
         <w:rPr>
-          <w:rStyle w:val="VerbatimChar"/>
-          <w:b/>
-          <w:bCs/>
-        </w:rPr>
-        <w:t xml:space="preserve">addr2line</w:t>
-      </w:r>
-      <w:r>
-        <w:t xml:space="preserve">:</w:t>
-      </w:r>
-      <w:r>
-        <w:t xml:space="preserve"> </w:t>
-      </w:r>
-      <w:r>
-        <w:rPr>
-          <w:rStyle w:val="VerbatimChar"/>
-        </w:rPr>
-        <w:t xml:space="preserve">aarch64-none-elf-addr2line -e kernel8-rpi4.elf &lt;ELR&gt;</w:t>
-      </w:r>
-      <w:r>
-        <w:t xml:space="preserve"> </w:t>
-      </w:r>
-      <w:r>
-        <w:t xml:space="preserve">to locate</w:t>
-      </w:r>
-      <w:r>
-        <w:t xml:space="preserve"> </w:t>
-      </w:r>
-      <w:r>
-        <w:t xml:space="preserve">the faulting line (keep the unstripped</w:t>
-      </w:r>
-      <w:r>
-        <w:t xml:space="preserve"> </w:t>
-      </w:r>
-      <w:r>
-        <w:rPr>
-          <w:rStyle w:val="VerbatimChar"/>
-        </w:rPr>
-        <w:t xml:space="preserve">.elf</w:t>
-      </w:r>
-      <w:r>
-        <w:t xml:space="preserve"> </w:t>
-      </w:r>
-      <w:r>
-        <w:t xml:space="preserve">next to the</w:t>
-      </w:r>
-      <w:r>
-        <w:t xml:space="preserve"> </w:t>
-      </w:r>
-      <w:r>
-        <w:rPr>
-          <w:rStyle w:val="VerbatimChar"/>
-        </w:rPr>
-        <w:t xml:space="preserve">.img</w:t>
-      </w:r>
-      <w:r>
-        <w:t xml:space="preserve">).</w:t>
+          <w:b/>
+          <w:bCs/>
+        </w:rPr>
+        <w:t xml:space="preserve">Userland (C)</w:t>
+      </w:r>
+      <w:r>
+        <w:t xml:space="preserve">: freestanding C.</w:t>
+      </w:r>
+      <w:r>
+        <w:t xml:space="preserve"> </w:t>
+      </w:r>
+      <w:r>
+        <w:rPr>
+          <w:rStyle w:val="VerbatimChar"/>
+        </w:rPr>
+        <w:t xml:space="preserve">ax_</w:t>
+      </w:r>
+      <w:r>
+        <w:t xml:space="preserve"> </w:t>
+      </w:r>
+      <w:r>
+        <w:t xml:space="preserve">prefix for the</w:t>
+      </w:r>
+      <w:r>
+        <w:t xml:space="preserve"> </w:t>
+      </w:r>
+      <w:r>
+        <w:rPr>
+          <w:rStyle w:val="VerbatimChar"/>
+        </w:rPr>
+        <w:t xml:space="preserve">applib.h</w:t>
+      </w:r>
+      <w:r>
+        <w:t xml:space="preserve"> </w:t>
+      </w:r>
+      <w:r>
+        <w:t xml:space="preserve">helpers. Globals</w:t>
+      </w:r>
+      <w:r>
+        <w:t xml:space="preserve"> </w:t>
+      </w:r>
+      <w:r>
+        <w:rPr>
+          <w:rStyle w:val="VerbatimChar"/>
+        </w:rPr>
+        <w:t xml:space="preserve">g_xxx</w:t>
+      </w:r>
+      <w:r>
+        <w:t xml:space="preserve">. Bounded static buffers (no dynamic allocation on the app side in general).</w:t>
       </w:r>
     </w:p>
     <w:p>
@@ -9623,7 +9894,7 @@
           <w:b/>
           <w:bCs/>
         </w:rPr>
-        <w:t xml:space="preserve">Serial console</w:t>
+        <w:t xml:space="preserve">kapi</w:t>
       </w:r>
       <w:r>
         <w:t xml:space="preserve">:</w:t>
@@ -9635,65 +9906,43 @@
         <w:rPr>
           <w:rStyle w:val="VerbatimChar"/>
         </w:rPr>
-        <w:t xml:space="preserve">config.txt</w:t>
-      </w:r>
-      <w:r>
-        <w:t xml:space="preserve"> </w:t>
-      </w:r>
-      <w:r>
-        <w:t xml:space="preserve">must have</w:t>
-      </w:r>
-      <w:r>
-        <w:t xml:space="preserve"> </w:t>
-      </w:r>
-      <w:r>
-        <w:rPr>
-          <w:rStyle w:val="VerbatimChar"/>
-        </w:rPr>
-        <w:t xml:space="preserve">enable_uart=1</w:t>
-      </w:r>
-      <w:r>
-        <w:t xml:space="preserve"> </w:t>
-      </w:r>
-      <w:r>
-        <w:t xml:space="preserve">(PL011 clock). The boot</w:t>
-      </w:r>
-      <w:r>
-        <w:t xml:space="preserve"> </w:t>
-      </w:r>
-      <w:r>
-        <w:t xml:space="preserve">log goes</w:t>
-      </w:r>
-      <w:r>
-        <w:t xml:space="preserve"> </w:t>
-      </w:r>
-      <w:r>
-        <w:rPr>
-          <w:b/>
-          <w:bCs/>
-        </w:rPr>
-        <w:t xml:space="preserve">also</w:t>
-      </w:r>
-      <w:r>
-        <w:t xml:space="preserve"> </w:t>
-      </w:r>
-      <w:r>
-        <w:t xml:space="preserve">to the HDMI screen (</w:t>
-      </w:r>
-      <w:r>
-        <w:rPr>
-          <w:rStyle w:val="VerbatimChar"/>
-        </w:rPr>
-        <w:t xml:space="preserve">CScreenDevice</w:t>
-      </w:r>
-      <w:r>
-        <w:t xml:space="preserve">) so it is readable without a serial</w:t>
-      </w:r>
-      <w:r>
-        <w:t xml:space="preserve"> </w:t>
-      </w:r>
-      <w:r>
-        <w:t xml:space="preserve">cable.</w:t>
+        <w:t xml:space="preserve">extern "C"</w:t>
+      </w:r>
+      <w:r>
+        <w:t xml:space="preserve"> </w:t>
+      </w:r>
+      <w:r>
+        <w:t xml:space="preserve">functions named</w:t>
+      </w:r>
+      <w:r>
+        <w:t xml:space="preserve"> </w:t>
+      </w:r>
+      <w:r>
+        <w:rPr>
+          <w:rStyle w:val="VerbatimChar"/>
+        </w:rPr>
+        <w:t xml:space="preserve">kapi_xxx</w:t>
+      </w:r>
+      <w:r>
+        <w:t xml:space="preserve"> </w:t>
+      </w:r>
+      <w:r>
+        <w:t xml:space="preserve">on the kernel side; inline wrappers</w:t>
+      </w:r>
+      <w:r>
+        <w:t xml:space="preserve"> </w:t>
+      </w:r>
+      <w:r>
+        <w:rPr>
+          <w:rStyle w:val="VerbatimChar"/>
+        </w:rPr>
+        <w:t xml:space="preserve">kapi_xxx</w:t>
+      </w:r>
+      <w:r>
+        <w:t xml:space="preserve"> </w:t>
+      </w:r>
+      <w:r>
+        <w:t xml:space="preserve">on the app side.</w:t>
       </w:r>
     </w:p>
     <w:p>
@@ -9705,6 +9954,373 @@
         </w:numPr>
       </w:pPr>
       <w:r>
+        <w:t xml:space="preserve">Respect the</w:t>
+      </w:r>
+      <w:r>
+        <w:t xml:space="preserve"> </w:t>
+      </w:r>
+      <w:r>
+        <w:rPr>
+          <w:b/>
+          <w:bCs/>
+        </w:rPr>
+        <w:t xml:space="preserve">comment density</w:t>
+      </w:r>
+      <w:r>
+        <w:t xml:space="preserve"> </w:t>
+      </w:r>
+      <w:r>
+        <w:t xml:space="preserve">and the</w:t>
+      </w:r>
+      <w:r>
+        <w:t xml:space="preserve"> </w:t>
+      </w:r>
+      <w:r>
+        <w:rPr>
+          <w:b/>
+          <w:bCs/>
+        </w:rPr>
+        <w:t xml:space="preserve">idiom</w:t>
+      </w:r>
+      <w:r>
+        <w:t xml:space="preserve"> </w:t>
+      </w:r>
+      <w:r>
+        <w:t xml:space="preserve">of the file you are modifying.</w:t>
+      </w:r>
+    </w:p>
+    <w:p>
+      <w:pPr>
+        <w:pStyle w:val="Compact"/>
+        <w:numPr>
+          <w:ilvl w:val="0"/>
+          <w:numId w:val="1012"/>
+        </w:numPr>
+      </w:pPr>
+      <w:r>
+        <w:rPr>
+          <w:b/>
+          <w:bCs/>
+        </w:rPr>
+        <w:t xml:space="preserve">Git</w:t>
+      </w:r>
+      <w:r>
+        <w:t xml:space="preserve">: commit into the</w:t>
+      </w:r>
+      <w:r>
+        <w:t xml:space="preserve"> </w:t>
+      </w:r>
+      <w:r>
+        <w:rPr>
+          <w:b/>
+          <w:bCs/>
+        </w:rPr>
+        <w:t xml:space="preserve">Onyx repo</w:t>
+      </w:r>
+      <w:r>
+        <w:t xml:space="preserve"> </w:t>
+      </w:r>
+      <w:r>
+        <w:t xml:space="preserve">explicitly — the current working directory (cwd)</w:t>
+      </w:r>
+      <w:r>
+        <w:t xml:space="preserve"> </w:t>
+      </w:r>
+      <w:r>
+        <w:t xml:space="preserve">drifts; a bare</w:t>
+      </w:r>
+      <w:r>
+        <w:t xml:space="preserve"> </w:t>
+      </w:r>
+      <w:r>
+        <w:rPr>
+          <w:rStyle w:val="VerbatimChar"/>
+        </w:rPr>
+        <w:t xml:space="preserve">git</w:t>
+      </w:r>
+      <w:r>
+        <w:t xml:space="preserve"> </w:t>
+      </w:r>
+      <w:r>
+        <w:t xml:space="preserve">may land in the wrong repo. (Note:</w:t>
+      </w:r>
+      <w:r>
+        <w:t xml:space="preserve"> </w:t>
+      </w:r>
+      <w:r>
+        <w:rPr>
+          <w:rStyle w:val="VerbatimChar"/>
+        </w:rPr>
+        <w:t xml:space="preserve">circle/</w:t>
+      </w:r>
+      <w:r>
+        <w:t xml:space="preserve"> </w:t>
+      </w:r>
+      <w:r>
+        <w:t xml:space="preserve">is not</w:t>
+      </w:r>
+      <w:r>
+        <w:t xml:space="preserve"> </w:t>
+      </w:r>
+      <w:r>
+        <w:t xml:space="preserve">committed in this repo.)</w:t>
+      </w:r>
+    </w:p>
+    <w:bookmarkEnd w:id="49"/>
+    <w:bookmarkStart w:id="51" w:name="Xe2e8f17f312baf0f280f8a3dfcc5fa34b4105bf"/>
+    <w:p>
+      <w:pPr>
+        <w:pStyle w:val="Heading2"/>
+      </w:pPr>
+      <w:r>
+        <w:t xml:space="preserve">12. Debugging on hardware</w:t>
+      </w:r>
+    </w:p>
+    <w:p>
+      <w:pPr>
+        <w:pStyle w:val="FirstParagraph"/>
+      </w:pPr>
+      <w:r>
+        <w:t xml:space="preserve">Bring-up is done</w:t>
+      </w:r>
+      <w:r>
+        <w:t xml:space="preserve"> </w:t>
+      </w:r>
+      <w:r>
+        <w:rPr>
+          <w:b/>
+          <w:bCs/>
+        </w:rPr>
+        <w:t xml:space="preserve">directly on the Pi 4</w:t>
+      </w:r>
+      <w:r>
+        <w:t xml:space="preserve"> </w:t>
+      </w:r>
+      <w:r>
+        <w:t xml:space="preserve">(no QEMU raspi4b). Tools:</w:t>
+      </w:r>
+    </w:p>
+    <w:p>
+      <w:pPr>
+        <w:pStyle w:val="Compact"/>
+        <w:numPr>
+          <w:ilvl w:val="0"/>
+          <w:numId w:val="1013"/>
+        </w:numPr>
+      </w:pPr>
+      <w:r>
+        <w:rPr>
+          <w:b/>
+          <w:bCs/>
+        </w:rPr>
+        <w:t xml:space="preserve">On-screen exception dump</w:t>
+      </w:r>
+      <w:r>
+        <w:t xml:space="preserve">: an EL1 synchronous fault (or an EL0 fault) paints a</w:t>
+      </w:r>
+      <w:r>
+        <w:t xml:space="preserve"> </w:t>
+      </w:r>
+      <w:r>
+        <w:t xml:space="preserve">panic + register dump on the HDMI framebuffer (</w:t>
+      </w:r>
+      <w:r>
+        <w:rPr>
+          <w:rStyle w:val="VerbatimChar"/>
+        </w:rPr>
+        <w:t xml:space="preserve">PanicToScreen</w:t>
+      </w:r>
+      <w:r>
+        <w:t xml:space="preserve"> </w:t>
+      </w:r>
+      <w:r>
+        <w:t xml:space="preserve">+ Circle's handler).</w:t>
+      </w:r>
+      <w:r>
+        <w:t xml:space="preserve"> </w:t>
+      </w:r>
+      <w:r>
+        <w:t xml:space="preserve">Note the</w:t>
+      </w:r>
+      <w:r>
+        <w:t xml:space="preserve"> </w:t>
+      </w:r>
+      <w:r>
+        <w:rPr>
+          <w:rStyle w:val="VerbatimChar"/>
+        </w:rPr>
+        <w:t xml:space="preserve">ELR</w:t>
+      </w:r>
+      <w:r>
+        <w:t xml:space="preserve"> </w:t>
+      </w:r>
+      <w:r>
+        <w:t xml:space="preserve">(faulting PC).</w:t>
+      </w:r>
+    </w:p>
+    <w:p>
+      <w:pPr>
+        <w:pStyle w:val="Compact"/>
+        <w:numPr>
+          <w:ilvl w:val="0"/>
+          <w:numId w:val="1013"/>
+        </w:numPr>
+      </w:pPr>
+      <w:r>
+        <w:rPr>
+          <w:rStyle w:val="VerbatimChar"/>
+          <w:b/>
+          <w:bCs/>
+        </w:rPr>
+        <w:t xml:space="preserve">addr2line</w:t>
+      </w:r>
+      <w:r>
+        <w:t xml:space="preserve">:</w:t>
+      </w:r>
+      <w:r>
+        <w:t xml:space="preserve"> </w:t>
+      </w:r>
+      <w:r>
+        <w:rPr>
+          <w:rStyle w:val="VerbatimChar"/>
+        </w:rPr>
+        <w:t xml:space="preserve">aarch64-none-elf-addr2line -e kernel8-rpi4.elf &lt;ELR&gt;</w:t>
+      </w:r>
+      <w:r>
+        <w:t xml:space="preserve"> </w:t>
+      </w:r>
+      <w:r>
+        <w:t xml:space="preserve">to locate</w:t>
+      </w:r>
+      <w:r>
+        <w:t xml:space="preserve"> </w:t>
+      </w:r>
+      <w:r>
+        <w:t xml:space="preserve">the faulting line (keep the unstripped</w:t>
+      </w:r>
+      <w:r>
+        <w:t xml:space="preserve"> </w:t>
+      </w:r>
+      <w:r>
+        <w:rPr>
+          <w:rStyle w:val="VerbatimChar"/>
+        </w:rPr>
+        <w:t xml:space="preserve">.elf</w:t>
+      </w:r>
+      <w:r>
+        <w:t xml:space="preserve"> </w:t>
+      </w:r>
+      <w:r>
+        <w:t xml:space="preserve">next to the</w:t>
+      </w:r>
+      <w:r>
+        <w:t xml:space="preserve"> </w:t>
+      </w:r>
+      <w:r>
+        <w:rPr>
+          <w:rStyle w:val="VerbatimChar"/>
+        </w:rPr>
+        <w:t xml:space="preserve">.img</w:t>
+      </w:r>
+      <w:r>
+        <w:t xml:space="preserve">).</w:t>
+      </w:r>
+    </w:p>
+    <w:p>
+      <w:pPr>
+        <w:pStyle w:val="Compact"/>
+        <w:numPr>
+          <w:ilvl w:val="0"/>
+          <w:numId w:val="1013"/>
+        </w:numPr>
+      </w:pPr>
+      <w:r>
+        <w:rPr>
+          <w:b/>
+          <w:bCs/>
+        </w:rPr>
+        <w:t xml:space="preserve">Serial console</w:t>
+      </w:r>
+      <w:r>
+        <w:t xml:space="preserve">:</w:t>
+      </w:r>
+      <w:r>
+        <w:t xml:space="preserve"> </w:t>
+      </w:r>
+      <w:r>
+        <w:rPr>
+          <w:rStyle w:val="VerbatimChar"/>
+        </w:rPr>
+        <w:t xml:space="preserve">config.txt</w:t>
+      </w:r>
+      <w:r>
+        <w:t xml:space="preserve"> </w:t>
+      </w:r>
+      <w:r>
+        <w:t xml:space="preserve">must have</w:t>
+      </w:r>
+      <w:r>
+        <w:t xml:space="preserve"> </w:t>
+      </w:r>
+      <w:r>
+        <w:rPr>
+          <w:rStyle w:val="VerbatimChar"/>
+        </w:rPr>
+        <w:t xml:space="preserve">enable_uart=1</w:t>
+      </w:r>
+      <w:r>
+        <w:t xml:space="preserve"> </w:t>
+      </w:r>
+      <w:r>
+        <w:t xml:space="preserve">(PL011 clock). The boot</w:t>
+      </w:r>
+      <w:r>
+        <w:t xml:space="preserve"> </w:t>
+      </w:r>
+      <w:r>
+        <w:t xml:space="preserve">log goes</w:t>
+      </w:r>
+      <w:r>
+        <w:t xml:space="preserve"> </w:t>
+      </w:r>
+      <w:r>
+        <w:rPr>
+          <w:b/>
+          <w:bCs/>
+        </w:rPr>
+        <w:t xml:space="preserve">also</w:t>
+      </w:r>
+      <w:r>
+        <w:t xml:space="preserve"> </w:t>
+      </w:r>
+      <w:r>
+        <w:t xml:space="preserve">to the HDMI screen (</w:t>
+      </w:r>
+      <w:r>
+        <w:rPr>
+          <w:rStyle w:val="VerbatimChar"/>
+        </w:rPr>
+        <w:t xml:space="preserve">CScreenDevice</w:t>
+      </w:r>
+      <w:r>
+        <w:t xml:space="preserve">) so it is readable without a serial</w:t>
+      </w:r>
+      <w:r>
+        <w:t xml:space="preserve"> </w:t>
+      </w:r>
+      <w:r>
+        <w:t xml:space="preserve">cable.</w:t>
+      </w:r>
+    </w:p>
+    <w:p>
+      <w:pPr>
+        <w:pStyle w:val="Compact"/>
+        <w:numPr>
+          <w:ilvl w:val="0"/>
+          <w:numId w:val="1013"/>
+        </w:numPr>
+      </w:pPr>
+      <w:r>
         <w:rPr>
           <w:b/>
           <w:bCs/>
@@ -9723,7 +10339,7 @@
       <w:r>
         <w:t xml:space="preserve"> </w:t>
       </w:r>
-      <w:hyperlink r:id="rId46">
+      <w:hyperlink r:id="rId50">
         <w:r>
           <w:rPr>
             <w:rStyle w:val="Hyperlink"/>
@@ -9735,8 +10351,8 @@
         <w:t xml:space="preserve">).</w:t>
       </w:r>
     </w:p>
-    <w:bookmarkEnd w:id="47"/>
-    <w:bookmarkStart w:id="49" w:name="Xe9c7e4e932ad1908138a3909ff179a810da6d71"/>
+    <w:bookmarkEnd w:id="51"/>
+    <w:bookmarkStart w:id="53" w:name="Xe9c7e4e932ad1908138a3909ff179a810da6d71"/>
     <w:p>
       <w:pPr>
         <w:pStyle w:val="Heading2"/>
@@ -9750,7 +10366,7 @@
         <w:pStyle w:val="Compact"/>
         <w:numPr>
           <w:ilvl w:val="0"/>
-          <w:numId w:val="1013"/>
+          <w:numId w:val="1014"/>
         </w:numPr>
       </w:pPr>
       <w:r>
@@ -9793,7 +10409,7 @@
         <w:pStyle w:val="Compact"/>
         <w:numPr>
           <w:ilvl w:val="0"/>
-          <w:numId w:val="1013"/>
+          <w:numId w:val="1014"/>
         </w:numPr>
       </w:pPr>
       <w:r>
@@ -9818,7 +10434,7 @@
       <w:r>
         <w:t xml:space="preserve"> </w:t>
       </w:r>
-      <w:hyperlink r:id="rId48">
+      <w:hyperlink r:id="rId52">
         <w:r>
           <w:rPr>
             <w:rStyle w:val="Hyperlink"/>
@@ -9835,7 +10451,7 @@
         <w:pStyle w:val="Compact"/>
         <w:numPr>
           <w:ilvl w:val="0"/>
-          <w:numId w:val="1013"/>
+          <w:numId w:val="1014"/>
         </w:numPr>
       </w:pPr>
       <w:r>
@@ -9863,7 +10479,7 @@
         <w:pStyle w:val="Compact"/>
         <w:numPr>
           <w:ilvl w:val="0"/>
-          <w:numId w:val="1013"/>
+          <w:numId w:val="1014"/>
         </w:numPr>
       </w:pPr>
       <w:r>
@@ -9966,7 +10582,7 @@
         <w:pStyle w:val="Compact"/>
         <w:numPr>
           <w:ilvl w:val="0"/>
-          <w:numId w:val="1013"/>
+          <w:numId w:val="1014"/>
         </w:numPr>
       </w:pPr>
       <w:r>
@@ -10027,7 +10643,7 @@
         <w:pStyle w:val="Compact"/>
         <w:numPr>
           <w:ilvl w:val="0"/>
-          <w:numId w:val="1013"/>
+          <w:numId w:val="1014"/>
         </w:numPr>
       </w:pPr>
       <w:r>
@@ -10055,7 +10671,7 @@
         <w:pStyle w:val="Compact"/>
         <w:numPr>
           <w:ilvl w:val="0"/>
-          <w:numId w:val="1013"/>
+          <w:numId w:val="1014"/>
         </w:numPr>
       </w:pPr>
       <w:r>
@@ -10084,7 +10700,7 @@
         <w:t xml:space="preserve">, not another clone.</w:t>
       </w:r>
     </w:p>
-    <w:bookmarkEnd w:id="49"/>
+    <w:bookmarkEnd w:id="53"/>
     <w:sectPr>
       <w:footerReference r:id="rId9" w:type="default"/>
       <w:footnotePr>
@@ -10514,6 +11130,9 @@
     <w:abstractNumId w:val="991"/>
   </w:num>
   <w:num w:numId="1010">
+    <w:abstractNumId w:val="991"/>
+  </w:num>
+  <w:num w:numId="1011">
     <w:abstractNumId w:val="99411"/>
     <w:lvlOverride w:ilvl="0">
       <w:startOverride w:val="1"/>
@@ -10543,13 +11162,13 @@
       <w:startOverride w:val="1"/>
     </w:lvlOverride>
   </w:num>
-  <w:num w:numId="1011">
-    <w:abstractNumId w:val="991"/>
-  </w:num>
   <w:num w:numId="1012">
     <w:abstractNumId w:val="991"/>
   </w:num>
   <w:num w:numId="1013">
+    <w:abstractNumId w:val="991"/>
+  </w:num>
+  <w:num w:numId="1014">
     <w:abstractNumId w:val="991"/>
   </w:num>
 </w:numbering>

--- a/docs/exports/03-DEVELOPER-GUIDE.docx
+++ b/docs/exports/03-DEVELOPER-GUIDE.docx
@@ -833,7 +833,7 @@
       </w:r>
     </w:p>
     <w:bookmarkEnd w:id="20"/>
-    <w:bookmarkStart w:id="22" w:name="X003b220ca6cc44735cc8dfcf3146fe5e530b642"/>
+    <w:bookmarkStart w:id="23" w:name="X003b220ca6cc44735cc8dfcf3146fe5e530b642"/>
     <w:p>
       <w:pPr>
         <w:pStyle w:val="Heading2"/>
@@ -1981,8 +1981,60 @@
         <w:t xml:space="preserve">.</w:t>
       </w:r>
     </w:p>
-    <w:bookmarkEnd w:id="22"/>
-    <w:bookmarkStart w:id="24" w:name="X9e165b129e14646f0306cdf861efe74801e52e6"/>
+    <w:p>
+      <w:pPr>
+        <w:pStyle w:val="BlockText"/>
+      </w:pPr>
+      <w:r>
+        <w:t xml:space="preserve">The Onyx-specific patches carried by this fork (branch</w:t>
+      </w:r>
+      <w:r>
+        <w:t xml:space="preserve"> </w:t>
+      </w:r>
+      <w:r>
+        <w:rPr>
+          <w:rStyle w:val="VerbatimChar"/>
+        </w:rPr>
+        <w:t xml:space="preserve">onyx</w:t>
+      </w:r>
+      <w:r>
+        <w:t xml:space="preserve">, on upstream tag</w:t>
+      </w:r>
+      <w:r>
+        <w:t xml:space="preserve"> </w:t>
+      </w:r>
+      <w:r>
+        <w:rPr>
+          <w:rStyle w:val="VerbatimChar"/>
+        </w:rPr>
+        <w:t xml:space="preserve">Step51</w:t>
+      </w:r>
+      <w:r>
+        <w:t xml:space="preserve">)</w:t>
+      </w:r>
+      <w:r>
+        <w:t xml:space="preserve"> </w:t>
+      </w:r>
+      <w:r>
+        <w:t xml:space="preserve">are documented in</w:t>
+      </w:r>
+      <w:r>
+        <w:t xml:space="preserve"> </w:t>
+      </w:r>
+      <w:hyperlink r:id="rId22">
+        <w:r>
+          <w:rPr>
+            <w:rStyle w:val="Hyperlink"/>
+          </w:rPr>
+          <w:t xml:space="preserve">Circle Changes</w:t>
+        </w:r>
+      </w:hyperlink>
+      <w:r>
+        <w:t xml:space="preserve">.</w:t>
+      </w:r>
+    </w:p>
+    <w:bookmarkEnd w:id="23"/>
+    <w:bookmarkStart w:id="25" w:name="X9e165b129e14646f0306cdf861efe74801e52e6"/>
     <w:p>
       <w:pPr>
         <w:pStyle w:val="Heading2"/>
@@ -2327,7 +2379,7 @@
       <w:r>
         <w:t xml:space="preserve"> </w:t>
       </w:r>
-      <w:hyperlink r:id="rId23">
+      <w:hyperlink r:id="rId24">
         <w:r>
           <w:rPr>
             <w:rStyle w:val="Hyperlink"/>
@@ -2354,8 +2406,8 @@
         <w:t xml:space="preserve">.</w:t>
       </w:r>
     </w:p>
-    <w:bookmarkEnd w:id="24"/>
-    <w:bookmarkStart w:id="26" w:name="Xac7d0d56e73cf6e667e1011e3b2817670d84942"/>
+    <w:bookmarkEnd w:id="25"/>
+    <w:bookmarkStart w:id="27" w:name="Xac7d0d56e73cf6e667e1011e3b2817670d84942"/>
     <w:p>
       <w:pPr>
         <w:pStyle w:val="Heading2"/>
@@ -2613,7 +2665,7 @@
       <w:r>
         <w:t xml:space="preserve"> </w:t>
       </w:r>
-      <w:hyperlink r:id="rId25">
+      <w:hyperlink r:id="rId26">
         <w:r>
           <w:rPr>
             <w:rStyle w:val="Hyperlink"/>
@@ -2634,8 +2686,8 @@
         <w:t xml:space="preserve">the configuration files.</w:t>
       </w:r>
     </w:p>
-    <w:bookmarkEnd w:id="26"/>
-    <w:bookmarkStart w:id="31" w:name="X14c178ed9abbfa090eee6797105c19058b6d0b2"/>
+    <w:bookmarkEnd w:id="27"/>
+    <w:bookmarkStart w:id="32" w:name="X14c178ed9abbfa090eee6797105c19058b6d0b2"/>
     <w:p>
       <w:pPr>
         <w:pStyle w:val="Heading2"/>
@@ -2752,7 +2804,7 @@
       <w:r>
         <w:t xml:space="preserve">(</w:t>
       </w:r>
-      <w:hyperlink r:id="rId27">
+      <w:hyperlink r:id="rId28">
         <w:r>
           <w:rPr>
             <w:rStyle w:val="VerbatimChar"/>
@@ -3103,7 +3155,7 @@
       <w:r>
         <w:t xml:space="preserve">(</w:t>
       </w:r>
-      <w:hyperlink r:id="rId28">
+      <w:hyperlink r:id="rId29">
         <w:r>
           <w:rPr>
             <w:rStyle w:val="VerbatimChar"/>
@@ -3268,7 +3320,7 @@
       <w:r>
         <w:t xml:space="preserve">(</w:t>
       </w:r>
-      <w:hyperlink r:id="rId29">
+      <w:hyperlink r:id="rId30">
         <w:r>
           <w:rPr>
             <w:rStyle w:val="VerbatimChar"/>
@@ -3600,7 +3652,7 @@
       <w:r>
         <w:t xml:space="preserve"> </w:t>
       </w:r>
-      <w:hyperlink r:id="rId29">
+      <w:hyperlink r:id="rId30">
         <w:r>
           <w:rPr>
             <w:rStyle w:val="VerbatimChar"/>
@@ -3647,7 +3699,7 @@
       <w:r>
         <w:t xml:space="preserve"> </w:t>
       </w:r>
-      <w:hyperlink r:id="rId30">
+      <w:hyperlink r:id="rId31">
         <w:r>
           <w:rPr>
             <w:rStyle w:val="VerbatimChar"/>
@@ -3662,8 +3714,8 @@
         <w:t xml:space="preserve">for a tool).</w:t>
       </w:r>
     </w:p>
-    <w:bookmarkEnd w:id="31"/>
-    <w:bookmarkStart w:id="32" w:name="Xb2b57b3b718f4be25317d23f525cf8bb9daa0d0"/>
+    <w:bookmarkEnd w:id="32"/>
+    <w:bookmarkStart w:id="33" w:name="Xb2b57b3b718f4be25317d23f525cf8bb9daa0d0"/>
     <w:p>
       <w:pPr>
         <w:pStyle w:val="Heading2"/>
@@ -5134,8 +5186,8 @@
         <w:t xml:space="preserve">for complete examples.</w:t>
       </w:r>
     </w:p>
-    <w:bookmarkEnd w:id="32"/>
-    <w:bookmarkStart w:id="33" w:name="Xeac8a7f07d054ec4a738e7316cecd6b2667878f"/>
+    <w:bookmarkEnd w:id="33"/>
+    <w:bookmarkStart w:id="34" w:name="Xeac8a7f07d054ec4a738e7316cecd6b2667878f"/>
     <w:p>
       <w:pPr>
         <w:pStyle w:val="Heading2"/>
@@ -6409,8 +6461,8 @@
         <w:t xml:space="preserve">).</w:t>
       </w:r>
     </w:p>
-    <w:bookmarkEnd w:id="33"/>
-    <w:bookmarkStart w:id="41" w:name="Xf0254b5b66af42bca7d25138d14efff7271fb9a"/>
+    <w:bookmarkEnd w:id="34"/>
+    <w:bookmarkStart w:id="42" w:name="Xf0254b5b66af42bca7d25138d14efff7271fb9a"/>
     <w:p>
       <w:pPr>
         <w:pStyle w:val="Heading2"/>
@@ -6438,7 +6490,7 @@
       <w:pPr>
         <w:pStyle w:val="FirstParagraph"/>
       </w:pPr>
-      <w:hyperlink r:id="rId34">
+      <w:hyperlink r:id="rId35">
         <w:r>
           <w:rPr>
             <w:rStyle w:val="VerbatimChar"/>
@@ -6918,7 +6970,7 @@
       <w:r>
         <w:t xml:space="preserve"> </w:t>
       </w:r>
-      <w:hyperlink r:id="rId35">
+      <w:hyperlink r:id="rId36">
         <w:r>
           <w:rPr>
             <w:rStyle w:val="VerbatimChar"/>
@@ -7041,7 +7093,7 @@
       <w:r>
         <w:t xml:space="preserve"> </w:t>
       </w:r>
-      <w:hyperlink r:id="rId36">
+      <w:hyperlink r:id="rId37">
         <w:r>
           <w:rPr>
             <w:rStyle w:val="VerbatimChar"/>
@@ -7300,7 +7352,7 @@
         <w:t xml:space="preserve">…, §earlier) still work and coexist; apps choose one model per window.</w:t>
       </w:r>
     </w:p>
-    <w:bookmarkStart w:id="40" w:name="dynamic-memory--c-apps"/>
+    <w:bookmarkStart w:id="41" w:name="dynamic-memory--c-apps"/>
     <w:p>
       <w:pPr>
         <w:pStyle w:val="Heading3"/>
@@ -7370,7 +7422,7 @@
       <w:r>
         <w:t xml:space="preserve"> </w:t>
       </w:r>
-      <w:hyperlink r:id="rId37">
+      <w:hyperlink r:id="rId38">
         <w:r>
           <w:rPr>
             <w:rStyle w:val="VerbatimChar"/>
@@ -7666,7 +7718,7 @@
       <w:r>
         <w:t xml:space="preserve"> </w:t>
       </w:r>
-      <w:hyperlink r:id="rId38">
+      <w:hyperlink r:id="rId39">
         <w:r>
           <w:rPr>
             <w:rStyle w:val="VerbatimChar"/>
@@ -7900,7 +7952,7 @@
       <w:r>
         <w:t xml:space="preserve"> </w:t>
       </w:r>
-      <w:hyperlink r:id="rId39">
+      <w:hyperlink r:id="rId40">
         <w:r>
           <w:rPr>
             <w:rStyle w:val="VerbatimChar"/>
@@ -7915,9 +7967,9 @@
         <w:t xml:space="preserve">for a working example.</w:t>
       </w:r>
     </w:p>
-    <w:bookmarkEnd w:id="40"/>
     <w:bookmarkEnd w:id="41"/>
-    <w:bookmarkStart w:id="47" w:name="X636230dba256ccd30a2e68f8101290712b3f4c4"/>
+    <w:bookmarkEnd w:id="42"/>
+    <w:bookmarkStart w:id="48" w:name="X636230dba256ccd30a2e68f8101290712b3f4c4"/>
     <w:p>
       <w:pPr>
         <w:pStyle w:val="Heading2"/>
@@ -8109,7 +8161,7 @@
       <w:r>
         <w:t xml:space="preserve"> </w:t>
       </w:r>
-      <w:hyperlink r:id="rId42">
+      <w:hyperlink r:id="rId43">
         <w:r>
           <w:rPr>
             <w:rStyle w:val="VerbatimChar"/>
@@ -8190,7 +8242,7 @@
       <w:r>
         <w:t xml:space="preserve"> </w:t>
       </w:r>
-      <w:hyperlink r:id="rId43">
+      <w:hyperlink r:id="rId44">
         <w:r>
           <w:rPr>
             <w:rStyle w:val="VerbatimChar"/>
@@ -8454,7 +8506,7 @@
         <w:t xml:space="preserve">40</w:t>
       </w:r>
     </w:p>
-    <w:bookmarkStart w:id="46" w:name="screenshots-and-documentation"/>
+    <w:bookmarkStart w:id="47" w:name="screenshots-and-documentation"/>
     <w:p>
       <w:pPr>
         <w:pStyle w:val="Heading3"/>
@@ -8484,7 +8536,7 @@
       <w:r>
         <w:t xml:space="preserve"> </w:t>
       </w:r>
-      <w:hyperlink r:id="rId44">
+      <w:hyperlink r:id="rId45">
         <w:r>
           <w:rPr>
             <w:rStyle w:val="VerbatimChar"/>
@@ -8736,7 +8788,7 @@
       <w:r>
         <w:t xml:space="preserve"> </w:t>
       </w:r>
-      <w:hyperlink r:id="rId45">
+      <w:hyperlink r:id="rId46">
         <w:r>
           <w:rPr>
             <w:rStyle w:val="VerbatimChar"/>
@@ -8960,9 +9012,9 @@
         <w:t xml:space="preserve">screenshot if the visual changes, then regenerates the exports.</w:t>
       </w:r>
     </w:p>
-    <w:bookmarkEnd w:id="46"/>
     <w:bookmarkEnd w:id="47"/>
-    <w:bookmarkStart w:id="48" w:name="Xc2ec260aede7afe7fa831ade27ff6c6be860f38"/>
+    <w:bookmarkEnd w:id="48"/>
+    <w:bookmarkStart w:id="49" w:name="Xc2ec260aede7afe7fa831ade27ff6c6be860f38"/>
     <w:p>
       <w:pPr>
         <w:pStyle w:val="Heading2"/>
@@ -9689,8 +9741,8 @@
         <w:t xml:space="preserve">"must match").</w:t>
       </w:r>
     </w:p>
-    <w:bookmarkEnd w:id="48"/>
-    <w:bookmarkStart w:id="49" w:name="X57cc4a25254639a1e87307c03f7beba3c173828"/>
+    <w:bookmarkEnd w:id="49"/>
+    <w:bookmarkStart w:id="50" w:name="X57cc4a25254639a1e87307c03f7beba3c173828"/>
     <w:p>
       <w:pPr>
         <w:pStyle w:val="Heading2"/>
@@ -10066,8 +10118,8 @@
         <w:t xml:space="preserve">committed in this repo.)</w:t>
       </w:r>
     </w:p>
-    <w:bookmarkEnd w:id="49"/>
-    <w:bookmarkStart w:id="51" w:name="Xe2e8f17f312baf0f280f8a3dfcc5fa34b4105bf"/>
+    <w:bookmarkEnd w:id="50"/>
+    <w:bookmarkStart w:id="52" w:name="Xe2e8f17f312baf0f280f8a3dfcc5fa34b4105bf"/>
     <w:p>
       <w:pPr>
         <w:pStyle w:val="Heading2"/>
@@ -10339,7 +10391,7 @@
       <w:r>
         <w:t xml:space="preserve"> </w:t>
       </w:r>
-      <w:hyperlink r:id="rId50">
+      <w:hyperlink r:id="rId51">
         <w:r>
           <w:rPr>
             <w:rStyle w:val="Hyperlink"/>
@@ -10351,8 +10403,8 @@
         <w:t xml:space="preserve">).</w:t>
       </w:r>
     </w:p>
-    <w:bookmarkEnd w:id="51"/>
-    <w:bookmarkStart w:id="53" w:name="Xe9c7e4e932ad1908138a3909ff179a810da6d71"/>
+    <w:bookmarkEnd w:id="52"/>
+    <w:bookmarkStart w:id="54" w:name="Xe9c7e4e932ad1908138a3909ff179a810da6d71"/>
     <w:p>
       <w:pPr>
         <w:pStyle w:val="Heading2"/>
@@ -10434,7 +10486,7 @@
       <w:r>
         <w:t xml:space="preserve"> </w:t>
       </w:r>
-      <w:hyperlink r:id="rId52">
+      <w:hyperlink r:id="rId53">
         <w:r>
           <w:rPr>
             <w:rStyle w:val="Hyperlink"/>
@@ -10700,7 +10752,7 @@
         <w:t xml:space="preserve">, not another clone.</w:t>
       </w:r>
     </w:p>
-    <w:bookmarkEnd w:id="53"/>
+    <w:bookmarkEnd w:id="54"/>
     <w:sectPr>
       <w:footerReference r:id="rId9" w:type="default"/>
       <w:footnotePr>

--- a/docs/exports/03-DEVELOPER-GUIDE.docx
+++ b/docs/exports/03-DEVELOPER-GUIDE.docx
@@ -7276,6 +7276,15 @@
         <w:t xml:space="preserve">ui_checkbox</w:t>
       </w:r>
       <w:r>
+        <w:t xml:space="preserve">/</w:t>
+      </w:r>
+      <w:r>
+        <w:rPr>
+          <w:rStyle w:val="VerbatimChar"/>
+        </w:rPr>
+        <w:t xml:space="preserve">ui_textbox</w:t>
+      </w:r>
+      <w:r>
         <w:t xml:space="preserve">,</w:t>
       </w:r>
       <w:r>
@@ -7303,6 +7312,70 @@
         <w:t xml:space="preserve">ui_draw</w:t>
       </w:r>
       <w:r>
+        <w:t xml:space="preserve">. The</w:t>
+      </w:r>
+      <w:r>
+        <w:t xml:space="preserve"> </w:t>
+      </w:r>
+      <w:r>
+        <w:rPr>
+          <w:b/>
+          <w:bCs/>
+        </w:rPr>
+        <w:t xml:space="preserve">textbox</w:t>
+      </w:r>
+      <w:r>
+        <w:t xml:space="preserve"> </w:t>
+      </w:r>
+      <w:r>
+        <w:t xml:space="preserve">is a single-line editor: caret, Backspace/Delete, arrows,</w:t>
+      </w:r>
+      <w:r>
+        <w:t xml:space="preserve"> </w:t>
+      </w:r>
+      <w:r>
+        <w:t xml:space="preserve">Home/End,</w:t>
+      </w:r>
+      <w:r>
+        <w:t xml:space="preserve"> </w:t>
+      </w:r>
+      <w:r>
+        <w:rPr>
+          <w:rStyle w:val="VerbatimChar"/>
+        </w:rPr>
+        <w:t xml:space="preserve">Tab</w:t>
+      </w:r>
+      <w:r>
+        <w:t xml:space="preserve"> </w:t>
+      </w:r>
+      <w:r>
+        <w:t xml:space="preserve">to move focus, an optional password mask (</w:t>
+      </w:r>
+      <w:r>
+        <w:rPr>
+          <w:rStyle w:val="VerbatimChar"/>
+        </w:rPr>
+        <w:t xml:space="preserve">ui_set_password</w:t>
+      </w:r>
+      <w:r>
+        <w:t xml:space="preserve">), read</w:t>
+      </w:r>
+      <w:r>
+        <w:t xml:space="preserve"> </w:t>
+      </w:r>
+      <w:r>
+        <w:t xml:space="preserve">with</w:t>
+      </w:r>
+      <w:r>
+        <w:t xml:space="preserve"> </w:t>
+      </w:r>
+      <w:r>
+        <w:rPr>
+          <w:rStyle w:val="VerbatimChar"/>
+        </w:rPr>
+        <w:t xml:space="preserve">ui_get_text</w:t>
+      </w:r>
+      <w:r>
         <w:t xml:space="preserve">.</w:t>
       </w:r>
       <w:r>
@@ -7318,13 +7391,34 @@
         <w:t xml:space="preserve"> </w:t>
       </w:r>
       <w:r>
-        <w:t xml:space="preserve">uses it. This is the forward path for widgets: new ones are added here,</w:t>
-      </w:r>
-      <w:r>
-        <w:t xml:space="preserve"> </w:t>
-      </w:r>
-      <w:r>
-        <w:t xml:space="preserve">in userland, with no kernel/ABI change. The older</w:t>
+        <w:t xml:space="preserve">(buttons) and</w:t>
+      </w:r>
+      <w:r>
+        <w:t xml:space="preserve"> </w:t>
+      </w:r>
+      <w:r>
+        <w:rPr>
+          <w:rStyle w:val="VerbatimChar"/>
+        </w:rPr>
+        <w:t xml:space="preserve">wpaconf</w:t>
+      </w:r>
+      <w:r>
+        <w:t xml:space="preserve"> </w:t>
+      </w:r>
+      <w:r>
+        <w:t xml:space="preserve">(a form of textboxes) use the</w:t>
+      </w:r>
+      <w:r>
+        <w:t xml:space="preserve"> </w:t>
+      </w:r>
+      <w:r>
+        <w:t xml:space="preserve">toolkit. This is the forward path for widgets: new ones are added here, in userland,</w:t>
+      </w:r>
+      <w:r>
+        <w:t xml:space="preserve"> </w:t>
+      </w:r>
+      <w:r>
+        <w:t xml:space="preserve">with no kernel/ABI change. The older</w:t>
       </w:r>
       <w:r>
         <w:t xml:space="preserve"> </w:t>
@@ -8054,6 +8148,15 @@
         <w:rPr>
           <w:rStyle w:val="VerbatimChar"/>
         </w:rPr>
+        <w:t xml:space="preserve">  app.txt        métadonnées (display name + catégorie) lues par le launcher (optionnel)</w:t>
+      </w:r>
+      <w:r>
+        <w:br/>
+      </w:r>
+      <w:r>
+        <w:rPr>
+          <w:rStyle w:val="VerbatimChar"/>
+        </w:rPr>
         <w:t xml:space="preserve">  config.ini     configuration de l'app, lue via app_ini_load() (optionnel)</w:t>
       </w:r>
     </w:p>
@@ -8139,6 +8242,243 @@
       </w:r>
       <w:r>
         <w:t xml:space="preserve">returns.</w:t>
+      </w:r>
+    </w:p>
+    <w:p>
+      <w:pPr>
+        <w:pStyle w:val="BodyText"/>
+      </w:pPr>
+      <w:r>
+        <w:rPr>
+          <w:rStyle w:val="VerbatimChar"/>
+          <w:b/>
+          <w:bCs/>
+        </w:rPr>
+        <w:t xml:space="preserve">app.txt</w:t>
+      </w:r>
+      <w:r>
+        <w:t xml:space="preserve"> </w:t>
+      </w:r>
+      <w:r>
+        <w:t xml:space="preserve">— friendly metadata for launchers (</w:t>
+      </w:r>
+      <w:r>
+        <w:rPr>
+          <w:rStyle w:val="VerbatimChar"/>
+        </w:rPr>
+        <w:t xml:space="preserve">key = value</w:t>
+      </w:r>
+      <w:r>
+        <w:t xml:space="preserve">, no section, read with</w:t>
+      </w:r>
+      <w:r>
+        <w:t xml:space="preserve"> </w:t>
+      </w:r>
+      <w:r>
+        <w:rPr>
+          <w:rStyle w:val="VerbatimChar"/>
+        </w:rPr>
+        <w:t xml:space="preserve">app_ini_load_path</w:t>
+      </w:r>
+      <w:r>
+        <w:t xml:space="preserve"> </w:t>
+      </w:r>
+      <w:r>
+        <w:t xml:space="preserve">/</w:t>
+      </w:r>
+      <w:r>
+        <w:t xml:space="preserve"> </w:t>
+      </w:r>
+      <w:r>
+        <w:rPr>
+          <w:rStyle w:val="VerbatimChar"/>
+        </w:rPr>
+        <w:t xml:space="preserve">app_ini_get(0, …)</w:t>
+      </w:r>
+      <w:r>
+        <w:t xml:space="preserve">). Every app under</w:t>
+      </w:r>
+      <w:r>
+        <w:t xml:space="preserve"> </w:t>
+      </w:r>
+      <w:r>
+        <w:rPr>
+          <w:rStyle w:val="VerbatimChar"/>
+        </w:rPr>
+        <w:t xml:space="preserve">SD:apps/</w:t>
+      </w:r>
+      <w:r>
+        <w:t xml:space="preserve"> </w:t>
+      </w:r>
+      <w:r>
+        <w:t xml:space="preserve">ships one:</w:t>
+      </w:r>
+    </w:p>
+    <w:p>
+      <w:pPr>
+        <w:pStyle w:val="SourceCode"/>
+      </w:pPr>
+      <w:r>
+        <w:rPr>
+          <w:rStyle w:val="DataTypeTok"/>
+        </w:rPr>
+        <w:t xml:space="preserve">name     </w:t>
+      </w:r>
+      <w:r>
+        <w:rPr>
+          <w:rStyle w:val="OtherTok"/>
+        </w:rPr>
+        <w:t xml:space="preserve">=</w:t>
+      </w:r>
+      <w:r>
+        <w:rPr>
+          <w:rStyle w:val="StringTok"/>
+        </w:rPr>
+        <w:t xml:space="preserve"> Text Editor          ; display name shown under the icon</w:t>
+      </w:r>
+      <w:r>
+        <w:br/>
+      </w:r>
+      <w:r>
+        <w:rPr>
+          <w:rStyle w:val="DataTypeTok"/>
+        </w:rPr>
+        <w:t xml:space="preserve">category </w:t>
+      </w:r>
+      <w:r>
+        <w:rPr>
+          <w:rStyle w:val="OtherTok"/>
+        </w:rPr>
+        <w:t xml:space="preserve">=</w:t>
+      </w:r>
+      <w:r>
+        <w:rPr>
+          <w:rStyle w:val="StringTok"/>
+        </w:rPr>
+        <w:t xml:space="preserve"> Productivity          ; Games, Graphics, Productivity, Internet, System, Demos, Shell</w:t>
+      </w:r>
+    </w:p>
+    <w:p>
+      <w:pPr>
+        <w:pStyle w:val="FirstParagraph"/>
+      </w:pPr>
+      <w:r>
+        <w:t xml:space="preserve">The current app-drawer (</w:t>
+      </w:r>
+      <w:r>
+        <w:rPr>
+          <w:rStyle w:val="VerbatimChar"/>
+        </w:rPr>
+        <w:t xml:space="preserve">applist</w:t>
+      </w:r>
+      <w:r>
+        <w:t xml:space="preserve">) still labels icons by folder name;</w:t>
+      </w:r>
+      <w:r>
+        <w:t xml:space="preserve"> </w:t>
+      </w:r>
+      <w:r>
+        <w:rPr>
+          <w:rStyle w:val="VerbatimChar"/>
+        </w:rPr>
+        <w:t xml:space="preserve">app.txt</w:t>
+      </w:r>
+      <w:r>
+        <w:t xml:space="preserve"> </w:t>
+      </w:r>
+      <w:r>
+        <w:t xml:space="preserve">is the</w:t>
+      </w:r>
+      <w:r>
+        <w:t xml:space="preserve"> </w:t>
+      </w:r>
+      <w:r>
+        <w:t xml:space="preserve">groundwork for a</w:t>
+      </w:r>
+      <w:r>
+        <w:t xml:space="preserve"> </w:t>
+      </w:r>
+      <w:r>
+        <w:rPr>
+          <w:b/>
+          <w:bCs/>
+        </w:rPr>
+        <w:t xml:space="preserve">category-grouping launcher</w:t>
+      </w:r>
+      <w:r>
+        <w:t xml:space="preserve"> </w:t>
+      </w:r>
+      <w:r>
+        <w:t xml:space="preserve">(groups icons by</w:t>
+      </w:r>
+      <w:r>
+        <w:t xml:space="preserve"> </w:t>
+      </w:r>
+      <w:r>
+        <w:rPr>
+          <w:rStyle w:val="VerbatimChar"/>
+        </w:rPr>
+        <w:t xml:space="preserve">category</w:t>
+      </w:r>
+      <w:r>
+        <w:t xml:space="preserve">, shows</w:t>
+      </w:r>
+      <w:r>
+        <w:t xml:space="preserve"> </w:t>
+      </w:r>
+      <w:r>
+        <w:rPr>
+          <w:rStyle w:val="VerbatimChar"/>
+        </w:rPr>
+        <w:t xml:space="preserve">name</w:t>
+      </w:r>
+      <w:r>
+        <w:t xml:space="preserve">). The two shell components</w:t>
+      </w:r>
+      <w:r>
+        <w:t xml:space="preserve"> </w:t>
+      </w:r>
+      <w:r>
+        <w:rPr>
+          <w:rStyle w:val="VerbatimChar"/>
+        </w:rPr>
+        <w:t xml:space="preserve">panel</w:t>
+      </w:r>
+      <w:r>
+        <w:t xml:space="preserve">/</w:t>
+      </w:r>
+      <w:r>
+        <w:rPr>
+          <w:rStyle w:val="VerbatimChar"/>
+        </w:rPr>
+        <w:t xml:space="preserve">applist</w:t>
+      </w:r>
+      <w:r>
+        <w:t xml:space="preserve"> </w:t>
+      </w:r>
+      <w:r>
+        <w:t xml:space="preserve">carry</w:t>
+      </w:r>
+      <w:r>
+        <w:t xml:space="preserve"> </w:t>
+      </w:r>
+      <w:r>
+        <w:rPr>
+          <w:rStyle w:val="VerbatimChar"/>
+        </w:rPr>
+        <w:t xml:space="preserve">category = Shell</w:t>
+      </w:r>
+      <w:r>
+        <w:t xml:space="preserve"> </w:t>
+      </w:r>
+      <w:r>
+        <w:t xml:space="preserve">so a</w:t>
+      </w:r>
+      <w:r>
+        <w:t xml:space="preserve"> </w:t>
+      </w:r>
+      <w:r>
+        <w:t xml:space="preserve">launcher can exclude them.</w:t>
       </w:r>
     </w:p>
     <w:p>

--- a/docs/exports/03-DEVELOPER-GUIDE.docx
+++ b/docs/exports/03-DEVELOPER-GUIDE.docx
@@ -2684,6 +2684,150 @@
       </w:r>
       <w:r>
         <w:t xml:space="preserve">the configuration files.</w:t>
+      </w:r>
+    </w:p>
+    <w:p>
+      <w:pPr>
+        <w:pStyle w:val="BodyText"/>
+      </w:pPr>
+      <w:r>
+        <w:rPr>
+          <w:b/>
+          <w:bCs/>
+        </w:rPr>
+        <w:t xml:space="preserve">Keyboard layouts</w:t>
+      </w:r>
+      <w:r>
+        <w:t xml:space="preserve"> </w:t>
+      </w:r>
+      <w:r>
+        <w:t xml:space="preserve">live as binary files in</w:t>
+      </w:r>
+      <w:r>
+        <w:t xml:space="preserve"> </w:t>
+      </w:r>
+      <w:r>
+        <w:rPr>
+          <w:rStyle w:val="VerbatimChar"/>
+        </w:rPr>
+        <w:t xml:space="preserve">sdcard/etc/keymaps/&lt;NAME&gt;.kmap</w:t>
+      </w:r>
+      <w:r>
+        <w:t xml:space="preserve"> </w:t>
+      </w:r>
+      <w:r>
+        <w:t xml:space="preserve">(the</w:t>
+      </w:r>
+      <w:r>
+        <w:t xml:space="preserve"> </w:t>
+      </w:r>
+      <w:r>
+        <w:rPr>
+          <w:rStyle w:val="VerbatimChar"/>
+        </w:rPr>
+        <w:t xml:space="preserve">keyb</w:t>
+      </w:r>
+      <w:r>
+        <w:t xml:space="preserve"> </w:t>
+      </w:r>
+      <w:r>
+        <w:t xml:space="preserve">tool loads one and sends it to the kernel via</w:t>
+      </w:r>
+      <w:r>
+        <w:t xml:space="preserve"> </w:t>
+      </w:r>
+      <w:r>
+        <w:rPr>
+          <w:rStyle w:val="VerbatimChar"/>
+        </w:rPr>
+        <w:t xml:space="preserve">kapi_set_keymap_data</w:t>
+      </w:r>
+      <w:r>
+        <w:t xml:space="preserve">, v27 — no</w:t>
+      </w:r>
+      <w:r>
+        <w:t xml:space="preserve"> </w:t>
+      </w:r>
+      <w:r>
+        <w:t xml:space="preserve">kernel rebuild to add a layout). Regenerate the stock set from Circle's tables with</w:t>
+      </w:r>
+      <w:r>
+        <w:t xml:space="preserve"> </w:t>
+      </w:r>
+      <w:r>
+        <w:rPr>
+          <w:rStyle w:val="VerbatimChar"/>
+        </w:rPr>
+        <w:t xml:space="preserve">python tools/keymaps/genkeymaps.py</w:t>
+      </w:r>
+      <w:r>
+        <w:t xml:space="preserve">; the</w:t>
+      </w:r>
+      <w:r>
+        <w:t xml:space="preserve"> </w:t>
+      </w:r>
+      <w:r>
+        <w:rPr>
+          <w:rStyle w:val="VerbatimChar"/>
+        </w:rPr>
+        <w:t xml:space="preserve">.kmap</w:t>
+      </w:r>
+      <w:r>
+        <w:t xml:space="preserve"> </w:t>
+      </w:r>
+      <w:r>
+        <w:t xml:space="preserve">format is</w:t>
+      </w:r>
+      <w:r>
+        <w:t xml:space="preserve"> </w:t>
+      </w:r>
+      <w:r>
+        <w:rPr>
+          <w:rStyle w:val="VerbatimChar"/>
+        </w:rPr>
+        <w:t xml:space="preserve">"OKM1"</w:t>
+      </w:r>
+      <w:r>
+        <w:t xml:space="preserve"> </w:t>
+      </w:r>
+      <w:r>
+        <w:t xml:space="preserve">+</w:t>
+      </w:r>
+      <w:r>
+        <w:t xml:space="preserve"> </w:t>
+      </w:r>
+      <w:r>
+        <w:rPr>
+          <w:rStyle w:val="VerbatimChar"/>
+        </w:rPr>
+        <w:t xml:space="preserve">u16</w:t>
+      </w:r>
+      <w:r>
+        <w:t xml:space="preserve"> </w:t>
+      </w:r>
+      <w:r>
+        <w:t xml:space="preserve">rows/cols +</w:t>
+      </w:r>
+      <w:r>
+        <w:t xml:space="preserve"> </w:t>
+      </w:r>
+      <w:r>
+        <w:t xml:space="preserve">the</w:t>
+      </w:r>
+      <w:r>
+        <w:t xml:space="preserve"> </w:t>
+      </w:r>
+      <w:r>
+        <w:rPr>
+          <w:rStyle w:val="VerbatimChar"/>
+        </w:rPr>
+        <w:t xml:space="preserve">u16[128][5]</w:t>
+      </w:r>
+      <w:r>
+        <w:t xml:space="preserve"> </w:t>
+      </w:r>
+      <w:r>
+        <w:t xml:space="preserve">table (see the script header).</w:t>
       </w:r>
     </w:p>
     <w:bookmarkEnd w:id="27"/>

--- a/docs/exports/03-DEVELOPER-GUIDE.docx
+++ b/docs/exports/03-DEVELOPER-GUIDE.docx
@@ -2407,7 +2407,7 @@
       </w:r>
     </w:p>
     <w:bookmarkEnd w:id="25"/>
-    <w:bookmarkStart w:id="27" w:name="Xac7d0d56e73cf6e667e1011e3b2817670d84942"/>
+    <w:bookmarkStart w:id="28" w:name="Xac7d0d56e73cf6e667e1011e3b2817670d84942"/>
     <w:p>
       <w:pPr>
         <w:pStyle w:val="Heading2"/>
@@ -2731,7 +2731,28 @@
         <w:t xml:space="preserve"> </w:t>
       </w:r>
       <w:r>
-        <w:t xml:space="preserve">tool loads one and sends it to the kernel via</w:t>
+        <w:t xml:space="preserve">tool — and the theme editor's dropdown, which lists whatever</w:t>
+      </w:r>
+      <w:r>
+        <w:t xml:space="preserve"> </w:t>
+      </w:r>
+      <w:r>
+        <w:rPr>
+          <w:rStyle w:val="VerbatimChar"/>
+        </w:rPr>
+        <w:t xml:space="preserve">.kmap</w:t>
+      </w:r>
+      <w:r>
+        <w:t xml:space="preserve"> </w:t>
+      </w:r>
+      <w:r>
+        <w:t xml:space="preserve">files are</w:t>
+      </w:r>
+      <w:r>
+        <w:t xml:space="preserve"> </w:t>
+      </w:r>
+      <w:r>
+        <w:t xml:space="preserve">actually present — load one and send it to the kernel via</w:t>
       </w:r>
       <w:r>
         <w:t xml:space="preserve"> </w:t>
@@ -2743,13 +2764,92 @@
         <w:t xml:space="preserve">kapi_set_keymap_data</w:t>
       </w:r>
       <w:r>
-        <w:t xml:space="preserve">, v27 — no</w:t>
-      </w:r>
-      <w:r>
-        <w:t xml:space="preserve"> </w:t>
-      </w:r>
-      <w:r>
-        <w:t xml:space="preserve">kernel rebuild to add a layout). Regenerate the stock set from Circle's tables with</w:t>
+        <w:t xml:space="preserve">, v27).</w:t>
+      </w:r>
+      <w:r>
+        <w:t xml:space="preserve"> </w:t>
+      </w:r>
+      <w:r>
+        <w:rPr>
+          <w:b/>
+          <w:bCs/>
+        </w:rPr>
+        <w:t xml:space="preserve">The kernel compiles in no keyboard map at all</w:t>
+      </w:r>
+      <w:r>
+        <w:t xml:space="preserve">: at boot the keyboard table is empty and</w:t>
+      </w:r>
+      <w:r>
+        <w:t xml:space="preserve"> </w:t>
+      </w:r>
+      <w:r>
+        <w:t xml:space="preserve">stays so until</w:t>
+      </w:r>
+      <w:r>
+        <w:t xml:space="preserve"> </w:t>
+      </w:r>
+      <w:r>
+        <w:rPr>
+          <w:rStyle w:val="VerbatimChar"/>
+        </w:rPr>
+        <w:t xml:space="preserve">keyb</w:t>
+      </w:r>
+      <w:r>
+        <w:t xml:space="preserve"> </w:t>
+      </w:r>
+      <w:r>
+        <w:t xml:space="preserve">loads a layout from the card (see</w:t>
+      </w:r>
+      <w:r>
+        <w:t xml:space="preserve"> </w:t>
+      </w:r>
+      <w:hyperlink r:id="rId27">
+        <w:r>
+          <w:rPr>
+            <w:rStyle w:val="Hyperlink"/>
+          </w:rPr>
+          <w:t xml:space="preserve">Circle Changes §1</w:t>
+        </w:r>
+      </w:hyperlink>
+      <w:r>
+        <w:t xml:space="preserve">),</w:t>
+      </w:r>
+      <w:r>
+        <w:t xml:space="preserve"> </w:t>
+      </w:r>
+      <w:r>
+        <w:t xml:space="preserve">so a layout is</w:t>
+      </w:r>
+      <w:r>
+        <w:t xml:space="preserve"> </w:t>
+      </w:r>
+      <w:r>
+        <w:rPr>
+          <w:i/>
+          <w:iCs/>
+        </w:rPr>
+        <w:t xml:space="preserve">only</w:t>
+      </w:r>
+      <w:r>
+        <w:t xml:space="preserve"> </w:t>
+      </w:r>
+      <w:r>
+        <w:t xml:space="preserve">ever a file — adding one needs no kernel rebuild. Regenerate the</w:t>
+      </w:r>
+      <w:r>
+        <w:t xml:space="preserve"> </w:t>
+      </w:r>
+      <w:r>
+        <w:rPr>
+          <w:rStyle w:val="VerbatimChar"/>
+        </w:rPr>
+        <w:t xml:space="preserve">.kmap</w:t>
+      </w:r>
+      <w:r>
+        <w:t xml:space="preserve"> </w:t>
+      </w:r>
+      <w:r>
+        <w:t xml:space="preserve">files with</w:t>
       </w:r>
       <w:r>
         <w:t xml:space="preserve"> </w:t>
@@ -2761,7 +2861,75 @@
         <w:t xml:space="preserve">python tools/keymaps/genkeymaps.py</w:t>
       </w:r>
       <w:r>
-        <w:t xml:space="preserve">; the</w:t>
+        <w:t xml:space="preserve">; it compiles each</w:t>
+      </w:r>
+      <w:r>
+        <w:t xml:space="preserve"> </w:t>
+      </w:r>
+      <w:r>
+        <w:rPr>
+          <w:rStyle w:val="VerbatimChar"/>
+        </w:rPr>
+        <w:t xml:space="preserve">&lt;NAME&gt;</w:t>
+      </w:r>
+      <w:r>
+        <w:t xml:space="preserve"> </w:t>
+      </w:r>
+      <w:r>
+        <w:t xml:space="preserve">from a</w:t>
+      </w:r>
+      <w:r>
+        <w:t xml:space="preserve"> </w:t>
+      </w:r>
+      <w:r>
+        <w:rPr>
+          <w:rStyle w:val="VerbatimChar"/>
+        </w:rPr>
+        <w:t xml:space="preserve">keymap_&lt;name&gt;.h</w:t>
+      </w:r>
+      <w:r>
+        <w:t xml:space="preserve"> </w:t>
+      </w:r>
+      <w:r>
+        <w:t xml:space="preserve">table in</w:t>
+      </w:r>
+      <w:r>
+        <w:t xml:space="preserve"> </w:t>
+      </w:r>
+      <w:r>
+        <w:rPr>
+          <w:rStyle w:val="VerbatimChar"/>
+          <w:b/>
+          <w:bCs/>
+        </w:rPr>
+        <w:t xml:space="preserve">tools/keymaps/maps/</w:t>
+      </w:r>
+      <w:r>
+        <w:t xml:space="preserve"> </w:t>
+      </w:r>
+      <w:r>
+        <w:t xml:space="preserve">(the 8 layout sources, incl.</w:t>
+      </w:r>
+      <w:r>
+        <w:t xml:space="preserve"> </w:t>
+      </w:r>
+      <w:r>
+        <w:rPr>
+          <w:rStyle w:val="VerbatimChar"/>
+        </w:rPr>
+        <w:t xml:space="preserve">BE</w:t>
+      </w:r>
+      <w:r>
+        <w:t xml:space="preserve"> </w:t>
+      </w:r>
+      <w:r>
+        <w:t xml:space="preserve">=</w:t>
+      </w:r>
+      <w:r>
+        <w:t xml:space="preserve"> </w:t>
+      </w:r>
+      <w:r>
+        <w:t xml:space="preserve">Belgian azerty, all tracked in the Onyx repo — not in the Circle tree). The</w:t>
       </w:r>
       <w:r>
         <w:t xml:space="preserve"> </w:t>
@@ -2776,7 +2944,13 @@
         <w:t xml:space="preserve"> </w:t>
       </w:r>
       <w:r>
-        <w:t xml:space="preserve">format is</w:t>
+        <w:t xml:space="preserve">format</w:t>
+      </w:r>
+      <w:r>
+        <w:t xml:space="preserve"> </w:t>
+      </w:r>
+      <w:r>
+        <w:t xml:space="preserve">is</w:t>
       </w:r>
       <w:r>
         <w:t xml:space="preserve"> </w:t>
@@ -2806,13 +2980,7 @@
         <w:t xml:space="preserve"> </w:t>
       </w:r>
       <w:r>
-        <w:t xml:space="preserve">rows/cols +</w:t>
-      </w:r>
-      <w:r>
-        <w:t xml:space="preserve"> </w:t>
-      </w:r>
-      <w:r>
-        <w:t xml:space="preserve">the</w:t>
+        <w:t xml:space="preserve">rows/cols + the</w:t>
       </w:r>
       <w:r>
         <w:t xml:space="preserve"> </w:t>
@@ -2830,8 +2998,8 @@
         <w:t xml:space="preserve">table (see the script header).</w:t>
       </w:r>
     </w:p>
-    <w:bookmarkEnd w:id="27"/>
-    <w:bookmarkStart w:id="32" w:name="X14c178ed9abbfa090eee6797105c19058b6d0b2"/>
+    <w:bookmarkEnd w:id="28"/>
+    <w:bookmarkStart w:id="33" w:name="X14c178ed9abbfa090eee6797105c19058b6d0b2"/>
     <w:p>
       <w:pPr>
         <w:pStyle w:val="Heading2"/>
@@ -2948,7 +3116,7 @@
       <w:r>
         <w:t xml:space="preserve">(</w:t>
       </w:r>
-      <w:hyperlink r:id="rId28">
+      <w:hyperlink r:id="rId29">
         <w:r>
           <w:rPr>
             <w:rStyle w:val="VerbatimChar"/>
@@ -3299,7 +3467,7 @@
       <w:r>
         <w:t xml:space="preserve">(</w:t>
       </w:r>
-      <w:hyperlink r:id="rId29">
+      <w:hyperlink r:id="rId30">
         <w:r>
           <w:rPr>
             <w:rStyle w:val="VerbatimChar"/>
@@ -3464,7 +3632,7 @@
       <w:r>
         <w:t xml:space="preserve">(</w:t>
       </w:r>
-      <w:hyperlink r:id="rId30">
+      <w:hyperlink r:id="rId31">
         <w:r>
           <w:rPr>
             <w:rStyle w:val="VerbatimChar"/>
@@ -3796,7 +3964,7 @@
       <w:r>
         <w:t xml:space="preserve"> </w:t>
       </w:r>
-      <w:hyperlink r:id="rId30">
+      <w:hyperlink r:id="rId31">
         <w:r>
           <w:rPr>
             <w:rStyle w:val="VerbatimChar"/>
@@ -3843,7 +4011,7 @@
       <w:r>
         <w:t xml:space="preserve"> </w:t>
       </w:r>
-      <w:hyperlink r:id="rId31">
+      <w:hyperlink r:id="rId32">
         <w:r>
           <w:rPr>
             <w:rStyle w:val="VerbatimChar"/>
@@ -3858,8 +4026,8 @@
         <w:t xml:space="preserve">for a tool).</w:t>
       </w:r>
     </w:p>
-    <w:bookmarkEnd w:id="32"/>
-    <w:bookmarkStart w:id="33" w:name="Xb2b57b3b718f4be25317d23f525cf8bb9daa0d0"/>
+    <w:bookmarkEnd w:id="33"/>
+    <w:bookmarkStart w:id="34" w:name="Xb2b57b3b718f4be25317d23f525cf8bb9daa0d0"/>
     <w:p>
       <w:pPr>
         <w:pStyle w:val="Heading2"/>
@@ -5330,8 +5498,8 @@
         <w:t xml:space="preserve">for complete examples.</w:t>
       </w:r>
     </w:p>
-    <w:bookmarkEnd w:id="33"/>
-    <w:bookmarkStart w:id="34" w:name="Xeac8a7f07d054ec4a738e7316cecd6b2667878f"/>
+    <w:bookmarkEnd w:id="34"/>
+    <w:bookmarkStart w:id="35" w:name="Xeac8a7f07d054ec4a738e7316cecd6b2667878f"/>
     <w:p>
       <w:pPr>
         <w:pStyle w:val="Heading2"/>
@@ -6605,8 +6773,8 @@
         <w:t xml:space="preserve">).</w:t>
       </w:r>
     </w:p>
-    <w:bookmarkEnd w:id="34"/>
-    <w:bookmarkStart w:id="42" w:name="Xf0254b5b66af42bca7d25138d14efff7271fb9a"/>
+    <w:bookmarkEnd w:id="35"/>
+    <w:bookmarkStart w:id="43" w:name="Xf0254b5b66af42bca7d25138d14efff7271fb9a"/>
     <w:p>
       <w:pPr>
         <w:pStyle w:val="Heading2"/>
@@ -6634,7 +6802,7 @@
       <w:pPr>
         <w:pStyle w:val="FirstParagraph"/>
       </w:pPr>
-      <w:hyperlink r:id="rId35">
+      <w:hyperlink r:id="rId36">
         <w:r>
           <w:rPr>
             <w:rStyle w:val="VerbatimChar"/>
@@ -7114,7 +7282,7 @@
       <w:r>
         <w:t xml:space="preserve"> </w:t>
       </w:r>
-      <w:hyperlink r:id="rId36">
+      <w:hyperlink r:id="rId37">
         <w:r>
           <w:rPr>
             <w:rStyle w:val="VerbatimChar"/>
@@ -7237,7 +7405,7 @@
       <w:r>
         <w:t xml:space="preserve"> </w:t>
       </w:r>
-      <w:hyperlink r:id="rId37">
+      <w:hyperlink r:id="rId38">
         <w:r>
           <w:rPr>
             <w:rStyle w:val="VerbatimChar"/>
@@ -7590,7 +7758,7 @@
         <w:t xml:space="preserve">…, §earlier) still work and coexist; apps choose one model per window.</w:t>
       </w:r>
     </w:p>
-    <w:bookmarkStart w:id="41" w:name="dynamic-memory--c-apps"/>
+    <w:bookmarkStart w:id="42" w:name="dynamic-memory--c-apps"/>
     <w:p>
       <w:pPr>
         <w:pStyle w:val="Heading3"/>
@@ -7660,7 +7828,7 @@
       <w:r>
         <w:t xml:space="preserve"> </w:t>
       </w:r>
-      <w:hyperlink r:id="rId38">
+      <w:hyperlink r:id="rId39">
         <w:r>
           <w:rPr>
             <w:rStyle w:val="VerbatimChar"/>
@@ -7956,7 +8124,7 @@
       <w:r>
         <w:t xml:space="preserve"> </w:t>
       </w:r>
-      <w:hyperlink r:id="rId39">
+      <w:hyperlink r:id="rId40">
         <w:r>
           <w:rPr>
             <w:rStyle w:val="VerbatimChar"/>
@@ -8190,7 +8358,7 @@
       <w:r>
         <w:t xml:space="preserve"> </w:t>
       </w:r>
-      <w:hyperlink r:id="rId40">
+      <w:hyperlink r:id="rId41">
         <w:r>
           <w:rPr>
             <w:rStyle w:val="VerbatimChar"/>
@@ -8205,9 +8373,9 @@
         <w:t xml:space="preserve">for a working example.</w:t>
       </w:r>
     </w:p>
-    <w:bookmarkEnd w:id="41"/>
     <w:bookmarkEnd w:id="42"/>
-    <w:bookmarkStart w:id="48" w:name="X636230dba256ccd30a2e68f8101290712b3f4c4"/>
+    <w:bookmarkEnd w:id="43"/>
+    <w:bookmarkStart w:id="49" w:name="X636230dba256ccd30a2e68f8101290712b3f4c4"/>
     <w:p>
       <w:pPr>
         <w:pStyle w:val="Heading2"/>
@@ -8355,16 +8523,22 @@
         <w:rPr>
           <w:rStyle w:val="VerbatimChar"/>
         </w:rPr>
-        <w:t xml:space="preserve">autostart.txt</w:t>
+        <w:t xml:space="preserve">/etc/autostart</w:t>
+      </w:r>
+      <w:r>
+        <w:t xml:space="preserve"> </w:t>
       </w:r>
       <w:r>
         <w:t xml:space="preserve">/</w:t>
       </w:r>
       <w:r>
-        <w:rPr>
-          <w:rStyle w:val="VerbatimChar"/>
-        </w:rPr>
-        <w:t xml:space="preserve">quicklaunch.txt</w:t>
+        <w:t xml:space="preserve"> </w:t>
+      </w:r>
+      <w:r>
+        <w:rPr>
+          <w:rStyle w:val="VerbatimChar"/>
+        </w:rPr>
+        <w:t xml:space="preserve">/etc/quicklaunch.txt</w:t>
       </w:r>
       <w:r>
         <w:t xml:space="preserve"> </w:t>
@@ -8645,7 +8819,7 @@
       <w:r>
         <w:t xml:space="preserve"> </w:t>
       </w:r>
-      <w:hyperlink r:id="rId43">
+      <w:hyperlink r:id="rId44">
         <w:r>
           <w:rPr>
             <w:rStyle w:val="VerbatimChar"/>
@@ -8726,7 +8900,7 @@
       <w:r>
         <w:t xml:space="preserve"> </w:t>
       </w:r>
-      <w:hyperlink r:id="rId44">
+      <w:hyperlink r:id="rId45">
         <w:r>
           <w:rPr>
             <w:rStyle w:val="VerbatimChar"/>
@@ -8990,7 +9164,7 @@
         <w:t xml:space="preserve">40</w:t>
       </w:r>
     </w:p>
-    <w:bookmarkStart w:id="47" w:name="screenshots-and-documentation"/>
+    <w:bookmarkStart w:id="48" w:name="screenshots-and-documentation"/>
     <w:p>
       <w:pPr>
         <w:pStyle w:val="Heading3"/>
@@ -9020,7 +9194,7 @@
       <w:r>
         <w:t xml:space="preserve"> </w:t>
       </w:r>
-      <w:hyperlink r:id="rId45">
+      <w:hyperlink r:id="rId46">
         <w:r>
           <w:rPr>
             <w:rStyle w:val="VerbatimChar"/>
@@ -9272,7 +9446,7 @@
       <w:r>
         <w:t xml:space="preserve"> </w:t>
       </w:r>
-      <w:hyperlink r:id="rId46">
+      <w:hyperlink r:id="rId47">
         <w:r>
           <w:rPr>
             <w:rStyle w:val="VerbatimChar"/>
@@ -9496,9 +9670,9 @@
         <w:t xml:space="preserve">screenshot if the visual changes, then regenerates the exports.</w:t>
       </w:r>
     </w:p>
-    <w:bookmarkEnd w:id="47"/>
     <w:bookmarkEnd w:id="48"/>
-    <w:bookmarkStart w:id="49" w:name="Xc2ec260aede7afe7fa831ade27ff6c6be860f38"/>
+    <w:bookmarkEnd w:id="49"/>
+    <w:bookmarkStart w:id="50" w:name="Xc2ec260aede7afe7fa831ade27ff6c6be860f38"/>
     <w:p>
       <w:pPr>
         <w:pStyle w:val="Heading2"/>
@@ -10225,8 +10399,8 @@
         <w:t xml:space="preserve">"must match").</w:t>
       </w:r>
     </w:p>
-    <w:bookmarkEnd w:id="49"/>
-    <w:bookmarkStart w:id="50" w:name="X57cc4a25254639a1e87307c03f7beba3c173828"/>
+    <w:bookmarkEnd w:id="50"/>
+    <w:bookmarkStart w:id="51" w:name="X57cc4a25254639a1e87307c03f7beba3c173828"/>
     <w:p>
       <w:pPr>
         <w:pStyle w:val="Heading2"/>
@@ -10602,8 +10776,8 @@
         <w:t xml:space="preserve">committed in this repo.)</w:t>
       </w:r>
     </w:p>
-    <w:bookmarkEnd w:id="50"/>
-    <w:bookmarkStart w:id="52" w:name="Xe2e8f17f312baf0f280f8a3dfcc5fa34b4105bf"/>
+    <w:bookmarkEnd w:id="51"/>
+    <w:bookmarkStart w:id="53" w:name="Xe2e8f17f312baf0f280f8a3dfcc5fa34b4105bf"/>
     <w:p>
       <w:pPr>
         <w:pStyle w:val="Heading2"/>
@@ -10875,7 +11049,7 @@
       <w:r>
         <w:t xml:space="preserve"> </w:t>
       </w:r>
-      <w:hyperlink r:id="rId51">
+      <w:hyperlink r:id="rId52">
         <w:r>
           <w:rPr>
             <w:rStyle w:val="Hyperlink"/>
@@ -10887,8 +11061,8 @@
         <w:t xml:space="preserve">).</w:t>
       </w:r>
     </w:p>
-    <w:bookmarkEnd w:id="52"/>
-    <w:bookmarkStart w:id="54" w:name="Xe9c7e4e932ad1908138a3909ff179a810da6d71"/>
+    <w:bookmarkEnd w:id="53"/>
+    <w:bookmarkStart w:id="55" w:name="Xe9c7e4e932ad1908138a3909ff179a810da6d71"/>
     <w:p>
       <w:pPr>
         <w:pStyle w:val="Heading2"/>
@@ -10970,7 +11144,7 @@
       <w:r>
         <w:t xml:space="preserve"> </w:t>
       </w:r>
-      <w:hyperlink r:id="rId53">
+      <w:hyperlink r:id="rId54">
         <w:r>
           <w:rPr>
             <w:rStyle w:val="Hyperlink"/>
@@ -11236,7 +11410,7 @@
         <w:t xml:space="preserve">, not another clone.</w:t>
       </w:r>
     </w:p>
-    <w:bookmarkEnd w:id="54"/>
+    <w:bookmarkEnd w:id="55"/>
     <w:sectPr>
       <w:footerReference r:id="rId9" w:type="default"/>
       <w:footnotePr>

--- a/docs/exports/03-DEVELOPER-GUIDE.docx
+++ b/docs/exports/03-DEVELOPER-GUIDE.docx
@@ -520,7 +520,7 @@
       </w:r>
     </w:p>
     <w:bookmarkEnd w:id="19"/>
-    <w:bookmarkStart w:id="20" w:name="Xd2b406271b25506e92c7158b4a31284694b1f70"/>
+    <w:bookmarkStart w:id="21" w:name="Xd2b406271b25506e92c7158b4a31284694b1f70"/>
     <w:p>
       <w:pPr>
         <w:pStyle w:val="Heading2"/>
@@ -601,32 +601,59 @@
         <w:t xml:space="preserve">Circle</w:t>
       </w:r>
       <w:r>
-        <w:t xml:space="preserve">, cloned</w:t>
-      </w:r>
-      <w:r>
-        <w:t xml:space="preserve"> </w:t>
-      </w:r>
-      <w:r>
-        <w:rPr>
-          <w:b/>
-          <w:bCs/>
-        </w:rPr>
-        <w:t xml:space="preserve">next to</w:t>
-      </w:r>
-      <w:r>
-        <w:t xml:space="preserve"> </w:t>
-      </w:r>
-      <w:r>
-        <w:t xml:space="preserve">the kernel tree (in</w:t>
-      </w:r>
-      <w:r>
-        <w:t xml:space="preserve"> </w:t>
-      </w:r>
-      <w:r>
-        <w:rPr>
-          <w:rStyle w:val="VerbatimChar"/>
-        </w:rPr>
-        <w:t xml:space="preserve">Zircon/circle/</w:t>
+        <w:t xml:space="preserve">, pulled in as a</w:t>
+      </w:r>
+      <w:r>
+        <w:t xml:space="preserve"> </w:t>
+      </w:r>
+      <w:r>
+        <w:rPr>
+          <w:b/>
+          <w:bCs/>
+        </w:rPr>
+        <w:t xml:space="preserve">git submodule</w:t>
+      </w:r>
+      <w:r>
+        <w:t xml:space="preserve"> </w:t>
+      </w:r>
+      <w:r>
+        <w:t xml:space="preserve">at</w:t>
+      </w:r>
+      <w:r>
+        <w:t xml:space="preserve"> </w:t>
+      </w:r>
+      <w:r>
+        <w:rPr>
+          <w:rStyle w:val="VerbatimChar"/>
+        </w:rPr>
+        <w:t xml:space="preserve">circle/</w:t>
+      </w:r>
+      <w:r>
+        <w:t xml:space="preserve"> </w:t>
+      </w:r>
+      <w:r>
+        <w:t xml:space="preserve">(our fork</w:t>
+      </w:r>
+      <w:r>
+        <w:t xml:space="preserve"> </w:t>
+      </w:r>
+      <w:r>
+        <w:rPr>
+          <w:rStyle w:val="VerbatimChar"/>
+        </w:rPr>
+        <w:t xml:space="preserve">stephaneweg/circle</w:t>
+      </w:r>
+      <w:r>
+        <w:t xml:space="preserve">, branch</w:t>
+      </w:r>
+      <w:r>
+        <w:t xml:space="preserve"> </w:t>
+      </w:r>
+      <w:r>
+        <w:rPr>
+          <w:rStyle w:val="VerbatimChar"/>
+        </w:rPr>
+        <w:t xml:space="preserve">onyx</w:t>
       </w:r>
       <w:r>
         <w:t xml:space="preserve">).</w:t>
@@ -757,30 +784,59 @@
         <w:t xml:space="preserve"> </w:t>
       </w:r>
       <w:r>
-        <w:t xml:space="preserve">The Circle to modify is</w:t>
-      </w:r>
-      <w:r>
-        <w:t xml:space="preserve"> </w:t>
-      </w:r>
-      <w:r>
-        <w:rPr>
-          <w:rStyle w:val="VerbatimChar"/>
-          <w:b/>
-          <w:bCs/>
-        </w:rPr>
-        <w:t xml:space="preserve">Zircon/circle</w:t>
-      </w:r>
-      <w:r>
-        <w:t xml:space="preserve"> </w:t>
-      </w:r>
-      <w:r>
-        <w:t xml:space="preserve">(the clone next</w:t>
-      </w:r>
-      <w:r>
-        <w:t xml:space="preserve"> </w:t>
-      </w:r>
-      <w:r>
-        <w:t xml:space="preserve">to the kernel),</w:t>
+        <w:rPr>
+          <w:rStyle w:val="VerbatimChar"/>
+        </w:rPr>
+        <w:t xml:space="preserve">circle/</w:t>
+      </w:r>
+      <w:r>
+        <w:t xml:space="preserve"> </w:t>
+      </w:r>
+      <w:r>
+        <w:t xml:space="preserve">is a</w:t>
+      </w:r>
+      <w:r>
+        <w:t xml:space="preserve"> </w:t>
+      </w:r>
+      <w:r>
+        <w:rPr>
+          <w:b/>
+          <w:bCs/>
+        </w:rPr>
+        <w:t xml:space="preserve">git submodule</w:t>
+      </w:r>
+      <w:r>
+        <w:t xml:space="preserve"> </w:t>
+      </w:r>
+      <w:r>
+        <w:t xml:space="preserve">→ our fork</w:t>
+      </w:r>
+      <w:r>
+        <w:t xml:space="preserve"> </w:t>
+      </w:r>
+      <w:r>
+        <w:rPr>
+          <w:rStyle w:val="VerbatimChar"/>
+        </w:rPr>
+        <w:t xml:space="preserve">stephaneweg/circle</w:t>
+      </w:r>
+      <w:r>
+        <w:t xml:space="preserve"> </w:t>
+      </w:r>
+      <w:r>
+        <w:t xml:space="preserve">(branch</w:t>
+      </w:r>
+      <w:r>
+        <w:t xml:space="preserve"> </w:t>
+      </w:r>
+      <w:r>
+        <w:rPr>
+          <w:rStyle w:val="VerbatimChar"/>
+        </w:rPr>
+        <w:t xml:space="preserve">onyx</w:t>
+      </w:r>
+      <w:r>
+        <w:t xml:space="preserve">),</w:t>
       </w:r>
       <w:r>
         <w:t xml:space="preserve"> </w:t>
@@ -796,43 +852,67 @@
         <w:t xml:space="preserve"> </w:t>
       </w:r>
       <w:r>
-        <w:t xml:space="preserve">any</w:t>
-      </w:r>
-      <w:r>
-        <w:t xml:space="preserve"> </w:t>
-      </w:r>
-      <w:r>
-        <w:rPr>
-          <w:rStyle w:val="VerbatimChar"/>
-        </w:rPr>
-        <w:t xml:space="preserve">C:\Temp\circle</w:t>
-      </w:r>
-      <w:r>
-        <w:t xml:space="preserve">. If you patch Circle (e.g. a</w:t>
-      </w:r>
-      <w:r>
-        <w:t xml:space="preserve"> </w:t>
-      </w:r>
-      <w:r>
-        <w:t xml:space="preserve">keymap), do it in</w:t>
-      </w:r>
-      <w:r>
-        <w:t xml:space="preserve"> </w:t>
-      </w:r>
-      <w:r>
-        <w:rPr>
-          <w:rStyle w:val="VerbatimChar"/>
-        </w:rPr>
-        <w:t xml:space="preserve">Zircon/circle</w:t>
-      </w:r>
-      <w:r>
-        <w:t xml:space="preserve"> </w:t>
-      </w:r>
-      <w:r>
-        <w:t xml:space="preserve">and rebuild the affected library.</w:t>
-      </w:r>
-    </w:p>
-    <w:bookmarkEnd w:id="20"/>
+        <w:t xml:space="preserve">any other clone. Patch Circle</w:t>
+      </w:r>
+      <w:r>
+        <w:t xml:space="preserve"> </w:t>
+      </w:r>
+      <w:r>
+        <w:rPr>
+          <w:i/>
+          <w:iCs/>
+        </w:rPr>
+        <w:t xml:space="preserve">there</w:t>
+      </w:r>
+      <w:r>
+        <w:t xml:space="preserve"> </w:t>
+      </w:r>
+      <w:r>
+        <w:t xml:space="preserve">(commit on</w:t>
+      </w:r>
+      <w:r>
+        <w:t xml:space="preserve"> </w:t>
+      </w:r>
+      <w:r>
+        <w:rPr>
+          <w:rStyle w:val="VerbatimChar"/>
+        </w:rPr>
+        <w:t xml:space="preserve">onyx</w:t>
+      </w:r>
+      <w:r>
+        <w:t xml:space="preserve">), rebuild the affected library, then record the new commit in the</w:t>
+      </w:r>
+      <w:r>
+        <w:t xml:space="preserve"> </w:t>
+      </w:r>
+      <w:r>
+        <w:t xml:space="preserve">superproject (</w:t>
+      </w:r>
+      <w:r>
+        <w:rPr>
+          <w:rStyle w:val="VerbatimChar"/>
+        </w:rPr>
+        <w:t xml:space="preserve">git add circle &amp;&amp; git commit</w:t>
+      </w:r>
+      <w:r>
+        <w:t xml:space="preserve">). The patches are listed in</w:t>
+      </w:r>
+      <w:r>
+        <w:t xml:space="preserve"> </w:t>
+      </w:r>
+      <w:hyperlink r:id="rId20">
+        <w:r>
+          <w:rPr>
+            <w:rStyle w:val="Hyperlink"/>
+          </w:rPr>
+          <w:t xml:space="preserve">Circle Changes</w:t>
+        </w:r>
+      </w:hyperlink>
+      <w:r>
+        <w:t xml:space="preserve">.</w:t>
+      </w:r>
+    </w:p>
+    <w:bookmarkEnd w:id="21"/>
     <w:bookmarkStart w:id="23" w:name="X003b220ca6cc44735cc8dfcf3146fe5e530b642"/>
     <w:p>
       <w:pPr>
@@ -850,13 +930,22 @@
         <w:rPr>
           <w:rStyle w:val="CommentTok"/>
         </w:rPr>
-        <w:t xml:space="preserve"># From the repo root (Zircon/), clone Circle next to the kernel:</w:t>
+        <w:t xml:space="preserve"># Circle is a git submodule (the fork stephaneweg/circle, branch onyx). Fetch it</w:t>
       </w:r>
       <w:r>
         <w:br/>
       </w:r>
       <w:r>
         <w:rPr>
+          <w:rStyle w:val="CommentTok"/>
+        </w:rPr>
+        <w:t xml:space="preserve"># (or clone Onyx with --recurse-submodules in the first place):</w:t>
+      </w:r>
+      <w:r>
+        <w:br/>
+      </w:r>
+      <w:r>
+        <w:rPr>
           <w:rStyle w:val="FunctionTok"/>
         </w:rPr>
         <w:t xml:space="preserve">git</w:t>
@@ -865,19 +954,25 @@
         <w:rPr>
           <w:rStyle w:val="NormalTok"/>
         </w:rPr>
-        <w:t xml:space="preserve"> clone </w:t>
+        <w:t xml:space="preserve"> submodule update </w:t>
       </w:r>
       <w:r>
         <w:rPr>
           <w:rStyle w:val="AttributeTok"/>
         </w:rPr>
-        <w:t xml:space="preserve">--recurse-submodules</w:t>
-      </w:r>
-      <w:r>
-        <w:rPr>
-          <w:rStyle w:val="NormalTok"/>
-        </w:rPr>
-        <w:t xml:space="preserve"> https://github.com/rsta2/circle.git</w:t>
+        <w:t xml:space="preserve">--init</w:t>
+      </w:r>
+      <w:r>
+        <w:rPr>
+          <w:rStyle w:val="NormalTok"/>
+        </w:rPr>
+        <w:t xml:space="preserve"> </w:t>
+      </w:r>
+      <w:r>
+        <w:rPr>
+          <w:rStyle w:val="AttributeTok"/>
+        </w:rPr>
+        <w:t xml:space="preserve">--recursive</w:t>
       </w:r>
       <w:r>
         <w:br/>
@@ -889,16 +984,148 @@
         <w:rPr>
           <w:rStyle w:val="CommentTok"/>
         </w:rPr>
-        <w:t xml:space="preserve"># Circle was checked out as CRLF on Windows -&gt; renormalize to LF once:</w:t>
+        <w:t xml:space="preserve"># Configure for RPi 4 / AArch64. DEPTH=32 is REQUIRED: our GImage renders 32-bit</w:t>
       </w:r>
       <w:r>
         <w:br/>
       </w:r>
       <w:r>
         <w:rPr>
+          <w:rStyle w:val="CommentTok"/>
+        </w:rPr>
+        <w:t xml:space="preserve"># pixels (Circle defaults to 16).</w:t>
+      </w:r>
+      <w:r>
+        <w:br/>
+      </w:r>
+      <w:r>
+        <w:rPr>
+          <w:rStyle w:val="BuiltInTok"/>
+        </w:rPr>
+        <w:t xml:space="preserve">cd</w:t>
+      </w:r>
+      <w:r>
+        <w:rPr>
+          <w:rStyle w:val="NormalTok"/>
+        </w:rPr>
+        <w:t xml:space="preserve"> circle </w:t>
+      </w:r>
+      <w:r>
+        <w:rPr>
+          <w:rStyle w:val="KeywordTok"/>
+        </w:rPr>
+        <w:t xml:space="preserve">&amp;&amp;</w:t>
+      </w:r>
+      <w:r>
+        <w:rPr>
+          <w:rStyle w:val="NormalTok"/>
+        </w:rPr>
+        <w:t xml:space="preserve"> </w:t>
+      </w:r>
+      <w:r>
+        <w:rPr>
+          <w:rStyle w:val="ExtensionTok"/>
+        </w:rPr>
+        <w:t xml:space="preserve">./configure</w:t>
+      </w:r>
+      <w:r>
+        <w:rPr>
+          <w:rStyle w:val="NormalTok"/>
+        </w:rPr>
+        <w:t xml:space="preserve"> </w:t>
+      </w:r>
+      <w:r>
+        <w:rPr>
+          <w:rStyle w:val="AttributeTok"/>
+        </w:rPr>
+        <w:t xml:space="preserve">-r</w:t>
+      </w:r>
+      <w:r>
+        <w:rPr>
+          <w:rStyle w:val="NormalTok"/>
+        </w:rPr>
+        <w:t xml:space="preserve"> 4 </w:t>
+      </w:r>
+      <w:r>
+        <w:rPr>
+          <w:rStyle w:val="AttributeTok"/>
+        </w:rPr>
+        <w:t xml:space="preserve">-p</w:t>
+      </w:r>
+      <w:r>
+        <w:rPr>
+          <w:rStyle w:val="NormalTok"/>
+        </w:rPr>
+        <w:t xml:space="preserve"> aarch64-none-elf- </w:t>
+      </w:r>
+      <w:r>
+        <w:rPr>
+          <w:rStyle w:val="AttributeTok"/>
+        </w:rPr>
+        <w:t xml:space="preserve">-d</w:t>
+      </w:r>
+      <w:r>
+        <w:rPr>
+          <w:rStyle w:val="NormalTok"/>
+        </w:rPr>
+        <w:t xml:space="preserve"> DEPTH=32 </w:t>
+      </w:r>
+      <w:r>
+        <w:rPr>
+          <w:rStyle w:val="AttributeTok"/>
+        </w:rPr>
+        <w:t xml:space="preserve">-f</w:t>
+      </w:r>
+      <w:r>
+        <w:br/>
+      </w:r>
+      <w:r>
+        <w:br/>
+      </w:r>
+      <w:r>
+        <w:rPr>
+          <w:rStyle w:val="CommentTok"/>
+        </w:rPr>
+        <w:t xml:space="preserve"># Build the libraries used by the kernel:</w:t>
+      </w:r>
+      <w:r>
+        <w:br/>
+      </w:r>
+      <w:r>
+        <w:rPr>
+          <w:rStyle w:val="KeywordTok"/>
+        </w:rPr>
+        <w:t xml:space="preserve">(</w:t>
+      </w:r>
+      <w:r>
+        <w:rPr>
+          <w:rStyle w:val="BuiltInTok"/>
+        </w:rPr>
+        <w:t xml:space="preserve">cd</w:t>
+      </w:r>
+      <w:r>
+        <w:rPr>
+          <w:rStyle w:val="NormalTok"/>
+        </w:rPr>
+        <w:t xml:space="preserve"> lib </w:t>
+      </w:r>
+      <w:r>
+        <w:rPr>
+          <w:rStyle w:val="KeywordTok"/>
+        </w:rPr>
+        <w:t xml:space="preserve">&amp;&amp;</w:t>
+      </w:r>
+      <w:r>
+        <w:rPr>
+          <w:rStyle w:val="NormalTok"/>
+        </w:rPr>
+        <w:t xml:space="preserve"> </w:t>
+      </w:r>
+      <w:r>
+        <w:rPr>
           <w:rStyle w:val="FunctionTok"/>
         </w:rPr>
-        <w:t xml:space="preserve">git</w:t>
+        <w:t xml:space="preserve">make</w:t>
       </w:r>
       <w:r>
         <w:rPr>
@@ -910,18 +1137,39 @@
         <w:rPr>
           <w:rStyle w:val="AttributeTok"/>
         </w:rPr>
-        <w:t xml:space="preserve">-C</w:t>
-      </w:r>
-      <w:r>
-        <w:rPr>
-          <w:rStyle w:val="NormalTok"/>
-        </w:rPr>
-        <w:t xml:space="preserve"> circle config core.autocrlf false </w:t>
+        <w:t xml:space="preserve">-j4</w:t>
       </w:r>
       <w:r>
         <w:rPr>
           <w:rStyle w:val="KeywordTok"/>
         </w:rPr>
+        <w:t xml:space="preserve">)</w:t>
+      </w:r>
+      <w:r>
+        <w:rPr>
+          <w:rStyle w:val="NormalTok"/>
+        </w:rPr>
+        <w:t xml:space="preserve"> </w:t>
+      </w:r>
+      <w:r>
+        <w:rPr>
+          <w:rStyle w:val="DataTypeTok"/>
+        </w:rPr>
+        <w:t xml:space="preserve">\</w:t>
+      </w:r>
+      <w:r>
+        <w:br/>
+      </w:r>
+      <w:r>
+        <w:rPr>
+          <w:rStyle w:val="NormalTok"/>
+        </w:rPr>
+        <w:t xml:space="preserve">  </w:t>
+      </w:r>
+      <w:r>
+        <w:rPr>
+          <w:rStyle w:val="KeywordTok"/>
+        </w:rPr>
         <w:t xml:space="preserve">&amp;&amp;</w:t>
       </w:r>
       <w:r>
@@ -932,9 +1180,39 @@
       </w:r>
       <w:r>
         <w:rPr>
+          <w:rStyle w:val="KeywordTok"/>
+        </w:rPr>
+        <w:t xml:space="preserve">(</w:t>
+      </w:r>
+      <w:r>
+        <w:rPr>
+          <w:rStyle w:val="BuiltInTok"/>
+        </w:rPr>
+        <w:t xml:space="preserve">cd</w:t>
+      </w:r>
+      <w:r>
+        <w:rPr>
+          <w:rStyle w:val="NormalTok"/>
+        </w:rPr>
+        <w:t xml:space="preserve"> lib/sched </w:t>
+      </w:r>
+      <w:r>
+        <w:rPr>
+          <w:rStyle w:val="KeywordTok"/>
+        </w:rPr>
+        <w:t xml:space="preserve">&amp;&amp;</w:t>
+      </w:r>
+      <w:r>
+        <w:rPr>
+          <w:rStyle w:val="NormalTok"/>
+        </w:rPr>
+        <w:t xml:space="preserve"> </w:t>
+      </w:r>
+      <w:r>
+        <w:rPr>
           <w:rStyle w:val="FunctionTok"/>
         </w:rPr>
-        <w:t xml:space="preserve">git</w:t>
+        <w:t xml:space="preserve">make</w:t>
       </w:r>
       <w:r>
         <w:rPr>
@@ -946,19 +1224,142 @@
         <w:rPr>
           <w:rStyle w:val="AttributeTok"/>
         </w:rPr>
-        <w:t xml:space="preserve">-C</w:t>
-      </w:r>
-      <w:r>
-        <w:rPr>
-          <w:rStyle w:val="NormalTok"/>
-        </w:rPr>
-        <w:t xml:space="preserve"> circle rm </w:t>
+        <w:t xml:space="preserve">-j4</w:t>
+      </w:r>
+      <w:r>
+        <w:rPr>
+          <w:rStyle w:val="KeywordTok"/>
+        </w:rPr>
+        <w:t xml:space="preserve">)</w:t>
+      </w:r>
+      <w:r>
+        <w:rPr>
+          <w:rStyle w:val="NormalTok"/>
+        </w:rPr>
+        <w:t xml:space="preserve"> </w:t>
+      </w:r>
+      <w:r>
+        <w:rPr>
+          <w:rStyle w:val="DataTypeTok"/>
+        </w:rPr>
+        <w:t xml:space="preserve">\</w:t>
+      </w:r>
+      <w:r>
+        <w:br/>
+      </w:r>
+      <w:r>
+        <w:rPr>
+          <w:rStyle w:val="NormalTok"/>
+        </w:rPr>
+        <w:t xml:space="preserve">  </w:t>
+      </w:r>
+      <w:r>
+        <w:rPr>
+          <w:rStyle w:val="KeywordTok"/>
+        </w:rPr>
+        <w:t xml:space="preserve">&amp;&amp;</w:t>
+      </w:r>
+      <w:r>
+        <w:rPr>
+          <w:rStyle w:val="NormalTok"/>
+        </w:rPr>
+        <w:t xml:space="preserve"> </w:t>
+      </w:r>
+      <w:r>
+        <w:rPr>
+          <w:rStyle w:val="KeywordTok"/>
+        </w:rPr>
+        <w:t xml:space="preserve">(</w:t>
+      </w:r>
+      <w:r>
+        <w:rPr>
+          <w:rStyle w:val="BuiltInTok"/>
+        </w:rPr>
+        <w:t xml:space="preserve">cd</w:t>
+      </w:r>
+      <w:r>
+        <w:rPr>
+          <w:rStyle w:val="NormalTok"/>
+        </w:rPr>
+        <w:t xml:space="preserve"> lib/fs </w:t>
+      </w:r>
+      <w:r>
+        <w:rPr>
+          <w:rStyle w:val="KeywordTok"/>
+        </w:rPr>
+        <w:t xml:space="preserve">&amp;&amp;</w:t>
+      </w:r>
+      <w:r>
+        <w:rPr>
+          <w:rStyle w:val="NormalTok"/>
+        </w:rPr>
+        <w:t xml:space="preserve"> </w:t>
+      </w:r>
+      <w:r>
+        <w:rPr>
+          <w:rStyle w:val="FunctionTok"/>
+        </w:rPr>
+        <w:t xml:space="preserve">make</w:t>
+      </w:r>
+      <w:r>
+        <w:rPr>
+          <w:rStyle w:val="NormalTok"/>
+        </w:rPr>
+        <w:t xml:space="preserve"> </w:t>
       </w:r>
       <w:r>
         <w:rPr>
           <w:rStyle w:val="AttributeTok"/>
         </w:rPr>
-        <w:t xml:space="preserve">--cached</w:t>
+        <w:t xml:space="preserve">-j4</w:t>
+      </w:r>
+      <w:r>
+        <w:rPr>
+          <w:rStyle w:val="NormalTok"/>
+        </w:rPr>
+        <w:t xml:space="preserve"> </w:t>
+      </w:r>
+      <w:r>
+        <w:rPr>
+          <w:rStyle w:val="KeywordTok"/>
+        </w:rPr>
+        <w:t xml:space="preserve">&amp;&amp;</w:t>
+      </w:r>
+      <w:r>
+        <w:rPr>
+          <w:rStyle w:val="NormalTok"/>
+        </w:rPr>
+        <w:t xml:space="preserve"> </w:t>
+      </w:r>
+      <w:r>
+        <w:rPr>
+          <w:rStyle w:val="BuiltInTok"/>
+        </w:rPr>
+        <w:t xml:space="preserve">cd</w:t>
+      </w:r>
+      <w:r>
+        <w:rPr>
+          <w:rStyle w:val="NormalTok"/>
+        </w:rPr>
+        <w:t xml:space="preserve"> fat </w:t>
+      </w:r>
+      <w:r>
+        <w:rPr>
+          <w:rStyle w:val="KeywordTok"/>
+        </w:rPr>
+        <w:t xml:space="preserve">&amp;&amp;</w:t>
+      </w:r>
+      <w:r>
+        <w:rPr>
+          <w:rStyle w:val="NormalTok"/>
+        </w:rPr>
+        <w:t xml:space="preserve"> </w:t>
+      </w:r>
+      <w:r>
+        <w:rPr>
+          <w:rStyle w:val="FunctionTok"/>
+        </w:rPr>
+        <w:t xml:space="preserve">make</w:t>
       </w:r>
       <w:r>
         <w:rPr>
@@ -970,18 +1371,39 @@
         <w:rPr>
           <w:rStyle w:val="AttributeTok"/>
         </w:rPr>
-        <w:t xml:space="preserve">-rq</w:t>
-      </w:r>
-      <w:r>
-        <w:rPr>
-          <w:rStyle w:val="NormalTok"/>
-        </w:rPr>
-        <w:t xml:space="preserve"> . </w:t>
+        <w:t xml:space="preserve">-j4</w:t>
       </w:r>
       <w:r>
         <w:rPr>
           <w:rStyle w:val="KeywordTok"/>
         </w:rPr>
+        <w:t xml:space="preserve">)</w:t>
+      </w:r>
+      <w:r>
+        <w:rPr>
+          <w:rStyle w:val="NormalTok"/>
+        </w:rPr>
+        <w:t xml:space="preserve"> </w:t>
+      </w:r>
+      <w:r>
+        <w:rPr>
+          <w:rStyle w:val="DataTypeTok"/>
+        </w:rPr>
+        <w:t xml:space="preserve">\</w:t>
+      </w:r>
+      <w:r>
+        <w:br/>
+      </w:r>
+      <w:r>
+        <w:rPr>
+          <w:rStyle w:val="NormalTok"/>
+        </w:rPr>
+        <w:t xml:space="preserve">  </w:t>
+      </w:r>
+      <w:r>
+        <w:rPr>
+          <w:rStyle w:val="KeywordTok"/>
+        </w:rPr>
         <w:t xml:space="preserve">&amp;&amp;</w:t>
       </w:r>
       <w:r>
@@ -992,9 +1414,39 @@
       </w:r>
       <w:r>
         <w:rPr>
+          <w:rStyle w:val="KeywordTok"/>
+        </w:rPr>
+        <w:t xml:space="preserve">(</w:t>
+      </w:r>
+      <w:r>
+        <w:rPr>
+          <w:rStyle w:val="BuiltInTok"/>
+        </w:rPr>
+        <w:t xml:space="preserve">cd</w:t>
+      </w:r>
+      <w:r>
+        <w:rPr>
+          <w:rStyle w:val="NormalTok"/>
+        </w:rPr>
+        <w:t xml:space="preserve"> lib/usb </w:t>
+      </w:r>
+      <w:r>
+        <w:rPr>
+          <w:rStyle w:val="KeywordTok"/>
+        </w:rPr>
+        <w:t xml:space="preserve">&amp;&amp;</w:t>
+      </w:r>
+      <w:r>
+        <w:rPr>
+          <w:rStyle w:val="NormalTok"/>
+        </w:rPr>
+        <w:t xml:space="preserve"> </w:t>
+      </w:r>
+      <w:r>
+        <w:rPr>
           <w:rStyle w:val="FunctionTok"/>
         </w:rPr>
-        <w:t xml:space="preserve">git</w:t>
+        <w:t xml:space="preserve">make</w:t>
       </w:r>
       <w:r>
         <w:rPr>
@@ -1006,46 +1458,280 @@
         <w:rPr>
           <w:rStyle w:val="AttributeTok"/>
         </w:rPr>
-        <w:t xml:space="preserve">-C</w:t>
-      </w:r>
-      <w:r>
-        <w:rPr>
-          <w:rStyle w:val="NormalTok"/>
-        </w:rPr>
-        <w:t xml:space="preserve"> circle reset </w:t>
+        <w:t xml:space="preserve">-j4</w:t>
+      </w:r>
+      <w:r>
+        <w:rPr>
+          <w:rStyle w:val="KeywordTok"/>
+        </w:rPr>
+        <w:t xml:space="preserve">)</w:t>
+      </w:r>
+      <w:r>
+        <w:rPr>
+          <w:rStyle w:val="NormalTok"/>
+        </w:rPr>
+        <w:t xml:space="preserve"> </w:t>
+      </w:r>
+      <w:r>
+        <w:rPr>
+          <w:rStyle w:val="DataTypeTok"/>
+        </w:rPr>
+        <w:t xml:space="preserve">\</w:t>
+      </w:r>
+      <w:r>
+        <w:br/>
+      </w:r>
+      <w:r>
+        <w:rPr>
+          <w:rStyle w:val="NormalTok"/>
+        </w:rPr>
+        <w:t xml:space="preserve">  </w:t>
+      </w:r>
+      <w:r>
+        <w:rPr>
+          <w:rStyle w:val="KeywordTok"/>
+        </w:rPr>
+        <w:t xml:space="preserve">&amp;&amp;</w:t>
+      </w:r>
+      <w:r>
+        <w:rPr>
+          <w:rStyle w:val="NormalTok"/>
+        </w:rPr>
+        <w:t xml:space="preserve"> </w:t>
+      </w:r>
+      <w:r>
+        <w:rPr>
+          <w:rStyle w:val="KeywordTok"/>
+        </w:rPr>
+        <w:t xml:space="preserve">(</w:t>
+      </w:r>
+      <w:r>
+        <w:rPr>
+          <w:rStyle w:val="BuiltInTok"/>
+        </w:rPr>
+        <w:t xml:space="preserve">cd</w:t>
+      </w:r>
+      <w:r>
+        <w:rPr>
+          <w:rStyle w:val="NormalTok"/>
+        </w:rPr>
+        <w:t xml:space="preserve"> lib/input </w:t>
+      </w:r>
+      <w:r>
+        <w:rPr>
+          <w:rStyle w:val="KeywordTok"/>
+        </w:rPr>
+        <w:t xml:space="preserve">&amp;&amp;</w:t>
+      </w:r>
+      <w:r>
+        <w:rPr>
+          <w:rStyle w:val="NormalTok"/>
+        </w:rPr>
+        <w:t xml:space="preserve"> </w:t>
+      </w:r>
+      <w:r>
+        <w:rPr>
+          <w:rStyle w:val="FunctionTok"/>
+        </w:rPr>
+        <w:t xml:space="preserve">make</w:t>
+      </w:r>
+      <w:r>
+        <w:rPr>
+          <w:rStyle w:val="NormalTok"/>
+        </w:rPr>
+        <w:t xml:space="preserve"> </w:t>
       </w:r>
       <w:r>
         <w:rPr>
           <w:rStyle w:val="AttributeTok"/>
         </w:rPr>
-        <w:t xml:space="preserve">--hard</w:t>
+        <w:t xml:space="preserve">-j4</w:t>
+      </w:r>
+      <w:r>
+        <w:rPr>
+          <w:rStyle w:val="KeywordTok"/>
+        </w:rPr>
+        <w:t xml:space="preserve">)</w:t>
+      </w:r>
+      <w:r>
+        <w:rPr>
+          <w:rStyle w:val="NormalTok"/>
+        </w:rPr>
+        <w:t xml:space="preserve"> </w:t>
+      </w:r>
+      <w:r>
+        <w:rPr>
+          <w:rStyle w:val="DataTypeTok"/>
+        </w:rPr>
+        <w:t xml:space="preserve">\</w:t>
       </w:r>
       <w:r>
         <w:br/>
       </w:r>
       <w:r>
+        <w:rPr>
+          <w:rStyle w:val="NormalTok"/>
+        </w:rPr>
+        <w:t xml:space="preserve">  </w:t>
+      </w:r>
+      <w:r>
+        <w:rPr>
+          <w:rStyle w:val="KeywordTok"/>
+        </w:rPr>
+        <w:t xml:space="preserve">&amp;&amp;</w:t>
+      </w:r>
+      <w:r>
+        <w:rPr>
+          <w:rStyle w:val="NormalTok"/>
+        </w:rPr>
+        <w:t xml:space="preserve"> </w:t>
+      </w:r>
+      <w:r>
+        <w:rPr>
+          <w:rStyle w:val="KeywordTok"/>
+        </w:rPr>
+        <w:t xml:space="preserve">(</w:t>
+      </w:r>
+      <w:r>
+        <w:rPr>
+          <w:rStyle w:val="BuiltInTok"/>
+        </w:rPr>
+        <w:t xml:space="preserve">cd</w:t>
+      </w:r>
+      <w:r>
+        <w:rPr>
+          <w:rStyle w:val="NormalTok"/>
+        </w:rPr>
+        <w:t xml:space="preserve"> addon/SDCard </w:t>
+      </w:r>
+      <w:r>
+        <w:rPr>
+          <w:rStyle w:val="KeywordTok"/>
+        </w:rPr>
+        <w:t xml:space="preserve">&amp;&amp;</w:t>
+      </w:r>
+      <w:r>
+        <w:rPr>
+          <w:rStyle w:val="NormalTok"/>
+        </w:rPr>
+        <w:t xml:space="preserve"> </w:t>
+      </w:r>
+      <w:r>
+        <w:rPr>
+          <w:rStyle w:val="FunctionTok"/>
+        </w:rPr>
+        <w:t xml:space="preserve">make</w:t>
+      </w:r>
+      <w:r>
+        <w:rPr>
+          <w:rStyle w:val="NormalTok"/>
+        </w:rPr>
+        <w:t xml:space="preserve"> </w:t>
+      </w:r>
+      <w:r>
+        <w:rPr>
+          <w:rStyle w:val="AttributeTok"/>
+        </w:rPr>
+        <w:t xml:space="preserve">-j4</w:t>
+      </w:r>
+      <w:r>
+        <w:rPr>
+          <w:rStyle w:val="KeywordTok"/>
+        </w:rPr>
+        <w:t xml:space="preserve">)</w:t>
+      </w:r>
+      <w:r>
+        <w:rPr>
+          <w:rStyle w:val="NormalTok"/>
+        </w:rPr>
+        <w:t xml:space="preserve"> </w:t>
+      </w:r>
+      <w:r>
+        <w:rPr>
+          <w:rStyle w:val="DataTypeTok"/>
+        </w:rPr>
+        <w:t xml:space="preserve">\</w:t>
+      </w:r>
+      <w:r>
         <w:br/>
       </w:r>
       <w:r>
         <w:rPr>
-          <w:rStyle w:val="CommentTok"/>
-        </w:rPr>
-        <w:t xml:space="preserve"># Configure for RPi 4 / AArch64. DEPTH=32 is REQUIRED: our GImage renders 32-bit</w:t>
+          <w:rStyle w:val="NormalTok"/>
+        </w:rPr>
+        <w:t xml:space="preserve">  </w:t>
+      </w:r>
+      <w:r>
+        <w:rPr>
+          <w:rStyle w:val="KeywordTok"/>
+        </w:rPr>
+        <w:t xml:space="preserve">&amp;&amp;</w:t>
+      </w:r>
+      <w:r>
+        <w:rPr>
+          <w:rStyle w:val="NormalTok"/>
+        </w:rPr>
+        <w:t xml:space="preserve"> </w:t>
+      </w:r>
+      <w:r>
+        <w:rPr>
+          <w:rStyle w:val="KeywordTok"/>
+        </w:rPr>
+        <w:t xml:space="preserve">(</w:t>
+      </w:r>
+      <w:r>
+        <w:rPr>
+          <w:rStyle w:val="BuiltInTok"/>
+        </w:rPr>
+        <w:t xml:space="preserve">cd</w:t>
+      </w:r>
+      <w:r>
+        <w:rPr>
+          <w:rStyle w:val="NormalTok"/>
+        </w:rPr>
+        <w:t xml:space="preserve"> addon/fatfs </w:t>
+      </w:r>
+      <w:r>
+        <w:rPr>
+          <w:rStyle w:val="KeywordTok"/>
+        </w:rPr>
+        <w:t xml:space="preserve">&amp;&amp;</w:t>
+      </w:r>
+      <w:r>
+        <w:rPr>
+          <w:rStyle w:val="NormalTok"/>
+        </w:rPr>
+        <w:t xml:space="preserve"> </w:t>
+      </w:r>
+      <w:r>
+        <w:rPr>
+          <w:rStyle w:val="FunctionTok"/>
+        </w:rPr>
+        <w:t xml:space="preserve">make</w:t>
+      </w:r>
+      <w:r>
+        <w:rPr>
+          <w:rStyle w:val="NormalTok"/>
+        </w:rPr>
+        <w:t xml:space="preserve"> </w:t>
+      </w:r>
+      <w:r>
+        <w:rPr>
+          <w:rStyle w:val="AttributeTok"/>
+        </w:rPr>
+        <w:t xml:space="preserve">-j4</w:t>
+      </w:r>
+      <w:r>
+        <w:rPr>
+          <w:rStyle w:val="KeywordTok"/>
+        </w:rPr>
+        <w:t xml:space="preserve">)</w:t>
       </w:r>
       <w:r>
         <w:br/>
       </w:r>
       <w:r>
         <w:rPr>
-          <w:rStyle w:val="CommentTok"/>
-        </w:rPr>
-        <w:t xml:space="preserve"># pixels (Circle defaults to 16).</w:t>
-      </w:r>
-      <w:r>
-        <w:br/>
-      </w:r>
-      <w:r>
-        <w:rPr>
           <w:rStyle w:val="BuiltInTok"/>
         </w:rPr>
         <w:t xml:space="preserve">cd</w:t>
@@ -1054,738 +1740,6 @@
         <w:rPr>
           <w:rStyle w:val="NormalTok"/>
         </w:rPr>
-        <w:t xml:space="preserve"> circle </w:t>
-      </w:r>
-      <w:r>
-        <w:rPr>
-          <w:rStyle w:val="KeywordTok"/>
-        </w:rPr>
-        <w:t xml:space="preserve">&amp;&amp;</w:t>
-      </w:r>
-      <w:r>
-        <w:rPr>
-          <w:rStyle w:val="NormalTok"/>
-        </w:rPr>
-        <w:t xml:space="preserve"> </w:t>
-      </w:r>
-      <w:r>
-        <w:rPr>
-          <w:rStyle w:val="ExtensionTok"/>
-        </w:rPr>
-        <w:t xml:space="preserve">./configure</w:t>
-      </w:r>
-      <w:r>
-        <w:rPr>
-          <w:rStyle w:val="NormalTok"/>
-        </w:rPr>
-        <w:t xml:space="preserve"> </w:t>
-      </w:r>
-      <w:r>
-        <w:rPr>
-          <w:rStyle w:val="AttributeTok"/>
-        </w:rPr>
-        <w:t xml:space="preserve">-r</w:t>
-      </w:r>
-      <w:r>
-        <w:rPr>
-          <w:rStyle w:val="NormalTok"/>
-        </w:rPr>
-        <w:t xml:space="preserve"> 4 </w:t>
-      </w:r>
-      <w:r>
-        <w:rPr>
-          <w:rStyle w:val="AttributeTok"/>
-        </w:rPr>
-        <w:t xml:space="preserve">-p</w:t>
-      </w:r>
-      <w:r>
-        <w:rPr>
-          <w:rStyle w:val="NormalTok"/>
-        </w:rPr>
-        <w:t xml:space="preserve"> aarch64-none-elf- </w:t>
-      </w:r>
-      <w:r>
-        <w:rPr>
-          <w:rStyle w:val="AttributeTok"/>
-        </w:rPr>
-        <w:t xml:space="preserve">-d</w:t>
-      </w:r>
-      <w:r>
-        <w:rPr>
-          <w:rStyle w:val="NormalTok"/>
-        </w:rPr>
-        <w:t xml:space="preserve"> DEPTH=32 </w:t>
-      </w:r>
-      <w:r>
-        <w:rPr>
-          <w:rStyle w:val="AttributeTok"/>
-        </w:rPr>
-        <w:t xml:space="preserve">-f</w:t>
-      </w:r>
-      <w:r>
-        <w:br/>
-      </w:r>
-      <w:r>
-        <w:br/>
-      </w:r>
-      <w:r>
-        <w:rPr>
-          <w:rStyle w:val="CommentTok"/>
-        </w:rPr>
-        <w:t xml:space="preserve"># Build the libraries used by the kernel:</w:t>
-      </w:r>
-      <w:r>
-        <w:br/>
-      </w:r>
-      <w:r>
-        <w:rPr>
-          <w:rStyle w:val="KeywordTok"/>
-        </w:rPr>
-        <w:t xml:space="preserve">(</w:t>
-      </w:r>
-      <w:r>
-        <w:rPr>
-          <w:rStyle w:val="BuiltInTok"/>
-        </w:rPr>
-        <w:t xml:space="preserve">cd</w:t>
-      </w:r>
-      <w:r>
-        <w:rPr>
-          <w:rStyle w:val="NormalTok"/>
-        </w:rPr>
-        <w:t xml:space="preserve"> lib </w:t>
-      </w:r>
-      <w:r>
-        <w:rPr>
-          <w:rStyle w:val="KeywordTok"/>
-        </w:rPr>
-        <w:t xml:space="preserve">&amp;&amp;</w:t>
-      </w:r>
-      <w:r>
-        <w:rPr>
-          <w:rStyle w:val="NormalTok"/>
-        </w:rPr>
-        <w:t xml:space="preserve"> </w:t>
-      </w:r>
-      <w:r>
-        <w:rPr>
-          <w:rStyle w:val="FunctionTok"/>
-        </w:rPr>
-        <w:t xml:space="preserve">make</w:t>
-      </w:r>
-      <w:r>
-        <w:rPr>
-          <w:rStyle w:val="NormalTok"/>
-        </w:rPr>
-        <w:t xml:space="preserve"> </w:t>
-      </w:r>
-      <w:r>
-        <w:rPr>
-          <w:rStyle w:val="AttributeTok"/>
-        </w:rPr>
-        <w:t xml:space="preserve">-j4</w:t>
-      </w:r>
-      <w:r>
-        <w:rPr>
-          <w:rStyle w:val="KeywordTok"/>
-        </w:rPr>
-        <w:t xml:space="preserve">)</w:t>
-      </w:r>
-      <w:r>
-        <w:rPr>
-          <w:rStyle w:val="NormalTok"/>
-        </w:rPr>
-        <w:t xml:space="preserve"> </w:t>
-      </w:r>
-      <w:r>
-        <w:rPr>
-          <w:rStyle w:val="DataTypeTok"/>
-        </w:rPr>
-        <w:t xml:space="preserve">\</w:t>
-      </w:r>
-      <w:r>
-        <w:br/>
-      </w:r>
-      <w:r>
-        <w:rPr>
-          <w:rStyle w:val="NormalTok"/>
-        </w:rPr>
-        <w:t xml:space="preserve">  </w:t>
-      </w:r>
-      <w:r>
-        <w:rPr>
-          <w:rStyle w:val="KeywordTok"/>
-        </w:rPr>
-        <w:t xml:space="preserve">&amp;&amp;</w:t>
-      </w:r>
-      <w:r>
-        <w:rPr>
-          <w:rStyle w:val="NormalTok"/>
-        </w:rPr>
-        <w:t xml:space="preserve"> </w:t>
-      </w:r>
-      <w:r>
-        <w:rPr>
-          <w:rStyle w:val="KeywordTok"/>
-        </w:rPr>
-        <w:t xml:space="preserve">(</w:t>
-      </w:r>
-      <w:r>
-        <w:rPr>
-          <w:rStyle w:val="BuiltInTok"/>
-        </w:rPr>
-        <w:t xml:space="preserve">cd</w:t>
-      </w:r>
-      <w:r>
-        <w:rPr>
-          <w:rStyle w:val="NormalTok"/>
-        </w:rPr>
-        <w:t xml:space="preserve"> lib/sched </w:t>
-      </w:r>
-      <w:r>
-        <w:rPr>
-          <w:rStyle w:val="KeywordTok"/>
-        </w:rPr>
-        <w:t xml:space="preserve">&amp;&amp;</w:t>
-      </w:r>
-      <w:r>
-        <w:rPr>
-          <w:rStyle w:val="NormalTok"/>
-        </w:rPr>
-        <w:t xml:space="preserve"> </w:t>
-      </w:r>
-      <w:r>
-        <w:rPr>
-          <w:rStyle w:val="FunctionTok"/>
-        </w:rPr>
-        <w:t xml:space="preserve">make</w:t>
-      </w:r>
-      <w:r>
-        <w:rPr>
-          <w:rStyle w:val="NormalTok"/>
-        </w:rPr>
-        <w:t xml:space="preserve"> </w:t>
-      </w:r>
-      <w:r>
-        <w:rPr>
-          <w:rStyle w:val="AttributeTok"/>
-        </w:rPr>
-        <w:t xml:space="preserve">-j4</w:t>
-      </w:r>
-      <w:r>
-        <w:rPr>
-          <w:rStyle w:val="KeywordTok"/>
-        </w:rPr>
-        <w:t xml:space="preserve">)</w:t>
-      </w:r>
-      <w:r>
-        <w:rPr>
-          <w:rStyle w:val="NormalTok"/>
-        </w:rPr>
-        <w:t xml:space="preserve"> </w:t>
-      </w:r>
-      <w:r>
-        <w:rPr>
-          <w:rStyle w:val="DataTypeTok"/>
-        </w:rPr>
-        <w:t xml:space="preserve">\</w:t>
-      </w:r>
-      <w:r>
-        <w:br/>
-      </w:r>
-      <w:r>
-        <w:rPr>
-          <w:rStyle w:val="NormalTok"/>
-        </w:rPr>
-        <w:t xml:space="preserve">  </w:t>
-      </w:r>
-      <w:r>
-        <w:rPr>
-          <w:rStyle w:val="KeywordTok"/>
-        </w:rPr>
-        <w:t xml:space="preserve">&amp;&amp;</w:t>
-      </w:r>
-      <w:r>
-        <w:rPr>
-          <w:rStyle w:val="NormalTok"/>
-        </w:rPr>
-        <w:t xml:space="preserve"> </w:t>
-      </w:r>
-      <w:r>
-        <w:rPr>
-          <w:rStyle w:val="KeywordTok"/>
-        </w:rPr>
-        <w:t xml:space="preserve">(</w:t>
-      </w:r>
-      <w:r>
-        <w:rPr>
-          <w:rStyle w:val="BuiltInTok"/>
-        </w:rPr>
-        <w:t xml:space="preserve">cd</w:t>
-      </w:r>
-      <w:r>
-        <w:rPr>
-          <w:rStyle w:val="NormalTok"/>
-        </w:rPr>
-        <w:t xml:space="preserve"> lib/fs </w:t>
-      </w:r>
-      <w:r>
-        <w:rPr>
-          <w:rStyle w:val="KeywordTok"/>
-        </w:rPr>
-        <w:t xml:space="preserve">&amp;&amp;</w:t>
-      </w:r>
-      <w:r>
-        <w:rPr>
-          <w:rStyle w:val="NormalTok"/>
-        </w:rPr>
-        <w:t xml:space="preserve"> </w:t>
-      </w:r>
-      <w:r>
-        <w:rPr>
-          <w:rStyle w:val="FunctionTok"/>
-        </w:rPr>
-        <w:t xml:space="preserve">make</w:t>
-      </w:r>
-      <w:r>
-        <w:rPr>
-          <w:rStyle w:val="NormalTok"/>
-        </w:rPr>
-        <w:t xml:space="preserve"> </w:t>
-      </w:r>
-      <w:r>
-        <w:rPr>
-          <w:rStyle w:val="AttributeTok"/>
-        </w:rPr>
-        <w:t xml:space="preserve">-j4</w:t>
-      </w:r>
-      <w:r>
-        <w:rPr>
-          <w:rStyle w:val="NormalTok"/>
-        </w:rPr>
-        <w:t xml:space="preserve"> </w:t>
-      </w:r>
-      <w:r>
-        <w:rPr>
-          <w:rStyle w:val="KeywordTok"/>
-        </w:rPr>
-        <w:t xml:space="preserve">&amp;&amp;</w:t>
-      </w:r>
-      <w:r>
-        <w:rPr>
-          <w:rStyle w:val="NormalTok"/>
-        </w:rPr>
-        <w:t xml:space="preserve"> </w:t>
-      </w:r>
-      <w:r>
-        <w:rPr>
-          <w:rStyle w:val="BuiltInTok"/>
-        </w:rPr>
-        <w:t xml:space="preserve">cd</w:t>
-      </w:r>
-      <w:r>
-        <w:rPr>
-          <w:rStyle w:val="NormalTok"/>
-        </w:rPr>
-        <w:t xml:space="preserve"> fat </w:t>
-      </w:r>
-      <w:r>
-        <w:rPr>
-          <w:rStyle w:val="KeywordTok"/>
-        </w:rPr>
-        <w:t xml:space="preserve">&amp;&amp;</w:t>
-      </w:r>
-      <w:r>
-        <w:rPr>
-          <w:rStyle w:val="NormalTok"/>
-        </w:rPr>
-        <w:t xml:space="preserve"> </w:t>
-      </w:r>
-      <w:r>
-        <w:rPr>
-          <w:rStyle w:val="FunctionTok"/>
-        </w:rPr>
-        <w:t xml:space="preserve">make</w:t>
-      </w:r>
-      <w:r>
-        <w:rPr>
-          <w:rStyle w:val="NormalTok"/>
-        </w:rPr>
-        <w:t xml:space="preserve"> </w:t>
-      </w:r>
-      <w:r>
-        <w:rPr>
-          <w:rStyle w:val="AttributeTok"/>
-        </w:rPr>
-        <w:t xml:space="preserve">-j4</w:t>
-      </w:r>
-      <w:r>
-        <w:rPr>
-          <w:rStyle w:val="KeywordTok"/>
-        </w:rPr>
-        <w:t xml:space="preserve">)</w:t>
-      </w:r>
-      <w:r>
-        <w:rPr>
-          <w:rStyle w:val="NormalTok"/>
-        </w:rPr>
-        <w:t xml:space="preserve"> </w:t>
-      </w:r>
-      <w:r>
-        <w:rPr>
-          <w:rStyle w:val="DataTypeTok"/>
-        </w:rPr>
-        <w:t xml:space="preserve">\</w:t>
-      </w:r>
-      <w:r>
-        <w:br/>
-      </w:r>
-      <w:r>
-        <w:rPr>
-          <w:rStyle w:val="NormalTok"/>
-        </w:rPr>
-        <w:t xml:space="preserve">  </w:t>
-      </w:r>
-      <w:r>
-        <w:rPr>
-          <w:rStyle w:val="KeywordTok"/>
-        </w:rPr>
-        <w:t xml:space="preserve">&amp;&amp;</w:t>
-      </w:r>
-      <w:r>
-        <w:rPr>
-          <w:rStyle w:val="NormalTok"/>
-        </w:rPr>
-        <w:t xml:space="preserve"> </w:t>
-      </w:r>
-      <w:r>
-        <w:rPr>
-          <w:rStyle w:val="KeywordTok"/>
-        </w:rPr>
-        <w:t xml:space="preserve">(</w:t>
-      </w:r>
-      <w:r>
-        <w:rPr>
-          <w:rStyle w:val="BuiltInTok"/>
-        </w:rPr>
-        <w:t xml:space="preserve">cd</w:t>
-      </w:r>
-      <w:r>
-        <w:rPr>
-          <w:rStyle w:val="NormalTok"/>
-        </w:rPr>
-        <w:t xml:space="preserve"> lib/usb </w:t>
-      </w:r>
-      <w:r>
-        <w:rPr>
-          <w:rStyle w:val="KeywordTok"/>
-        </w:rPr>
-        <w:t xml:space="preserve">&amp;&amp;</w:t>
-      </w:r>
-      <w:r>
-        <w:rPr>
-          <w:rStyle w:val="NormalTok"/>
-        </w:rPr>
-        <w:t xml:space="preserve"> </w:t>
-      </w:r>
-      <w:r>
-        <w:rPr>
-          <w:rStyle w:val="FunctionTok"/>
-        </w:rPr>
-        <w:t xml:space="preserve">make</w:t>
-      </w:r>
-      <w:r>
-        <w:rPr>
-          <w:rStyle w:val="NormalTok"/>
-        </w:rPr>
-        <w:t xml:space="preserve"> </w:t>
-      </w:r>
-      <w:r>
-        <w:rPr>
-          <w:rStyle w:val="AttributeTok"/>
-        </w:rPr>
-        <w:t xml:space="preserve">-j4</w:t>
-      </w:r>
-      <w:r>
-        <w:rPr>
-          <w:rStyle w:val="KeywordTok"/>
-        </w:rPr>
-        <w:t xml:space="preserve">)</w:t>
-      </w:r>
-      <w:r>
-        <w:rPr>
-          <w:rStyle w:val="NormalTok"/>
-        </w:rPr>
-        <w:t xml:space="preserve"> </w:t>
-      </w:r>
-      <w:r>
-        <w:rPr>
-          <w:rStyle w:val="DataTypeTok"/>
-        </w:rPr>
-        <w:t xml:space="preserve">\</w:t>
-      </w:r>
-      <w:r>
-        <w:br/>
-      </w:r>
-      <w:r>
-        <w:rPr>
-          <w:rStyle w:val="NormalTok"/>
-        </w:rPr>
-        <w:t xml:space="preserve">  </w:t>
-      </w:r>
-      <w:r>
-        <w:rPr>
-          <w:rStyle w:val="KeywordTok"/>
-        </w:rPr>
-        <w:t xml:space="preserve">&amp;&amp;</w:t>
-      </w:r>
-      <w:r>
-        <w:rPr>
-          <w:rStyle w:val="NormalTok"/>
-        </w:rPr>
-        <w:t xml:space="preserve"> </w:t>
-      </w:r>
-      <w:r>
-        <w:rPr>
-          <w:rStyle w:val="KeywordTok"/>
-        </w:rPr>
-        <w:t xml:space="preserve">(</w:t>
-      </w:r>
-      <w:r>
-        <w:rPr>
-          <w:rStyle w:val="BuiltInTok"/>
-        </w:rPr>
-        <w:t xml:space="preserve">cd</w:t>
-      </w:r>
-      <w:r>
-        <w:rPr>
-          <w:rStyle w:val="NormalTok"/>
-        </w:rPr>
-        <w:t xml:space="preserve"> lib/input </w:t>
-      </w:r>
-      <w:r>
-        <w:rPr>
-          <w:rStyle w:val="KeywordTok"/>
-        </w:rPr>
-        <w:t xml:space="preserve">&amp;&amp;</w:t>
-      </w:r>
-      <w:r>
-        <w:rPr>
-          <w:rStyle w:val="NormalTok"/>
-        </w:rPr>
-        <w:t xml:space="preserve"> </w:t>
-      </w:r>
-      <w:r>
-        <w:rPr>
-          <w:rStyle w:val="FunctionTok"/>
-        </w:rPr>
-        <w:t xml:space="preserve">make</w:t>
-      </w:r>
-      <w:r>
-        <w:rPr>
-          <w:rStyle w:val="NormalTok"/>
-        </w:rPr>
-        <w:t xml:space="preserve"> </w:t>
-      </w:r>
-      <w:r>
-        <w:rPr>
-          <w:rStyle w:val="AttributeTok"/>
-        </w:rPr>
-        <w:t xml:space="preserve">-j4</w:t>
-      </w:r>
-      <w:r>
-        <w:rPr>
-          <w:rStyle w:val="KeywordTok"/>
-        </w:rPr>
-        <w:t xml:space="preserve">)</w:t>
-      </w:r>
-      <w:r>
-        <w:rPr>
-          <w:rStyle w:val="NormalTok"/>
-        </w:rPr>
-        <w:t xml:space="preserve"> </w:t>
-      </w:r>
-      <w:r>
-        <w:rPr>
-          <w:rStyle w:val="DataTypeTok"/>
-        </w:rPr>
-        <w:t xml:space="preserve">\</w:t>
-      </w:r>
-      <w:r>
-        <w:br/>
-      </w:r>
-      <w:r>
-        <w:rPr>
-          <w:rStyle w:val="NormalTok"/>
-        </w:rPr>
-        <w:t xml:space="preserve">  </w:t>
-      </w:r>
-      <w:r>
-        <w:rPr>
-          <w:rStyle w:val="KeywordTok"/>
-        </w:rPr>
-        <w:t xml:space="preserve">&amp;&amp;</w:t>
-      </w:r>
-      <w:r>
-        <w:rPr>
-          <w:rStyle w:val="NormalTok"/>
-        </w:rPr>
-        <w:t xml:space="preserve"> </w:t>
-      </w:r>
-      <w:r>
-        <w:rPr>
-          <w:rStyle w:val="KeywordTok"/>
-        </w:rPr>
-        <w:t xml:space="preserve">(</w:t>
-      </w:r>
-      <w:r>
-        <w:rPr>
-          <w:rStyle w:val="BuiltInTok"/>
-        </w:rPr>
-        <w:t xml:space="preserve">cd</w:t>
-      </w:r>
-      <w:r>
-        <w:rPr>
-          <w:rStyle w:val="NormalTok"/>
-        </w:rPr>
-        <w:t xml:space="preserve"> addon/SDCard </w:t>
-      </w:r>
-      <w:r>
-        <w:rPr>
-          <w:rStyle w:val="KeywordTok"/>
-        </w:rPr>
-        <w:t xml:space="preserve">&amp;&amp;</w:t>
-      </w:r>
-      <w:r>
-        <w:rPr>
-          <w:rStyle w:val="NormalTok"/>
-        </w:rPr>
-        <w:t xml:space="preserve"> </w:t>
-      </w:r>
-      <w:r>
-        <w:rPr>
-          <w:rStyle w:val="FunctionTok"/>
-        </w:rPr>
-        <w:t xml:space="preserve">make</w:t>
-      </w:r>
-      <w:r>
-        <w:rPr>
-          <w:rStyle w:val="NormalTok"/>
-        </w:rPr>
-        <w:t xml:space="preserve"> </w:t>
-      </w:r>
-      <w:r>
-        <w:rPr>
-          <w:rStyle w:val="AttributeTok"/>
-        </w:rPr>
-        <w:t xml:space="preserve">-j4</w:t>
-      </w:r>
-      <w:r>
-        <w:rPr>
-          <w:rStyle w:val="KeywordTok"/>
-        </w:rPr>
-        <w:t xml:space="preserve">)</w:t>
-      </w:r>
-      <w:r>
-        <w:rPr>
-          <w:rStyle w:val="NormalTok"/>
-        </w:rPr>
-        <w:t xml:space="preserve"> </w:t>
-      </w:r>
-      <w:r>
-        <w:rPr>
-          <w:rStyle w:val="DataTypeTok"/>
-        </w:rPr>
-        <w:t xml:space="preserve">\</w:t>
-      </w:r>
-      <w:r>
-        <w:br/>
-      </w:r>
-      <w:r>
-        <w:rPr>
-          <w:rStyle w:val="NormalTok"/>
-        </w:rPr>
-        <w:t xml:space="preserve">  </w:t>
-      </w:r>
-      <w:r>
-        <w:rPr>
-          <w:rStyle w:val="KeywordTok"/>
-        </w:rPr>
-        <w:t xml:space="preserve">&amp;&amp;</w:t>
-      </w:r>
-      <w:r>
-        <w:rPr>
-          <w:rStyle w:val="NormalTok"/>
-        </w:rPr>
-        <w:t xml:space="preserve"> </w:t>
-      </w:r>
-      <w:r>
-        <w:rPr>
-          <w:rStyle w:val="KeywordTok"/>
-        </w:rPr>
-        <w:t xml:space="preserve">(</w:t>
-      </w:r>
-      <w:r>
-        <w:rPr>
-          <w:rStyle w:val="BuiltInTok"/>
-        </w:rPr>
-        <w:t xml:space="preserve">cd</w:t>
-      </w:r>
-      <w:r>
-        <w:rPr>
-          <w:rStyle w:val="NormalTok"/>
-        </w:rPr>
-        <w:t xml:space="preserve"> addon/fatfs </w:t>
-      </w:r>
-      <w:r>
-        <w:rPr>
-          <w:rStyle w:val="KeywordTok"/>
-        </w:rPr>
-        <w:t xml:space="preserve">&amp;&amp;</w:t>
-      </w:r>
-      <w:r>
-        <w:rPr>
-          <w:rStyle w:val="NormalTok"/>
-        </w:rPr>
-        <w:t xml:space="preserve"> </w:t>
-      </w:r>
-      <w:r>
-        <w:rPr>
-          <w:rStyle w:val="FunctionTok"/>
-        </w:rPr>
-        <w:t xml:space="preserve">make</w:t>
-      </w:r>
-      <w:r>
-        <w:rPr>
-          <w:rStyle w:val="NormalTok"/>
-        </w:rPr>
-        <w:t xml:space="preserve"> </w:t>
-      </w:r>
-      <w:r>
-        <w:rPr>
-          <w:rStyle w:val="AttributeTok"/>
-        </w:rPr>
-        <w:t xml:space="preserve">-j4</w:t>
-      </w:r>
-      <w:r>
-        <w:rPr>
-          <w:rStyle w:val="KeywordTok"/>
-        </w:rPr>
-        <w:t xml:space="preserve">)</w:t>
-      </w:r>
-      <w:r>
-        <w:br/>
-      </w:r>
-      <w:r>
-        <w:rPr>
-          <w:rStyle w:val="BuiltInTok"/>
-        </w:rPr>
-        <w:t xml:space="preserve">cd</w:t>
-      </w:r>
-      <w:r>
-        <w:rPr>
-          <w:rStyle w:val="NormalTok"/>
-        </w:rPr>
         <w:t xml:space="preserve"> ..</w:t>
       </w:r>
     </w:p>
@@ -1885,7 +1839,7 @@
       <w:r>
         <w:t xml:space="preserve"> </w:t>
       </w:r>
-      <w:hyperlink r:id="rId21">
+      <w:hyperlink r:id="rId22">
         <w:r>
           <w:rPr>
             <w:rStyle w:val="VerbatimChar"/>
@@ -2021,7 +1975,7 @@
       <w:r>
         <w:t xml:space="preserve"> </w:t>
       </w:r>
-      <w:hyperlink r:id="rId22">
+      <w:hyperlink r:id="rId20">
         <w:r>
           <w:rPr>
             <w:rStyle w:val="Hyperlink"/>

--- a/docs/exports/03-DEVELOPER-GUIDE.docx
+++ b/docs/exports/03-DEVELOPER-GUIDE.docx
@@ -2953,7 +2953,7 @@
       </w:r>
     </w:p>
     <w:bookmarkEnd w:id="28"/>
-    <w:bookmarkStart w:id="33" w:name="X14c178ed9abbfa090eee6797105c19058b6d0b2"/>
+    <w:bookmarkStart w:id="37" w:name="X14c178ed9abbfa090eee6797105c19058b6d0b2"/>
     <w:p>
       <w:pPr>
         <w:pStyle w:val="Heading2"/>
@@ -3721,29 +3721,29 @@
         <w:t xml:space="preserve">-mgeneral-regs-only</w:t>
       </w:r>
       <w:r>
-        <w:t xml:space="preserve">:</w:t>
-      </w:r>
-      <w:r>
-        <w:t xml:space="preserve"> </w:t>
-      </w:r>
-      <w:r>
-        <w:rPr>
-          <w:b/>
-          <w:bCs/>
-        </w:rPr>
-        <w:t xml:space="preserve">no FP/SIMD</w:t>
-      </w:r>
-      <w:r>
-        <w:t xml:space="preserve"> </w:t>
-      </w:r>
-      <w:r>
-        <w:t xml:space="preserve">— the kernel trap frame does not save the</w:t>
-      </w:r>
-      <w:r>
-        <w:t xml:space="preserve"> </w:t>
-      </w:r>
-      <w:r>
-        <w:t xml:space="preserve">floating-point registers. Do</w:t>
+        <w:t xml:space="preserve">: integer-only codegen — the</w:t>
+      </w:r>
+      <w:r>
+        <w:t xml:space="preserve"> </w:t>
+      </w:r>
+      <w:r>
+        <w:rPr>
+          <w:b/>
+          <w:bCs/>
+        </w:rPr>
+        <w:t xml:space="preserve">default</w:t>
+      </w:r>
+      <w:r>
+        <w:t xml:space="preserve"> </w:t>
+      </w:r>
+      <w:r>
+        <w:t xml:space="preserve">for apps. Most apps</w:t>
+      </w:r>
+      <w:r>
+        <w:t xml:space="preserve"> </w:t>
+      </w:r>
+      <w:r>
+        <w:t xml:space="preserve">do</w:t>
       </w:r>
       <w:r>
         <w:t xml:space="preserve"> </w:t>
@@ -3768,7 +3768,7 @@
         <w:rPr>
           <w:rStyle w:val="VerbatimChar"/>
         </w:rPr>
-        <w:t xml:space="preserve">tinycalc.c</w:t>
+        <w:t xml:space="preserve">tinycalc</w:t>
       </w:r>
       <w:r>
         <w:t xml:space="preserve">,</w:t>
@@ -3780,10 +3780,307 @@
         <w:rPr>
           <w:rStyle w:val="VerbatimChar"/>
         </w:rPr>
-        <w:t xml:space="preserve">mandelbrot.c</w:t>
+        <w:t xml:space="preserve">mandelbrot</w:t>
       </w:r>
       <w:r>
         <w:t xml:space="preserve">).</w:t>
+      </w:r>
+    </w:p>
+    <w:p>
+      <w:pPr>
+        <w:pStyle w:val="Compact"/>
+        <w:numPr>
+          <w:ilvl w:val="0"/>
+          <w:numId w:val="1005"/>
+        </w:numPr>
+      </w:pPr>
+      <w:r>
+        <w:rPr>
+          <w:b/>
+          <w:bCs/>
+        </w:rPr>
+        <w:t xml:space="preserve">Hardware float is available (opt-in).</w:t>
+      </w:r>
+      <w:r>
+        <w:t xml:space="preserve"> </w:t>
+      </w:r>
+      <w:r>
+        <w:t xml:space="preserve">The kernel now saves the full FP/SIMD</w:t>
+      </w:r>
+      <w:r>
+        <w:t xml:space="preserve"> </w:t>
+      </w:r>
+      <w:r>
+        <w:t xml:space="preserve">state on every trap (see</w:t>
+      </w:r>
+      <w:r>
+        <w:t xml:space="preserve"> </w:t>
+      </w:r>
+      <w:hyperlink r:id="rId18">
+        <w:r>
+          <w:rPr>
+            <w:rStyle w:val="Hyperlink"/>
+          </w:rPr>
+          <w:t xml:space="preserve">Kernel internals §6</w:t>
+        </w:r>
+      </w:hyperlink>
+      <w:r>
+        <w:t xml:space="preserve">, trap</w:t>
+      </w:r>
+      <w:r>
+        <w:t xml:space="preserve"> </w:t>
+      </w:r>
+      <w:r>
+        <w:t xml:space="preserve">frame), and FP/SIMD is enabled at EL0 (</w:t>
+      </w:r>
+      <w:r>
+        <w:rPr>
+          <w:rStyle w:val="VerbatimChar"/>
+        </w:rPr>
+        <w:t xml:space="preserve">CPACR_EL1</w:t>
+      </w:r>
+      <w:r>
+        <w:t xml:space="preserve">). To use</w:t>
+      </w:r>
+      <w:r>
+        <w:t xml:space="preserve"> </w:t>
+      </w:r>
+      <w:r>
+        <w:rPr>
+          <w:rStyle w:val="VerbatimChar"/>
+        </w:rPr>
+        <w:t xml:space="preserve">float</w:t>
+      </w:r>
+      <w:r>
+        <w:t xml:space="preserve">/</w:t>
+      </w:r>
+      <w:r>
+        <w:rPr>
+          <w:rStyle w:val="VerbatimChar"/>
+        </w:rPr>
+        <w:t xml:space="preserve">double</w:t>
+      </w:r>
+      <w:r>
+        <w:t xml:space="preserve"> </w:t>
+      </w:r>
+      <w:r>
+        <w:t xml:space="preserve">in an</w:t>
+      </w:r>
+      <w:r>
+        <w:t xml:space="preserve"> </w:t>
+      </w:r>
+      <w:r>
+        <w:t xml:space="preserve">app, build it</w:t>
+      </w:r>
+      <w:r>
+        <w:t xml:space="preserve"> </w:t>
+      </w:r>
+      <w:r>
+        <w:rPr>
+          <w:b/>
+          <w:bCs/>
+        </w:rPr>
+        <w:t xml:space="preserve">without</w:t>
+      </w:r>
+      <w:r>
+        <w:t xml:space="preserve"> </w:t>
+      </w:r>
+      <w:r>
+        <w:rPr>
+          <w:rStyle w:val="VerbatimChar"/>
+        </w:rPr>
+        <w:t xml:space="preserve">-mgeneral-regs-only</w:t>
+      </w:r>
+      <w:r>
+        <w:t xml:space="preserve"> </w:t>
+      </w:r>
+      <w:r>
+        <w:t xml:space="preserve">and</w:t>
+      </w:r>
+      <w:r>
+        <w:t xml:space="preserve"> </w:t>
+      </w:r>
+      <w:r>
+        <w:rPr>
+          <w:b/>
+          <w:bCs/>
+        </w:rPr>
+        <w:t xml:space="preserve">with</w:t>
+      </w:r>
+      <w:r>
+        <w:t xml:space="preserve"> </w:t>
+      </w:r>
+      <w:r>
+        <w:rPr>
+          <w:rStyle w:val="VerbatimChar"/>
+        </w:rPr>
+        <w:t xml:space="preserve">-mcpu=cortex-a72</w:t>
+      </w:r>
+      <w:r>
+        <w:t xml:space="preserve"> </w:t>
+      </w:r>
+      <w:r>
+        <w:t xml:space="preserve">(the Pi 4 core). Basic FP (</w:t>
+      </w:r>
+      <w:r>
+        <w:rPr>
+          <w:rStyle w:val="VerbatimChar"/>
+        </w:rPr>
+        <w:t xml:space="preserve">+ - * /</w:t>
+      </w:r>
+      <w:r>
+        <w:t xml:space="preserve">, int↔double) compiles to hardware</w:t>
+      </w:r>
+      <w:r>
+        <w:t xml:space="preserve"> </w:t>
+      </w:r>
+      <w:r>
+        <w:t xml:space="preserve">instructions with</w:t>
+      </w:r>
+      <w:r>
+        <w:t xml:space="preserve"> </w:t>
+      </w:r>
+      <w:r>
+        <w:rPr>
+          <w:b/>
+          <w:bCs/>
+        </w:rPr>
+        <w:t xml:space="preserve">no</w:t>
+      </w:r>
+      <w:r>
+        <w:t xml:space="preserve"> </w:t>
+      </w:r>
+      <w:r>
+        <w:t xml:space="preserve">soft-float runtime; transcendental math (</w:t>
+      </w:r>
+      <w:r>
+        <w:rPr>
+          <w:rStyle w:val="VerbatimChar"/>
+        </w:rPr>
+        <w:t xml:space="preserve">sin</w:t>
+      </w:r>
+      <w:r>
+        <w:t xml:space="preserve">/</w:t>
+      </w:r>
+      <w:r>
+        <w:rPr>
+          <w:rStyle w:val="VerbatimChar"/>
+        </w:rPr>
+        <w:t xml:space="preserve">cos</w:t>
+      </w:r>
+      <w:r>
+        <w:t xml:space="preserve">/</w:t>
+      </w:r>
+      <w:r>
+        <w:t xml:space="preserve"> </w:t>
+      </w:r>
+      <w:r>
+        <w:rPr>
+          <w:rStyle w:val="VerbatimChar"/>
+        </w:rPr>
+        <w:t xml:space="preserve">pow</w:t>
+      </w:r>
+      <w:r>
+        <w:t xml:space="preserve">…) lives in newlib's</w:t>
+      </w:r>
+      <w:r>
+        <w:t xml:space="preserve"> </w:t>
+      </w:r>
+      <w:r>
+        <w:rPr>
+          <w:rStyle w:val="VerbatimChar"/>
+        </w:rPr>
+        <w:t xml:space="preserve">libm</w:t>
+      </w:r>
+      <w:r>
+        <w:t xml:space="preserve"> </w:t>
+      </w:r>
+      <w:r>
+        <w:t xml:space="preserve">— see §5.1. For the bare-FP recipe, see the</w:t>
+      </w:r>
+      <w:r>
+        <w:t xml:space="preserve"> </w:t>
+      </w:r>
+      <w:r>
+        <w:rPr>
+          <w:rStyle w:val="VerbatimChar"/>
+        </w:rPr>
+        <w:t xml:space="preserve">fptest</w:t>
+      </w:r>
+      <w:r>
+        <w:t xml:space="preserve"> </w:t>
+      </w:r>
+      <w:r>
+        <w:t xml:space="preserve">target in</w:t>
+      </w:r>
+      <w:r>
+        <w:t xml:space="preserve"> </w:t>
+      </w:r>
+      <w:hyperlink r:id="rId32">
+        <w:r>
+          <w:rPr>
+            <w:rStyle w:val="VerbatimChar"/>
+          </w:rPr>
+          <w:t xml:space="preserve">user/bin/Makefile</w:t>
+        </w:r>
+      </w:hyperlink>
+      <w:r>
+        <w:t xml:space="preserve"> </w:t>
+      </w:r>
+      <w:r>
+        <w:t xml:space="preserve">(a target-specific</w:t>
+      </w:r>
+      <w:r>
+        <w:t xml:space="preserve"> </w:t>
+      </w:r>
+      <w:r>
+        <w:rPr>
+          <w:rStyle w:val="VerbatimChar"/>
+        </w:rPr>
+        <w:t xml:space="preserve">CFLAGS</w:t>
+      </w:r>
+      <w:r>
+        <w:t xml:space="preserve"> </w:t>
+      </w:r>
+      <w:r>
+        <w:t xml:space="preserve">override) and the</w:t>
+      </w:r>
+      <w:r>
+        <w:t xml:space="preserve"> </w:t>
+      </w:r>
+      <w:r>
+        <w:rPr>
+          <w:rStyle w:val="VerbatimChar"/>
+        </w:rPr>
+        <w:t xml:space="preserve">fptest</w:t>
+      </w:r>
+      <w:r>
+        <w:t xml:space="preserve"> </w:t>
+      </w:r>
+      <w:r>
+        <w:t xml:space="preserve">proof tool. Opt</w:t>
+      </w:r>
+      <w:r>
+        <w:t xml:space="preserve"> </w:t>
+      </w:r>
+      <w:r>
+        <w:rPr>
+          <w:b/>
+          <w:bCs/>
+        </w:rPr>
+        <w:t xml:space="preserve">only</w:t>
+      </w:r>
+      <w:r>
+        <w:t xml:space="preserve"> </w:t>
+      </w:r>
+      <w:r>
+        <w:t xml:space="preserve">the FP app in — leave</w:t>
+      </w:r>
+      <w:r>
+        <w:t xml:space="preserve"> </w:t>
+      </w:r>
+      <w:r>
+        <w:t xml:space="preserve">the rest integer-only.</w:t>
       </w:r>
     </w:p>
     <w:p>
@@ -3980,14 +4277,13 @@
         <w:t xml:space="preserve">for a tool).</w:t>
       </w:r>
     </w:p>
-    <w:bookmarkEnd w:id="33"/>
-    <w:bookmarkStart w:id="34" w:name="Xb2b57b3b718f4be25317d23f525cf8bb9daa0d0"/>
+    <w:bookmarkStart w:id="36" w:name="X29fd9223f1f5649933ceaf5b606861ddd1cb5ad"/>
     <w:p>
       <w:pPr>
-        <w:pStyle w:val="Heading2"/>
-      </w:pPr>
-      <w:r>
-        <w:t xml:space="preserve">6. Writing a graphical application</w:t>
+        <w:pStyle w:val="Heading3"/>
+      </w:pPr>
+      <w:r>
+        <w:t xml:space="preserve">5.1. Apps using the C library (newlib)</w:t>
       </w:r>
     </w:p>
     <w:p>
@@ -3995,848 +4291,572 @@
         <w:pStyle w:val="FirstParagraph"/>
       </w:pPr>
       <w:r>
-        <w:t xml:space="preserve">Minimal skeleton (window with kernel-managed widgets):</w:t>
+        <w:t xml:space="preserve">The</w:t>
+      </w:r>
+      <w:r>
+        <w:t xml:space="preserve"> </w:t>
+      </w:r>
+      <w:r>
+        <w:rPr>
+          <w:rStyle w:val="VerbatimChar"/>
+        </w:rPr>
+        <w:t xml:space="preserve">aarch64-none-elf</w:t>
+      </w:r>
+      <w:r>
+        <w:t xml:space="preserve"> </w:t>
+      </w:r>
+      <w:r>
+        <w:t xml:space="preserve">toolchain ships</w:t>
+      </w:r>
+      <w:r>
+        <w:t xml:space="preserve"> </w:t>
+      </w:r>
+      <w:r>
+        <w:rPr>
+          <w:b/>
+          <w:bCs/>
+        </w:rPr>
+        <w:t xml:space="preserve">newlib</w:t>
+      </w:r>
+      <w:r>
+        <w:t xml:space="preserve"> </w:t>
+      </w:r>
+      <w:r>
+        <w:t xml:space="preserve">(</w:t>
+      </w:r>
+      <w:r>
+        <w:rPr>
+          <w:rStyle w:val="VerbatimChar"/>
+        </w:rPr>
+        <w:t xml:space="preserve">libc</w:t>
+      </w:r>
+      <w:r>
+        <w:t xml:space="preserve"> </w:t>
+      </w:r>
+      <w:r>
+        <w:t xml:space="preserve">+</w:t>
+      </w:r>
+      <w:r>
+        <w:t xml:space="preserve"> </w:t>
+      </w:r>
+      <w:r>
+        <w:rPr>
+          <w:rStyle w:val="VerbatimChar"/>
+        </w:rPr>
+        <w:t xml:space="preserve">libm</w:t>
+      </w:r>
+      <w:r>
+        <w:t xml:space="preserve">). An app can be</w:t>
+      </w:r>
+      <w:r>
+        <w:t xml:space="preserve"> </w:t>
+      </w:r>
+      <w:r>
+        <w:t xml:space="preserve">built against it to use the real</w:t>
+      </w:r>
+      <w:r>
+        <w:t xml:space="preserve"> </w:t>
+      </w:r>
+      <w:r>
+        <w:rPr>
+          <w:rStyle w:val="VerbatimChar"/>
+        </w:rPr>
+        <w:t xml:space="preserve">&lt;stdio.h&gt;</w:t>
+      </w:r>
+      <w:r>
+        <w:t xml:space="preserve"> </w:t>
+      </w:r>
+      <w:r>
+        <w:t xml:space="preserve">(</w:t>
+      </w:r>
+      <w:r>
+        <w:rPr>
+          <w:rStyle w:val="VerbatimChar"/>
+        </w:rPr>
+        <w:t xml:space="preserve">printf</w:t>
+      </w:r>
+      <w:r>
+        <w:t xml:space="preserve">,</w:t>
+      </w:r>
+      <w:r>
+        <w:t xml:space="preserve"> </w:t>
+      </w:r>
+      <w:r>
+        <w:rPr>
+          <w:rStyle w:val="VerbatimChar"/>
+        </w:rPr>
+        <w:t xml:space="preserve">FILE*</w:t>
+      </w:r>
+      <w:r>
+        <w:t xml:space="preserve">,</w:t>
+      </w:r>
+      <w:r>
+        <w:t xml:space="preserve"> </w:t>
+      </w:r>
+      <w:r>
+        <w:rPr>
+          <w:rStyle w:val="VerbatimChar"/>
+        </w:rPr>
+        <w:t xml:space="preserve">fopen</w:t>
+      </w:r>
+      <w:r>
+        <w:t xml:space="preserve">/</w:t>
+      </w:r>
+      <w:r>
+        <w:rPr>
+          <w:rStyle w:val="VerbatimChar"/>
+        </w:rPr>
+        <w:t xml:space="preserve">fseek</w:t>
+      </w:r>
+      <w:r>
+        <w:t xml:space="preserve">),</w:t>
+      </w:r>
+      <w:r>
+        <w:t xml:space="preserve"> </w:t>
+      </w:r>
+      <w:r>
+        <w:rPr>
+          <w:rStyle w:val="VerbatimChar"/>
+        </w:rPr>
+        <w:t xml:space="preserve">&lt;stdlib.h&gt;</w:t>
+      </w:r>
+      <w:r>
+        <w:t xml:space="preserve"> </w:t>
+      </w:r>
+      <w:r>
+        <w:t xml:space="preserve">(</w:t>
+      </w:r>
+      <w:r>
+        <w:rPr>
+          <w:rStyle w:val="VerbatimChar"/>
+        </w:rPr>
+        <w:t xml:space="preserve">malloc</w:t>
+      </w:r>
+      <w:r>
+        <w:t xml:space="preserve">/</w:t>
+      </w:r>
+      <w:r>
+        <w:rPr>
+          <w:rStyle w:val="VerbatimChar"/>
+        </w:rPr>
+        <w:t xml:space="preserve">qsort</w:t>
+      </w:r>
+      <w:r>
+        <w:t xml:space="preserve">/</w:t>
+      </w:r>
+      <w:r>
+        <w:rPr>
+          <w:rStyle w:val="VerbatimChar"/>
+        </w:rPr>
+        <w:t xml:space="preserve">strtod</w:t>
+      </w:r>
+      <w:r>
+        <w:t xml:space="preserve">),</w:t>
+      </w:r>
+      <w:r>
+        <w:t xml:space="preserve"> </w:t>
+      </w:r>
+      <w:r>
+        <w:rPr>
+          <w:rStyle w:val="VerbatimChar"/>
+        </w:rPr>
+        <w:t xml:space="preserve">&lt;string.h&gt;</w:t>
+      </w:r>
+      <w:r>
+        <w:t xml:space="preserve">, and</w:t>
+      </w:r>
+      <w:r>
+        <w:t xml:space="preserve"> </w:t>
+      </w:r>
+      <w:r>
+        <w:rPr>
+          <w:rStyle w:val="VerbatimChar"/>
+        </w:rPr>
+        <w:t xml:space="preserve">&lt;math.h&gt;</w:t>
+      </w:r>
+      <w:r>
+        <w:t xml:space="preserve"> </w:t>
+      </w:r>
+      <w:r>
+        <w:t xml:space="preserve">instead of the</w:t>
+      </w:r>
+      <w:r>
+        <w:t xml:space="preserve"> </w:t>
+      </w:r>
+      <w:r>
+        <w:t xml:space="preserve">freestanding helpers (</w:t>
+      </w:r>
+      <w:r>
+        <w:rPr>
+          <w:rStyle w:val="VerbatimChar"/>
+        </w:rPr>
+        <w:t xml:space="preserve">applib.h</w:t>
+      </w:r>
+      <w:r>
+        <w:t xml:space="preserve">/</w:t>
+      </w:r>
+      <w:r>
+        <w:rPr>
+          <w:rStyle w:val="VerbatimChar"/>
+        </w:rPr>
+        <w:t xml:space="preserve">umm.h</w:t>
+      </w:r>
+      <w:r>
+        <w:t xml:space="preserve">). This is the foundation for porting large C</w:t>
+      </w:r>
+      <w:r>
+        <w:t xml:space="preserve"> </w:t>
+      </w:r>
+      <w:r>
+        <w:t xml:space="preserve">codebases (e.g. NetSurf).</w:t>
       </w:r>
     </w:p>
     <w:p>
       <w:pPr>
-        <w:pStyle w:val="SourceCode"/>
-      </w:pPr>
-      <w:r>
-        <w:rPr>
-          <w:rStyle w:val="PreprocessorTok"/>
-        </w:rPr>
-        <w:t xml:space="preserve">#include </w:t>
-      </w:r>
-      <w:r>
-        <w:rPr>
-          <w:rStyle w:val="ImportTok"/>
-        </w:rPr>
-        <w:t xml:space="preserve">"kapi.h"</w:t>
-      </w:r>
-      <w:r>
-        <w:br/>
-      </w:r>
-      <w:r>
-        <w:br/>
-      </w:r>
-      <w:r>
-        <w:rPr>
-          <w:rStyle w:val="DataTypeTok"/>
-        </w:rPr>
-        <w:t xml:space="preserve">static</w:t>
-      </w:r>
-      <w:r>
-        <w:rPr>
-          <w:rStyle w:val="NormalTok"/>
-        </w:rPr>
-        <w:t xml:space="preserve"> </w:t>
-      </w:r>
-      <w:r>
-        <w:rPr>
-          <w:rStyle w:val="DataTypeTok"/>
-        </w:rPr>
-        <w:t xml:space="preserve">void</w:t>
-      </w:r>
-      <w:r>
-        <w:rPr>
-          <w:rStyle w:val="NormalTok"/>
-        </w:rPr>
-        <w:t xml:space="preserve"> on_ok </w:t>
-      </w:r>
-      <w:r>
-        <w:rPr>
-          <w:rStyle w:val="OperatorTok"/>
-        </w:rPr>
-        <w:t xml:space="preserve">(</w:t>
-      </w:r>
-      <w:r>
-        <w:rPr>
-          <w:rStyle w:val="DataTypeTok"/>
-        </w:rPr>
-        <w:t xml:space="preserve">unsigned</w:t>
-      </w:r>
-      <w:r>
-        <w:rPr>
-          <w:rStyle w:val="NormalTok"/>
-        </w:rPr>
-        <w:t xml:space="preserve"> </w:t>
-      </w:r>
-      <w:r>
-        <w:rPr>
-          <w:rStyle w:val="DataTypeTok"/>
-        </w:rPr>
-        <w:t xml:space="preserve">long</w:t>
-      </w:r>
-      <w:r>
-        <w:rPr>
-          <w:rStyle w:val="NormalTok"/>
-        </w:rPr>
-        <w:t xml:space="preserve"> sender</w:t>
-      </w:r>
-      <w:r>
-        <w:rPr>
-          <w:rStyle w:val="OperatorTok"/>
-        </w:rPr>
+        <w:pStyle w:val="BodyText"/>
+      </w:pPr>
+      <w:r>
+        <w:t xml:space="preserve">How it works:</w:t>
+      </w:r>
+      <w:r>
+        <w:t xml:space="preserve"> </w:t>
+      </w:r>
+      <w:hyperlink r:id="rId33">
+        <w:r>
+          <w:rPr>
+            <w:rStyle w:val="VerbatimChar"/>
+          </w:rPr>
+          <w:t xml:space="preserve">user/libc/onyx_syscalls.c</w:t>
+        </w:r>
+      </w:hyperlink>
+      <w:r>
+        <w:t xml:space="preserve"> </w:t>
+      </w:r>
+      <w:r>
+        <w:t xml:space="preserve">implements</w:t>
+      </w:r>
+      <w:r>
+        <w:t xml:space="preserve"> </w:t>
+      </w:r>
+      <w:r>
+        <w:t xml:space="preserve">the handful of POSIX stubs newlib bottoms out in (</w:t>
+      </w:r>
+      <w:r>
+        <w:rPr>
+          <w:rStyle w:val="VerbatimChar"/>
+        </w:rPr>
+        <w:t xml:space="preserve">_sbrk</w:t>
+      </w:r>
+      <w:r>
         <w:t xml:space="preserve">,</w:t>
       </w:r>
       <w:r>
-        <w:rPr>
-          <w:rStyle w:val="NormalTok"/>
-        </w:rPr>
-        <w:t xml:space="preserve"> </w:t>
-      </w:r>
-      <w:r>
-        <w:rPr>
-          <w:rStyle w:val="DataTypeTok"/>
-        </w:rPr>
-        <w:t xml:space="preserve">int</w:t>
-      </w:r>
-      <w:r>
-        <w:rPr>
-          <w:rStyle w:val="NormalTok"/>
-        </w:rPr>
-        <w:t xml:space="preserve"> ev</w:t>
-      </w:r>
-      <w:r>
-        <w:rPr>
-          <w:rStyle w:val="OperatorTok"/>
-        </w:rPr>
+        <w:t xml:space="preserve"> </w:t>
+      </w:r>
+      <w:r>
+        <w:rPr>
+          <w:rStyle w:val="VerbatimChar"/>
+        </w:rPr>
+        <w:t xml:space="preserve">_read</w:t>
+      </w:r>
+      <w:r>
         <w:t xml:space="preserve">,</w:t>
       </w:r>
       <w:r>
-        <w:rPr>
-          <w:rStyle w:val="NormalTok"/>
-        </w:rPr>
-        <w:t xml:space="preserve"> </w:t>
-      </w:r>
-      <w:r>
-        <w:rPr>
-          <w:rStyle w:val="DataTypeTok"/>
-        </w:rPr>
-        <w:t xml:space="preserve">long</w:t>
-      </w:r>
-      <w:r>
-        <w:rPr>
-          <w:rStyle w:val="NormalTok"/>
-        </w:rPr>
-        <w:t xml:space="preserve"> value</w:t>
-      </w:r>
-      <w:r>
-        <w:rPr>
-          <w:rStyle w:val="OperatorTok"/>
-        </w:rPr>
-        <w:t xml:space="preserve">)</w:t>
-      </w:r>
-      <w:r>
-        <w:br/>
-      </w:r>
-      <w:r>
-        <w:rPr>
-          <w:rStyle w:val="OperatorTok"/>
-        </w:rPr>
-        <w:t xml:space="preserve">{</w:t>
-      </w:r>
-      <w:r>
-        <w:br/>
-      </w:r>
-      <w:r>
-        <w:rPr>
-          <w:rStyle w:val="NormalTok"/>
-        </w:rPr>
-        <w:t xml:space="preserve">    </w:t>
-      </w:r>
-      <w:r>
-        <w:rPr>
-          <w:rStyle w:val="OperatorTok"/>
-        </w:rPr>
-        <w:t xml:space="preserve">(</w:t>
-      </w:r>
-      <w:r>
-        <w:rPr>
-          <w:rStyle w:val="DataTypeTok"/>
-        </w:rPr>
-        <w:t xml:space="preserve">void</w:t>
-      </w:r>
-      <w:r>
-        <w:rPr>
-          <w:rStyle w:val="OperatorTok"/>
-        </w:rPr>
-        <w:t xml:space="preserve">)</w:t>
-      </w:r>
-      <w:r>
-        <w:rPr>
-          <w:rStyle w:val="NormalTok"/>
-        </w:rPr>
-        <w:t xml:space="preserve"> sender</w:t>
-      </w:r>
-      <w:r>
-        <w:rPr>
-          <w:rStyle w:val="OperatorTok"/>
-        </w:rPr>
-        <w:t xml:space="preserve">;</w:t>
-      </w:r>
-      <w:r>
-        <w:rPr>
-          <w:rStyle w:val="NormalTok"/>
-        </w:rPr>
-        <w:t xml:space="preserve"> </w:t>
-      </w:r>
-      <w:r>
-        <w:rPr>
-          <w:rStyle w:val="OperatorTok"/>
-        </w:rPr>
-        <w:t xml:space="preserve">(</w:t>
-      </w:r>
-      <w:r>
-        <w:rPr>
-          <w:rStyle w:val="DataTypeTok"/>
-        </w:rPr>
-        <w:t xml:space="preserve">void</w:t>
-      </w:r>
-      <w:r>
-        <w:rPr>
-          <w:rStyle w:val="OperatorTok"/>
-        </w:rPr>
-        <w:t xml:space="preserve">)</w:t>
-      </w:r>
-      <w:r>
-        <w:rPr>
-          <w:rStyle w:val="NormalTok"/>
-        </w:rPr>
-        <w:t xml:space="preserve"> ev</w:t>
-      </w:r>
-      <w:r>
-        <w:rPr>
-          <w:rStyle w:val="OperatorTok"/>
-        </w:rPr>
-        <w:t xml:space="preserve">;</w:t>
-      </w:r>
-      <w:r>
-        <w:rPr>
-          <w:rStyle w:val="NormalTok"/>
-        </w:rPr>
-        <w:t xml:space="preserve"> </w:t>
-      </w:r>
-      <w:r>
-        <w:rPr>
-          <w:rStyle w:val="OperatorTok"/>
-        </w:rPr>
-        <w:t xml:space="preserve">(</w:t>
-      </w:r>
-      <w:r>
-        <w:rPr>
-          <w:rStyle w:val="DataTypeTok"/>
-        </w:rPr>
-        <w:t xml:space="preserve">void</w:t>
-      </w:r>
-      <w:r>
-        <w:rPr>
-          <w:rStyle w:val="OperatorTok"/>
-        </w:rPr>
-        <w:t xml:space="preserve">)</w:t>
-      </w:r>
-      <w:r>
-        <w:rPr>
-          <w:rStyle w:val="NormalTok"/>
-        </w:rPr>
-        <w:t xml:space="preserve"> value</w:t>
-      </w:r>
-      <w:r>
-        <w:rPr>
-          <w:rStyle w:val="OperatorTok"/>
-        </w:rPr>
-        <w:t xml:space="preserve">;</w:t>
-      </w:r>
-      <w:r>
-        <w:br/>
-      </w:r>
-      <w:r>
-        <w:rPr>
-          <w:rStyle w:val="NormalTok"/>
-        </w:rPr>
-        <w:t xml:space="preserve">    kapi_widget_set_text </w:t>
-      </w:r>
-      <w:r>
-        <w:rPr>
-          <w:rStyle w:val="OperatorTok"/>
-        </w:rPr>
-        <w:t xml:space="preserve">(</w:t>
-      </w:r>
-      <w:r>
-        <w:rPr>
-          <w:rStyle w:val="NormalTok"/>
-        </w:rPr>
-        <w:t xml:space="preserve">g_label</w:t>
-      </w:r>
-      <w:r>
-        <w:rPr>
-          <w:rStyle w:val="OperatorTok"/>
-        </w:rPr>
+        <w:t xml:space="preserve"> </w:t>
+      </w:r>
+      <w:r>
+        <w:rPr>
+          <w:rStyle w:val="VerbatimChar"/>
+        </w:rPr>
+        <w:t xml:space="preserve">_write</w:t>
+      </w:r>
+      <w:r>
         <w:t xml:space="preserve">,</w:t>
       </w:r>
       <w:r>
-        <w:rPr>
-          <w:rStyle w:val="NormalTok"/>
-        </w:rPr>
-        <w:t xml:space="preserve"> </w:t>
-      </w:r>
-      <w:r>
-        <w:rPr>
-          <w:rStyle w:val="StringTok"/>
-        </w:rPr>
-        <w:t xml:space="preserve">"cliqué !"</w:t>
-      </w:r>
-      <w:r>
-        <w:rPr>
-          <w:rStyle w:val="OperatorTok"/>
-        </w:rPr>
+        <w:t xml:space="preserve"> </w:t>
+      </w:r>
+      <w:r>
+        <w:rPr>
+          <w:rStyle w:val="VerbatimChar"/>
+        </w:rPr>
+        <w:t xml:space="preserve">_open</w:t>
+      </w:r>
+      <w:r>
+        <w:t xml:space="preserve">,</w:t>
+      </w:r>
+      <w:r>
+        <w:t xml:space="preserve"> </w:t>
+      </w:r>
+      <w:r>
+        <w:rPr>
+          <w:rStyle w:val="VerbatimChar"/>
+        </w:rPr>
+        <w:t xml:space="preserve">_close</w:t>
+      </w:r>
+      <w:r>
+        <w:t xml:space="preserve">,</w:t>
+      </w:r>
+      <w:r>
+        <w:t xml:space="preserve"> </w:t>
+      </w:r>
+      <w:r>
+        <w:rPr>
+          <w:rStyle w:val="VerbatimChar"/>
+        </w:rPr>
+        <w:t xml:space="preserve">_lseek</w:t>
+      </w:r>
+      <w:r>
+        <w:t xml:space="preserve">,</w:t>
+      </w:r>
+      <w:r>
+        <w:t xml:space="preserve"> </w:t>
+      </w:r>
+      <w:r>
+        <w:rPr>
+          <w:rStyle w:val="VerbatimChar"/>
+        </w:rPr>
+        <w:t xml:space="preserve">_fstat</w:t>
+      </w:r>
+      <w:r>
+        <w:t xml:space="preserve">,</w:t>
+      </w:r>
+      <w:r>
+        <w:t xml:space="preserve"> </w:t>
+      </w:r>
+      <w:r>
+        <w:rPr>
+          <w:rStyle w:val="VerbatimChar"/>
+        </w:rPr>
+        <w:t xml:space="preserve">_gettimeofday</w:t>
+      </w:r>
+      <w:r>
+        <w:t xml:space="preserve">, …) on top of the kapi ABI.</w:t>
+      </w:r>
+      <w:r>
+        <w:t xml:space="preserve"> </w:t>
+      </w:r>
+      <w:hyperlink r:id="rId34">
+        <w:r>
+          <w:rPr>
+            <w:rStyle w:val="VerbatimChar"/>
+          </w:rPr>
+          <w:t xml:space="preserve">user/libc/crt0libc.S</w:t>
+        </w:r>
+      </w:hyperlink>
+      <w:r>
+        <w:t xml:space="preserve"> </w:t>
+      </w:r>
+      <w:r>
+        <w:t xml:space="preserve">is the entry point — like</w:t>
+      </w:r>
+      <w:r>
+        <w:t xml:space="preserve"> </w:t>
+      </w:r>
+      <w:r>
+        <w:rPr>
+          <w:rStyle w:val="VerbatimChar"/>
+        </w:rPr>
+        <w:t xml:space="preserve">crt0.S</w:t>
+      </w:r>
+      <w:r>
+        <w:t xml:space="preserve"> </w:t>
+      </w:r>
+      <w:r>
+        <w:t xml:space="preserve">but it calls</w:t>
+      </w:r>
+      <w:r>
+        <w:t xml:space="preserve"> </w:t>
+      </w:r>
+      <w:r>
+        <w:rPr>
+          <w:rStyle w:val="VerbatimChar"/>
+        </w:rPr>
+        <w:t xml:space="preserve">exit(main())</w:t>
+      </w:r>
+      <w:r>
+        <w:t xml:space="preserve"> </w:t>
+      </w:r>
+      <w:r>
+        <w:t xml:space="preserve">so stdio is flushed on the way out. Build flags drop</w:t>
+      </w:r>
+      <w:r>
+        <w:t xml:space="preserve"> </w:t>
+      </w:r>
+      <w:r>
+        <w:rPr>
+          <w:rStyle w:val="VerbatimChar"/>
+        </w:rPr>
+        <w:t xml:space="preserve">-ffreestanding</w:t>
+      </w:r>
+      <w:r>
+        <w:t xml:space="preserve">/</w:t>
+      </w:r>
+      <w:r>
+        <w:rPr>
+          <w:rStyle w:val="VerbatimChar"/>
+        </w:rPr>
+        <w:t xml:space="preserve">-nostdlib</w:t>
+      </w:r>
+      <w:r>
+        <w:t xml:space="preserve"> </w:t>
+      </w:r>
+      <w:r>
+        <w:t xml:space="preserve">and use</w:t>
+      </w:r>
+      <w:r>
+        <w:t xml:space="preserve"> </w:t>
+      </w:r>
+      <w:r>
+        <w:rPr>
+          <w:rStyle w:val="VerbatimChar"/>
+        </w:rPr>
+        <w:t xml:space="preserve">-nostartfiles</w:t>
+      </w:r>
+      <w:r>
+        <w:t xml:space="preserve"> </w:t>
+      </w:r>
+      <w:r>
+        <w:t xml:space="preserve">(keep our entry, keep</w:t>
+      </w:r>
+      <w:r>
+        <w:t xml:space="preserve"> </w:t>
+      </w:r>
+      <w:r>
+        <w:rPr>
+          <w:rStyle w:val="VerbatimChar"/>
+        </w:rPr>
+        <w:t xml:space="preserve">libc</w:t>
+      </w:r>
+      <w:r>
         <w:t xml:space="preserve">);</w:t>
       </w:r>
       <w:r>
-        <w:br/>
-      </w:r>
-      <w:r>
-        <w:rPr>
-          <w:rStyle w:val="OperatorTok"/>
-        </w:rPr>
-        <w:t xml:space="preserve">}</w:t>
-      </w:r>
-      <w:r>
-        <w:br/>
-      </w:r>
-      <w:r>
-        <w:br/>
-      </w:r>
-      <w:r>
-        <w:rPr>
-          <w:rStyle w:val="DataTypeTok"/>
-        </w:rPr>
-        <w:t xml:space="preserve">static</w:t>
-      </w:r>
-      <w:r>
-        <w:rPr>
-          <w:rStyle w:val="NormalTok"/>
-        </w:rPr>
-        <w:t xml:space="preserve"> </w:t>
-      </w:r>
-      <w:r>
-        <w:rPr>
-          <w:rStyle w:val="DataTypeTok"/>
-        </w:rPr>
-        <w:t xml:space="preserve">unsigned</w:t>
-      </w:r>
-      <w:r>
-        <w:rPr>
-          <w:rStyle w:val="NormalTok"/>
-        </w:rPr>
-        <w:t xml:space="preserve"> </w:t>
-      </w:r>
-      <w:r>
-        <w:rPr>
-          <w:rStyle w:val="DataTypeTok"/>
-        </w:rPr>
-        <w:t xml:space="preserve">long</w:t>
-      </w:r>
-      <w:r>
-        <w:rPr>
-          <w:rStyle w:val="NormalTok"/>
-        </w:rPr>
-        <w:t xml:space="preserve"> g_label</w:t>
-      </w:r>
-      <w:r>
-        <w:rPr>
-          <w:rStyle w:val="OperatorTok"/>
-        </w:rPr>
-        <w:t xml:space="preserve">;</w:t>
-      </w:r>
-      <w:r>
-        <w:br/>
-      </w:r>
-      <w:r>
-        <w:br/>
-      </w:r>
-      <w:r>
-        <w:rPr>
-          <w:rStyle w:val="DataTypeTok"/>
-        </w:rPr>
-        <w:t xml:space="preserve">int</w:t>
-      </w:r>
-      <w:r>
-        <w:rPr>
-          <w:rStyle w:val="NormalTok"/>
-        </w:rPr>
-        <w:t xml:space="preserve"> main </w:t>
-      </w:r>
-      <w:r>
-        <w:rPr>
-          <w:rStyle w:val="OperatorTok"/>
-        </w:rPr>
-        <w:t xml:space="preserve">(</w:t>
-      </w:r>
-      <w:r>
-        <w:rPr>
-          <w:rStyle w:val="DataTypeTok"/>
-        </w:rPr>
-        <w:t xml:space="preserve">void</w:t>
-      </w:r>
-      <w:r>
-        <w:rPr>
-          <w:rStyle w:val="OperatorTok"/>
-        </w:rPr>
-        <w:t xml:space="preserve">)</w:t>
-      </w:r>
-      <w:r>
-        <w:br/>
-      </w:r>
-      <w:r>
-        <w:rPr>
-          <w:rStyle w:val="OperatorTok"/>
-        </w:rPr>
-        <w:t xml:space="preserve">{</w:t>
-      </w:r>
-      <w:r>
-        <w:br/>
-      </w:r>
-      <w:r>
-        <w:rPr>
-          <w:rStyle w:val="NormalTok"/>
-        </w:rPr>
-        <w:t xml:space="preserve">    </w:t>
-      </w:r>
-      <w:r>
-        <w:rPr>
-          <w:rStyle w:val="CommentTok"/>
-        </w:rPr>
-        <w:t xml:space="preserve">/* Le canvas est mappé à 12 Go ; fb[y*w + x] = 0x00RRGGBB. */</w:t>
-      </w:r>
-      <w:r>
-        <w:br/>
-      </w:r>
-      <w:r>
-        <w:rPr>
-          <w:rStyle w:val="NormalTok"/>
-        </w:rPr>
-        <w:t xml:space="preserve">    </w:t>
-      </w:r>
-      <w:r>
-        <w:rPr>
-          <w:rStyle w:val="DataTypeTok"/>
-        </w:rPr>
-        <w:t xml:space="preserve">unsigned</w:t>
-      </w:r>
-      <w:r>
-        <w:rPr>
-          <w:rStyle w:val="NormalTok"/>
-        </w:rPr>
-        <w:t xml:space="preserve"> </w:t>
-      </w:r>
-      <w:r>
-        <w:rPr>
-          <w:rStyle w:val="OperatorTok"/>
-        </w:rPr>
-        <w:t xml:space="preserve">*</w:t>
-      </w:r>
-      <w:r>
-        <w:rPr>
-          <w:rStyle w:val="NormalTok"/>
-        </w:rPr>
-        <w:t xml:space="preserve">fb </w:t>
-      </w:r>
-      <w:r>
-        <w:rPr>
-          <w:rStyle w:val="OperatorTok"/>
-        </w:rPr>
-        <w:t xml:space="preserve">=</w:t>
-      </w:r>
-      <w:r>
-        <w:rPr>
-          <w:rStyle w:val="NormalTok"/>
-        </w:rPr>
-        <w:t xml:space="preserve"> kapi_create_window </w:t>
-      </w:r>
-      <w:r>
-        <w:rPr>
-          <w:rStyle w:val="OperatorTok"/>
-        </w:rPr>
-        <w:t xml:space="preserve">(</w:t>
-      </w:r>
-      <w:r>
-        <w:rPr>
-          <w:rStyle w:val="DecValTok"/>
-        </w:rPr>
-        <w:t xml:space="preserve">300</w:t>
-      </w:r>
-      <w:r>
-        <w:rPr>
-          <w:rStyle w:val="OperatorTok"/>
-        </w:rPr>
-        <w:t xml:space="preserve">,</w:t>
-      </w:r>
-      <w:r>
-        <w:rPr>
-          <w:rStyle w:val="NormalTok"/>
-        </w:rPr>
-        <w:t xml:space="preserve"> </w:t>
-      </w:r>
-      <w:r>
-        <w:rPr>
-          <w:rStyle w:val="DecValTok"/>
-        </w:rPr>
-        <w:t xml:space="preserve">200</w:t>
-      </w:r>
-      <w:r>
-        <w:rPr>
-          <w:rStyle w:val="OperatorTok"/>
-        </w:rPr>
-        <w:t xml:space="preserve">,</w:t>
-      </w:r>
-      <w:r>
-        <w:rPr>
-          <w:rStyle w:val="NormalTok"/>
-        </w:rPr>
-        <w:t xml:space="preserve"> </w:t>
-      </w:r>
-      <w:r>
-        <w:rPr>
-          <w:rStyle w:val="StringTok"/>
-        </w:rPr>
-        <w:t xml:space="preserve">"exemple"</w:t>
-      </w:r>
-      <w:r>
-        <w:rPr>
-          <w:rStyle w:val="OperatorTok"/>
-        </w:rPr>
-        <w:t xml:space="preserve">);</w:t>
-      </w:r>
-      <w:r>
-        <w:br/>
-      </w:r>
-      <w:r>
-        <w:br/>
-      </w:r>
-      <w:r>
-        <w:rPr>
-          <w:rStyle w:val="NormalTok"/>
-        </w:rPr>
-        <w:t xml:space="preserve">    g_label </w:t>
-      </w:r>
-      <w:r>
-        <w:rPr>
-          <w:rStyle w:val="OperatorTok"/>
-        </w:rPr>
-        <w:t xml:space="preserve">=</w:t>
-      </w:r>
-      <w:r>
-        <w:rPr>
-          <w:rStyle w:val="NormalTok"/>
-        </w:rPr>
-        <w:t xml:space="preserve"> kapi_add_label  </w:t>
-      </w:r>
-      <w:r>
-        <w:rPr>
-          <w:rStyle w:val="OperatorTok"/>
-        </w:rPr>
-        <w:t xml:space="preserve">(</w:t>
-      </w:r>
-      <w:r>
-        <w:rPr>
-          <w:rStyle w:val="DecValTok"/>
-        </w:rPr>
-        <w:t xml:space="preserve">10</w:t>
-      </w:r>
-      <w:r>
-        <w:rPr>
-          <w:rStyle w:val="OperatorTok"/>
-        </w:rPr>
-        <w:t xml:space="preserve">,</w:t>
-      </w:r>
-      <w:r>
-        <w:rPr>
-          <w:rStyle w:val="NormalTok"/>
-        </w:rPr>
-        <w:t xml:space="preserve"> </w:t>
-      </w:r>
-      <w:r>
-        <w:rPr>
-          <w:rStyle w:val="DecValTok"/>
-        </w:rPr>
-        <w:t xml:space="preserve">10</w:t>
-      </w:r>
-      <w:r>
-        <w:rPr>
-          <w:rStyle w:val="OperatorTok"/>
-        </w:rPr>
-        <w:t xml:space="preserve">,</w:t>
-      </w:r>
-      <w:r>
-        <w:rPr>
-          <w:rStyle w:val="NormalTok"/>
-        </w:rPr>
-        <w:t xml:space="preserve"> </w:t>
-      </w:r>
-      <w:r>
-        <w:rPr>
-          <w:rStyle w:val="DecValTok"/>
-        </w:rPr>
-        <w:t xml:space="preserve">200</w:t>
-      </w:r>
-      <w:r>
-        <w:rPr>
-          <w:rStyle w:val="OperatorTok"/>
-        </w:rPr>
-        <w:t xml:space="preserve">,</w:t>
-      </w:r>
-      <w:r>
-        <w:rPr>
-          <w:rStyle w:val="NormalTok"/>
-        </w:rPr>
-        <w:t xml:space="preserve"> </w:t>
-      </w:r>
-      <w:r>
-        <w:rPr>
-          <w:rStyle w:val="DecValTok"/>
-        </w:rPr>
-        <w:t xml:space="preserve">16</w:t>
-      </w:r>
-      <w:r>
-        <w:rPr>
-          <w:rStyle w:val="OperatorTok"/>
-        </w:rPr>
-        <w:t xml:space="preserve">,</w:t>
-      </w:r>
-      <w:r>
-        <w:rPr>
-          <w:rStyle w:val="NormalTok"/>
-        </w:rPr>
-        <w:t xml:space="preserve"> </w:t>
-      </w:r>
-      <w:r>
-        <w:rPr>
-          <w:rStyle w:val="StringTok"/>
-        </w:rPr>
-        <w:t xml:space="preserve">"prêt"</w:t>
-      </w:r>
-      <w:r>
-        <w:rPr>
-          <w:rStyle w:val="OperatorTok"/>
-        </w:rPr>
-        <w:t xml:space="preserve">);</w:t>
-      </w:r>
-      <w:r>
-        <w:br/>
-      </w:r>
-      <w:r>
-        <w:rPr>
-          <w:rStyle w:val="NormalTok"/>
-        </w:rPr>
-        <w:t xml:space="preserve">    </w:t>
-      </w:r>
-      <w:r>
-        <w:rPr>
-          <w:rStyle w:val="OperatorTok"/>
-        </w:rPr>
-        <w:t xml:space="preserve">(</w:t>
-      </w:r>
-      <w:r>
-        <w:rPr>
-          <w:rStyle w:val="DataTypeTok"/>
-        </w:rPr>
-        <w:t xml:space="preserve">void</w:t>
-      </w:r>
-      <w:r>
-        <w:rPr>
-          <w:rStyle w:val="OperatorTok"/>
-        </w:rPr>
-        <w:t xml:space="preserve">)</w:t>
-      </w:r>
-      <w:r>
-        <w:rPr>
-          <w:rStyle w:val="NormalTok"/>
-        </w:rPr>
-        <w:t xml:space="preserve">    kapi_add_button </w:t>
-      </w:r>
-      <w:r>
-        <w:rPr>
-          <w:rStyle w:val="OperatorTok"/>
-        </w:rPr>
-        <w:t xml:space="preserve">(</w:t>
-      </w:r>
-      <w:r>
-        <w:rPr>
-          <w:rStyle w:val="DecValTok"/>
-        </w:rPr>
-        <w:t xml:space="preserve">10</w:t>
-      </w:r>
-      <w:r>
-        <w:rPr>
-          <w:rStyle w:val="OperatorTok"/>
-        </w:rPr>
-        <w:t xml:space="preserve">,</w:t>
-      </w:r>
-      <w:r>
-        <w:rPr>
-          <w:rStyle w:val="NormalTok"/>
-        </w:rPr>
-        <w:t xml:space="preserve"> </w:t>
-      </w:r>
-      <w:r>
-        <w:rPr>
-          <w:rStyle w:val="DecValTok"/>
-        </w:rPr>
-        <w:t xml:space="preserve">40</w:t>
-      </w:r>
-      <w:r>
-        <w:rPr>
-          <w:rStyle w:val="OperatorTok"/>
-        </w:rPr>
-        <w:t xml:space="preserve">,</w:t>
-      </w:r>
-      <w:r>
-        <w:rPr>
-          <w:rStyle w:val="NormalTok"/>
-        </w:rPr>
-        <w:t xml:space="preserve"> </w:t>
-      </w:r>
-      <w:r>
-        <w:rPr>
-          <w:rStyle w:val="DecValTok"/>
-        </w:rPr>
-        <w:t xml:space="preserve">80</w:t>
-      </w:r>
-      <w:r>
-        <w:rPr>
-          <w:rStyle w:val="OperatorTok"/>
-        </w:rPr>
-        <w:t xml:space="preserve">,</w:t>
-      </w:r>
-      <w:r>
-        <w:rPr>
-          <w:rStyle w:val="NormalTok"/>
-        </w:rPr>
-        <w:t xml:space="preserve"> </w:t>
-      </w:r>
-      <w:r>
-        <w:rPr>
-          <w:rStyle w:val="DecValTok"/>
-        </w:rPr>
-        <w:t xml:space="preserve">28</w:t>
-      </w:r>
-      <w:r>
-        <w:rPr>
-          <w:rStyle w:val="OperatorTok"/>
-        </w:rPr>
-        <w:t xml:space="preserve">,</w:t>
-      </w:r>
-      <w:r>
-        <w:rPr>
-          <w:rStyle w:val="NormalTok"/>
-        </w:rPr>
-        <w:t xml:space="preserve"> </w:t>
-      </w:r>
-      <w:r>
-        <w:rPr>
-          <w:rStyle w:val="StringTok"/>
-        </w:rPr>
-        <w:t xml:space="preserve">"OK"</w:t>
-      </w:r>
-      <w:r>
-        <w:rPr>
-          <w:rStyle w:val="OperatorTok"/>
-        </w:rPr>
-        <w:t xml:space="preserve">,</w:t>
-      </w:r>
-      <w:r>
-        <w:rPr>
-          <w:rStyle w:val="NormalTok"/>
-        </w:rPr>
-        <w:t xml:space="preserve"> on_ok</w:t>
-      </w:r>
-      <w:r>
-        <w:rPr>
-          <w:rStyle w:val="OperatorTok"/>
-        </w:rPr>
-        <w:t xml:space="preserve">);</w:t>
-      </w:r>
-      <w:r>
-        <w:br/>
-      </w:r>
-      <w:r>
-        <w:br/>
-      </w:r>
-      <w:r>
-        <w:rPr>
-          <w:rStyle w:val="NormalTok"/>
-        </w:rPr>
-        <w:t xml:space="preserve">    kapi_wait_for_exit </w:t>
-      </w:r>
-      <w:r>
-        <w:rPr>
-          <w:rStyle w:val="OperatorTok"/>
-        </w:rPr>
-        <w:t xml:space="preserve">();</w:t>
-      </w:r>
-      <w:r>
-        <w:rPr>
-          <w:rStyle w:val="NormalTok"/>
-        </w:rPr>
-        <w:t xml:space="preserve">   </w:t>
-      </w:r>
-      <w:r>
-        <w:rPr>
-          <w:rStyle w:val="CommentTok"/>
-        </w:rPr>
-        <w:t xml:space="preserve">/* pompe les événements à ~60 fps jusqu'à fermeture */</w:t>
-      </w:r>
-      <w:r>
-        <w:br/>
-      </w:r>
-      <w:r>
-        <w:rPr>
-          <w:rStyle w:val="NormalTok"/>
-        </w:rPr>
-        <w:t xml:space="preserve">    </w:t>
-      </w:r>
-      <w:r>
-        <w:rPr>
-          <w:rStyle w:val="ControlFlowTok"/>
-        </w:rPr>
-        <w:t xml:space="preserve">return</w:t>
-      </w:r>
-      <w:r>
-        <w:rPr>
-          <w:rStyle w:val="NormalTok"/>
-        </w:rPr>
-        <w:t xml:space="preserve"> </w:t>
-      </w:r>
-      <w:r>
-        <w:rPr>
-          <w:rStyle w:val="DecValTok"/>
-        </w:rPr>
-        <w:t xml:space="preserve">0</w:t>
-      </w:r>
-      <w:r>
-        <w:rPr>
-          <w:rStyle w:val="OperatorTok"/>
-        </w:rPr>
-        <w:t xml:space="preserve">;</w:t>
-      </w:r>
-      <w:r>
-        <w:br/>
-      </w:r>
-      <w:r>
-        <w:rPr>
-          <w:rStyle w:val="OperatorTok"/>
-        </w:rPr>
-        <w:t xml:space="preserve">}</w:t>
+        <w:t xml:space="preserve"> </w:t>
+      </w:r>
+      <w:r>
+        <w:t xml:space="preserve">add</w:t>
+      </w:r>
+      <w:r>
+        <w:t xml:space="preserve"> </w:t>
+      </w:r>
+      <w:r>
+        <w:rPr>
+          <w:rStyle w:val="VerbatimChar"/>
+        </w:rPr>
+        <w:t xml:space="preserve">-mcpu=cortex-a72</w:t>
+      </w:r>
+      <w:r>
+        <w:t xml:space="preserve"> </w:t>
+      </w:r>
+      <w:r>
+        <w:t xml:space="preserve">(FP is required by</w:t>
+      </w:r>
+      <w:r>
+        <w:t xml:space="preserve"> </w:t>
+      </w:r>
+      <w:r>
+        <w:rPr>
+          <w:rStyle w:val="VerbatimChar"/>
+        </w:rPr>
+        <w:t xml:space="preserve">printf %f</w:t>
+      </w:r>
+      <w:r>
+        <w:t xml:space="preserve"> </w:t>
+      </w:r>
+      <w:r>
+        <w:t xml:space="preserve">and</w:t>
+      </w:r>
+      <w:r>
+        <w:t xml:space="preserve"> </w:t>
+      </w:r>
+      <w:r>
+        <w:rPr>
+          <w:rStyle w:val="VerbatimChar"/>
+        </w:rPr>
+        <w:t xml:space="preserve">libm</w:t>
+      </w:r>
+      <w:r>
+        <w:t xml:space="preserve">) and link</w:t>
+      </w:r>
+      <w:r>
+        <w:t xml:space="preserve"> </w:t>
+      </w:r>
+      <w:r>
+        <w:rPr>
+          <w:rStyle w:val="VerbatimChar"/>
+        </w:rPr>
+        <w:t xml:space="preserve">-lm</w:t>
+      </w:r>
+      <w:r>
+        <w:t xml:space="preserve">. See</w:t>
+      </w:r>
+      <w:r>
+        <w:t xml:space="preserve"> </w:t>
+      </w:r>
+      <w:r>
+        <w:t xml:space="preserve">the</w:t>
+      </w:r>
+      <w:r>
+        <w:t xml:space="preserve"> </w:t>
+      </w:r>
+      <w:r>
+        <w:rPr>
+          <w:rStyle w:val="VerbatimChar"/>
+        </w:rPr>
+        <w:t xml:space="preserve">LIBC_PROGS</w:t>
+      </w:r>
+      <w:r>
+        <w:t xml:space="preserve"> </w:t>
+      </w:r>
+      <w:r>
+        <w:t xml:space="preserve">rule in</w:t>
+      </w:r>
+      <w:r>
+        <w:t xml:space="preserve"> </w:t>
+      </w:r>
+      <w:hyperlink r:id="rId32">
+        <w:r>
+          <w:rPr>
+            <w:rStyle w:val="VerbatimChar"/>
+          </w:rPr>
+          <w:t xml:space="preserve">user/bin/Makefile</w:t>
+        </w:r>
+      </w:hyperlink>
+      <w:r>
+        <w:t xml:space="preserve"> </w:t>
+      </w:r>
+      <w:r>
+        <w:t xml:space="preserve">and the proof</w:t>
+      </w:r>
+      <w:r>
+        <w:t xml:space="preserve"> </w:t>
+      </w:r>
+      <w:r>
+        <w:t xml:space="preserve">tool</w:t>
+      </w:r>
+      <w:r>
+        <w:t xml:space="preserve"> </w:t>
+      </w:r>
+      <w:hyperlink r:id="rId35">
+        <w:r>
+          <w:rPr>
+            <w:rStyle w:val="VerbatimChar"/>
+          </w:rPr>
+          <w:t xml:space="preserve">user/bin/libctest.c</w:t>
+        </w:r>
+      </w:hyperlink>
+      <w:r>
+        <w:t xml:space="preserve">.</w:t>
       </w:r>
     </w:p>
     <w:p>
       <w:pPr>
-        <w:pStyle w:val="FirstParagraph"/>
-      </w:pPr>
-      <w:r>
-        <w:t xml:space="preserve">Key points:</w:t>
+        <w:pStyle w:val="BodyText"/>
+      </w:pPr>
+      <w:r>
+        <w:t xml:space="preserve">Notes / caveats:</w:t>
       </w:r>
     </w:p>
     <w:p>
@@ -4849,96 +4869,83 @@
       </w:pPr>
       <w:r>
         <w:rPr>
-          <w:rStyle w:val="VerbatimChar"/>
-          <w:b/>
-          <w:bCs/>
-        </w:rPr>
-        <w:t xml:space="preserve">kapi_create_window(w, h, title)</w:t>
-      </w:r>
-      <w:r>
-        <w:t xml:space="preserve"> </w:t>
-      </w:r>
-      <w:r>
-        <w:t xml:space="preserve">returns a pointer to the</w:t>
-      </w:r>
-      <w:r>
-        <w:t xml:space="preserve"> </w:t>
-      </w:r>
-      <w:r>
-        <w:rPr>
-          <w:b/>
-          <w:bCs/>
-        </w:rPr>
-        <w:t xml:space="preserve">canvas</w:t>
-      </w:r>
-      <w:r>
-        <w:t xml:space="preserve"> </w:t>
-      </w:r>
-      <w:r>
-        <w:t xml:space="preserve">(pixel buffer of</w:t>
-      </w:r>
-      <w:r>
-        <w:t xml:space="preserve"> </w:t>
-      </w:r>
-      <w:r>
-        <w:rPr>
-          <w:rStyle w:val="VerbatimChar"/>
-        </w:rPr>
-        <w:t xml:space="preserve">0x00RRGGBB</w:t>
-      </w:r>
-      <w:r>
-        <w:t xml:space="preserve">, width</w:t>
-      </w:r>
-      <w:r>
-        <w:t xml:space="preserve"> </w:t>
-      </w:r>
-      <w:r>
-        <w:rPr>
-          <w:rStyle w:val="VerbatimChar"/>
-        </w:rPr>
-        <w:t xml:space="preserve">w</w:t>
-      </w:r>
-      <w:r>
-        <w:t xml:space="preserve">). The app draws directly into it (no per-pixel</w:t>
-      </w:r>
-      <w:r>
-        <w:t xml:space="preserve"> </w:t>
-      </w:r>
-      <w:r>
-        <w:t xml:space="preserve">call). The variant</w:t>
-      </w:r>
-      <w:r>
-        <w:t xml:space="preserve"> </w:t>
-      </w:r>
-      <w:r>
-        <w:rPr>
-          <w:rStyle w:val="VerbatimChar"/>
-        </w:rPr>
-        <w:t xml:space="preserve">kapi_create_window_ex(x, y, w, h, title, flags)</w:t>
-      </w:r>
-      <w:r>
-        <w:t xml:space="preserve"> </w:t>
-      </w:r>
-      <w:r>
-        <w:t xml:space="preserve">is for explicit</w:t>
-      </w:r>
-      <w:r>
-        <w:t xml:space="preserve"> </w:t>
-      </w:r>
-      <w:r>
-        <w:t xml:space="preserve">placement and</w:t>
-      </w:r>
-      <w:r>
-        <w:t xml:space="preserve"> </w:t>
-      </w:r>
-      <w:r>
-        <w:rPr>
-          <w:rStyle w:val="VerbatimChar"/>
-        </w:rPr>
-        <w:t xml:space="preserve">WIN_FLAG_BORDERLESS</w:t>
-      </w:r>
-      <w:r>
-        <w:t xml:space="preserve">.</w:t>
+          <w:b/>
+          <w:bCs/>
+        </w:rPr>
+        <w:t xml:space="preserve">One allocator.</w:t>
+      </w:r>
+      <w:r>
+        <w:t xml:space="preserve"> </w:t>
+      </w:r>
+      <w:r>
+        <w:t xml:space="preserve">newlib's</w:t>
+      </w:r>
+      <w:r>
+        <w:t xml:space="preserve"> </w:t>
+      </w:r>
+      <w:r>
+        <w:rPr>
+          <w:rStyle w:val="VerbatimChar"/>
+        </w:rPr>
+        <w:t xml:space="preserve">malloc</w:t>
+      </w:r>
+      <w:r>
+        <w:t xml:space="preserve"> </w:t>
+      </w:r>
+      <w:r>
+        <w:t xml:space="preserve">owns the heap via</w:t>
+      </w:r>
+      <w:r>
+        <w:t xml:space="preserve"> </w:t>
+      </w:r>
+      <w:r>
+        <w:rPr>
+          <w:rStyle w:val="VerbatimChar"/>
+        </w:rPr>
+        <w:t xml:space="preserve">_sbrk</w:t>
+      </w:r>
+      <w:r>
+        <w:t xml:space="preserve">→</w:t>
+      </w:r>
+      <w:r>
+        <w:rPr>
+          <w:rStyle w:val="VerbatimChar"/>
+        </w:rPr>
+        <w:t xml:space="preserve">kapi_sbrk</w:t>
+      </w:r>
+      <w:r>
+        <w:t xml:space="preserve">. Do</w:t>
+      </w:r>
+      <w:r>
+        <w:t xml:space="preserve"> </w:t>
+      </w:r>
+      <w:r>
+        <w:rPr>
+          <w:b/>
+          <w:bCs/>
+        </w:rPr>
+        <w:t xml:space="preserve">not</w:t>
+      </w:r>
+      <w:r>
+        <w:t xml:space="preserve"> </w:t>
+      </w:r>
+      <w:r>
+        <w:t xml:space="preserve">also link</w:t>
+      </w:r>
+      <w:r>
+        <w:t xml:space="preserve"> </w:t>
+      </w:r>
+      <w:r>
+        <w:rPr>
+          <w:rStyle w:val="VerbatimChar"/>
+        </w:rPr>
+        <w:t xml:space="preserve">umm.h</w:t>
+      </w:r>
+      <w:r>
+        <w:t xml:space="preserve"> </w:t>
+      </w:r>
+      <w:r>
+        <w:t xml:space="preserve">in a newlib app.</w:t>
       </w:r>
     </w:p>
     <w:p>
@@ -4954,130 +4961,106 @@
           <w:b/>
           <w:bCs/>
         </w:rPr>
-        <w:t xml:space="preserve">Kernel widgets</w:t>
-      </w:r>
-      <w:r>
-        <w:t xml:space="preserve">:</w:t>
-      </w:r>
-      <w:r>
-        <w:t xml:space="preserve"> </w:t>
-      </w:r>
-      <w:r>
-        <w:rPr>
-          <w:rStyle w:val="VerbatimChar"/>
-        </w:rPr>
-        <w:t xml:space="preserve">kapi_add_button/label/checkbox/textbox/progress/slider/textarea/</w:t>
-      </w:r>
-      <w:r>
-        <w:t xml:space="preserve"> </w:t>
-      </w:r>
-      <w:r>
-        <w:rPr>
-          <w:rStyle w:val="VerbatimChar"/>
-        </w:rPr>
-        <w:t xml:space="preserve">scrollbar_v/scrollbar_h/icon(...)</w:t>
-      </w:r>
-      <w:r>
-        <w:t xml:space="preserve"> </w:t>
-      </w:r>
-      <w:r>
-        <w:t xml:space="preserve">return an</w:t>
-      </w:r>
-      <w:r>
-        <w:t xml:space="preserve"> </w:t>
-      </w:r>
-      <w:r>
-        <w:rPr>
-          <w:rStyle w:val="VerbatimChar"/>
-        </w:rPr>
-        <w:t xml:space="preserve">unsigned long</w:t>
-      </w:r>
-      <w:r>
-        <w:t xml:space="preserve"> </w:t>
-      </w:r>
-      <w:r>
-        <w:t xml:space="preserve">handle. Manipulate them</w:t>
-      </w:r>
-      <w:r>
-        <w:t xml:space="preserve"> </w:t>
-      </w:r>
-      <w:r>
-        <w:t xml:space="preserve">with</w:t>
-      </w:r>
-      <w:r>
-        <w:t xml:space="preserve"> </w:t>
-      </w:r>
-      <w:r>
-        <w:rPr>
-          <w:rStyle w:val="VerbatimChar"/>
-        </w:rPr>
-        <w:t xml:space="preserve">kapi_widget_set_text/get_text</w:t>
-      </w:r>
-      <w:r>
-        <w:t xml:space="preserve">,</w:t>
-      </w:r>
-      <w:r>
-        <w:t xml:space="preserve"> </w:t>
-      </w:r>
-      <w:r>
-        <w:rPr>
-          <w:rStyle w:val="VerbatimChar"/>
-        </w:rPr>
-        <w:t xml:space="preserve">get_checked</w:t>
-      </w:r>
-      <w:r>
-        <w:t xml:space="preserve">,</w:t>
-      </w:r>
-      <w:r>
-        <w:t xml:space="preserve"> </w:t>
-      </w:r>
-      <w:r>
-        <w:rPr>
-          <w:rStyle w:val="VerbatimChar"/>
-        </w:rPr>
-        <w:t xml:space="preserve">get/set_value</w:t>
-      </w:r>
-      <w:r>
-        <w:t xml:space="preserve">,</w:t>
-      </w:r>
-      <w:r>
-        <w:t xml:space="preserve"> </w:t>
-      </w:r>
-      <w:r>
-        <w:rPr>
-          <w:rStyle w:val="VerbatimChar"/>
-        </w:rPr>
-        <w:t xml:space="preserve">set_rect</w:t>
-      </w:r>
-      <w:r>
-        <w:t xml:space="preserve"> </w:t>
-      </w:r>
-      <w:r>
-        <w:t xml:space="preserve">(move/hide by setting</w:t>
-      </w:r>
-      <w:r>
-        <w:t xml:space="preserve"> </w:t>
-      </w:r>
-      <w:r>
-        <w:rPr>
-          <w:rStyle w:val="VerbatimChar"/>
-        </w:rPr>
-        <w:t xml:space="preserve">w=h=0</w:t>
-      </w:r>
-      <w:r>
-        <w:t xml:space="preserve">),</w:t>
-      </w:r>
-      <w:r>
-        <w:t xml:space="preserve"> </w:t>
-      </w:r>
-      <w:r>
-        <w:rPr>
-          <w:rStyle w:val="VerbatimChar"/>
-        </w:rPr>
-        <w:t xml:space="preserve">set_icon</w:t>
-      </w:r>
-      <w:r>
-        <w:t xml:space="preserve">.</w:t>
+        <w:t xml:space="preserve">Files are buffered in RAM.</w:t>
+      </w:r>
+      <w:r>
+        <w:t xml:space="preserve"> </w:t>
+      </w:r>
+      <w:r>
+        <w:t xml:space="preserve">The kapi file API is sequential (no seek), so</w:t>
+      </w:r>
+      <w:r>
+        <w:t xml:space="preserve"> </w:t>
+      </w:r>
+      <w:r>
+        <w:rPr>
+          <w:rStyle w:val="VerbatimChar"/>
+        </w:rPr>
+        <w:t xml:space="preserve">_open</w:t>
+      </w:r>
+      <w:r>
+        <w:t xml:space="preserve"> </w:t>
+      </w:r>
+      <w:r>
+        <w:t xml:space="preserve">slurps the whole file into memory to give</w:t>
+      </w:r>
+      <w:r>
+        <w:t xml:space="preserve"> </w:t>
+      </w:r>
+      <w:r>
+        <w:rPr>
+          <w:rStyle w:val="VerbatimChar"/>
+        </w:rPr>
+        <w:t xml:space="preserve">fseek</w:t>
+      </w:r>
+      <w:r>
+        <w:t xml:space="preserve">/</w:t>
+      </w:r>
+      <w:r>
+        <w:rPr>
+          <w:rStyle w:val="VerbatimChar"/>
+        </w:rPr>
+        <w:t xml:space="preserve">ftell</w:t>
+      </w:r>
+      <w:r>
+        <w:t xml:space="preserve"> </w:t>
+      </w:r>
+      <w:r>
+        <w:t xml:space="preserve">full semantics, and a</w:t>
+      </w:r>
+      <w:r>
+        <w:t xml:space="preserve"> </w:t>
+      </w:r>
+      <w:r>
+        <w:t xml:space="preserve">writable file is written back with</w:t>
+      </w:r>
+      <w:r>
+        <w:t xml:space="preserve"> </w:t>
+      </w:r>
+      <w:r>
+        <w:rPr>
+          <w:rStyle w:val="VerbatimChar"/>
+        </w:rPr>
+        <w:t xml:space="preserve">kapi_save_file()</w:t>
+      </w:r>
+      <w:r>
+        <w:t xml:space="preserve"> </w:t>
+      </w:r>
+      <w:r>
+        <w:t xml:space="preserve">on</w:t>
+      </w:r>
+      <w:r>
+        <w:t xml:space="preserve"> </w:t>
+      </w:r>
+      <w:r>
+        <w:rPr>
+          <w:rStyle w:val="VerbatimChar"/>
+        </w:rPr>
+        <w:t xml:space="preserve">close</w:t>
+      </w:r>
+      <w:r>
+        <w:t xml:space="preserve">. Fine for resource</w:t>
+      </w:r>
+      <w:r>
+        <w:t xml:space="preserve"> </w:t>
+      </w:r>
+      <w:r>
+        <w:t xml:space="preserve">files; a future</w:t>
+      </w:r>
+      <w:r>
+        <w:t xml:space="preserve"> </w:t>
+      </w:r>
+      <w:r>
+        <w:rPr>
+          <w:rStyle w:val="VerbatimChar"/>
+        </w:rPr>
+        <w:t xml:space="preserve">kapi_lseek</w:t>
+      </w:r>
+      <w:r>
+        <w:t xml:space="preserve"> </w:t>
+      </w:r>
+      <w:r>
+        <w:t xml:space="preserve">would remove the whole-file buffering.</w:t>
       </w:r>
     </w:p>
     <w:p>
@@ -5093,280 +5076,898 @@
           <w:b/>
           <w:bCs/>
         </w:rPr>
-        <w:t xml:space="preserve">Event loop</w:t>
-      </w:r>
-      <w:r>
-        <w:t xml:space="preserve">: either</w:t>
-      </w:r>
-      <w:r>
-        <w:t xml:space="preserve"> </w:t>
-      </w:r>
-      <w:r>
-        <w:rPr>
-          <w:rStyle w:val="VerbatimChar"/>
-        </w:rPr>
-        <w:t xml:space="preserve">kapi_wait_for_exit()</w:t>
-      </w:r>
-      <w:r>
-        <w:t xml:space="preserve"> </w:t>
-      </w:r>
-      <w:r>
-        <w:t xml:space="preserve">(blocking, simple), or your</w:t>
-      </w:r>
-      <w:r>
-        <w:t xml:space="preserve"> </w:t>
-      </w:r>
-      <w:r>
-        <w:t xml:space="preserve">own loop</w:t>
-      </w:r>
-      <w:r>
-        <w:t xml:space="preserve"> </w:t>
-      </w:r>
-      <w:r>
-        <w:rPr>
-          <w:rStyle w:val="VerbatimChar"/>
-        </w:rPr>
-        <w:t xml:space="preserve">while (!kapi_should_exit()) { ...; kapi_pump_events(); kapi_present(); kapi_msleep(16); }</w:t>
-      </w:r>
-      <w:r>
-        <w:t xml:space="preserve"> </w:t>
-      </w:r>
-      <w:r>
-        <w:t xml:space="preserve">when you animate the canvas yourself.</w:t>
+        <w:t xml:space="preserve">Size.</w:t>
+      </w:r>
+      <w:r>
+        <w:t xml:space="preserve"> </w:t>
+      </w:r>
+      <w:r>
+        <w:t xml:space="preserve">Static newlib pulls a fair amount of code (</w:t>
+      </w:r>
+      <w:r>
+        <w:rPr>
+          <w:rStyle w:val="VerbatimChar"/>
+        </w:rPr>
+        <w:t xml:space="preserve">printf</w:t>
+      </w:r>
+      <w:r>
+        <w:t xml:space="preserve"> </w:t>
+      </w:r>
+      <w:r>
+        <w:t xml:space="preserve">float support etc.).</w:t>
+      </w:r>
+      <w:r>
+        <w:t xml:space="preserve"> </w:t>
+      </w:r>
+      <w:r>
+        <w:t xml:space="preserve">Acceptable for big apps; a</w:t>
+      </w:r>
+      <w:r>
+        <w:t xml:space="preserve"> </w:t>
+      </w:r>
+      <w:r>
+        <w:rPr>
+          <w:rStyle w:val="VerbatimChar"/>
+        </w:rPr>
+        <w:t xml:space="preserve">nano</w:t>
+      </w:r>
+      <w:r>
+        <w:t xml:space="preserve"> </w:t>
+      </w:r>
+      <w:r>
+        <w:t xml:space="preserve">variant can be revisited later for small tools.</w:t>
+      </w:r>
+    </w:p>
+    <w:bookmarkEnd w:id="36"/>
+    <w:bookmarkEnd w:id="37"/>
+    <w:bookmarkStart w:id="38" w:name="Xb2b57b3b718f4be25317d23f525cf8bb9daa0d0"/>
+    <w:p>
+      <w:pPr>
+        <w:pStyle w:val="Heading2"/>
+      </w:pPr>
+      <w:r>
+        <w:t xml:space="preserve">6. Writing a graphical application</w:t>
       </w:r>
     </w:p>
     <w:p>
       <w:pPr>
-        <w:pStyle w:val="Compact"/>
-        <w:numPr>
-          <w:ilvl w:val="0"/>
-          <w:numId w:val="1006"/>
-        </w:numPr>
-      </w:pPr>
-      <w:r>
-        <w:rPr>
-          <w:b/>
-          <w:bCs/>
-        </w:rPr>
-        <w:t xml:space="preserve">App-drawn UI</w:t>
-      </w:r>
-      <w:r>
-        <w:t xml:space="preserve">: to draw text over your canvas, use</w:t>
-      </w:r>
-      <w:r>
-        <w:t xml:space="preserve"> </w:t>
-      </w:r>
-      <w:r>
-        <w:rPr>
-          <w:rStyle w:val="VerbatimChar"/>
-        </w:rPr>
-        <w:t xml:space="preserve">kapi_draw_text(x, y, s, color)</w:t>
-      </w:r>
-      <w:r>
-        <w:t xml:space="preserve"> </w:t>
-      </w:r>
-      <w:r>
-        <w:t xml:space="preserve">+</w:t>
-      </w:r>
-      <w:r>
-        <w:t xml:space="preserve"> </w:t>
-      </w:r>
-      <w:r>
-        <w:rPr>
-          <w:rStyle w:val="VerbatimChar"/>
-        </w:rPr>
-        <w:t xml:space="preserve">kapi_font_width/height()</w:t>
-      </w:r>
-      <w:r>
-        <w:t xml:space="preserve">. Capture the keyboard with</w:t>
-      </w:r>
-      <w:r>
-        <w:t xml:space="preserve"> </w:t>
-      </w:r>
-      <w:r>
-        <w:rPr>
-          <w:rStyle w:val="VerbatimChar"/>
-        </w:rPr>
-        <w:t xml:space="preserve">kapi_set_key_handler(fn)</w:t>
-      </w:r>
-      <w:r>
-        <w:t xml:space="preserve"> </w:t>
-      </w:r>
-      <w:r>
-        <w:t xml:space="preserve">(</w:t>
-      </w:r>
-      <w:r>
-        <w:rPr>
-          <w:rStyle w:val="VerbatimChar"/>
-        </w:rPr>
-        <w:t xml:space="preserve">GUI_EVENT_KEY</w:t>
-      </w:r>
-      <w:r>
-        <w:t xml:space="preserve"> </w:t>
-      </w:r>
-      <w:r>
-        <w:t xml:space="preserve">events,</w:t>
-      </w:r>
-      <w:r>
-        <w:t xml:space="preserve"> </w:t>
-      </w:r>
-      <w:r>
-        <w:rPr>
-          <w:rStyle w:val="VerbatimChar"/>
-        </w:rPr>
-        <w:t xml:space="preserve">KEY_*</w:t>
-      </w:r>
-      <w:r>
-        <w:t xml:space="preserve">/ASCII values) and the</w:t>
-      </w:r>
-      <w:r>
-        <w:t xml:space="preserve"> </w:t>
-      </w:r>
-      <w:r>
-        <w:t xml:space="preserve">"outside-widget" clicks with</w:t>
-      </w:r>
-      <w:r>
-        <w:t xml:space="preserve"> </w:t>
-      </w:r>
-      <w:r>
-        <w:rPr>
-          <w:rStyle w:val="VerbatimChar"/>
-        </w:rPr>
-        <w:t xml:space="preserve">kapi_set_click_handler(fn)</w:t>
-      </w:r>
-      <w:r>
-        <w:t xml:space="preserve"> </w:t>
-      </w:r>
-      <w:r>
-        <w:t xml:space="preserve">(</w:t>
-      </w:r>
-      <w:r>
-        <w:rPr>
-          <w:rStyle w:val="VerbatimChar"/>
-        </w:rPr>
-        <w:t xml:space="preserve">GUI_EVENT_CANVAS_CLICK</w:t>
-      </w:r>
-      <w:r>
-        <w:t xml:space="preserve"> </w:t>
-      </w:r>
-      <w:r>
-        <w:t xml:space="preserve">/</w:t>
-      </w:r>
-      <w:r>
-        <w:t xml:space="preserve"> </w:t>
-      </w:r>
-      <w:r>
-        <w:rPr>
-          <w:rStyle w:val="VerbatimChar"/>
-        </w:rPr>
-        <w:t xml:space="preserve">..._MOTION</w:t>
-      </w:r>
-      <w:r>
-        <w:t xml:space="preserve">, coordinates encoded in</w:t>
-      </w:r>
-      <w:r>
-        <w:t xml:space="preserve"> </w:t>
-      </w:r>
-      <w:r>
-        <w:rPr>
-          <w:rStyle w:val="VerbatimChar"/>
-        </w:rPr>
-        <w:t xml:space="preserve">value</w:t>
-      </w:r>
-      <w:r>
-        <w:t xml:space="preserve">). Cursor position relative to the</w:t>
-      </w:r>
-      <w:r>
-        <w:t xml:space="preserve"> </w:t>
-      </w:r>
-      <w:r>
-        <w:t xml:space="preserve">window:</w:t>
-      </w:r>
-      <w:r>
-        <w:t xml:space="preserve"> </w:t>
-      </w:r>
-      <w:r>
-        <w:rPr>
-          <w:rStyle w:val="VerbatimChar"/>
-        </w:rPr>
-        <w:t xml:space="preserve">kapi_cursor_pos(&amp;x, &amp;y)</w:t>
-      </w:r>
-      <w:r>
-        <w:t xml:space="preserve">.</w:t>
+        <w:pStyle w:val="FirstParagraph"/>
+      </w:pPr>
+      <w:r>
+        <w:t xml:space="preserve">Minimal skeleton (window with kernel-managed widgets):</w:t>
       </w:r>
     </w:p>
     <w:p>
       <w:pPr>
-        <w:pStyle w:val="Compact"/>
-        <w:numPr>
-          <w:ilvl w:val="0"/>
-          <w:numId w:val="1006"/>
-        </w:numPr>
-      </w:pPr>
-      <w:r>
-        <w:rPr>
-          <w:b/>
-          <w:bCs/>
-        </w:rPr>
-        <w:t xml:space="preserve">Cooperative</w:t>
-      </w:r>
-      <w:r>
-        <w:t xml:space="preserve">: your app</w:t>
-      </w:r>
-      <w:r>
-        <w:t xml:space="preserve"> </w:t>
-      </w:r>
-      <w:r>
-        <w:rPr>
-          <w:b/>
-          <w:bCs/>
-        </w:rPr>
-        <w:t xml:space="preserve">must yield</w:t>
-      </w:r>
-      <w:r>
-        <w:t xml:space="preserve"> </w:t>
-      </w:r>
-      <w:r>
-        <w:t xml:space="preserve">regularly (</w:t>
-      </w:r>
-      <w:r>
-        <w:rPr>
-          <w:rStyle w:val="VerbatimChar"/>
-        </w:rPr>
-        <w:t xml:space="preserve">present</w:t>
-      </w:r>
-      <w:r>
-        <w:t xml:space="preserve">/</w:t>
-      </w:r>
-      <w:r>
-        <w:rPr>
-          <w:rStyle w:val="VerbatimChar"/>
-        </w:rPr>
-        <w:t xml:space="preserve">msleep</w:t>
-      </w:r>
-      <w:r>
-        <w:t xml:space="preserve">/</w:t>
-      </w:r>
-      <w:r>
-        <w:t xml:space="preserve"> </w:t>
-      </w:r>
-      <w:r>
-        <w:rPr>
-          <w:rStyle w:val="VerbatimChar"/>
-        </w:rPr>
-        <w:t xml:space="preserve">pump_events</w:t>
-      </w:r>
-      <w:r>
-        <w:t xml:space="preserve">/</w:t>
-      </w:r>
-      <w:r>
-        <w:rPr>
-          <w:rStyle w:val="VerbatimChar"/>
-        </w:rPr>
-        <w:t xml:space="preserve">wait_for_exit</w:t>
-      </w:r>
-      <w:r>
-        <w:t xml:space="preserve">), otherwise it freezes the whole system.</w:t>
+        <w:pStyle w:val="SourceCode"/>
+      </w:pPr>
+      <w:r>
+        <w:rPr>
+          <w:rStyle w:val="PreprocessorTok"/>
+        </w:rPr>
+        <w:t xml:space="preserve">#include </w:t>
+      </w:r>
+      <w:r>
+        <w:rPr>
+          <w:rStyle w:val="ImportTok"/>
+        </w:rPr>
+        <w:t xml:space="preserve">"kapi.h"</w:t>
+      </w:r>
+      <w:r>
+        <w:br/>
+      </w:r>
+      <w:r>
+        <w:br/>
+      </w:r>
+      <w:r>
+        <w:rPr>
+          <w:rStyle w:val="DataTypeTok"/>
+        </w:rPr>
+        <w:t xml:space="preserve">static</w:t>
+      </w:r>
+      <w:r>
+        <w:rPr>
+          <w:rStyle w:val="NormalTok"/>
+        </w:rPr>
+        <w:t xml:space="preserve"> </w:t>
+      </w:r>
+      <w:r>
+        <w:rPr>
+          <w:rStyle w:val="DataTypeTok"/>
+        </w:rPr>
+        <w:t xml:space="preserve">void</w:t>
+      </w:r>
+      <w:r>
+        <w:rPr>
+          <w:rStyle w:val="NormalTok"/>
+        </w:rPr>
+        <w:t xml:space="preserve"> on_ok </w:t>
+      </w:r>
+      <w:r>
+        <w:rPr>
+          <w:rStyle w:val="OperatorTok"/>
+        </w:rPr>
+        <w:t xml:space="preserve">(</w:t>
+      </w:r>
+      <w:r>
+        <w:rPr>
+          <w:rStyle w:val="DataTypeTok"/>
+        </w:rPr>
+        <w:t xml:space="preserve">unsigned</w:t>
+      </w:r>
+      <w:r>
+        <w:rPr>
+          <w:rStyle w:val="NormalTok"/>
+        </w:rPr>
+        <w:t xml:space="preserve"> </w:t>
+      </w:r>
+      <w:r>
+        <w:rPr>
+          <w:rStyle w:val="DataTypeTok"/>
+        </w:rPr>
+        <w:t xml:space="preserve">long</w:t>
+      </w:r>
+      <w:r>
+        <w:rPr>
+          <w:rStyle w:val="NormalTok"/>
+        </w:rPr>
+        <w:t xml:space="preserve"> sender</w:t>
+      </w:r>
+      <w:r>
+        <w:rPr>
+          <w:rStyle w:val="OperatorTok"/>
+        </w:rPr>
+        <w:t xml:space="preserve">,</w:t>
+      </w:r>
+      <w:r>
+        <w:rPr>
+          <w:rStyle w:val="NormalTok"/>
+        </w:rPr>
+        <w:t xml:space="preserve"> </w:t>
+      </w:r>
+      <w:r>
+        <w:rPr>
+          <w:rStyle w:val="DataTypeTok"/>
+        </w:rPr>
+        <w:t xml:space="preserve">int</w:t>
+      </w:r>
+      <w:r>
+        <w:rPr>
+          <w:rStyle w:val="NormalTok"/>
+        </w:rPr>
+        <w:t xml:space="preserve"> ev</w:t>
+      </w:r>
+      <w:r>
+        <w:rPr>
+          <w:rStyle w:val="OperatorTok"/>
+        </w:rPr>
+        <w:t xml:space="preserve">,</w:t>
+      </w:r>
+      <w:r>
+        <w:rPr>
+          <w:rStyle w:val="NormalTok"/>
+        </w:rPr>
+        <w:t xml:space="preserve"> </w:t>
+      </w:r>
+      <w:r>
+        <w:rPr>
+          <w:rStyle w:val="DataTypeTok"/>
+        </w:rPr>
+        <w:t xml:space="preserve">long</w:t>
+      </w:r>
+      <w:r>
+        <w:rPr>
+          <w:rStyle w:val="NormalTok"/>
+        </w:rPr>
+        <w:t xml:space="preserve"> value</w:t>
+      </w:r>
+      <w:r>
+        <w:rPr>
+          <w:rStyle w:val="OperatorTok"/>
+        </w:rPr>
+        <w:t xml:space="preserve">)</w:t>
+      </w:r>
+      <w:r>
+        <w:br/>
+      </w:r>
+      <w:r>
+        <w:rPr>
+          <w:rStyle w:val="OperatorTok"/>
+        </w:rPr>
+        <w:t xml:space="preserve">{</w:t>
+      </w:r>
+      <w:r>
+        <w:br/>
+      </w:r>
+      <w:r>
+        <w:rPr>
+          <w:rStyle w:val="NormalTok"/>
+        </w:rPr>
+        <w:t xml:space="preserve">    </w:t>
+      </w:r>
+      <w:r>
+        <w:rPr>
+          <w:rStyle w:val="OperatorTok"/>
+        </w:rPr>
+        <w:t xml:space="preserve">(</w:t>
+      </w:r>
+      <w:r>
+        <w:rPr>
+          <w:rStyle w:val="DataTypeTok"/>
+        </w:rPr>
+        <w:t xml:space="preserve">void</w:t>
+      </w:r>
+      <w:r>
+        <w:rPr>
+          <w:rStyle w:val="OperatorTok"/>
+        </w:rPr>
+        <w:t xml:space="preserve">)</w:t>
+      </w:r>
+      <w:r>
+        <w:rPr>
+          <w:rStyle w:val="NormalTok"/>
+        </w:rPr>
+        <w:t xml:space="preserve"> sender</w:t>
+      </w:r>
+      <w:r>
+        <w:rPr>
+          <w:rStyle w:val="OperatorTok"/>
+        </w:rPr>
+        <w:t xml:space="preserve">;</w:t>
+      </w:r>
+      <w:r>
+        <w:rPr>
+          <w:rStyle w:val="NormalTok"/>
+        </w:rPr>
+        <w:t xml:space="preserve"> </w:t>
+      </w:r>
+      <w:r>
+        <w:rPr>
+          <w:rStyle w:val="OperatorTok"/>
+        </w:rPr>
+        <w:t xml:space="preserve">(</w:t>
+      </w:r>
+      <w:r>
+        <w:rPr>
+          <w:rStyle w:val="DataTypeTok"/>
+        </w:rPr>
+        <w:t xml:space="preserve">void</w:t>
+      </w:r>
+      <w:r>
+        <w:rPr>
+          <w:rStyle w:val="OperatorTok"/>
+        </w:rPr>
+        <w:t xml:space="preserve">)</w:t>
+      </w:r>
+      <w:r>
+        <w:rPr>
+          <w:rStyle w:val="NormalTok"/>
+        </w:rPr>
+        <w:t xml:space="preserve"> ev</w:t>
+      </w:r>
+      <w:r>
+        <w:rPr>
+          <w:rStyle w:val="OperatorTok"/>
+        </w:rPr>
+        <w:t xml:space="preserve">;</w:t>
+      </w:r>
+      <w:r>
+        <w:rPr>
+          <w:rStyle w:val="NormalTok"/>
+        </w:rPr>
+        <w:t xml:space="preserve"> </w:t>
+      </w:r>
+      <w:r>
+        <w:rPr>
+          <w:rStyle w:val="OperatorTok"/>
+        </w:rPr>
+        <w:t xml:space="preserve">(</w:t>
+      </w:r>
+      <w:r>
+        <w:rPr>
+          <w:rStyle w:val="DataTypeTok"/>
+        </w:rPr>
+        <w:t xml:space="preserve">void</w:t>
+      </w:r>
+      <w:r>
+        <w:rPr>
+          <w:rStyle w:val="OperatorTok"/>
+        </w:rPr>
+        <w:t xml:space="preserve">)</w:t>
+      </w:r>
+      <w:r>
+        <w:rPr>
+          <w:rStyle w:val="NormalTok"/>
+        </w:rPr>
+        <w:t xml:space="preserve"> value</w:t>
+      </w:r>
+      <w:r>
+        <w:rPr>
+          <w:rStyle w:val="OperatorTok"/>
+        </w:rPr>
+        <w:t xml:space="preserve">;</w:t>
+      </w:r>
+      <w:r>
+        <w:br/>
+      </w:r>
+      <w:r>
+        <w:rPr>
+          <w:rStyle w:val="NormalTok"/>
+        </w:rPr>
+        <w:t xml:space="preserve">    kapi_widget_set_text </w:t>
+      </w:r>
+      <w:r>
+        <w:rPr>
+          <w:rStyle w:val="OperatorTok"/>
+        </w:rPr>
+        <w:t xml:space="preserve">(</w:t>
+      </w:r>
+      <w:r>
+        <w:rPr>
+          <w:rStyle w:val="NormalTok"/>
+        </w:rPr>
+        <w:t xml:space="preserve">g_label</w:t>
+      </w:r>
+      <w:r>
+        <w:rPr>
+          <w:rStyle w:val="OperatorTok"/>
+        </w:rPr>
+        <w:t xml:space="preserve">,</w:t>
+      </w:r>
+      <w:r>
+        <w:rPr>
+          <w:rStyle w:val="NormalTok"/>
+        </w:rPr>
+        <w:t xml:space="preserve"> </w:t>
+      </w:r>
+      <w:r>
+        <w:rPr>
+          <w:rStyle w:val="StringTok"/>
+        </w:rPr>
+        <w:t xml:space="preserve">"cliqué !"</w:t>
+      </w:r>
+      <w:r>
+        <w:rPr>
+          <w:rStyle w:val="OperatorTok"/>
+        </w:rPr>
+        <w:t xml:space="preserve">);</w:t>
+      </w:r>
+      <w:r>
+        <w:br/>
+      </w:r>
+      <w:r>
+        <w:rPr>
+          <w:rStyle w:val="OperatorTok"/>
+        </w:rPr>
+        <w:t xml:space="preserve">}</w:t>
+      </w:r>
+      <w:r>
+        <w:br/>
+      </w:r>
+      <w:r>
+        <w:br/>
+      </w:r>
+      <w:r>
+        <w:rPr>
+          <w:rStyle w:val="DataTypeTok"/>
+        </w:rPr>
+        <w:t xml:space="preserve">static</w:t>
+      </w:r>
+      <w:r>
+        <w:rPr>
+          <w:rStyle w:val="NormalTok"/>
+        </w:rPr>
+        <w:t xml:space="preserve"> </w:t>
+      </w:r>
+      <w:r>
+        <w:rPr>
+          <w:rStyle w:val="DataTypeTok"/>
+        </w:rPr>
+        <w:t xml:space="preserve">unsigned</w:t>
+      </w:r>
+      <w:r>
+        <w:rPr>
+          <w:rStyle w:val="NormalTok"/>
+        </w:rPr>
+        <w:t xml:space="preserve"> </w:t>
+      </w:r>
+      <w:r>
+        <w:rPr>
+          <w:rStyle w:val="DataTypeTok"/>
+        </w:rPr>
+        <w:t xml:space="preserve">long</w:t>
+      </w:r>
+      <w:r>
+        <w:rPr>
+          <w:rStyle w:val="NormalTok"/>
+        </w:rPr>
+        <w:t xml:space="preserve"> g_label</w:t>
+      </w:r>
+      <w:r>
+        <w:rPr>
+          <w:rStyle w:val="OperatorTok"/>
+        </w:rPr>
+        <w:t xml:space="preserve">;</w:t>
+      </w:r>
+      <w:r>
+        <w:br/>
+      </w:r>
+      <w:r>
+        <w:br/>
+      </w:r>
+      <w:r>
+        <w:rPr>
+          <w:rStyle w:val="DataTypeTok"/>
+        </w:rPr>
+        <w:t xml:space="preserve">int</w:t>
+      </w:r>
+      <w:r>
+        <w:rPr>
+          <w:rStyle w:val="NormalTok"/>
+        </w:rPr>
+        <w:t xml:space="preserve"> main </w:t>
+      </w:r>
+      <w:r>
+        <w:rPr>
+          <w:rStyle w:val="OperatorTok"/>
+        </w:rPr>
+        <w:t xml:space="preserve">(</w:t>
+      </w:r>
+      <w:r>
+        <w:rPr>
+          <w:rStyle w:val="DataTypeTok"/>
+        </w:rPr>
+        <w:t xml:space="preserve">void</w:t>
+      </w:r>
+      <w:r>
+        <w:rPr>
+          <w:rStyle w:val="OperatorTok"/>
+        </w:rPr>
+        <w:t xml:space="preserve">)</w:t>
+      </w:r>
+      <w:r>
+        <w:br/>
+      </w:r>
+      <w:r>
+        <w:rPr>
+          <w:rStyle w:val="OperatorTok"/>
+        </w:rPr>
+        <w:t xml:space="preserve">{</w:t>
+      </w:r>
+      <w:r>
+        <w:br/>
+      </w:r>
+      <w:r>
+        <w:rPr>
+          <w:rStyle w:val="NormalTok"/>
+        </w:rPr>
+        <w:t xml:space="preserve">    </w:t>
+      </w:r>
+      <w:r>
+        <w:rPr>
+          <w:rStyle w:val="CommentTok"/>
+        </w:rPr>
+        <w:t xml:space="preserve">/* Le canvas est mappé à 12 Go ; fb[y*w + x] = 0x00RRGGBB. */</w:t>
+      </w:r>
+      <w:r>
+        <w:br/>
+      </w:r>
+      <w:r>
+        <w:rPr>
+          <w:rStyle w:val="NormalTok"/>
+        </w:rPr>
+        <w:t xml:space="preserve">    </w:t>
+      </w:r>
+      <w:r>
+        <w:rPr>
+          <w:rStyle w:val="DataTypeTok"/>
+        </w:rPr>
+        <w:t xml:space="preserve">unsigned</w:t>
+      </w:r>
+      <w:r>
+        <w:rPr>
+          <w:rStyle w:val="NormalTok"/>
+        </w:rPr>
+        <w:t xml:space="preserve"> </w:t>
+      </w:r>
+      <w:r>
+        <w:rPr>
+          <w:rStyle w:val="OperatorTok"/>
+        </w:rPr>
+        <w:t xml:space="preserve">*</w:t>
+      </w:r>
+      <w:r>
+        <w:rPr>
+          <w:rStyle w:val="NormalTok"/>
+        </w:rPr>
+        <w:t xml:space="preserve">fb </w:t>
+      </w:r>
+      <w:r>
+        <w:rPr>
+          <w:rStyle w:val="OperatorTok"/>
+        </w:rPr>
+        <w:t xml:space="preserve">=</w:t>
+      </w:r>
+      <w:r>
+        <w:rPr>
+          <w:rStyle w:val="NormalTok"/>
+        </w:rPr>
+        <w:t xml:space="preserve"> kapi_create_window </w:t>
+      </w:r>
+      <w:r>
+        <w:rPr>
+          <w:rStyle w:val="OperatorTok"/>
+        </w:rPr>
+        <w:t xml:space="preserve">(</w:t>
+      </w:r>
+      <w:r>
+        <w:rPr>
+          <w:rStyle w:val="DecValTok"/>
+        </w:rPr>
+        <w:t xml:space="preserve">300</w:t>
+      </w:r>
+      <w:r>
+        <w:rPr>
+          <w:rStyle w:val="OperatorTok"/>
+        </w:rPr>
+        <w:t xml:space="preserve">,</w:t>
+      </w:r>
+      <w:r>
+        <w:rPr>
+          <w:rStyle w:val="NormalTok"/>
+        </w:rPr>
+        <w:t xml:space="preserve"> </w:t>
+      </w:r>
+      <w:r>
+        <w:rPr>
+          <w:rStyle w:val="DecValTok"/>
+        </w:rPr>
+        <w:t xml:space="preserve">200</w:t>
+      </w:r>
+      <w:r>
+        <w:rPr>
+          <w:rStyle w:val="OperatorTok"/>
+        </w:rPr>
+        <w:t xml:space="preserve">,</w:t>
+      </w:r>
+      <w:r>
+        <w:rPr>
+          <w:rStyle w:val="NormalTok"/>
+        </w:rPr>
+        <w:t xml:space="preserve"> </w:t>
+      </w:r>
+      <w:r>
+        <w:rPr>
+          <w:rStyle w:val="StringTok"/>
+        </w:rPr>
+        <w:t xml:space="preserve">"exemple"</w:t>
+      </w:r>
+      <w:r>
+        <w:rPr>
+          <w:rStyle w:val="OperatorTok"/>
+        </w:rPr>
+        <w:t xml:space="preserve">);</w:t>
+      </w:r>
+      <w:r>
+        <w:br/>
+      </w:r>
+      <w:r>
+        <w:br/>
+      </w:r>
+      <w:r>
+        <w:rPr>
+          <w:rStyle w:val="NormalTok"/>
+        </w:rPr>
+        <w:t xml:space="preserve">    g_label </w:t>
+      </w:r>
+      <w:r>
+        <w:rPr>
+          <w:rStyle w:val="OperatorTok"/>
+        </w:rPr>
+        <w:t xml:space="preserve">=</w:t>
+      </w:r>
+      <w:r>
+        <w:rPr>
+          <w:rStyle w:val="NormalTok"/>
+        </w:rPr>
+        <w:t xml:space="preserve"> kapi_add_label  </w:t>
+      </w:r>
+      <w:r>
+        <w:rPr>
+          <w:rStyle w:val="OperatorTok"/>
+        </w:rPr>
+        <w:t xml:space="preserve">(</w:t>
+      </w:r>
+      <w:r>
+        <w:rPr>
+          <w:rStyle w:val="DecValTok"/>
+        </w:rPr>
+        <w:t xml:space="preserve">10</w:t>
+      </w:r>
+      <w:r>
+        <w:rPr>
+          <w:rStyle w:val="OperatorTok"/>
+        </w:rPr>
+        <w:t xml:space="preserve">,</w:t>
+      </w:r>
+      <w:r>
+        <w:rPr>
+          <w:rStyle w:val="NormalTok"/>
+        </w:rPr>
+        <w:t xml:space="preserve"> </w:t>
+      </w:r>
+      <w:r>
+        <w:rPr>
+          <w:rStyle w:val="DecValTok"/>
+        </w:rPr>
+        <w:t xml:space="preserve">10</w:t>
+      </w:r>
+      <w:r>
+        <w:rPr>
+          <w:rStyle w:val="OperatorTok"/>
+        </w:rPr>
+        <w:t xml:space="preserve">,</w:t>
+      </w:r>
+      <w:r>
+        <w:rPr>
+          <w:rStyle w:val="NormalTok"/>
+        </w:rPr>
+        <w:t xml:space="preserve"> </w:t>
+      </w:r>
+      <w:r>
+        <w:rPr>
+          <w:rStyle w:val="DecValTok"/>
+        </w:rPr>
+        <w:t xml:space="preserve">200</w:t>
+      </w:r>
+      <w:r>
+        <w:rPr>
+          <w:rStyle w:val="OperatorTok"/>
+        </w:rPr>
+        <w:t xml:space="preserve">,</w:t>
+      </w:r>
+      <w:r>
+        <w:rPr>
+          <w:rStyle w:val="NormalTok"/>
+        </w:rPr>
+        <w:t xml:space="preserve"> </w:t>
+      </w:r>
+      <w:r>
+        <w:rPr>
+          <w:rStyle w:val="DecValTok"/>
+        </w:rPr>
+        <w:t xml:space="preserve">16</w:t>
+      </w:r>
+      <w:r>
+        <w:rPr>
+          <w:rStyle w:val="OperatorTok"/>
+        </w:rPr>
+        <w:t xml:space="preserve">,</w:t>
+      </w:r>
+      <w:r>
+        <w:rPr>
+          <w:rStyle w:val="NormalTok"/>
+        </w:rPr>
+        <w:t xml:space="preserve"> </w:t>
+      </w:r>
+      <w:r>
+        <w:rPr>
+          <w:rStyle w:val="StringTok"/>
+        </w:rPr>
+        <w:t xml:space="preserve">"prêt"</w:t>
+      </w:r>
+      <w:r>
+        <w:rPr>
+          <w:rStyle w:val="OperatorTok"/>
+        </w:rPr>
+        <w:t xml:space="preserve">);</w:t>
+      </w:r>
+      <w:r>
+        <w:br/>
+      </w:r>
+      <w:r>
+        <w:rPr>
+          <w:rStyle w:val="NormalTok"/>
+        </w:rPr>
+        <w:t xml:space="preserve">    </w:t>
+      </w:r>
+      <w:r>
+        <w:rPr>
+          <w:rStyle w:val="OperatorTok"/>
+        </w:rPr>
+        <w:t xml:space="preserve">(</w:t>
+      </w:r>
+      <w:r>
+        <w:rPr>
+          <w:rStyle w:val="DataTypeTok"/>
+        </w:rPr>
+        <w:t xml:space="preserve">void</w:t>
+      </w:r>
+      <w:r>
+        <w:rPr>
+          <w:rStyle w:val="OperatorTok"/>
+        </w:rPr>
+        <w:t xml:space="preserve">)</w:t>
+      </w:r>
+      <w:r>
+        <w:rPr>
+          <w:rStyle w:val="NormalTok"/>
+        </w:rPr>
+        <w:t xml:space="preserve">    kapi_add_button </w:t>
+      </w:r>
+      <w:r>
+        <w:rPr>
+          <w:rStyle w:val="OperatorTok"/>
+        </w:rPr>
+        <w:t xml:space="preserve">(</w:t>
+      </w:r>
+      <w:r>
+        <w:rPr>
+          <w:rStyle w:val="DecValTok"/>
+        </w:rPr>
+        <w:t xml:space="preserve">10</w:t>
+      </w:r>
+      <w:r>
+        <w:rPr>
+          <w:rStyle w:val="OperatorTok"/>
+        </w:rPr>
+        <w:t xml:space="preserve">,</w:t>
+      </w:r>
+      <w:r>
+        <w:rPr>
+          <w:rStyle w:val="NormalTok"/>
+        </w:rPr>
+        <w:t xml:space="preserve"> </w:t>
+      </w:r>
+      <w:r>
+        <w:rPr>
+          <w:rStyle w:val="DecValTok"/>
+        </w:rPr>
+        <w:t xml:space="preserve">40</w:t>
+      </w:r>
+      <w:r>
+        <w:rPr>
+          <w:rStyle w:val="OperatorTok"/>
+        </w:rPr>
+        <w:t xml:space="preserve">,</w:t>
+      </w:r>
+      <w:r>
+        <w:rPr>
+          <w:rStyle w:val="NormalTok"/>
+        </w:rPr>
+        <w:t xml:space="preserve"> </w:t>
+      </w:r>
+      <w:r>
+        <w:rPr>
+          <w:rStyle w:val="DecValTok"/>
+        </w:rPr>
+        <w:t xml:space="preserve">80</w:t>
+      </w:r>
+      <w:r>
+        <w:rPr>
+          <w:rStyle w:val="OperatorTok"/>
+        </w:rPr>
+        <w:t xml:space="preserve">,</w:t>
+      </w:r>
+      <w:r>
+        <w:rPr>
+          <w:rStyle w:val="NormalTok"/>
+        </w:rPr>
+        <w:t xml:space="preserve"> </w:t>
+      </w:r>
+      <w:r>
+        <w:rPr>
+          <w:rStyle w:val="DecValTok"/>
+        </w:rPr>
+        <w:t xml:space="preserve">28</w:t>
+      </w:r>
+      <w:r>
+        <w:rPr>
+          <w:rStyle w:val="OperatorTok"/>
+        </w:rPr>
+        <w:t xml:space="preserve">,</w:t>
+      </w:r>
+      <w:r>
+        <w:rPr>
+          <w:rStyle w:val="NormalTok"/>
+        </w:rPr>
+        <w:t xml:space="preserve"> </w:t>
+      </w:r>
+      <w:r>
+        <w:rPr>
+          <w:rStyle w:val="StringTok"/>
+        </w:rPr>
+        <w:t xml:space="preserve">"OK"</w:t>
+      </w:r>
+      <w:r>
+        <w:rPr>
+          <w:rStyle w:val="OperatorTok"/>
+        </w:rPr>
+        <w:t xml:space="preserve">,</w:t>
+      </w:r>
+      <w:r>
+        <w:rPr>
+          <w:rStyle w:val="NormalTok"/>
+        </w:rPr>
+        <w:t xml:space="preserve"> on_ok</w:t>
+      </w:r>
+      <w:r>
+        <w:rPr>
+          <w:rStyle w:val="OperatorTok"/>
+        </w:rPr>
+        <w:t xml:space="preserve">);</w:t>
+      </w:r>
+      <w:r>
+        <w:br/>
+      </w:r>
+      <w:r>
+        <w:br/>
+      </w:r>
+      <w:r>
+        <w:rPr>
+          <w:rStyle w:val="NormalTok"/>
+        </w:rPr>
+        <w:t xml:space="preserve">    kapi_wait_for_exit </w:t>
+      </w:r>
+      <w:r>
+        <w:rPr>
+          <w:rStyle w:val="OperatorTok"/>
+        </w:rPr>
+        <w:t xml:space="preserve">();</w:t>
+      </w:r>
+      <w:r>
+        <w:rPr>
+          <w:rStyle w:val="NormalTok"/>
+        </w:rPr>
+        <w:t xml:space="preserve">   </w:t>
+      </w:r>
+      <w:r>
+        <w:rPr>
+          <w:rStyle w:val="CommentTok"/>
+        </w:rPr>
+        <w:t xml:space="preserve">/* pompe les événements à ~60 fps jusqu'à fermeture */</w:t>
+      </w:r>
+      <w:r>
+        <w:br/>
+      </w:r>
+      <w:r>
+        <w:rPr>
+          <w:rStyle w:val="NormalTok"/>
+        </w:rPr>
+        <w:t xml:space="preserve">    </w:t>
+      </w:r>
+      <w:r>
+        <w:rPr>
+          <w:rStyle w:val="ControlFlowTok"/>
+        </w:rPr>
+        <w:t xml:space="preserve">return</w:t>
+      </w:r>
+      <w:r>
+        <w:rPr>
+          <w:rStyle w:val="NormalTok"/>
+        </w:rPr>
+        <w:t xml:space="preserve"> </w:t>
+      </w:r>
+      <w:r>
+        <w:rPr>
+          <w:rStyle w:val="DecValTok"/>
+        </w:rPr>
+        <w:t xml:space="preserve">0</w:t>
+      </w:r>
+      <w:r>
+        <w:rPr>
+          <w:rStyle w:val="OperatorTok"/>
+        </w:rPr>
+        <w:t xml:space="preserve">;</w:t>
+      </w:r>
+      <w:r>
+        <w:br/>
+      </w:r>
+      <w:r>
+        <w:rPr>
+          <w:rStyle w:val="OperatorTok"/>
+        </w:rPr>
+        <w:t xml:space="preserve">}</w:t>
       </w:r>
     </w:p>
     <w:p>
@@ -5374,1009 +5975,7 @@
         <w:pStyle w:val="FirstParagraph"/>
       </w:pPr>
       <w:r>
-        <w:t xml:space="preserve">See the demos</w:t>
-      </w:r>
-      <w:r>
-        <w:t xml:space="preserve"> </w:t>
-      </w:r>
-      <w:r>
-        <w:rPr>
-          <w:rStyle w:val="VerbatimChar"/>
-        </w:rPr>
-        <w:t xml:space="preserve">demoD.c</w:t>
-      </w:r>
-      <w:r>
-        <w:t xml:space="preserve"> </w:t>
-      </w:r>
-      <w:r>
-        <w:t xml:space="preserve">(widget gallery),</w:t>
-      </w:r>
-      <w:r>
-        <w:t xml:space="preserve"> </w:t>
-      </w:r>
-      <w:r>
-        <w:rPr>
-          <w:rStyle w:val="VerbatimChar"/>
-        </w:rPr>
-        <w:t xml:space="preserve">demoE.c</w:t>
-      </w:r>
-      <w:r>
-        <w:t xml:space="preserve"> </w:t>
-      </w:r>
-      <w:r>
-        <w:t xml:space="preserve">(textarea + scrollview), and the</w:t>
-      </w:r>
-      <w:r>
-        <w:t xml:space="preserve"> </w:t>
-      </w:r>
-      <w:r>
-        <w:t xml:space="preserve">apps</w:t>
-      </w:r>
-      <w:r>
-        <w:t xml:space="preserve"> </w:t>
-      </w:r>
-      <w:r>
-        <w:rPr>
-          <w:rStyle w:val="VerbatimChar"/>
-        </w:rPr>
-        <w:t xml:space="preserve">tinypad.c</w:t>
-      </w:r>
-      <w:r>
-        <w:t xml:space="preserve">,</w:t>
-      </w:r>
-      <w:r>
-        <w:t xml:space="preserve"> </w:t>
-      </w:r>
-      <w:r>
-        <w:rPr>
-          <w:rStyle w:val="VerbatimChar"/>
-        </w:rPr>
-        <w:t xml:space="preserve">paint.c</w:t>
-      </w:r>
-      <w:r>
-        <w:t xml:space="preserve">,</w:t>
-      </w:r>
-      <w:r>
-        <w:t xml:space="preserve"> </w:t>
-      </w:r>
-      <w:r>
-        <w:rPr>
-          <w:rStyle w:val="VerbatimChar"/>
-        </w:rPr>
-        <w:t xml:space="preserve">mandelbrot.c</w:t>
-      </w:r>
-      <w:r>
-        <w:t xml:space="preserve"> </w:t>
-      </w:r>
-      <w:r>
-        <w:t xml:space="preserve">for complete examples.</w:t>
-      </w:r>
-    </w:p>
-    <w:bookmarkEnd w:id="34"/>
-    <w:bookmarkStart w:id="35" w:name="Xeac8a7f07d054ec4a738e7316cecd6b2667878f"/>
-    <w:p>
-      <w:pPr>
-        <w:pStyle w:val="Heading2"/>
-      </w:pPr>
-      <w:r>
-        <w:t xml:space="preserve">7. Writing a</w:t>
-      </w:r>
-      <w:r>
-        <w:t xml:space="preserve"> </w:t>
-      </w:r>
-      <w:r>
-        <w:rPr>
-          <w:rStyle w:val="VerbatimChar"/>
-        </w:rPr>
-        <w:t xml:space="preserve">/bin</w:t>
-      </w:r>
-      <w:r>
-        <w:t xml:space="preserve"> </w:t>
-      </w:r>
-      <w:r>
-        <w:t xml:space="preserve">tool</w:t>
-      </w:r>
-    </w:p>
-    <w:p>
-      <w:pPr>
-        <w:pStyle w:val="FirstParagraph"/>
-      </w:pPr>
-      <w:r>
-        <w:t xml:space="preserve">A</w:t>
-      </w:r>
-      <w:r>
-        <w:t xml:space="preserve"> </w:t>
-      </w:r>
-      <w:r>
-        <w:rPr>
-          <w:rStyle w:val="VerbatimChar"/>
-        </w:rPr>
-        <w:t xml:space="preserve">/bin</w:t>
-      </w:r>
-      <w:r>
-        <w:t xml:space="preserve"> </w:t>
-      </w:r>
-      <w:r>
-        <w:t xml:space="preserve">tool follows the</w:t>
-      </w:r>
-      <w:r>
-        <w:t xml:space="preserve"> </w:t>
-      </w:r>
-      <w:r>
-        <w:rPr>
-          <w:b/>
-          <w:bCs/>
-        </w:rPr>
-        <w:t xml:space="preserve">same EL1 app model</w:t>
-      </w:r>
-      <w:r>
-        <w:t xml:space="preserve"> </w:t>
-      </w:r>
-      <w:r>
-        <w:t xml:space="preserve">but reads</w:t>
-      </w:r>
-      <w:r>
-        <w:t xml:space="preserve"> </w:t>
-      </w:r>
-      <w:r>
-        <w:rPr>
-          <w:rStyle w:val="VerbatimChar"/>
-        </w:rPr>
-        <w:t xml:space="preserve">stdin</w:t>
-      </w:r>
-      <w:r>
-        <w:t xml:space="preserve">, writes</w:t>
-      </w:r>
-      <w:r>
-        <w:t xml:space="preserve"> </w:t>
-      </w:r>
-      <w:r>
-        <w:rPr>
-          <w:rStyle w:val="VerbatimChar"/>
-        </w:rPr>
-        <w:t xml:space="preserve">stdout</w:t>
-      </w:r>
-      <w:r>
-        <w:t xml:space="preserve">, and</w:t>
-      </w:r>
-      <w:r>
-        <w:t xml:space="preserve"> </w:t>
-      </w:r>
-      <w:r>
-        <w:t xml:space="preserve">exits (no window). It is composable via the terminal's pipes.</w:t>
-      </w:r>
-    </w:p>
-    <w:p>
-      <w:pPr>
-        <w:pStyle w:val="SourceCode"/>
-      </w:pPr>
-      <w:r>
-        <w:rPr>
-          <w:rStyle w:val="PreprocessorTok"/>
-        </w:rPr>
-        <w:t xml:space="preserve">#include </w:t>
-      </w:r>
-      <w:r>
-        <w:rPr>
-          <w:rStyle w:val="ImportTok"/>
-        </w:rPr>
-        <w:t xml:space="preserve">"kapi.h"</w:t>
-      </w:r>
-      <w:r>
-        <w:br/>
-      </w:r>
-      <w:r>
-        <w:rPr>
-          <w:rStyle w:val="PreprocessorTok"/>
-        </w:rPr>
-        <w:t xml:space="preserve">#include </w:t>
-      </w:r>
-      <w:r>
-        <w:rPr>
-          <w:rStyle w:val="ImportTok"/>
-        </w:rPr>
-        <w:t xml:space="preserve">"applib.h"</w:t>
-      </w:r>
-      <w:r>
-        <w:rPr>
-          <w:rStyle w:val="PreprocessorTok"/>
-        </w:rPr>
-        <w:t xml:space="preserve">     </w:t>
-      </w:r>
-      <w:r>
-        <w:rPr>
-          <w:rStyle w:val="CommentTok"/>
-        </w:rPr>
-        <w:t xml:space="preserve">/* ax_puts, ax_putln, ax_strlen, ax_itoa, ... */</w:t>
-      </w:r>
-      <w:r>
-        <w:br/>
-      </w:r>
-      <w:r>
-        <w:br/>
-      </w:r>
-      <w:r>
-        <w:rPr>
-          <w:rStyle w:val="DataTypeTok"/>
-        </w:rPr>
-        <w:t xml:space="preserve">int</w:t>
-      </w:r>
-      <w:r>
-        <w:rPr>
-          <w:rStyle w:val="NormalTok"/>
-        </w:rPr>
-        <w:t xml:space="preserve"> main </w:t>
-      </w:r>
-      <w:r>
-        <w:rPr>
-          <w:rStyle w:val="OperatorTok"/>
-        </w:rPr>
-        <w:t xml:space="preserve">(</w:t>
-      </w:r>
-      <w:r>
-        <w:rPr>
-          <w:rStyle w:val="DataTypeTok"/>
-        </w:rPr>
-        <w:t xml:space="preserve">void</w:t>
-      </w:r>
-      <w:r>
-        <w:rPr>
-          <w:rStyle w:val="OperatorTok"/>
-        </w:rPr>
-        <w:t xml:space="preserve">)</w:t>
-      </w:r>
-      <w:r>
-        <w:br/>
-      </w:r>
-      <w:r>
-        <w:rPr>
-          <w:rStyle w:val="OperatorTok"/>
-        </w:rPr>
-        <w:t xml:space="preserve">{</w:t>
-      </w:r>
-      <w:r>
-        <w:br/>
-      </w:r>
-      <w:r>
-        <w:rPr>
-          <w:rStyle w:val="NormalTok"/>
-        </w:rPr>
-        <w:t xml:space="preserve">    </w:t>
-      </w:r>
-      <w:r>
-        <w:rPr>
-          <w:rStyle w:val="DataTypeTok"/>
-        </w:rPr>
-        <w:t xml:space="preserve">char</w:t>
-      </w:r>
-      <w:r>
-        <w:rPr>
-          <w:rStyle w:val="NormalTok"/>
-        </w:rPr>
-        <w:t xml:space="preserve"> args</w:t>
-      </w:r>
-      <w:r>
-        <w:rPr>
-          <w:rStyle w:val="OperatorTok"/>
-        </w:rPr>
-        <w:t xml:space="preserve">[</w:t>
-      </w:r>
-      <w:r>
-        <w:rPr>
-          <w:rStyle w:val="DecValTok"/>
-        </w:rPr>
-        <w:t xml:space="preserve">128</w:t>
-      </w:r>
-      <w:r>
-        <w:rPr>
-          <w:rStyle w:val="OperatorTok"/>
-        </w:rPr>
-        <w:t xml:space="preserve">];</w:t>
-      </w:r>
-      <w:r>
-        <w:br/>
-      </w:r>
-      <w:r>
-        <w:rPr>
-          <w:rStyle w:val="NormalTok"/>
-        </w:rPr>
-        <w:t xml:space="preserve">    kapi_get_args </w:t>
-      </w:r>
-      <w:r>
-        <w:rPr>
-          <w:rStyle w:val="OperatorTok"/>
-        </w:rPr>
-        <w:t xml:space="preserve">(</w:t>
-      </w:r>
-      <w:r>
-        <w:rPr>
-          <w:rStyle w:val="NormalTok"/>
-        </w:rPr>
-        <w:t xml:space="preserve">args</w:t>
-      </w:r>
-      <w:r>
-        <w:rPr>
-          <w:rStyle w:val="OperatorTok"/>
-        </w:rPr>
-        <w:t xml:space="preserve">,</w:t>
-      </w:r>
-      <w:r>
-        <w:rPr>
-          <w:rStyle w:val="NormalTok"/>
-        </w:rPr>
-        <w:t xml:space="preserve"> </w:t>
-      </w:r>
-      <w:r>
-        <w:rPr>
-          <w:rStyle w:val="KeywordTok"/>
-        </w:rPr>
-        <w:t xml:space="preserve">sizeof</w:t>
-      </w:r>
-      <w:r>
-        <w:rPr>
-          <w:rStyle w:val="NormalTok"/>
-        </w:rPr>
-        <w:t xml:space="preserve"> args</w:t>
-      </w:r>
-      <w:r>
-        <w:rPr>
-          <w:rStyle w:val="OperatorTok"/>
-        </w:rPr>
-        <w:t xml:space="preserve">);</w:t>
-      </w:r>
-      <w:r>
-        <w:rPr>
-          <w:rStyle w:val="NormalTok"/>
-        </w:rPr>
-        <w:t xml:space="preserve">   </w:t>
-      </w:r>
-      <w:r>
-        <w:rPr>
-          <w:rStyle w:val="CommentTok"/>
-        </w:rPr>
-        <w:t xml:space="preserve">/* la ligne d'arguments (chaîne) */</w:t>
-      </w:r>
-      <w:r>
-        <w:br/>
-      </w:r>
-      <w:r>
-        <w:br/>
-      </w:r>
-      <w:r>
-        <w:rPr>
-          <w:rStyle w:val="NormalTok"/>
-        </w:rPr>
-        <w:t xml:space="preserve">    </w:t>
-      </w:r>
-      <w:r>
-        <w:rPr>
-          <w:rStyle w:val="CommentTok"/>
-        </w:rPr>
-        <w:t xml:space="preserve">/* Lire stdin et le réécrire en majuscules, par exemple : */</w:t>
-      </w:r>
-      <w:r>
-        <w:br/>
-      </w:r>
-      <w:r>
-        <w:rPr>
-          <w:rStyle w:val="NormalTok"/>
-        </w:rPr>
-        <w:t xml:space="preserve">    </w:t>
-      </w:r>
-      <w:r>
-        <w:rPr>
-          <w:rStyle w:val="DataTypeTok"/>
-        </w:rPr>
-        <w:t xml:space="preserve">char</w:t>
-      </w:r>
-      <w:r>
-        <w:rPr>
-          <w:rStyle w:val="NormalTok"/>
-        </w:rPr>
-        <w:t xml:space="preserve"> buf</w:t>
-      </w:r>
-      <w:r>
-        <w:rPr>
-          <w:rStyle w:val="OperatorTok"/>
-        </w:rPr>
-        <w:t xml:space="preserve">[</w:t>
-      </w:r>
-      <w:r>
-        <w:rPr>
-          <w:rStyle w:val="DecValTok"/>
-        </w:rPr>
-        <w:t xml:space="preserve">256</w:t>
-      </w:r>
-      <w:r>
-        <w:rPr>
-          <w:rStyle w:val="OperatorTok"/>
-        </w:rPr>
-        <w:t xml:space="preserve">];</w:t>
-      </w:r>
-      <w:r>
-        <w:br/>
-      </w:r>
-      <w:r>
-        <w:rPr>
-          <w:rStyle w:val="NormalTok"/>
-        </w:rPr>
-        <w:t xml:space="preserve">    </w:t>
-      </w:r>
-      <w:r>
-        <w:rPr>
-          <w:rStyle w:val="DataTypeTok"/>
-        </w:rPr>
-        <w:t xml:space="preserve">int</w:t>
-      </w:r>
-      <w:r>
-        <w:rPr>
-          <w:rStyle w:val="NormalTok"/>
-        </w:rPr>
-        <w:t xml:space="preserve"> n</w:t>
-      </w:r>
-      <w:r>
-        <w:rPr>
-          <w:rStyle w:val="OperatorTok"/>
-        </w:rPr>
-        <w:t xml:space="preserve">;</w:t>
-      </w:r>
-      <w:r>
-        <w:br/>
-      </w:r>
-      <w:r>
-        <w:rPr>
-          <w:rStyle w:val="NormalTok"/>
-        </w:rPr>
-        <w:t xml:space="preserve">    </w:t>
-      </w:r>
-      <w:r>
-        <w:rPr>
-          <w:rStyle w:val="ControlFlowTok"/>
-        </w:rPr>
-        <w:t xml:space="preserve">while</w:t>
-      </w:r>
-      <w:r>
-        <w:rPr>
-          <w:rStyle w:val="NormalTok"/>
-        </w:rPr>
-        <w:t xml:space="preserve"> </w:t>
-      </w:r>
-      <w:r>
-        <w:rPr>
-          <w:rStyle w:val="OperatorTok"/>
-        </w:rPr>
-        <w:t xml:space="preserve">((</w:t>
-      </w:r>
-      <w:r>
-        <w:rPr>
-          <w:rStyle w:val="NormalTok"/>
-        </w:rPr>
-        <w:t xml:space="preserve">n </w:t>
-      </w:r>
-      <w:r>
-        <w:rPr>
-          <w:rStyle w:val="OperatorTok"/>
-        </w:rPr>
-        <w:t xml:space="preserve">=</w:t>
-      </w:r>
-      <w:r>
-        <w:rPr>
-          <w:rStyle w:val="NormalTok"/>
-        </w:rPr>
-        <w:t xml:space="preserve"> kapi_stdin_read </w:t>
-      </w:r>
-      <w:r>
-        <w:rPr>
-          <w:rStyle w:val="OperatorTok"/>
-        </w:rPr>
-        <w:t xml:space="preserve">(</w:t>
-      </w:r>
-      <w:r>
-        <w:rPr>
-          <w:rStyle w:val="NormalTok"/>
-        </w:rPr>
-        <w:t xml:space="preserve">buf</w:t>
-      </w:r>
-      <w:r>
-        <w:rPr>
-          <w:rStyle w:val="OperatorTok"/>
-        </w:rPr>
-        <w:t xml:space="preserve">,</w:t>
-      </w:r>
-      <w:r>
-        <w:rPr>
-          <w:rStyle w:val="NormalTok"/>
-        </w:rPr>
-        <w:t xml:space="preserve"> </w:t>
-      </w:r>
-      <w:r>
-        <w:rPr>
-          <w:rStyle w:val="KeywordTok"/>
-        </w:rPr>
-        <w:t xml:space="preserve">sizeof</w:t>
-      </w:r>
-      <w:r>
-        <w:rPr>
-          <w:rStyle w:val="NormalTok"/>
-        </w:rPr>
-        <w:t xml:space="preserve"> buf</w:t>
-      </w:r>
-      <w:r>
-        <w:rPr>
-          <w:rStyle w:val="OperatorTok"/>
-        </w:rPr>
-        <w:t xml:space="preserve">))</w:t>
-      </w:r>
-      <w:r>
-        <w:rPr>
-          <w:rStyle w:val="NormalTok"/>
-        </w:rPr>
-        <w:t xml:space="preserve"> </w:t>
-      </w:r>
-      <w:r>
-        <w:rPr>
-          <w:rStyle w:val="OperatorTok"/>
-        </w:rPr>
-        <w:t xml:space="preserve">&gt;</w:t>
-      </w:r>
-      <w:r>
-        <w:rPr>
-          <w:rStyle w:val="NormalTok"/>
-        </w:rPr>
-        <w:t xml:space="preserve"> </w:t>
-      </w:r>
-      <w:r>
-        <w:rPr>
-          <w:rStyle w:val="DecValTok"/>
-        </w:rPr>
-        <w:t xml:space="preserve">0</w:t>
-      </w:r>
-      <w:r>
-        <w:rPr>
-          <w:rStyle w:val="OperatorTok"/>
-        </w:rPr>
-        <w:t xml:space="preserve">)</w:t>
-      </w:r>
-      <w:r>
-        <w:br/>
-      </w:r>
-      <w:r>
-        <w:rPr>
-          <w:rStyle w:val="NormalTok"/>
-        </w:rPr>
-        <w:t xml:space="preserve">    </w:t>
-      </w:r>
-      <w:r>
-        <w:rPr>
-          <w:rStyle w:val="OperatorTok"/>
-        </w:rPr>
-        <w:t xml:space="preserve">{</w:t>
-      </w:r>
-      <w:r>
-        <w:br/>
-      </w:r>
-      <w:r>
-        <w:rPr>
-          <w:rStyle w:val="NormalTok"/>
-        </w:rPr>
-        <w:t xml:space="preserve">        </w:t>
-      </w:r>
-      <w:r>
-        <w:rPr>
-          <w:rStyle w:val="ControlFlowTok"/>
-        </w:rPr>
-        <w:t xml:space="preserve">for</w:t>
-      </w:r>
-      <w:r>
-        <w:rPr>
-          <w:rStyle w:val="NormalTok"/>
-        </w:rPr>
-        <w:t xml:space="preserve"> </w:t>
-      </w:r>
-      <w:r>
-        <w:rPr>
-          <w:rStyle w:val="OperatorTok"/>
-        </w:rPr>
-        <w:t xml:space="preserve">(</w:t>
-      </w:r>
-      <w:r>
-        <w:rPr>
-          <w:rStyle w:val="DataTypeTok"/>
-        </w:rPr>
-        <w:t xml:space="preserve">int</w:t>
-      </w:r>
-      <w:r>
-        <w:rPr>
-          <w:rStyle w:val="NormalTok"/>
-        </w:rPr>
-        <w:t xml:space="preserve"> i </w:t>
-      </w:r>
-      <w:r>
-        <w:rPr>
-          <w:rStyle w:val="OperatorTok"/>
-        </w:rPr>
-        <w:t xml:space="preserve">=</w:t>
-      </w:r>
-      <w:r>
-        <w:rPr>
-          <w:rStyle w:val="NormalTok"/>
-        </w:rPr>
-        <w:t xml:space="preserve"> </w:t>
-      </w:r>
-      <w:r>
-        <w:rPr>
-          <w:rStyle w:val="DecValTok"/>
-        </w:rPr>
-        <w:t xml:space="preserve">0</w:t>
-      </w:r>
-      <w:r>
-        <w:rPr>
-          <w:rStyle w:val="OperatorTok"/>
-        </w:rPr>
-        <w:t xml:space="preserve">;</w:t>
-      </w:r>
-      <w:r>
-        <w:rPr>
-          <w:rStyle w:val="NormalTok"/>
-        </w:rPr>
-        <w:t xml:space="preserve"> i </w:t>
-      </w:r>
-      <w:r>
-        <w:rPr>
-          <w:rStyle w:val="OperatorTok"/>
-        </w:rPr>
-        <w:t xml:space="preserve">&lt;</w:t>
-      </w:r>
-      <w:r>
-        <w:rPr>
-          <w:rStyle w:val="NormalTok"/>
-        </w:rPr>
-        <w:t xml:space="preserve"> n</w:t>
-      </w:r>
-      <w:r>
-        <w:rPr>
-          <w:rStyle w:val="OperatorTok"/>
-        </w:rPr>
-        <w:t xml:space="preserve">;</w:t>
-      </w:r>
-      <w:r>
-        <w:rPr>
-          <w:rStyle w:val="NormalTok"/>
-        </w:rPr>
-        <w:t xml:space="preserve"> i</w:t>
-      </w:r>
-      <w:r>
-        <w:rPr>
-          <w:rStyle w:val="OperatorTok"/>
-        </w:rPr>
-        <w:t xml:space="preserve">++)</w:t>
-      </w:r>
-      <w:r>
-        <w:br/>
-      </w:r>
-      <w:r>
-        <w:rPr>
-          <w:rStyle w:val="NormalTok"/>
-        </w:rPr>
-        <w:t xml:space="preserve">            </w:t>
-      </w:r>
-      <w:r>
-        <w:rPr>
-          <w:rStyle w:val="ControlFlowTok"/>
-        </w:rPr>
-        <w:t xml:space="preserve">if</w:t>
-      </w:r>
-      <w:r>
-        <w:rPr>
-          <w:rStyle w:val="NormalTok"/>
-        </w:rPr>
-        <w:t xml:space="preserve"> </w:t>
-      </w:r>
-      <w:r>
-        <w:rPr>
-          <w:rStyle w:val="OperatorTok"/>
-        </w:rPr>
-        <w:t xml:space="preserve">(</w:t>
-      </w:r>
-      <w:r>
-        <w:rPr>
-          <w:rStyle w:val="NormalTok"/>
-        </w:rPr>
-        <w:t xml:space="preserve">buf</w:t>
-      </w:r>
-      <w:r>
-        <w:rPr>
-          <w:rStyle w:val="OperatorTok"/>
-        </w:rPr>
-        <w:t xml:space="preserve">[</w:t>
-      </w:r>
-      <w:r>
-        <w:rPr>
-          <w:rStyle w:val="NormalTok"/>
-        </w:rPr>
-        <w:t xml:space="preserve">i</w:t>
-      </w:r>
-      <w:r>
-        <w:rPr>
-          <w:rStyle w:val="OperatorTok"/>
-        </w:rPr>
-        <w:t xml:space="preserve">]</w:t>
-      </w:r>
-      <w:r>
-        <w:rPr>
-          <w:rStyle w:val="NormalTok"/>
-        </w:rPr>
-        <w:t xml:space="preserve"> </w:t>
-      </w:r>
-      <w:r>
-        <w:rPr>
-          <w:rStyle w:val="OperatorTok"/>
-        </w:rPr>
-        <w:t xml:space="preserve">&gt;=</w:t>
-      </w:r>
-      <w:r>
-        <w:rPr>
-          <w:rStyle w:val="NormalTok"/>
-        </w:rPr>
-        <w:t xml:space="preserve"> </w:t>
-      </w:r>
-      <w:r>
-        <w:rPr>
-          <w:rStyle w:val="CharTok"/>
-        </w:rPr>
-        <w:t xml:space="preserve">'a'</w:t>
-      </w:r>
-      <w:r>
-        <w:rPr>
-          <w:rStyle w:val="NormalTok"/>
-        </w:rPr>
-        <w:t xml:space="preserve"> </w:t>
-      </w:r>
-      <w:r>
-        <w:rPr>
-          <w:rStyle w:val="OperatorTok"/>
-        </w:rPr>
-        <w:t xml:space="preserve">&amp;&amp;</w:t>
-      </w:r>
-      <w:r>
-        <w:rPr>
-          <w:rStyle w:val="NormalTok"/>
-        </w:rPr>
-        <w:t xml:space="preserve"> buf</w:t>
-      </w:r>
-      <w:r>
-        <w:rPr>
-          <w:rStyle w:val="OperatorTok"/>
-        </w:rPr>
-        <w:t xml:space="preserve">[</w:t>
-      </w:r>
-      <w:r>
-        <w:rPr>
-          <w:rStyle w:val="NormalTok"/>
-        </w:rPr>
-        <w:t xml:space="preserve">i</w:t>
-      </w:r>
-      <w:r>
-        <w:rPr>
-          <w:rStyle w:val="OperatorTok"/>
-        </w:rPr>
-        <w:t xml:space="preserve">]</w:t>
-      </w:r>
-      <w:r>
-        <w:rPr>
-          <w:rStyle w:val="NormalTok"/>
-        </w:rPr>
-        <w:t xml:space="preserve"> </w:t>
-      </w:r>
-      <w:r>
-        <w:rPr>
-          <w:rStyle w:val="OperatorTok"/>
-        </w:rPr>
-        <w:t xml:space="preserve">&lt;=</w:t>
-      </w:r>
-      <w:r>
-        <w:rPr>
-          <w:rStyle w:val="NormalTok"/>
-        </w:rPr>
-        <w:t xml:space="preserve"> </w:t>
-      </w:r>
-      <w:r>
-        <w:rPr>
-          <w:rStyle w:val="CharTok"/>
-        </w:rPr>
-        <w:t xml:space="preserve">'z'</w:t>
-      </w:r>
-      <w:r>
-        <w:rPr>
-          <w:rStyle w:val="OperatorTok"/>
-        </w:rPr>
-        <w:t xml:space="preserve">)</w:t>
-      </w:r>
-      <w:r>
-        <w:rPr>
-          <w:rStyle w:val="NormalTok"/>
-        </w:rPr>
-        <w:t xml:space="preserve"> buf</w:t>
-      </w:r>
-      <w:r>
-        <w:rPr>
-          <w:rStyle w:val="OperatorTok"/>
-        </w:rPr>
-        <w:t xml:space="preserve">[</w:t>
-      </w:r>
-      <w:r>
-        <w:rPr>
-          <w:rStyle w:val="NormalTok"/>
-        </w:rPr>
-        <w:t xml:space="preserve">i</w:t>
-      </w:r>
-      <w:r>
-        <w:rPr>
-          <w:rStyle w:val="OperatorTok"/>
-        </w:rPr>
-        <w:t xml:space="preserve">]</w:t>
-      </w:r>
-      <w:r>
-        <w:rPr>
-          <w:rStyle w:val="NormalTok"/>
-        </w:rPr>
-        <w:t xml:space="preserve"> </w:t>
-      </w:r>
-      <w:r>
-        <w:rPr>
-          <w:rStyle w:val="OperatorTok"/>
-        </w:rPr>
-        <w:t xml:space="preserve">-=</w:t>
-      </w:r>
-      <w:r>
-        <w:rPr>
-          <w:rStyle w:val="NormalTok"/>
-        </w:rPr>
-        <w:t xml:space="preserve"> </w:t>
-      </w:r>
-      <w:r>
-        <w:rPr>
-          <w:rStyle w:val="DecValTok"/>
-        </w:rPr>
-        <w:t xml:space="preserve">32</w:t>
-      </w:r>
-      <w:r>
-        <w:rPr>
-          <w:rStyle w:val="OperatorTok"/>
-        </w:rPr>
-        <w:t xml:space="preserve">;</w:t>
-      </w:r>
-      <w:r>
-        <w:br/>
-      </w:r>
-      <w:r>
-        <w:rPr>
-          <w:rStyle w:val="NormalTok"/>
-        </w:rPr>
-        <w:t xml:space="preserve">        kapi_stdout_write </w:t>
-      </w:r>
-      <w:r>
-        <w:rPr>
-          <w:rStyle w:val="OperatorTok"/>
-        </w:rPr>
-        <w:t xml:space="preserve">(</w:t>
-      </w:r>
-      <w:r>
-        <w:rPr>
-          <w:rStyle w:val="NormalTok"/>
-        </w:rPr>
-        <w:t xml:space="preserve">buf</w:t>
-      </w:r>
-      <w:r>
-        <w:rPr>
-          <w:rStyle w:val="OperatorTok"/>
-        </w:rPr>
-        <w:t xml:space="preserve">,</w:t>
-      </w:r>
-      <w:r>
-        <w:rPr>
-          <w:rStyle w:val="NormalTok"/>
-        </w:rPr>
-        <w:t xml:space="preserve"> </w:t>
-      </w:r>
-      <w:r>
-        <w:rPr>
-          <w:rStyle w:val="OperatorTok"/>
-        </w:rPr>
-        <w:t xml:space="preserve">(</w:t>
-      </w:r>
-      <w:r>
-        <w:rPr>
-          <w:rStyle w:val="DataTypeTok"/>
-        </w:rPr>
-        <w:t xml:space="preserve">unsigned</w:t>
-      </w:r>
-      <w:r>
-        <w:rPr>
-          <w:rStyle w:val="OperatorTok"/>
-        </w:rPr>
-        <w:t xml:space="preserve">)</w:t>
-      </w:r>
-      <w:r>
-        <w:rPr>
-          <w:rStyle w:val="NormalTok"/>
-        </w:rPr>
-        <w:t xml:space="preserve"> n</w:t>
-      </w:r>
-      <w:r>
-        <w:rPr>
-          <w:rStyle w:val="OperatorTok"/>
-        </w:rPr>
-        <w:t xml:space="preserve">);</w:t>
-      </w:r>
-      <w:r>
-        <w:br/>
-      </w:r>
-      <w:r>
-        <w:rPr>
-          <w:rStyle w:val="NormalTok"/>
-        </w:rPr>
-        <w:t xml:space="preserve">    </w:t>
-      </w:r>
-      <w:r>
-        <w:rPr>
-          <w:rStyle w:val="OperatorTok"/>
-        </w:rPr>
-        <w:t xml:space="preserve">}</w:t>
-      </w:r>
-      <w:r>
-        <w:br/>
-      </w:r>
-      <w:r>
-        <w:rPr>
-          <w:rStyle w:val="NormalTok"/>
-        </w:rPr>
-        <w:t xml:space="preserve">    </w:t>
-      </w:r>
-      <w:r>
-        <w:rPr>
-          <w:rStyle w:val="ControlFlowTok"/>
-        </w:rPr>
-        <w:t xml:space="preserve">return</w:t>
-      </w:r>
-      <w:r>
-        <w:rPr>
-          <w:rStyle w:val="NormalTok"/>
-        </w:rPr>
-        <w:t xml:space="preserve"> </w:t>
-      </w:r>
-      <w:r>
-        <w:rPr>
-          <w:rStyle w:val="DecValTok"/>
-        </w:rPr>
-        <w:t xml:space="preserve">0</w:t>
-      </w:r>
-      <w:r>
-        <w:rPr>
-          <w:rStyle w:val="OperatorTok"/>
-        </w:rPr>
-        <w:t xml:space="preserve">;</w:t>
-      </w:r>
-      <w:r>
-        <w:rPr>
-          <w:rStyle w:val="NormalTok"/>
-        </w:rPr>
-        <w:t xml:space="preserve">   </w:t>
-      </w:r>
-      <w:r>
-        <w:rPr>
-          <w:rStyle w:val="CommentTok"/>
-        </w:rPr>
-        <w:t xml:space="preserve">/* code de sortie récupérable via kapi_wait dans l'appelant */</w:t>
-      </w:r>
-      <w:r>
-        <w:br/>
-      </w:r>
-      <w:r>
-        <w:rPr>
-          <w:rStyle w:val="OperatorTok"/>
-        </w:rPr>
-        <w:t xml:space="preserve">}</w:t>
+        <w:t xml:space="preserve">Key points:</w:t>
       </w:r>
     </w:p>
     <w:p>
@@ -6393,47 +5992,92 @@
           <w:b/>
           <w:bCs/>
         </w:rPr>
-        <w:t xml:space="preserve">kapi_get_args(buf, size)</w:t>
-      </w:r>
-      <w:r>
-        <w:t xml:space="preserve">: the entire argument line as</w:t>
-      </w:r>
-      <w:r>
-        <w:t xml:space="preserve"> </w:t>
-      </w:r>
-      <w:r>
-        <w:rPr>
-          <w:b/>
-          <w:bCs/>
-        </w:rPr>
-        <w:t xml:space="preserve">a single string</w:t>
-      </w:r>
-      <w:r>
-        <w:t xml:space="preserve"> </w:t>
-      </w:r>
-      <w:r>
-        <w:t xml:space="preserve">separated by spaces (there is no</w:t>
-      </w:r>
-      <w:r>
-        <w:t xml:space="preserve"> </w:t>
-      </w:r>
-      <w:r>
-        <w:rPr>
-          <w:rStyle w:val="VerbatimChar"/>
-        </w:rPr>
-        <w:t xml:space="preserve">argv</w:t>
-      </w:r>
-      <w:r>
-        <w:t xml:space="preserve"> </w:t>
-      </w:r>
-      <w:r>
-        <w:t xml:space="preserve">array; parse the first word yourself,</w:t>
-      </w:r>
-      <w:r>
-        <w:t xml:space="preserve"> </w:t>
-      </w:r>
-      <w:r>
-        <w:t xml:space="preserve">etc.).</w:t>
+        <w:t xml:space="preserve">kapi_create_window(w, h, title)</w:t>
+      </w:r>
+      <w:r>
+        <w:t xml:space="preserve"> </w:t>
+      </w:r>
+      <w:r>
+        <w:t xml:space="preserve">returns a pointer to the</w:t>
+      </w:r>
+      <w:r>
+        <w:t xml:space="preserve"> </w:t>
+      </w:r>
+      <w:r>
+        <w:rPr>
+          <w:b/>
+          <w:bCs/>
+        </w:rPr>
+        <w:t xml:space="preserve">canvas</w:t>
+      </w:r>
+      <w:r>
+        <w:t xml:space="preserve"> </w:t>
+      </w:r>
+      <w:r>
+        <w:t xml:space="preserve">(pixel buffer of</w:t>
+      </w:r>
+      <w:r>
+        <w:t xml:space="preserve"> </w:t>
+      </w:r>
+      <w:r>
+        <w:rPr>
+          <w:rStyle w:val="VerbatimChar"/>
+        </w:rPr>
+        <w:t xml:space="preserve">0x00RRGGBB</w:t>
+      </w:r>
+      <w:r>
+        <w:t xml:space="preserve">, width</w:t>
+      </w:r>
+      <w:r>
+        <w:t xml:space="preserve"> </w:t>
+      </w:r>
+      <w:r>
+        <w:rPr>
+          <w:rStyle w:val="VerbatimChar"/>
+        </w:rPr>
+        <w:t xml:space="preserve">w</w:t>
+      </w:r>
+      <w:r>
+        <w:t xml:space="preserve">). The app draws directly into it (no per-pixel</w:t>
+      </w:r>
+      <w:r>
+        <w:t xml:space="preserve"> </w:t>
+      </w:r>
+      <w:r>
+        <w:t xml:space="preserve">call). The variant</w:t>
+      </w:r>
+      <w:r>
+        <w:t xml:space="preserve"> </w:t>
+      </w:r>
+      <w:r>
+        <w:rPr>
+          <w:rStyle w:val="VerbatimChar"/>
+        </w:rPr>
+        <w:t xml:space="preserve">kapi_create_window_ex(x, y, w, h, title, flags)</w:t>
+      </w:r>
+      <w:r>
+        <w:t xml:space="preserve"> </w:t>
+      </w:r>
+      <w:r>
+        <w:t xml:space="preserve">is for explicit</w:t>
+      </w:r>
+      <w:r>
+        <w:t xml:space="preserve"> </w:t>
+      </w:r>
+      <w:r>
+        <w:t xml:space="preserve">placement and</w:t>
+      </w:r>
+      <w:r>
+        <w:t xml:space="preserve"> </w:t>
+      </w:r>
+      <w:r>
+        <w:rPr>
+          <w:rStyle w:val="VerbatimChar"/>
+        </w:rPr>
+        <w:t xml:space="preserve">WIN_FLAG_BORDERLESS</w:t>
+      </w:r>
+      <w:r>
+        <w:t xml:space="preserve">.</w:t>
       </w:r>
     </w:p>
     <w:p>
@@ -6446,40 +6090,133 @@
       </w:pPr>
       <w:r>
         <w:rPr>
-          <w:rStyle w:val="VerbatimChar"/>
-          <w:b/>
-          <w:bCs/>
-        </w:rPr>
-        <w:t xml:space="preserve">kapi_stdin_read(buf, n)</w:t>
-      </w:r>
-      <w:r>
-        <w:t xml:space="preserve">: reads the task's stdin (</w:t>
-      </w:r>
-      <w:r>
-        <w:rPr>
-          <w:rStyle w:val="VerbatimChar"/>
-        </w:rPr>
-        <w:t xml:space="preserve">0</w:t>
-      </w:r>
-      <w:r>
-        <w:t xml:space="preserve"> </w:t>
-      </w:r>
-      <w:r>
-        <w:t xml:space="preserve">= EOF).</w:t>
-      </w:r>
-      <w:r>
-        <w:t xml:space="preserve"> </w:t>
-      </w:r>
-      <w:r>
-        <w:rPr>
-          <w:rStyle w:val="VerbatimChar"/>
-          <w:b/>
-          <w:bCs/>
-        </w:rPr>
-        <w:t xml:space="preserve">kapi_stdout_write</w:t>
-      </w:r>
-      <w:r>
-        <w:t xml:space="preserve">: writes stdout.</w:t>
+          <w:b/>
+          <w:bCs/>
+        </w:rPr>
+        <w:t xml:space="preserve">Kernel widgets</w:t>
+      </w:r>
+      <w:r>
+        <w:t xml:space="preserve">:</w:t>
+      </w:r>
+      <w:r>
+        <w:t xml:space="preserve"> </w:t>
+      </w:r>
+      <w:r>
+        <w:rPr>
+          <w:rStyle w:val="VerbatimChar"/>
+        </w:rPr>
+        <w:t xml:space="preserve">kapi_add_button/label/checkbox/textbox/progress/slider/textarea/</w:t>
+      </w:r>
+      <w:r>
+        <w:t xml:space="preserve"> </w:t>
+      </w:r>
+      <w:r>
+        <w:rPr>
+          <w:rStyle w:val="VerbatimChar"/>
+        </w:rPr>
+        <w:t xml:space="preserve">scrollbar_v/scrollbar_h/icon(...)</w:t>
+      </w:r>
+      <w:r>
+        <w:t xml:space="preserve"> </w:t>
+      </w:r>
+      <w:r>
+        <w:t xml:space="preserve">return an</w:t>
+      </w:r>
+      <w:r>
+        <w:t xml:space="preserve"> </w:t>
+      </w:r>
+      <w:r>
+        <w:rPr>
+          <w:rStyle w:val="VerbatimChar"/>
+        </w:rPr>
+        <w:t xml:space="preserve">unsigned long</w:t>
+      </w:r>
+      <w:r>
+        <w:t xml:space="preserve"> </w:t>
+      </w:r>
+      <w:r>
+        <w:t xml:space="preserve">handle. Manipulate them</w:t>
+      </w:r>
+      <w:r>
+        <w:t xml:space="preserve"> </w:t>
+      </w:r>
+      <w:r>
+        <w:t xml:space="preserve">with</w:t>
+      </w:r>
+      <w:r>
+        <w:t xml:space="preserve"> </w:t>
+      </w:r>
+      <w:r>
+        <w:rPr>
+          <w:rStyle w:val="VerbatimChar"/>
+        </w:rPr>
+        <w:t xml:space="preserve">kapi_widget_set_text/get_text</w:t>
+      </w:r>
+      <w:r>
+        <w:t xml:space="preserve">,</w:t>
+      </w:r>
+      <w:r>
+        <w:t xml:space="preserve"> </w:t>
+      </w:r>
+      <w:r>
+        <w:rPr>
+          <w:rStyle w:val="VerbatimChar"/>
+        </w:rPr>
+        <w:t xml:space="preserve">get_checked</w:t>
+      </w:r>
+      <w:r>
+        <w:t xml:space="preserve">,</w:t>
+      </w:r>
+      <w:r>
+        <w:t xml:space="preserve"> </w:t>
+      </w:r>
+      <w:r>
+        <w:rPr>
+          <w:rStyle w:val="VerbatimChar"/>
+        </w:rPr>
+        <w:t xml:space="preserve">get/set_value</w:t>
+      </w:r>
+      <w:r>
+        <w:t xml:space="preserve">,</w:t>
+      </w:r>
+      <w:r>
+        <w:t xml:space="preserve"> </w:t>
+      </w:r>
+      <w:r>
+        <w:rPr>
+          <w:rStyle w:val="VerbatimChar"/>
+        </w:rPr>
+        <w:t xml:space="preserve">set_rect</w:t>
+      </w:r>
+      <w:r>
+        <w:t xml:space="preserve"> </w:t>
+      </w:r>
+      <w:r>
+        <w:t xml:space="preserve">(move/hide by setting</w:t>
+      </w:r>
+      <w:r>
+        <w:t xml:space="preserve"> </w:t>
+      </w:r>
+      <w:r>
+        <w:rPr>
+          <w:rStyle w:val="VerbatimChar"/>
+        </w:rPr>
+        <w:t xml:space="preserve">w=h=0</w:t>
+      </w:r>
+      <w:r>
+        <w:t xml:space="preserve">),</w:t>
+      </w:r>
+      <w:r>
+        <w:t xml:space="preserve"> </w:t>
+      </w:r>
+      <w:r>
+        <w:rPr>
+          <w:rStyle w:val="VerbatimChar"/>
+        </w:rPr>
+        <w:t xml:space="preserve">set_icon</w:t>
+      </w:r>
+      <w:r>
+        <w:t xml:space="preserve">.</w:t>
       </w:r>
     </w:p>
     <w:p>
@@ -6491,272 +6228,1674 @@
         </w:numPr>
       </w:pPr>
       <w:r>
-        <w:t xml:space="preserve">To read a file passed as an argument:</w:t>
-      </w:r>
-      <w:r>
-        <w:t xml:space="preserve"> </w:t>
-      </w:r>
-      <w:r>
-        <w:rPr>
-          <w:rStyle w:val="VerbatimChar"/>
-        </w:rPr>
-        <w:t xml:space="preserve">kapi_open/read/close</w:t>
-      </w:r>
-      <w:r>
-        <w:t xml:space="preserve">. To list a</w:t>
-      </w:r>
-      <w:r>
-        <w:t xml:space="preserve"> </w:t>
-      </w:r>
-      <w:r>
-        <w:t xml:space="preserve">directory:</w:t>
-      </w:r>
-      <w:r>
-        <w:t xml:space="preserve"> </w:t>
-      </w:r>
-      <w:r>
-        <w:rPr>
-          <w:rStyle w:val="VerbatimChar"/>
-        </w:rPr>
-        <w:t xml:space="preserve">kapi_opendir/readdir/closedir</w:t>
-      </w:r>
-      <w:r>
-        <w:t xml:space="preserve">.</w:t>
+        <w:rPr>
+          <w:b/>
+          <w:bCs/>
+        </w:rPr>
+        <w:t xml:space="preserve">Event loop</w:t>
+      </w:r>
+      <w:r>
+        <w:t xml:space="preserve">: either</w:t>
+      </w:r>
+      <w:r>
+        <w:t xml:space="preserve"> </w:t>
+      </w:r>
+      <w:r>
+        <w:rPr>
+          <w:rStyle w:val="VerbatimChar"/>
+        </w:rPr>
+        <w:t xml:space="preserve">kapi_wait_for_exit()</w:t>
+      </w:r>
+      <w:r>
+        <w:t xml:space="preserve"> </w:t>
+      </w:r>
+      <w:r>
+        <w:t xml:space="preserve">(blocking, simple), or your</w:t>
+      </w:r>
+      <w:r>
+        <w:t xml:space="preserve"> </w:t>
+      </w:r>
+      <w:r>
+        <w:t xml:space="preserve">own loop</w:t>
+      </w:r>
+      <w:r>
+        <w:t xml:space="preserve"> </w:t>
+      </w:r>
+      <w:r>
+        <w:rPr>
+          <w:rStyle w:val="VerbatimChar"/>
+        </w:rPr>
+        <w:t xml:space="preserve">while (!kapi_should_exit()) { ...; kapi_pump_events(); kapi_present(); kapi_msleep(16); }</w:t>
+      </w:r>
+      <w:r>
+        <w:t xml:space="preserve"> </w:t>
+      </w:r>
+      <w:r>
+        <w:t xml:space="preserve">when you animate the canvas yourself.</w:t>
       </w:r>
     </w:p>
     <w:p>
       <w:pPr>
-        <w:pStyle w:val="FirstParagraph"/>
-      </w:pPr>
-      <w:r>
-        <w:t xml:space="preserve">The existing tools to study:</w:t>
-      </w:r>
-      <w:r>
-        <w:t xml:space="preserve"> </w:t>
-      </w:r>
-      <w:r>
-        <w:rPr>
-          <w:rStyle w:val="VerbatimChar"/>
-        </w:rPr>
-        <w:t xml:space="preserve">ls</w:t>
-      </w:r>
-      <w:r>
-        <w:t xml:space="preserve">,</w:t>
-      </w:r>
-      <w:r>
-        <w:t xml:space="preserve"> </w:t>
-      </w:r>
-      <w:r>
-        <w:rPr>
-          <w:rStyle w:val="VerbatimChar"/>
-        </w:rPr>
-        <w:t xml:space="preserve">cat</w:t>
-      </w:r>
-      <w:r>
-        <w:t xml:space="preserve">,</w:t>
-      </w:r>
-      <w:r>
-        <w:t xml:space="preserve"> </w:t>
-      </w:r>
-      <w:r>
-        <w:rPr>
-          <w:rStyle w:val="VerbatimChar"/>
-        </w:rPr>
-        <w:t xml:space="preserve">grep</w:t>
-      </w:r>
-      <w:r>
-        <w:t xml:space="preserve">,</w:t>
-      </w:r>
-      <w:r>
-        <w:t xml:space="preserve"> </w:t>
-      </w:r>
-      <w:r>
-        <w:rPr>
-          <w:rStyle w:val="VerbatimChar"/>
-        </w:rPr>
-        <w:t xml:space="preserve">wc</w:t>
-      </w:r>
-      <w:r>
-        <w:t xml:space="preserve">,</w:t>
-      </w:r>
-      <w:r>
-        <w:t xml:space="preserve"> </w:t>
-      </w:r>
-      <w:r>
-        <w:rPr>
-          <w:rStyle w:val="VerbatimChar"/>
-        </w:rPr>
-        <w:t xml:space="preserve">echo</w:t>
-      </w:r>
-      <w:r>
-        <w:t xml:space="preserve">,</w:t>
-      </w:r>
-      <w:r>
-        <w:t xml:space="preserve"> </w:t>
-      </w:r>
-      <w:r>
-        <w:rPr>
-          <w:rStyle w:val="VerbatimChar"/>
-        </w:rPr>
-        <w:t xml:space="preserve">page</w:t>
-      </w:r>
-      <w:r>
-        <w:t xml:space="preserve">,</w:t>
-      </w:r>
-      <w:r>
-        <w:t xml:space="preserve"> </w:t>
-      </w:r>
-      <w:r>
-        <w:rPr>
-          <w:rStyle w:val="VerbatimChar"/>
-        </w:rPr>
-        <w:t xml:space="preserve">rm</w:t>
-      </w:r>
-      <w:r>
-        <w:t xml:space="preserve">,</w:t>
-      </w:r>
-      <w:r>
-        <w:t xml:space="preserve"> </w:t>
-      </w:r>
-      <w:r>
-        <w:rPr>
-          <w:rStyle w:val="VerbatimChar"/>
-        </w:rPr>
-        <w:t xml:space="preserve">mkdir</w:t>
-      </w:r>
-      <w:r>
-        <w:t xml:space="preserve">,</w:t>
-      </w:r>
-      <w:r>
-        <w:t xml:space="preserve"> </w:t>
-      </w:r>
-      <w:r>
-        <w:rPr>
-          <w:rStyle w:val="VerbatimChar"/>
-        </w:rPr>
-        <w:t xml:space="preserve">touch</w:t>
-      </w:r>
-      <w:r>
-        <w:t xml:space="preserve">,</w:t>
-      </w:r>
-      <w:r>
-        <w:t xml:space="preserve"> </w:t>
-      </w:r>
-      <w:r>
-        <w:rPr>
-          <w:rStyle w:val="VerbatimChar"/>
-        </w:rPr>
-        <w:t xml:space="preserve">cp</w:t>
-      </w:r>
-      <w:r>
-        <w:t xml:space="preserve">,</w:t>
-      </w:r>
-      <w:r>
-        <w:t xml:space="preserve"> </w:t>
-      </w:r>
-      <w:r>
-        <w:rPr>
-          <w:rStyle w:val="VerbatimChar"/>
-        </w:rPr>
-        <w:t xml:space="preserve">mv</w:t>
-      </w:r>
-      <w:r>
-        <w:t xml:space="preserve">,</w:t>
-      </w:r>
-      <w:r>
-        <w:t xml:space="preserve"> </w:t>
-      </w:r>
-      <w:r>
-        <w:rPr>
-          <w:rStyle w:val="VerbatimChar"/>
-        </w:rPr>
-        <w:t xml:space="preserve">ps</w:t>
-      </w:r>
-      <w:r>
-        <w:t xml:space="preserve">,</w:t>
-      </w:r>
-      <w:r>
-        <w:t xml:space="preserve"> </w:t>
-      </w:r>
-      <w:r>
-        <w:rPr>
-          <w:rStyle w:val="VerbatimChar"/>
-        </w:rPr>
-        <w:t xml:space="preserve">kill</w:t>
-      </w:r>
-      <w:r>
-        <w:t xml:space="preserve">,</w:t>
-      </w:r>
-      <w:r>
-        <w:t xml:space="preserve"> </w:t>
-      </w:r>
-      <w:r>
-        <w:rPr>
-          <w:rStyle w:val="VerbatimChar"/>
-        </w:rPr>
-        <w:t xml:space="preserve">run</w:t>
-      </w:r>
-      <w:r>
-        <w:t xml:space="preserve">,</w:t>
-      </w:r>
-      <w:r>
-        <w:t xml:space="preserve"> </w:t>
-      </w:r>
-      <w:r>
-        <w:rPr>
-          <w:rStyle w:val="VerbatimChar"/>
-        </w:rPr>
-        <w:t xml:space="preserve">keyb</w:t>
-      </w:r>
-      <w:r>
-        <w:t xml:space="preserve"> </w:t>
-      </w:r>
-      <w:r>
-        <w:t xml:space="preserve">(in</w:t>
-      </w:r>
-      <w:r>
-        <w:t xml:space="preserve"> </w:t>
-      </w:r>
-      <w:r>
-        <w:rPr>
-          <w:rStyle w:val="VerbatimChar"/>
-        </w:rPr>
-        <w:t xml:space="preserve">user/bin/</w:t>
-      </w:r>
-      <w:r>
-        <w:t xml:space="preserve">).</w:t>
-      </w:r>
-    </w:p>
-    <w:bookmarkEnd w:id="35"/>
-    <w:bookmarkStart w:id="43" w:name="Xf0254b5b66af42bca7d25138d14efff7271fb9a"/>
-    <w:p>
-      <w:pPr>
-        <w:pStyle w:val="Heading2"/>
-      </w:pPr>
-      <w:r>
-        <w:t xml:space="preserve">8. The</w:t>
-      </w:r>
-      <w:r>
-        <w:t xml:space="preserve"> </w:t>
-      </w:r>
-      <w:r>
-        <w:rPr>
-          <w:rStyle w:val="VerbatimChar"/>
-        </w:rPr>
-        <w:t xml:space="preserve">applib.h</w:t>
-      </w:r>
-      <w:r>
-        <w:t xml:space="preserve"> </w:t>
-      </w:r>
-      <w:r>
-        <w:t xml:space="preserve">library</w:t>
+        <w:pStyle w:val="Compact"/>
+        <w:numPr>
+          <w:ilvl w:val="0"/>
+          <w:numId w:val="1007"/>
+        </w:numPr>
+      </w:pPr>
+      <w:r>
+        <w:rPr>
+          <w:b/>
+          <w:bCs/>
+        </w:rPr>
+        <w:t xml:space="preserve">App-drawn UI</w:t>
+      </w:r>
+      <w:r>
+        <w:t xml:space="preserve">: to draw text over your canvas, use</w:t>
+      </w:r>
+      <w:r>
+        <w:t xml:space="preserve"> </w:t>
+      </w:r>
+      <w:r>
+        <w:rPr>
+          <w:rStyle w:val="VerbatimChar"/>
+        </w:rPr>
+        <w:t xml:space="preserve">kapi_draw_text(x, y, s, color)</w:t>
+      </w:r>
+      <w:r>
+        <w:t xml:space="preserve"> </w:t>
+      </w:r>
+      <w:r>
+        <w:t xml:space="preserve">+</w:t>
+      </w:r>
+      <w:r>
+        <w:t xml:space="preserve"> </w:t>
+      </w:r>
+      <w:r>
+        <w:rPr>
+          <w:rStyle w:val="VerbatimChar"/>
+        </w:rPr>
+        <w:t xml:space="preserve">kapi_font_width/height()</w:t>
+      </w:r>
+      <w:r>
+        <w:t xml:space="preserve">. Capture the keyboard with</w:t>
+      </w:r>
+      <w:r>
+        <w:t xml:space="preserve"> </w:t>
+      </w:r>
+      <w:r>
+        <w:rPr>
+          <w:rStyle w:val="VerbatimChar"/>
+        </w:rPr>
+        <w:t xml:space="preserve">kapi_set_key_handler(fn)</w:t>
+      </w:r>
+      <w:r>
+        <w:t xml:space="preserve"> </w:t>
+      </w:r>
+      <w:r>
+        <w:t xml:space="preserve">(</w:t>
+      </w:r>
+      <w:r>
+        <w:rPr>
+          <w:rStyle w:val="VerbatimChar"/>
+        </w:rPr>
+        <w:t xml:space="preserve">GUI_EVENT_KEY</w:t>
+      </w:r>
+      <w:r>
+        <w:t xml:space="preserve"> </w:t>
+      </w:r>
+      <w:r>
+        <w:t xml:space="preserve">events,</w:t>
+      </w:r>
+      <w:r>
+        <w:t xml:space="preserve"> </w:t>
+      </w:r>
+      <w:r>
+        <w:rPr>
+          <w:rStyle w:val="VerbatimChar"/>
+        </w:rPr>
+        <w:t xml:space="preserve">KEY_*</w:t>
+      </w:r>
+      <w:r>
+        <w:t xml:space="preserve">/ASCII values) and the</w:t>
+      </w:r>
+      <w:r>
+        <w:t xml:space="preserve"> </w:t>
+      </w:r>
+      <w:r>
+        <w:t xml:space="preserve">"outside-widget" clicks with</w:t>
+      </w:r>
+      <w:r>
+        <w:t xml:space="preserve"> </w:t>
+      </w:r>
+      <w:r>
+        <w:rPr>
+          <w:rStyle w:val="VerbatimChar"/>
+        </w:rPr>
+        <w:t xml:space="preserve">kapi_set_click_handler(fn)</w:t>
+      </w:r>
+      <w:r>
+        <w:t xml:space="preserve"> </w:t>
+      </w:r>
+      <w:r>
+        <w:t xml:space="preserve">(</w:t>
+      </w:r>
+      <w:r>
+        <w:rPr>
+          <w:rStyle w:val="VerbatimChar"/>
+        </w:rPr>
+        <w:t xml:space="preserve">GUI_EVENT_CANVAS_CLICK</w:t>
+      </w:r>
+      <w:r>
+        <w:t xml:space="preserve"> </w:t>
+      </w:r>
+      <w:r>
+        <w:t xml:space="preserve">/</w:t>
+      </w:r>
+      <w:r>
+        <w:t xml:space="preserve"> </w:t>
+      </w:r>
+      <w:r>
+        <w:rPr>
+          <w:rStyle w:val="VerbatimChar"/>
+        </w:rPr>
+        <w:t xml:space="preserve">..._MOTION</w:t>
+      </w:r>
+      <w:r>
+        <w:t xml:space="preserve">, coordinates encoded in</w:t>
+      </w:r>
+      <w:r>
+        <w:t xml:space="preserve"> </w:t>
+      </w:r>
+      <w:r>
+        <w:rPr>
+          <w:rStyle w:val="VerbatimChar"/>
+        </w:rPr>
+        <w:t xml:space="preserve">value</w:t>
+      </w:r>
+      <w:r>
+        <w:t xml:space="preserve">). Cursor position relative to the</w:t>
+      </w:r>
+      <w:r>
+        <w:t xml:space="preserve"> </w:t>
+      </w:r>
+      <w:r>
+        <w:t xml:space="preserve">window:</w:t>
+      </w:r>
+      <w:r>
+        <w:t xml:space="preserve"> </w:t>
+      </w:r>
+      <w:r>
+        <w:rPr>
+          <w:rStyle w:val="VerbatimChar"/>
+        </w:rPr>
+        <w:t xml:space="preserve">kapi_cursor_pos(&amp;x, &amp;y)</w:t>
+      </w:r>
+      <w:r>
+        <w:t xml:space="preserve">.</w:t>
       </w:r>
     </w:p>
     <w:p>
       <w:pPr>
+        <w:pStyle w:val="Compact"/>
+        <w:numPr>
+          <w:ilvl w:val="0"/>
+          <w:numId w:val="1007"/>
+        </w:numPr>
+      </w:pPr>
+      <w:r>
+        <w:rPr>
+          <w:b/>
+          <w:bCs/>
+        </w:rPr>
+        <w:t xml:space="preserve">Cooperative</w:t>
+      </w:r>
+      <w:r>
+        <w:t xml:space="preserve">: your app</w:t>
+      </w:r>
+      <w:r>
+        <w:t xml:space="preserve"> </w:t>
+      </w:r>
+      <w:r>
+        <w:rPr>
+          <w:b/>
+          <w:bCs/>
+        </w:rPr>
+        <w:t xml:space="preserve">must yield</w:t>
+      </w:r>
+      <w:r>
+        <w:t xml:space="preserve"> </w:t>
+      </w:r>
+      <w:r>
+        <w:t xml:space="preserve">regularly (</w:t>
+      </w:r>
+      <w:r>
+        <w:rPr>
+          <w:rStyle w:val="VerbatimChar"/>
+        </w:rPr>
+        <w:t xml:space="preserve">present</w:t>
+      </w:r>
+      <w:r>
+        <w:t xml:space="preserve">/</w:t>
+      </w:r>
+      <w:r>
+        <w:rPr>
+          <w:rStyle w:val="VerbatimChar"/>
+        </w:rPr>
+        <w:t xml:space="preserve">msleep</w:t>
+      </w:r>
+      <w:r>
+        <w:t xml:space="preserve">/</w:t>
+      </w:r>
+      <w:r>
+        <w:t xml:space="preserve"> </w:t>
+      </w:r>
+      <w:r>
+        <w:rPr>
+          <w:rStyle w:val="VerbatimChar"/>
+        </w:rPr>
+        <w:t xml:space="preserve">pump_events</w:t>
+      </w:r>
+      <w:r>
+        <w:t xml:space="preserve">/</w:t>
+      </w:r>
+      <w:r>
+        <w:rPr>
+          <w:rStyle w:val="VerbatimChar"/>
+        </w:rPr>
+        <w:t xml:space="preserve">wait_for_exit</w:t>
+      </w:r>
+      <w:r>
+        <w:t xml:space="preserve">), otherwise it freezes the whole system.</w:t>
+      </w:r>
+    </w:p>
+    <w:p>
+      <w:pPr>
         <w:pStyle w:val="FirstParagraph"/>
       </w:pPr>
-      <w:hyperlink r:id="rId36">
+      <w:r>
+        <w:t xml:space="preserve">See the demos</w:t>
+      </w:r>
+      <w:r>
+        <w:t xml:space="preserve"> </w:t>
+      </w:r>
+      <w:r>
+        <w:rPr>
+          <w:rStyle w:val="VerbatimChar"/>
+        </w:rPr>
+        <w:t xml:space="preserve">demoD.c</w:t>
+      </w:r>
+      <w:r>
+        <w:t xml:space="preserve"> </w:t>
+      </w:r>
+      <w:r>
+        <w:t xml:space="preserve">(widget gallery),</w:t>
+      </w:r>
+      <w:r>
+        <w:t xml:space="preserve"> </w:t>
+      </w:r>
+      <w:r>
+        <w:rPr>
+          <w:rStyle w:val="VerbatimChar"/>
+        </w:rPr>
+        <w:t xml:space="preserve">demoE.c</w:t>
+      </w:r>
+      <w:r>
+        <w:t xml:space="preserve"> </w:t>
+      </w:r>
+      <w:r>
+        <w:t xml:space="preserve">(textarea + scrollview), and the</w:t>
+      </w:r>
+      <w:r>
+        <w:t xml:space="preserve"> </w:t>
+      </w:r>
+      <w:r>
+        <w:t xml:space="preserve">apps</w:t>
+      </w:r>
+      <w:r>
+        <w:t xml:space="preserve"> </w:t>
+      </w:r>
+      <w:r>
+        <w:rPr>
+          <w:rStyle w:val="VerbatimChar"/>
+        </w:rPr>
+        <w:t xml:space="preserve">tinypad.c</w:t>
+      </w:r>
+      <w:r>
+        <w:t xml:space="preserve">,</w:t>
+      </w:r>
+      <w:r>
+        <w:t xml:space="preserve"> </w:t>
+      </w:r>
+      <w:r>
+        <w:rPr>
+          <w:rStyle w:val="VerbatimChar"/>
+        </w:rPr>
+        <w:t xml:space="preserve">paint.c</w:t>
+      </w:r>
+      <w:r>
+        <w:t xml:space="preserve">,</w:t>
+      </w:r>
+      <w:r>
+        <w:t xml:space="preserve"> </w:t>
+      </w:r>
+      <w:r>
+        <w:rPr>
+          <w:rStyle w:val="VerbatimChar"/>
+        </w:rPr>
+        <w:t xml:space="preserve">mandelbrot.c</w:t>
+      </w:r>
+      <w:r>
+        <w:t xml:space="preserve"> </w:t>
+      </w:r>
+      <w:r>
+        <w:t xml:space="preserve">for complete examples.</w:t>
+      </w:r>
+    </w:p>
+    <w:bookmarkEnd w:id="38"/>
+    <w:bookmarkStart w:id="39" w:name="Xeac8a7f07d054ec4a738e7316cecd6b2667878f"/>
+    <w:p>
+      <w:pPr>
+        <w:pStyle w:val="Heading2"/>
+      </w:pPr>
+      <w:r>
+        <w:t xml:space="preserve">7. Writing a</w:t>
+      </w:r>
+      <w:r>
+        <w:t xml:space="preserve"> </w:t>
+      </w:r>
+      <w:r>
+        <w:rPr>
+          <w:rStyle w:val="VerbatimChar"/>
+        </w:rPr>
+        <w:t xml:space="preserve">/bin</w:t>
+      </w:r>
+      <w:r>
+        <w:t xml:space="preserve"> </w:t>
+      </w:r>
+      <w:r>
+        <w:t xml:space="preserve">tool</w:t>
+      </w:r>
+    </w:p>
+    <w:p>
+      <w:pPr>
+        <w:pStyle w:val="FirstParagraph"/>
+      </w:pPr>
+      <w:r>
+        <w:t xml:space="preserve">A</w:t>
+      </w:r>
+      <w:r>
+        <w:t xml:space="preserve"> </w:t>
+      </w:r>
+      <w:r>
+        <w:rPr>
+          <w:rStyle w:val="VerbatimChar"/>
+        </w:rPr>
+        <w:t xml:space="preserve">/bin</w:t>
+      </w:r>
+      <w:r>
+        <w:t xml:space="preserve"> </w:t>
+      </w:r>
+      <w:r>
+        <w:t xml:space="preserve">tool follows the</w:t>
+      </w:r>
+      <w:r>
+        <w:t xml:space="preserve"> </w:t>
+      </w:r>
+      <w:r>
+        <w:rPr>
+          <w:b/>
+          <w:bCs/>
+        </w:rPr>
+        <w:t xml:space="preserve">same EL1 app model</w:t>
+      </w:r>
+      <w:r>
+        <w:t xml:space="preserve"> </w:t>
+      </w:r>
+      <w:r>
+        <w:t xml:space="preserve">but reads</w:t>
+      </w:r>
+      <w:r>
+        <w:t xml:space="preserve"> </w:t>
+      </w:r>
+      <w:r>
+        <w:rPr>
+          <w:rStyle w:val="VerbatimChar"/>
+        </w:rPr>
+        <w:t xml:space="preserve">stdin</w:t>
+      </w:r>
+      <w:r>
+        <w:t xml:space="preserve">, writes</w:t>
+      </w:r>
+      <w:r>
+        <w:t xml:space="preserve"> </w:t>
+      </w:r>
+      <w:r>
+        <w:rPr>
+          <w:rStyle w:val="VerbatimChar"/>
+        </w:rPr>
+        <w:t xml:space="preserve">stdout</w:t>
+      </w:r>
+      <w:r>
+        <w:t xml:space="preserve">, and</w:t>
+      </w:r>
+      <w:r>
+        <w:t xml:space="preserve"> </w:t>
+      </w:r>
+      <w:r>
+        <w:t xml:space="preserve">exits (no window). It is composable via the terminal's pipes.</w:t>
+      </w:r>
+    </w:p>
+    <w:p>
+      <w:pPr>
+        <w:pStyle w:val="SourceCode"/>
+      </w:pPr>
+      <w:r>
+        <w:rPr>
+          <w:rStyle w:val="PreprocessorTok"/>
+        </w:rPr>
+        <w:t xml:space="preserve">#include </w:t>
+      </w:r>
+      <w:r>
+        <w:rPr>
+          <w:rStyle w:val="ImportTok"/>
+        </w:rPr>
+        <w:t xml:space="preserve">"kapi.h"</w:t>
+      </w:r>
+      <w:r>
+        <w:br/>
+      </w:r>
+      <w:r>
+        <w:rPr>
+          <w:rStyle w:val="PreprocessorTok"/>
+        </w:rPr>
+        <w:t xml:space="preserve">#include </w:t>
+      </w:r>
+      <w:r>
+        <w:rPr>
+          <w:rStyle w:val="ImportTok"/>
+        </w:rPr>
+        <w:t xml:space="preserve">"applib.h"</w:t>
+      </w:r>
+      <w:r>
+        <w:rPr>
+          <w:rStyle w:val="PreprocessorTok"/>
+        </w:rPr>
+        <w:t xml:space="preserve">     </w:t>
+      </w:r>
+      <w:r>
+        <w:rPr>
+          <w:rStyle w:val="CommentTok"/>
+        </w:rPr>
+        <w:t xml:space="preserve">/* ax_puts, ax_putln, ax_strlen, ax_itoa, ... */</w:t>
+      </w:r>
+      <w:r>
+        <w:br/>
+      </w:r>
+      <w:r>
+        <w:br/>
+      </w:r>
+      <w:r>
+        <w:rPr>
+          <w:rStyle w:val="DataTypeTok"/>
+        </w:rPr>
+        <w:t xml:space="preserve">int</w:t>
+      </w:r>
+      <w:r>
+        <w:rPr>
+          <w:rStyle w:val="NormalTok"/>
+        </w:rPr>
+        <w:t xml:space="preserve"> main </w:t>
+      </w:r>
+      <w:r>
+        <w:rPr>
+          <w:rStyle w:val="OperatorTok"/>
+        </w:rPr>
+        <w:t xml:space="preserve">(</w:t>
+      </w:r>
+      <w:r>
+        <w:rPr>
+          <w:rStyle w:val="DataTypeTok"/>
+        </w:rPr>
+        <w:t xml:space="preserve">void</w:t>
+      </w:r>
+      <w:r>
+        <w:rPr>
+          <w:rStyle w:val="OperatorTok"/>
+        </w:rPr>
+        <w:t xml:space="preserve">)</w:t>
+      </w:r>
+      <w:r>
+        <w:br/>
+      </w:r>
+      <w:r>
+        <w:rPr>
+          <w:rStyle w:val="OperatorTok"/>
+        </w:rPr>
+        <w:t xml:space="preserve">{</w:t>
+      </w:r>
+      <w:r>
+        <w:br/>
+      </w:r>
+      <w:r>
+        <w:rPr>
+          <w:rStyle w:val="NormalTok"/>
+        </w:rPr>
+        <w:t xml:space="preserve">    </w:t>
+      </w:r>
+      <w:r>
+        <w:rPr>
+          <w:rStyle w:val="DataTypeTok"/>
+        </w:rPr>
+        <w:t xml:space="preserve">char</w:t>
+      </w:r>
+      <w:r>
+        <w:rPr>
+          <w:rStyle w:val="NormalTok"/>
+        </w:rPr>
+        <w:t xml:space="preserve"> args</w:t>
+      </w:r>
+      <w:r>
+        <w:rPr>
+          <w:rStyle w:val="OperatorTok"/>
+        </w:rPr>
+        <w:t xml:space="preserve">[</w:t>
+      </w:r>
+      <w:r>
+        <w:rPr>
+          <w:rStyle w:val="DecValTok"/>
+        </w:rPr>
+        <w:t xml:space="preserve">128</w:t>
+      </w:r>
+      <w:r>
+        <w:rPr>
+          <w:rStyle w:val="OperatorTok"/>
+        </w:rPr>
+        <w:t xml:space="preserve">];</w:t>
+      </w:r>
+      <w:r>
+        <w:br/>
+      </w:r>
+      <w:r>
+        <w:rPr>
+          <w:rStyle w:val="NormalTok"/>
+        </w:rPr>
+        <w:t xml:space="preserve">    kapi_get_args </w:t>
+      </w:r>
+      <w:r>
+        <w:rPr>
+          <w:rStyle w:val="OperatorTok"/>
+        </w:rPr>
+        <w:t xml:space="preserve">(</w:t>
+      </w:r>
+      <w:r>
+        <w:rPr>
+          <w:rStyle w:val="NormalTok"/>
+        </w:rPr>
+        <w:t xml:space="preserve">args</w:t>
+      </w:r>
+      <w:r>
+        <w:rPr>
+          <w:rStyle w:val="OperatorTok"/>
+        </w:rPr>
+        <w:t xml:space="preserve">,</w:t>
+      </w:r>
+      <w:r>
+        <w:rPr>
+          <w:rStyle w:val="NormalTok"/>
+        </w:rPr>
+        <w:t xml:space="preserve"> </w:t>
+      </w:r>
+      <w:r>
+        <w:rPr>
+          <w:rStyle w:val="KeywordTok"/>
+        </w:rPr>
+        <w:t xml:space="preserve">sizeof</w:t>
+      </w:r>
+      <w:r>
+        <w:rPr>
+          <w:rStyle w:val="NormalTok"/>
+        </w:rPr>
+        <w:t xml:space="preserve"> args</w:t>
+      </w:r>
+      <w:r>
+        <w:rPr>
+          <w:rStyle w:val="OperatorTok"/>
+        </w:rPr>
+        <w:t xml:space="preserve">);</w:t>
+      </w:r>
+      <w:r>
+        <w:rPr>
+          <w:rStyle w:val="NormalTok"/>
+        </w:rPr>
+        <w:t xml:space="preserve">   </w:t>
+      </w:r>
+      <w:r>
+        <w:rPr>
+          <w:rStyle w:val="CommentTok"/>
+        </w:rPr>
+        <w:t xml:space="preserve">/* la ligne d'arguments (chaîne) */</w:t>
+      </w:r>
+      <w:r>
+        <w:br/>
+      </w:r>
+      <w:r>
+        <w:br/>
+      </w:r>
+      <w:r>
+        <w:rPr>
+          <w:rStyle w:val="NormalTok"/>
+        </w:rPr>
+        <w:t xml:space="preserve">    </w:t>
+      </w:r>
+      <w:r>
+        <w:rPr>
+          <w:rStyle w:val="CommentTok"/>
+        </w:rPr>
+        <w:t xml:space="preserve">/* Lire stdin et le réécrire en majuscules, par exemple : */</w:t>
+      </w:r>
+      <w:r>
+        <w:br/>
+      </w:r>
+      <w:r>
+        <w:rPr>
+          <w:rStyle w:val="NormalTok"/>
+        </w:rPr>
+        <w:t xml:space="preserve">    </w:t>
+      </w:r>
+      <w:r>
+        <w:rPr>
+          <w:rStyle w:val="DataTypeTok"/>
+        </w:rPr>
+        <w:t xml:space="preserve">char</w:t>
+      </w:r>
+      <w:r>
+        <w:rPr>
+          <w:rStyle w:val="NormalTok"/>
+        </w:rPr>
+        <w:t xml:space="preserve"> buf</w:t>
+      </w:r>
+      <w:r>
+        <w:rPr>
+          <w:rStyle w:val="OperatorTok"/>
+        </w:rPr>
+        <w:t xml:space="preserve">[</w:t>
+      </w:r>
+      <w:r>
+        <w:rPr>
+          <w:rStyle w:val="DecValTok"/>
+        </w:rPr>
+        <w:t xml:space="preserve">256</w:t>
+      </w:r>
+      <w:r>
+        <w:rPr>
+          <w:rStyle w:val="OperatorTok"/>
+        </w:rPr>
+        <w:t xml:space="preserve">];</w:t>
+      </w:r>
+      <w:r>
+        <w:br/>
+      </w:r>
+      <w:r>
+        <w:rPr>
+          <w:rStyle w:val="NormalTok"/>
+        </w:rPr>
+        <w:t xml:space="preserve">    </w:t>
+      </w:r>
+      <w:r>
+        <w:rPr>
+          <w:rStyle w:val="DataTypeTok"/>
+        </w:rPr>
+        <w:t xml:space="preserve">int</w:t>
+      </w:r>
+      <w:r>
+        <w:rPr>
+          <w:rStyle w:val="NormalTok"/>
+        </w:rPr>
+        <w:t xml:space="preserve"> n</w:t>
+      </w:r>
+      <w:r>
+        <w:rPr>
+          <w:rStyle w:val="OperatorTok"/>
+        </w:rPr>
+        <w:t xml:space="preserve">;</w:t>
+      </w:r>
+      <w:r>
+        <w:br/>
+      </w:r>
+      <w:r>
+        <w:rPr>
+          <w:rStyle w:val="NormalTok"/>
+        </w:rPr>
+        <w:t xml:space="preserve">    </w:t>
+      </w:r>
+      <w:r>
+        <w:rPr>
+          <w:rStyle w:val="ControlFlowTok"/>
+        </w:rPr>
+        <w:t xml:space="preserve">while</w:t>
+      </w:r>
+      <w:r>
+        <w:rPr>
+          <w:rStyle w:val="NormalTok"/>
+        </w:rPr>
+        <w:t xml:space="preserve"> </w:t>
+      </w:r>
+      <w:r>
+        <w:rPr>
+          <w:rStyle w:val="OperatorTok"/>
+        </w:rPr>
+        <w:t xml:space="preserve">((</w:t>
+      </w:r>
+      <w:r>
+        <w:rPr>
+          <w:rStyle w:val="NormalTok"/>
+        </w:rPr>
+        <w:t xml:space="preserve">n </w:t>
+      </w:r>
+      <w:r>
+        <w:rPr>
+          <w:rStyle w:val="OperatorTok"/>
+        </w:rPr>
+        <w:t xml:space="preserve">=</w:t>
+      </w:r>
+      <w:r>
+        <w:rPr>
+          <w:rStyle w:val="NormalTok"/>
+        </w:rPr>
+        <w:t xml:space="preserve"> kapi_stdin_read </w:t>
+      </w:r>
+      <w:r>
+        <w:rPr>
+          <w:rStyle w:val="OperatorTok"/>
+        </w:rPr>
+        <w:t xml:space="preserve">(</w:t>
+      </w:r>
+      <w:r>
+        <w:rPr>
+          <w:rStyle w:val="NormalTok"/>
+        </w:rPr>
+        <w:t xml:space="preserve">buf</w:t>
+      </w:r>
+      <w:r>
+        <w:rPr>
+          <w:rStyle w:val="OperatorTok"/>
+        </w:rPr>
+        <w:t xml:space="preserve">,</w:t>
+      </w:r>
+      <w:r>
+        <w:rPr>
+          <w:rStyle w:val="NormalTok"/>
+        </w:rPr>
+        <w:t xml:space="preserve"> </w:t>
+      </w:r>
+      <w:r>
+        <w:rPr>
+          <w:rStyle w:val="KeywordTok"/>
+        </w:rPr>
+        <w:t xml:space="preserve">sizeof</w:t>
+      </w:r>
+      <w:r>
+        <w:rPr>
+          <w:rStyle w:val="NormalTok"/>
+        </w:rPr>
+        <w:t xml:space="preserve"> buf</w:t>
+      </w:r>
+      <w:r>
+        <w:rPr>
+          <w:rStyle w:val="OperatorTok"/>
+        </w:rPr>
+        <w:t xml:space="preserve">))</w:t>
+      </w:r>
+      <w:r>
+        <w:rPr>
+          <w:rStyle w:val="NormalTok"/>
+        </w:rPr>
+        <w:t xml:space="preserve"> </w:t>
+      </w:r>
+      <w:r>
+        <w:rPr>
+          <w:rStyle w:val="OperatorTok"/>
+        </w:rPr>
+        <w:t xml:space="preserve">&gt;</w:t>
+      </w:r>
+      <w:r>
+        <w:rPr>
+          <w:rStyle w:val="NormalTok"/>
+        </w:rPr>
+        <w:t xml:space="preserve"> </w:t>
+      </w:r>
+      <w:r>
+        <w:rPr>
+          <w:rStyle w:val="DecValTok"/>
+        </w:rPr>
+        <w:t xml:space="preserve">0</w:t>
+      </w:r>
+      <w:r>
+        <w:rPr>
+          <w:rStyle w:val="OperatorTok"/>
+        </w:rPr>
+        <w:t xml:space="preserve">)</w:t>
+      </w:r>
+      <w:r>
+        <w:br/>
+      </w:r>
+      <w:r>
+        <w:rPr>
+          <w:rStyle w:val="NormalTok"/>
+        </w:rPr>
+        <w:t xml:space="preserve">    </w:t>
+      </w:r>
+      <w:r>
+        <w:rPr>
+          <w:rStyle w:val="OperatorTok"/>
+        </w:rPr>
+        <w:t xml:space="preserve">{</w:t>
+      </w:r>
+      <w:r>
+        <w:br/>
+      </w:r>
+      <w:r>
+        <w:rPr>
+          <w:rStyle w:val="NormalTok"/>
+        </w:rPr>
+        <w:t xml:space="preserve">        </w:t>
+      </w:r>
+      <w:r>
+        <w:rPr>
+          <w:rStyle w:val="ControlFlowTok"/>
+        </w:rPr>
+        <w:t xml:space="preserve">for</w:t>
+      </w:r>
+      <w:r>
+        <w:rPr>
+          <w:rStyle w:val="NormalTok"/>
+        </w:rPr>
+        <w:t xml:space="preserve"> </w:t>
+      </w:r>
+      <w:r>
+        <w:rPr>
+          <w:rStyle w:val="OperatorTok"/>
+        </w:rPr>
+        <w:t xml:space="preserve">(</w:t>
+      </w:r>
+      <w:r>
+        <w:rPr>
+          <w:rStyle w:val="DataTypeTok"/>
+        </w:rPr>
+        <w:t xml:space="preserve">int</w:t>
+      </w:r>
+      <w:r>
+        <w:rPr>
+          <w:rStyle w:val="NormalTok"/>
+        </w:rPr>
+        <w:t xml:space="preserve"> i </w:t>
+      </w:r>
+      <w:r>
+        <w:rPr>
+          <w:rStyle w:val="OperatorTok"/>
+        </w:rPr>
+        <w:t xml:space="preserve">=</w:t>
+      </w:r>
+      <w:r>
+        <w:rPr>
+          <w:rStyle w:val="NormalTok"/>
+        </w:rPr>
+        <w:t xml:space="preserve"> </w:t>
+      </w:r>
+      <w:r>
+        <w:rPr>
+          <w:rStyle w:val="DecValTok"/>
+        </w:rPr>
+        <w:t xml:space="preserve">0</w:t>
+      </w:r>
+      <w:r>
+        <w:rPr>
+          <w:rStyle w:val="OperatorTok"/>
+        </w:rPr>
+        <w:t xml:space="preserve">;</w:t>
+      </w:r>
+      <w:r>
+        <w:rPr>
+          <w:rStyle w:val="NormalTok"/>
+        </w:rPr>
+        <w:t xml:space="preserve"> i </w:t>
+      </w:r>
+      <w:r>
+        <w:rPr>
+          <w:rStyle w:val="OperatorTok"/>
+        </w:rPr>
+        <w:t xml:space="preserve">&lt;</w:t>
+      </w:r>
+      <w:r>
+        <w:rPr>
+          <w:rStyle w:val="NormalTok"/>
+        </w:rPr>
+        <w:t xml:space="preserve"> n</w:t>
+      </w:r>
+      <w:r>
+        <w:rPr>
+          <w:rStyle w:val="OperatorTok"/>
+        </w:rPr>
+        <w:t xml:space="preserve">;</w:t>
+      </w:r>
+      <w:r>
+        <w:rPr>
+          <w:rStyle w:val="NormalTok"/>
+        </w:rPr>
+        <w:t xml:space="preserve"> i</w:t>
+      </w:r>
+      <w:r>
+        <w:rPr>
+          <w:rStyle w:val="OperatorTok"/>
+        </w:rPr>
+        <w:t xml:space="preserve">++)</w:t>
+      </w:r>
+      <w:r>
+        <w:br/>
+      </w:r>
+      <w:r>
+        <w:rPr>
+          <w:rStyle w:val="NormalTok"/>
+        </w:rPr>
+        <w:t xml:space="preserve">            </w:t>
+      </w:r>
+      <w:r>
+        <w:rPr>
+          <w:rStyle w:val="ControlFlowTok"/>
+        </w:rPr>
+        <w:t xml:space="preserve">if</w:t>
+      </w:r>
+      <w:r>
+        <w:rPr>
+          <w:rStyle w:val="NormalTok"/>
+        </w:rPr>
+        <w:t xml:space="preserve"> </w:t>
+      </w:r>
+      <w:r>
+        <w:rPr>
+          <w:rStyle w:val="OperatorTok"/>
+        </w:rPr>
+        <w:t xml:space="preserve">(</w:t>
+      </w:r>
+      <w:r>
+        <w:rPr>
+          <w:rStyle w:val="NormalTok"/>
+        </w:rPr>
+        <w:t xml:space="preserve">buf</w:t>
+      </w:r>
+      <w:r>
+        <w:rPr>
+          <w:rStyle w:val="OperatorTok"/>
+        </w:rPr>
+        <w:t xml:space="preserve">[</w:t>
+      </w:r>
+      <w:r>
+        <w:rPr>
+          <w:rStyle w:val="NormalTok"/>
+        </w:rPr>
+        <w:t xml:space="preserve">i</w:t>
+      </w:r>
+      <w:r>
+        <w:rPr>
+          <w:rStyle w:val="OperatorTok"/>
+        </w:rPr>
+        <w:t xml:space="preserve">]</w:t>
+      </w:r>
+      <w:r>
+        <w:rPr>
+          <w:rStyle w:val="NormalTok"/>
+        </w:rPr>
+        <w:t xml:space="preserve"> </w:t>
+      </w:r>
+      <w:r>
+        <w:rPr>
+          <w:rStyle w:val="OperatorTok"/>
+        </w:rPr>
+        <w:t xml:space="preserve">&gt;=</w:t>
+      </w:r>
+      <w:r>
+        <w:rPr>
+          <w:rStyle w:val="NormalTok"/>
+        </w:rPr>
+        <w:t xml:space="preserve"> </w:t>
+      </w:r>
+      <w:r>
+        <w:rPr>
+          <w:rStyle w:val="CharTok"/>
+        </w:rPr>
+        <w:t xml:space="preserve">'a'</w:t>
+      </w:r>
+      <w:r>
+        <w:rPr>
+          <w:rStyle w:val="NormalTok"/>
+        </w:rPr>
+        <w:t xml:space="preserve"> </w:t>
+      </w:r>
+      <w:r>
+        <w:rPr>
+          <w:rStyle w:val="OperatorTok"/>
+        </w:rPr>
+        <w:t xml:space="preserve">&amp;&amp;</w:t>
+      </w:r>
+      <w:r>
+        <w:rPr>
+          <w:rStyle w:val="NormalTok"/>
+        </w:rPr>
+        <w:t xml:space="preserve"> buf</w:t>
+      </w:r>
+      <w:r>
+        <w:rPr>
+          <w:rStyle w:val="OperatorTok"/>
+        </w:rPr>
+        <w:t xml:space="preserve">[</w:t>
+      </w:r>
+      <w:r>
+        <w:rPr>
+          <w:rStyle w:val="NormalTok"/>
+        </w:rPr>
+        <w:t xml:space="preserve">i</w:t>
+      </w:r>
+      <w:r>
+        <w:rPr>
+          <w:rStyle w:val="OperatorTok"/>
+        </w:rPr>
+        <w:t xml:space="preserve">]</w:t>
+      </w:r>
+      <w:r>
+        <w:rPr>
+          <w:rStyle w:val="NormalTok"/>
+        </w:rPr>
+        <w:t xml:space="preserve"> </w:t>
+      </w:r>
+      <w:r>
+        <w:rPr>
+          <w:rStyle w:val="OperatorTok"/>
+        </w:rPr>
+        <w:t xml:space="preserve">&lt;=</w:t>
+      </w:r>
+      <w:r>
+        <w:rPr>
+          <w:rStyle w:val="NormalTok"/>
+        </w:rPr>
+        <w:t xml:space="preserve"> </w:t>
+      </w:r>
+      <w:r>
+        <w:rPr>
+          <w:rStyle w:val="CharTok"/>
+        </w:rPr>
+        <w:t xml:space="preserve">'z'</w:t>
+      </w:r>
+      <w:r>
+        <w:rPr>
+          <w:rStyle w:val="OperatorTok"/>
+        </w:rPr>
+        <w:t xml:space="preserve">)</w:t>
+      </w:r>
+      <w:r>
+        <w:rPr>
+          <w:rStyle w:val="NormalTok"/>
+        </w:rPr>
+        <w:t xml:space="preserve"> buf</w:t>
+      </w:r>
+      <w:r>
+        <w:rPr>
+          <w:rStyle w:val="OperatorTok"/>
+        </w:rPr>
+        <w:t xml:space="preserve">[</w:t>
+      </w:r>
+      <w:r>
+        <w:rPr>
+          <w:rStyle w:val="NormalTok"/>
+        </w:rPr>
+        <w:t xml:space="preserve">i</w:t>
+      </w:r>
+      <w:r>
+        <w:rPr>
+          <w:rStyle w:val="OperatorTok"/>
+        </w:rPr>
+        <w:t xml:space="preserve">]</w:t>
+      </w:r>
+      <w:r>
+        <w:rPr>
+          <w:rStyle w:val="NormalTok"/>
+        </w:rPr>
+        <w:t xml:space="preserve"> </w:t>
+      </w:r>
+      <w:r>
+        <w:rPr>
+          <w:rStyle w:val="OperatorTok"/>
+        </w:rPr>
+        <w:t xml:space="preserve">-=</w:t>
+      </w:r>
+      <w:r>
+        <w:rPr>
+          <w:rStyle w:val="NormalTok"/>
+        </w:rPr>
+        <w:t xml:space="preserve"> </w:t>
+      </w:r>
+      <w:r>
+        <w:rPr>
+          <w:rStyle w:val="DecValTok"/>
+        </w:rPr>
+        <w:t xml:space="preserve">32</w:t>
+      </w:r>
+      <w:r>
+        <w:rPr>
+          <w:rStyle w:val="OperatorTok"/>
+        </w:rPr>
+        <w:t xml:space="preserve">;</w:t>
+      </w:r>
+      <w:r>
+        <w:br/>
+      </w:r>
+      <w:r>
+        <w:rPr>
+          <w:rStyle w:val="NormalTok"/>
+        </w:rPr>
+        <w:t xml:space="preserve">        kapi_stdout_write </w:t>
+      </w:r>
+      <w:r>
+        <w:rPr>
+          <w:rStyle w:val="OperatorTok"/>
+        </w:rPr>
+        <w:t xml:space="preserve">(</w:t>
+      </w:r>
+      <w:r>
+        <w:rPr>
+          <w:rStyle w:val="NormalTok"/>
+        </w:rPr>
+        <w:t xml:space="preserve">buf</w:t>
+      </w:r>
+      <w:r>
+        <w:rPr>
+          <w:rStyle w:val="OperatorTok"/>
+        </w:rPr>
+        <w:t xml:space="preserve">,</w:t>
+      </w:r>
+      <w:r>
+        <w:rPr>
+          <w:rStyle w:val="NormalTok"/>
+        </w:rPr>
+        <w:t xml:space="preserve"> </w:t>
+      </w:r>
+      <w:r>
+        <w:rPr>
+          <w:rStyle w:val="OperatorTok"/>
+        </w:rPr>
+        <w:t xml:space="preserve">(</w:t>
+      </w:r>
+      <w:r>
+        <w:rPr>
+          <w:rStyle w:val="DataTypeTok"/>
+        </w:rPr>
+        <w:t xml:space="preserve">unsigned</w:t>
+      </w:r>
+      <w:r>
+        <w:rPr>
+          <w:rStyle w:val="OperatorTok"/>
+        </w:rPr>
+        <w:t xml:space="preserve">)</w:t>
+      </w:r>
+      <w:r>
+        <w:rPr>
+          <w:rStyle w:val="NormalTok"/>
+        </w:rPr>
+        <w:t xml:space="preserve"> n</w:t>
+      </w:r>
+      <w:r>
+        <w:rPr>
+          <w:rStyle w:val="OperatorTok"/>
+        </w:rPr>
+        <w:t xml:space="preserve">);</w:t>
+      </w:r>
+      <w:r>
+        <w:br/>
+      </w:r>
+      <w:r>
+        <w:rPr>
+          <w:rStyle w:val="NormalTok"/>
+        </w:rPr>
+        <w:t xml:space="preserve">    </w:t>
+      </w:r>
+      <w:r>
+        <w:rPr>
+          <w:rStyle w:val="OperatorTok"/>
+        </w:rPr>
+        <w:t xml:space="preserve">}</w:t>
+      </w:r>
+      <w:r>
+        <w:br/>
+      </w:r>
+      <w:r>
+        <w:rPr>
+          <w:rStyle w:val="NormalTok"/>
+        </w:rPr>
+        <w:t xml:space="preserve">    </w:t>
+      </w:r>
+      <w:r>
+        <w:rPr>
+          <w:rStyle w:val="ControlFlowTok"/>
+        </w:rPr>
+        <w:t xml:space="preserve">return</w:t>
+      </w:r>
+      <w:r>
+        <w:rPr>
+          <w:rStyle w:val="NormalTok"/>
+        </w:rPr>
+        <w:t xml:space="preserve"> </w:t>
+      </w:r>
+      <w:r>
+        <w:rPr>
+          <w:rStyle w:val="DecValTok"/>
+        </w:rPr>
+        <w:t xml:space="preserve">0</w:t>
+      </w:r>
+      <w:r>
+        <w:rPr>
+          <w:rStyle w:val="OperatorTok"/>
+        </w:rPr>
+        <w:t xml:space="preserve">;</w:t>
+      </w:r>
+      <w:r>
+        <w:rPr>
+          <w:rStyle w:val="NormalTok"/>
+        </w:rPr>
+        <w:t xml:space="preserve">   </w:t>
+      </w:r>
+      <w:r>
+        <w:rPr>
+          <w:rStyle w:val="CommentTok"/>
+        </w:rPr>
+        <w:t xml:space="preserve">/* code de sortie récupérable via kapi_wait dans l'appelant */</w:t>
+      </w:r>
+      <w:r>
+        <w:br/>
+      </w:r>
+      <w:r>
+        <w:rPr>
+          <w:rStyle w:val="OperatorTok"/>
+        </w:rPr>
+        <w:t xml:space="preserve">}</w:t>
+      </w:r>
+    </w:p>
+    <w:p>
+      <w:pPr>
+        <w:pStyle w:val="Compact"/>
+        <w:numPr>
+          <w:ilvl w:val="0"/>
+          <w:numId w:val="1008"/>
+        </w:numPr>
+      </w:pPr>
+      <w:r>
+        <w:rPr>
+          <w:rStyle w:val="VerbatimChar"/>
+          <w:b/>
+          <w:bCs/>
+        </w:rPr>
+        <w:t xml:space="preserve">kapi_get_args(buf, size)</w:t>
+      </w:r>
+      <w:r>
+        <w:t xml:space="preserve">: the entire argument line as</w:t>
+      </w:r>
+      <w:r>
+        <w:t xml:space="preserve"> </w:t>
+      </w:r>
+      <w:r>
+        <w:rPr>
+          <w:b/>
+          <w:bCs/>
+        </w:rPr>
+        <w:t xml:space="preserve">a single string</w:t>
+      </w:r>
+      <w:r>
+        <w:t xml:space="preserve"> </w:t>
+      </w:r>
+      <w:r>
+        <w:t xml:space="preserve">separated by spaces (there is no</w:t>
+      </w:r>
+      <w:r>
+        <w:t xml:space="preserve"> </w:t>
+      </w:r>
+      <w:r>
+        <w:rPr>
+          <w:rStyle w:val="VerbatimChar"/>
+        </w:rPr>
+        <w:t xml:space="preserve">argv</w:t>
+      </w:r>
+      <w:r>
+        <w:t xml:space="preserve"> </w:t>
+      </w:r>
+      <w:r>
+        <w:t xml:space="preserve">array; parse the first word yourself,</w:t>
+      </w:r>
+      <w:r>
+        <w:t xml:space="preserve"> </w:t>
+      </w:r>
+      <w:r>
+        <w:t xml:space="preserve">etc.).</w:t>
+      </w:r>
+    </w:p>
+    <w:p>
+      <w:pPr>
+        <w:pStyle w:val="Compact"/>
+        <w:numPr>
+          <w:ilvl w:val="0"/>
+          <w:numId w:val="1008"/>
+        </w:numPr>
+      </w:pPr>
+      <w:r>
+        <w:rPr>
+          <w:rStyle w:val="VerbatimChar"/>
+          <w:b/>
+          <w:bCs/>
+        </w:rPr>
+        <w:t xml:space="preserve">kapi_stdin_read(buf, n)</w:t>
+      </w:r>
+      <w:r>
+        <w:t xml:space="preserve">: reads the task's stdin (</w:t>
+      </w:r>
+      <w:r>
+        <w:rPr>
+          <w:rStyle w:val="VerbatimChar"/>
+        </w:rPr>
+        <w:t xml:space="preserve">0</w:t>
+      </w:r>
+      <w:r>
+        <w:t xml:space="preserve"> </w:t>
+      </w:r>
+      <w:r>
+        <w:t xml:space="preserve">= EOF).</w:t>
+      </w:r>
+      <w:r>
+        <w:t xml:space="preserve"> </w:t>
+      </w:r>
+      <w:r>
+        <w:rPr>
+          <w:rStyle w:val="VerbatimChar"/>
+          <w:b/>
+          <w:bCs/>
+        </w:rPr>
+        <w:t xml:space="preserve">kapi_stdout_write</w:t>
+      </w:r>
+      <w:r>
+        <w:t xml:space="preserve">: writes stdout.</w:t>
+      </w:r>
+    </w:p>
+    <w:p>
+      <w:pPr>
+        <w:pStyle w:val="Compact"/>
+        <w:numPr>
+          <w:ilvl w:val="0"/>
+          <w:numId w:val="1008"/>
+        </w:numPr>
+      </w:pPr>
+      <w:r>
+        <w:t xml:space="preserve">To read a file passed as an argument:</w:t>
+      </w:r>
+      <w:r>
+        <w:t xml:space="preserve"> </w:t>
+      </w:r>
+      <w:r>
+        <w:rPr>
+          <w:rStyle w:val="VerbatimChar"/>
+        </w:rPr>
+        <w:t xml:space="preserve">kapi_open/read/close</w:t>
+      </w:r>
+      <w:r>
+        <w:t xml:space="preserve">. To list a</w:t>
+      </w:r>
+      <w:r>
+        <w:t xml:space="preserve"> </w:t>
+      </w:r>
+      <w:r>
+        <w:t xml:space="preserve">directory:</w:t>
+      </w:r>
+      <w:r>
+        <w:t xml:space="preserve"> </w:t>
+      </w:r>
+      <w:r>
+        <w:rPr>
+          <w:rStyle w:val="VerbatimChar"/>
+        </w:rPr>
+        <w:t xml:space="preserve">kapi_opendir/readdir/closedir</w:t>
+      </w:r>
+      <w:r>
+        <w:t xml:space="preserve">.</w:t>
+      </w:r>
+    </w:p>
+    <w:p>
+      <w:pPr>
+        <w:pStyle w:val="FirstParagraph"/>
+      </w:pPr>
+      <w:r>
+        <w:t xml:space="preserve">The existing tools to study:</w:t>
+      </w:r>
+      <w:r>
+        <w:t xml:space="preserve"> </w:t>
+      </w:r>
+      <w:r>
+        <w:rPr>
+          <w:rStyle w:val="VerbatimChar"/>
+        </w:rPr>
+        <w:t xml:space="preserve">ls</w:t>
+      </w:r>
+      <w:r>
+        <w:t xml:space="preserve">,</w:t>
+      </w:r>
+      <w:r>
+        <w:t xml:space="preserve"> </w:t>
+      </w:r>
+      <w:r>
+        <w:rPr>
+          <w:rStyle w:val="VerbatimChar"/>
+        </w:rPr>
+        <w:t xml:space="preserve">cat</w:t>
+      </w:r>
+      <w:r>
+        <w:t xml:space="preserve">,</w:t>
+      </w:r>
+      <w:r>
+        <w:t xml:space="preserve"> </w:t>
+      </w:r>
+      <w:r>
+        <w:rPr>
+          <w:rStyle w:val="VerbatimChar"/>
+        </w:rPr>
+        <w:t xml:space="preserve">grep</w:t>
+      </w:r>
+      <w:r>
+        <w:t xml:space="preserve">,</w:t>
+      </w:r>
+      <w:r>
+        <w:t xml:space="preserve"> </w:t>
+      </w:r>
+      <w:r>
+        <w:rPr>
+          <w:rStyle w:val="VerbatimChar"/>
+        </w:rPr>
+        <w:t xml:space="preserve">wc</w:t>
+      </w:r>
+      <w:r>
+        <w:t xml:space="preserve">,</w:t>
+      </w:r>
+      <w:r>
+        <w:t xml:space="preserve"> </w:t>
+      </w:r>
+      <w:r>
+        <w:rPr>
+          <w:rStyle w:val="VerbatimChar"/>
+        </w:rPr>
+        <w:t xml:space="preserve">echo</w:t>
+      </w:r>
+      <w:r>
+        <w:t xml:space="preserve">,</w:t>
+      </w:r>
+      <w:r>
+        <w:t xml:space="preserve"> </w:t>
+      </w:r>
+      <w:r>
+        <w:rPr>
+          <w:rStyle w:val="VerbatimChar"/>
+        </w:rPr>
+        <w:t xml:space="preserve">page</w:t>
+      </w:r>
+      <w:r>
+        <w:t xml:space="preserve">,</w:t>
+      </w:r>
+      <w:r>
+        <w:t xml:space="preserve"> </w:t>
+      </w:r>
+      <w:r>
+        <w:rPr>
+          <w:rStyle w:val="VerbatimChar"/>
+        </w:rPr>
+        <w:t xml:space="preserve">rm</w:t>
+      </w:r>
+      <w:r>
+        <w:t xml:space="preserve">,</w:t>
+      </w:r>
+      <w:r>
+        <w:t xml:space="preserve"> </w:t>
+      </w:r>
+      <w:r>
+        <w:rPr>
+          <w:rStyle w:val="VerbatimChar"/>
+        </w:rPr>
+        <w:t xml:space="preserve">mkdir</w:t>
+      </w:r>
+      <w:r>
+        <w:t xml:space="preserve">,</w:t>
+      </w:r>
+      <w:r>
+        <w:t xml:space="preserve"> </w:t>
+      </w:r>
+      <w:r>
+        <w:rPr>
+          <w:rStyle w:val="VerbatimChar"/>
+        </w:rPr>
+        <w:t xml:space="preserve">touch</w:t>
+      </w:r>
+      <w:r>
+        <w:t xml:space="preserve">,</w:t>
+      </w:r>
+      <w:r>
+        <w:t xml:space="preserve"> </w:t>
+      </w:r>
+      <w:r>
+        <w:rPr>
+          <w:rStyle w:val="VerbatimChar"/>
+        </w:rPr>
+        <w:t xml:space="preserve">cp</w:t>
+      </w:r>
+      <w:r>
+        <w:t xml:space="preserve">,</w:t>
+      </w:r>
+      <w:r>
+        <w:t xml:space="preserve"> </w:t>
+      </w:r>
+      <w:r>
+        <w:rPr>
+          <w:rStyle w:val="VerbatimChar"/>
+        </w:rPr>
+        <w:t xml:space="preserve">mv</w:t>
+      </w:r>
+      <w:r>
+        <w:t xml:space="preserve">,</w:t>
+      </w:r>
+      <w:r>
+        <w:t xml:space="preserve"> </w:t>
+      </w:r>
+      <w:r>
+        <w:rPr>
+          <w:rStyle w:val="VerbatimChar"/>
+        </w:rPr>
+        <w:t xml:space="preserve">ps</w:t>
+      </w:r>
+      <w:r>
+        <w:t xml:space="preserve">,</w:t>
+      </w:r>
+      <w:r>
+        <w:t xml:space="preserve"> </w:t>
+      </w:r>
+      <w:r>
+        <w:rPr>
+          <w:rStyle w:val="VerbatimChar"/>
+        </w:rPr>
+        <w:t xml:space="preserve">kill</w:t>
+      </w:r>
+      <w:r>
+        <w:t xml:space="preserve">,</w:t>
+      </w:r>
+      <w:r>
+        <w:t xml:space="preserve"> </w:t>
+      </w:r>
+      <w:r>
+        <w:rPr>
+          <w:rStyle w:val="VerbatimChar"/>
+        </w:rPr>
+        <w:t xml:space="preserve">run</w:t>
+      </w:r>
+      <w:r>
+        <w:t xml:space="preserve">,</w:t>
+      </w:r>
+      <w:r>
+        <w:t xml:space="preserve"> </w:t>
+      </w:r>
+      <w:r>
+        <w:rPr>
+          <w:rStyle w:val="VerbatimChar"/>
+        </w:rPr>
+        <w:t xml:space="preserve">keyb</w:t>
+      </w:r>
+      <w:r>
+        <w:t xml:space="preserve"> </w:t>
+      </w:r>
+      <w:r>
+        <w:t xml:space="preserve">(in</w:t>
+      </w:r>
+      <w:r>
+        <w:t xml:space="preserve"> </w:t>
+      </w:r>
+      <w:r>
+        <w:rPr>
+          <w:rStyle w:val="VerbatimChar"/>
+        </w:rPr>
+        <w:t xml:space="preserve">user/bin/</w:t>
+      </w:r>
+      <w:r>
+        <w:t xml:space="preserve">).</w:t>
+      </w:r>
+    </w:p>
+    <w:bookmarkEnd w:id="39"/>
+    <w:bookmarkStart w:id="50" w:name="Xf0254b5b66af42bca7d25138d14efff7271fb9a"/>
+    <w:p>
+      <w:pPr>
+        <w:pStyle w:val="Heading2"/>
+      </w:pPr>
+      <w:r>
+        <w:t xml:space="preserve">8. The</w:t>
+      </w:r>
+      <w:r>
+        <w:t xml:space="preserve"> </w:t>
+      </w:r>
+      <w:r>
+        <w:rPr>
+          <w:rStyle w:val="VerbatimChar"/>
+        </w:rPr>
+        <w:t xml:space="preserve">applib.h</w:t>
+      </w:r>
+      <w:r>
+        <w:t xml:space="preserve"> </w:t>
+      </w:r>
+      <w:r>
+        <w:t xml:space="preserve">library</w:t>
+      </w:r>
+    </w:p>
+    <w:p>
+      <w:pPr>
+        <w:pStyle w:val="FirstParagraph"/>
+      </w:pPr>
+      <w:hyperlink r:id="rId40">
         <w:r>
           <w:rPr>
             <w:rStyle w:val="VerbatimChar"/>
@@ -6792,7 +7931,7 @@
         <w:pStyle w:val="Compact"/>
         <w:numPr>
           <w:ilvl w:val="0"/>
-          <w:numId w:val="1008"/>
+          <w:numId w:val="1009"/>
         </w:numPr>
       </w:pPr>
       <w:r>
@@ -6910,7 +8049,7 @@
         <w:pStyle w:val="Compact"/>
         <w:numPr>
           <w:ilvl w:val="0"/>
-          <w:numId w:val="1008"/>
+          <w:numId w:val="1009"/>
         </w:numPr>
       </w:pPr>
       <w:r>
@@ -6956,7 +8095,7 @@
         <w:pStyle w:val="Compact"/>
         <w:numPr>
           <w:ilvl w:val="0"/>
-          <w:numId w:val="1008"/>
+          <w:numId w:val="1009"/>
         </w:numPr>
       </w:pPr>
       <w:r>
@@ -7107,7 +8246,7 @@
         <w:pStyle w:val="Compact"/>
         <w:numPr>
           <w:ilvl w:val="0"/>
-          <w:numId w:val="1008"/>
+          <w:numId w:val="1009"/>
         </w:numPr>
       </w:pPr>
       <w:r>
@@ -7236,7 +8375,7 @@
       <w:r>
         <w:t xml:space="preserve"> </w:t>
       </w:r>
-      <w:hyperlink r:id="rId37">
+      <w:hyperlink r:id="rId41">
         <w:r>
           <w:rPr>
             <w:rStyle w:val="VerbatimChar"/>
@@ -7354,12 +8493,635 @@
         <w:pStyle w:val="BodyText"/>
       </w:pPr>
       <w:r>
+        <w:t xml:space="preserve">For</w:t>
+      </w:r>
+      <w:r>
+        <w:t xml:space="preserve"> </w:t>
+      </w:r>
+      <w:r>
+        <w:rPr>
+          <w:b/>
+          <w:bCs/>
+        </w:rPr>
+        <w:t xml:space="preserve">REST / web-API</w:t>
+      </w:r>
+      <w:r>
+        <w:t xml:space="preserve"> </w:t>
+      </w:r>
+      <w:r>
+        <w:t xml:space="preserve">clients there is a reusable C++ class,</w:t>
+      </w:r>
+      <w:r>
+        <w:t xml:space="preserve"> </w:t>
+      </w:r>
+      <w:hyperlink r:id="rId42">
+        <w:r>
+          <w:rPr>
+            <w:rStyle w:val="VerbatimChar"/>
+          </w:rPr>
+          <w:t xml:space="preserve">user/http.hpp</w:t>
+        </w:r>
+      </w:hyperlink>
+      <w:r>
+        <w:t xml:space="preserve"> </w:t>
+      </w:r>
+      <w:r>
+        <w:t xml:space="preserve">(</w:t>
+      </w:r>
+      <w:r>
+        <w:rPr>
+          <w:rStyle w:val="VerbatimChar"/>
+        </w:rPr>
+        <w:t xml:space="preserve">HttpClient</w:t>
+      </w:r>
+      <w:r>
+        <w:t xml:space="preserve">/</w:t>
+      </w:r>
+      <w:r>
+        <w:rPr>
+          <w:rStyle w:val="VerbatimChar"/>
+        </w:rPr>
+        <w:t xml:space="preserve">HttpResponse</w:t>
+      </w:r>
+      <w:r>
+        <w:t xml:space="preserve">) — a header-only,</w:t>
+      </w:r>
+      <w:r>
+        <w:t xml:space="preserve"> </w:t>
+      </w:r>
+      <w:r>
+        <w:t xml:space="preserve">freestanding</w:t>
+      </w:r>
+      <w:r>
+        <w:t xml:space="preserve"> </w:t>
+      </w:r>
+      <w:r>
+        <w:rPr>
+          <w:b/>
+          <w:bCs/>
+        </w:rPr>
+        <w:t xml:space="preserve">HTTP/1.1</w:t>
+      </w:r>
+      <w:r>
+        <w:t xml:space="preserve"> </w:t>
+      </w:r>
+      <w:r>
+        <w:t xml:space="preserve">client that works in any app (integer-only or newlib). It</w:t>
+      </w:r>
+      <w:r>
+        <w:t xml:space="preserve"> </w:t>
+      </w:r>
+      <w:r>
+        <w:t xml:space="preserve">adds, over</w:t>
+      </w:r>
+      <w:r>
+        <w:t xml:space="preserve"> </w:t>
+      </w:r>
+      <w:r>
+        <w:rPr>
+          <w:rStyle w:val="VerbatimChar"/>
+        </w:rPr>
+        <w:t xml:space="preserve">httpc.h</w:t>
+      </w:r>
+      <w:r>
+        <w:t xml:space="preserve">: custom default headers (chainable</w:t>
+      </w:r>
+      <w:r>
+        <w:t xml:space="preserve"> </w:t>
+      </w:r>
+      <w:r>
+        <w:rPr>
+          <w:rStyle w:val="VerbatimChar"/>
+        </w:rPr>
+        <w:t xml:space="preserve">.bearer(token)</w:t>
+      </w:r>
+      <w:r>
+        <w:t xml:space="preserve">,</w:t>
+      </w:r>
+      <w:r>
+        <w:t xml:space="preserve"> </w:t>
+      </w:r>
+      <w:r>
+        <w:rPr>
+          <w:rStyle w:val="VerbatimChar"/>
+        </w:rPr>
+        <w:t xml:space="preserve">.accept(type)</w:t>
+      </w:r>
+      <w:r>
+        <w:t xml:space="preserve">,</w:t>
+      </w:r>
+      <w:r>
+        <w:t xml:space="preserve"> </w:t>
+      </w:r>
+      <w:r>
+        <w:rPr>
+          <w:rStyle w:val="VerbatimChar"/>
+        </w:rPr>
+        <w:t xml:space="preserve">.header(name,value)</w:t>
+      </w:r>
+      <w:r>
+        <w:t xml:space="preserve">), JSON helpers (</w:t>
+      </w:r>
+      <w:r>
+        <w:rPr>
+          <w:rStyle w:val="VerbatimChar"/>
+        </w:rPr>
+        <w:t xml:space="preserve">post_json</w:t>
+      </w:r>
+      <w:r>
+        <w:t xml:space="preserve">/</w:t>
+      </w:r>
+      <w:r>
+        <w:rPr>
+          <w:rStyle w:val="VerbatimChar"/>
+        </w:rPr>
+        <w:t xml:space="preserve">put_json</w:t>
+      </w:r>
+      <w:r>
+        <w:t xml:space="preserve">),</w:t>
+      </w:r>
+      <w:r>
+        <w:t xml:space="preserve"> </w:t>
+      </w:r>
+      <w:r>
+        <w:t xml:space="preserve">response-header lookup (</w:t>
+      </w:r>
+      <w:r>
+        <w:rPr>
+          <w:rStyle w:val="VerbatimChar"/>
+        </w:rPr>
+        <w:t xml:space="preserve">r.header("Content-Type", out, cap)</w:t>
+      </w:r>
+      <w:r>
+        <w:t xml:space="preserve">), and</w:t>
+      </w:r>
+      <w:r>
+        <w:t xml:space="preserve"> </w:t>
+      </w:r>
+      <w:r>
+        <w:rPr>
+          <w:b/>
+          <w:bCs/>
+        </w:rPr>
+        <w:t xml:space="preserve">chunked</w:t>
+      </w:r>
+      <w:r>
+        <w:t xml:space="preserve"> </w:t>
+      </w:r>
+      <w:r>
+        <w:t xml:space="preserve">transfer decoding. Same no-allocation model (the caller passes</w:t>
+      </w:r>
+      <w:r>
+        <w:t xml:space="preserve"> </w:t>
+      </w:r>
+      <w:r>
+        <w:rPr>
+          <w:rStyle w:val="VerbatimChar"/>
+        </w:rPr>
+        <w:t xml:space="preserve">char buf[N]</w:t>
+      </w:r>
+      <w:r>
+        <w:t xml:space="preserve">; the body</w:t>
+      </w:r>
+      <w:r>
+        <w:t xml:space="preserve"> </w:t>
+      </w:r>
+      <w:r>
+        <w:t xml:space="preserve">points into it, NUL-terminated). Errors are a negative</w:t>
+      </w:r>
+      <w:r>
+        <w:t xml:space="preserve"> </w:t>
+      </w:r>
+      <w:r>
+        <w:rPr>
+          <w:rStyle w:val="VerbatimChar"/>
+        </w:rPr>
+        <w:t xml:space="preserve">r.status</w:t>
+      </w:r>
+      <w:r>
+        <w:t xml:space="preserve"> </w:t>
+      </w:r>
+      <w:r>
+        <w:t xml:space="preserve">(</w:t>
+      </w:r>
+      <w:r>
+        <w:rPr>
+          <w:rStyle w:val="VerbatimChar"/>
+        </w:rPr>
+        <w:t xml:space="preserve">HttpError</w:t>
+      </w:r>
+      <w:r>
+        <w:t xml:space="preserve">).</w:t>
+      </w:r>
+      <w:r>
+        <w:t xml:space="preserve"> </w:t>
+      </w:r>
+      <w:r>
+        <w:t xml:space="preserve">Example:</w:t>
+      </w:r>
+      <w:r>
+        <w:t xml:space="preserve"> </w:t>
+      </w:r>
+      <w:r>
+        <w:rPr>
+          <w:rStyle w:val="VerbatimChar"/>
+        </w:rPr>
+        <w:t xml:space="preserve">HttpClient api; api.bearer(tok).accept("application/json"); auto r = api.get(url, buf, sizeof buf); if (r.ok()) …</w:t>
+      </w:r>
+      <w:r>
+        <w:t xml:space="preserve">. See</w:t>
+      </w:r>
+      <w:r>
+        <w:t xml:space="preserve"> </w:t>
+      </w:r>
+      <w:r>
+        <w:rPr>
+          <w:rStyle w:val="VerbatimChar"/>
+        </w:rPr>
+        <w:t xml:space="preserve">/bin/httpget</w:t>
+      </w:r>
+      <w:r>
+        <w:t xml:space="preserve"> </w:t>
+      </w:r>
+      <w:r>
+        <w:t xml:space="preserve">for a working demo.</w:t>
+      </w:r>
+      <w:r>
+        <w:t xml:space="preserve"> </w:t>
+      </w:r>
+      <w:r>
+        <w:rPr>
+          <w:b/>
+          <w:bCs/>
+        </w:rPr>
+        <w:t xml:space="preserve">HTTPS:</w:t>
+      </w:r>
+      <w:r>
+        <w:t xml:space="preserve"> </w:t>
+      </w:r>
+      <w:r>
+        <w:t xml:space="preserve">the class has a transport seam (</w:t>
+      </w:r>
+      <w:r>
+        <w:rPr>
+          <w:rStyle w:val="VerbatimChar"/>
+        </w:rPr>
+        <w:t xml:space="preserve">http://</w:t>
+      </w:r>
+      <w:r>
+        <w:t xml:space="preserve"> </w:t>
+      </w:r>
+      <w:r>
+        <w:t xml:space="preserve">= plain kapi TCP;</w:t>
+      </w:r>
+      <w:r>
+        <w:t xml:space="preserve"> </w:t>
+      </w:r>
+      <w:r>
+        <w:rPr>
+          <w:rStyle w:val="VerbatimChar"/>
+        </w:rPr>
+        <w:t xml:space="preserve">https://</w:t>
+      </w:r>
+      <w:r>
+        <w:t xml:space="preserve"> </w:t>
+      </w:r>
+      <w:r>
+        <w:t xml:space="preserve">=</w:t>
+      </w:r>
+      <w:r>
+        <w:t xml:space="preserve"> </w:t>
+      </w:r>
+      <w:r>
+        <w:t xml:space="preserve">TLS). TLS is provided by</w:t>
+      </w:r>
+      <w:r>
+        <w:t xml:space="preserve"> </w:t>
+      </w:r>
+      <w:hyperlink r:id="rId43">
+        <w:r>
+          <w:rPr>
+            <w:rStyle w:val="VerbatimChar"/>
+          </w:rPr>
+          <w:t xml:space="preserve">user/tls/onyx_tls.hpp</w:t>
+        </w:r>
+      </w:hyperlink>
+      <w:r>
+        <w:t xml:space="preserve"> </w:t>
+      </w:r>
+      <w:r>
+        <w:t xml:space="preserve">—</w:t>
+      </w:r>
+      <w:r>
+        <w:t xml:space="preserve"> </w:t>
+      </w:r>
+      <w:r>
+        <w:rPr>
+          <w:b/>
+          <w:bCs/>
+        </w:rPr>
+        <w:t xml:space="preserve">mbedTLS</w:t>
+      </w:r>
+      <w:r>
+        <w:rPr>
+          <w:b/>
+          <w:bCs/>
+        </w:rPr>
+        <w:t xml:space="preserve"> </w:t>
+      </w:r>
+      <w:r>
+        <w:rPr>
+          <w:b/>
+          <w:bCs/>
+        </w:rPr>
+        <w:t xml:space="preserve">≥3.6.3</w:t>
+      </w:r>
+      <w:r>
+        <w:t xml:space="preserve"> </w:t>
+      </w:r>
+      <w:r>
+        <w:t xml:space="preserve">over the kapi sockets, with a</w:t>
+      </w:r>
+      <w:r>
+        <w:t xml:space="preserve"> </w:t>
+      </w:r>
+      <w:r>
+        <w:rPr>
+          <w:b/>
+          <w:bCs/>
+        </w:rPr>
+        <w:t xml:space="preserve">buffered</w:t>
+      </w:r>
+      <w:r>
+        <w:t xml:space="preserve"> </w:t>
+      </w:r>
+      <w:r>
+        <w:t xml:space="preserve">BIO (Circle's</w:t>
+      </w:r>
+      <w:r>
+        <w:t xml:space="preserve"> </w:t>
+      </w:r>
+      <w:r>
+        <w:rPr>
+          <w:rStyle w:val="VerbatimChar"/>
+        </w:rPr>
+        <w:t xml:space="preserve">CSocket::Receive</w:t>
+      </w:r>
+      <w:r>
+        <w:t xml:space="preserve"> </w:t>
+      </w:r>
+      <w:r>
+        <w:t xml:space="preserve">discards the remainder of a TCP segment on a short read, so we read whole segments) and</w:t>
+      </w:r>
+      <w:r>
+        <w:t xml:space="preserve"> </w:t>
+      </w:r>
+      <w:r>
+        <w:rPr>
+          <w:b/>
+          <w:bCs/>
+        </w:rPr>
+        <w:t xml:space="preserve">software-only crypto</w:t>
+      </w:r>
+      <w:r>
+        <w:t xml:space="preserve"> </w:t>
+      </w:r>
+      <w:r>
+        <w:t xml:space="preserve">(the Pi 4's Cortex-A72 has no ARMv8 crypto extensions).</w:t>
+      </w:r>
+      <w:r>
+        <w:t xml:space="preserve"> </w:t>
+      </w:r>
+      <w:r>
+        <w:rPr>
+          <w:b/>
+          <w:bCs/>
+        </w:rPr>
+        <w:t xml:space="preserve">Verified end-to-end on real hardware</w:t>
+      </w:r>
+      <w:r>
+        <w:t xml:space="preserve"> </w:t>
+      </w:r>
+      <w:r>
+        <w:t xml:space="preserve">—</w:t>
+      </w:r>
+      <w:r>
+        <w:t xml:space="preserve"> </w:t>
+      </w:r>
+      <w:r>
+        <w:rPr>
+          <w:rStyle w:val="VerbatimChar"/>
+        </w:rPr>
+        <w:t xml:space="preserve">httpsget</w:t>
+      </w:r>
+      <w:r>
+        <w:t xml:space="preserve"> </w:t>
+      </w:r>
+      <w:r>
+        <w:t xml:space="preserve">downloads real pages. Same model</w:t>
+      </w:r>
+      <w:r>
+        <w:t xml:space="preserve"> </w:t>
+      </w:r>
+      <w:r>
+        <w:t xml:space="preserve">NetSurf uses (HTTPS from an external stack, libcurl+OpenSSL). To enable it in a</w:t>
+      </w:r>
+      <w:r>
+        <w:t xml:space="preserve"> </w:t>
+      </w:r>
+      <w:r>
+        <w:rPr>
+          <w:b/>
+          <w:bCs/>
+        </w:rPr>
+        <w:t xml:space="preserve">newlib</w:t>
+      </w:r>
+      <w:r>
+        <w:t xml:space="preserve"> </w:t>
+      </w:r>
+      <w:r>
+        <w:t xml:space="preserve">app:</w:t>
+      </w:r>
+      <w:r>
+        <w:t xml:space="preserve"> </w:t>
+      </w:r>
+      <w:r>
+        <w:rPr>
+          <w:rStyle w:val="VerbatimChar"/>
+        </w:rPr>
+        <w:t xml:space="preserve">#define ONYX_HTTP_TLS</w:t>
+      </w:r>
+      <w:r>
+        <w:t xml:space="preserve"> </w:t>
+      </w:r>
+      <w:r>
+        <w:t xml:space="preserve">before</w:t>
+      </w:r>
+      <w:r>
+        <w:t xml:space="preserve"> </w:t>
+      </w:r>
+      <w:r>
+        <w:rPr>
+          <w:rStyle w:val="VerbatimChar"/>
+        </w:rPr>
+        <w:t xml:space="preserve">#include "http.hpp"</w:t>
+      </w:r>
+      <w:r>
+        <w:t xml:space="preserve"> </w:t>
+      </w:r>
+      <w:r>
+        <w:t xml:space="preserve">and link the cross-built mbedTLS</w:t>
+      </w:r>
+      <w:r>
+        <w:t xml:space="preserve"> </w:t>
+      </w:r>
+      <w:r>
+        <w:t xml:space="preserve">libs —</w:t>
+      </w:r>
+      <w:r>
+        <w:t xml:space="preserve"> </w:t>
+      </w:r>
+      <w:r>
+        <w:rPr>
+          <w:rStyle w:val="VerbatimChar"/>
+        </w:rPr>
+        <w:t xml:space="preserve">make -C user/tls</w:t>
+      </w:r>
+      <w:r>
+        <w:t xml:space="preserve"> </w:t>
+      </w:r>
+      <w:r>
+        <w:t xml:space="preserve">then</w:t>
+      </w:r>
+      <w:r>
+        <w:t xml:space="preserve"> </w:t>
+      </w:r>
+      <w:r>
+        <w:rPr>
+          <w:rStyle w:val="VerbatimChar"/>
+        </w:rPr>
+        <w:t xml:space="preserve">make -C user/bin MBEDTLS_DIR=../tls/mbedtls</w:t>
+      </w:r>
+      <w:r>
+        <w:t xml:space="preserve"> </w:t>
+      </w:r>
+      <w:r>
+        <w:t xml:space="preserve">(see</w:t>
+      </w:r>
+      <w:r>
+        <w:t xml:space="preserve"> </w:t>
+      </w:r>
+      <w:hyperlink r:id="rId44">
+        <w:r>
+          <w:rPr>
+            <w:rStyle w:val="VerbatimChar"/>
+          </w:rPr>
+          <w:t xml:space="preserve">user/tls/README.md</w:t>
+        </w:r>
+      </w:hyperlink>
+      <w:r>
+        <w:t xml:space="preserve">). The freestanding default (no</w:t>
+      </w:r>
+      <w:r>
+        <w:t xml:space="preserve"> </w:t>
+      </w:r>
+      <w:r>
+        <w:rPr>
+          <w:rStyle w:val="VerbatimChar"/>
+        </w:rPr>
+        <w:t xml:space="preserve">ONYX_HTTP_TLS</w:t>
+      </w:r>
+      <w:r>
+        <w:t xml:space="preserve">) keeps</w:t>
+      </w:r>
+      <w:r>
+        <w:t xml:space="preserve"> </w:t>
+      </w:r>
+      <w:r>
+        <w:rPr>
+          <w:rStyle w:val="VerbatimChar"/>
+        </w:rPr>
+        <w:t xml:space="preserve">http://</w:t>
+      </w:r>
+      <w:r>
+        <w:t xml:space="preserve"> </w:t>
+      </w:r>
+      <w:r>
+        <w:t xml:space="preserve">only and returns</w:t>
+      </w:r>
+      <w:r>
+        <w:t xml:space="preserve"> </w:t>
+      </w:r>
+      <w:r>
+        <w:rPr>
+          <w:rStyle w:val="VerbatimChar"/>
+        </w:rPr>
+        <w:t xml:space="preserve">HTTP_ERR_HTTPS</w:t>
+      </w:r>
+      <w:r>
+        <w:t xml:space="preserve"> </w:t>
+      </w:r>
+      <w:r>
+        <w:t xml:space="preserve">for</w:t>
+      </w:r>
+      <w:r>
+        <w:t xml:space="preserve"> </w:t>
+      </w:r>
+      <w:r>
+        <w:rPr>
+          <w:rStyle w:val="VerbatimChar"/>
+        </w:rPr>
+        <w:t xml:space="preserve">https://</w:t>
+      </w:r>
+      <w:r>
+        <w:t xml:space="preserve">. Demo:</w:t>
+      </w:r>
+      <w:r>
+        <w:t xml:space="preserve"> </w:t>
+      </w:r>
+      <w:r>
+        <w:rPr>
+          <w:rStyle w:val="VerbatimChar"/>
+        </w:rPr>
+        <w:t xml:space="preserve">/bin/httpsget</w:t>
+      </w:r>
+      <w:r>
+        <w:t xml:space="preserve">.</w:t>
+      </w:r>
+      <w:r>
+        <w:t xml:space="preserve"> </w:t>
+      </w:r>
+      <w:r>
+        <w:rPr>
+          <w:b/>
+          <w:bCs/>
+        </w:rPr>
+        <w:t xml:space="preserve">Not yet secure:</w:t>
+      </w:r>
+      <w:r>
+        <w:t xml:space="preserve"> </w:t>
+      </w:r>
+      <w:r>
+        <w:t xml:space="preserve">the RNG is a software PRNG (not the HW RNG, which</w:t>
+      </w:r>
+      <w:r>
+        <w:t xml:space="preserve"> </w:t>
+      </w:r>
+      <w:r>
+        <w:t xml:space="preserve">stalls on the Pi 4) and certificate verification is OFF — see the TLS README.</w:t>
+      </w:r>
+    </w:p>
+    <w:p>
+      <w:pPr>
+        <w:pStyle w:val="BodyText"/>
+      </w:pPr>
+      <w:r>
         <w:t xml:space="preserve">And</w:t>
       </w:r>
       <w:r>
         <w:t xml:space="preserve"> </w:t>
       </w:r>
-      <w:hyperlink r:id="rId38">
+      <w:hyperlink r:id="rId45">
         <w:r>
           <w:rPr>
             <w:rStyle w:val="VerbatimChar"/>
@@ -7712,7 +9474,7 @@
         <w:t xml:space="preserve">…, §earlier) still work and coexist; apps choose one model per window.</w:t>
       </w:r>
     </w:p>
-    <w:bookmarkStart w:id="42" w:name="dynamic-memory--c-apps"/>
+    <w:bookmarkStart w:id="49" w:name="dynamic-memory--c-apps"/>
     <w:p>
       <w:pPr>
         <w:pStyle w:val="Heading3"/>
@@ -7782,7 +9544,7 @@
       <w:r>
         <w:t xml:space="preserve"> </w:t>
       </w:r>
-      <w:hyperlink r:id="rId39">
+      <w:hyperlink r:id="rId46">
         <w:r>
           <w:rPr>
             <w:rStyle w:val="VerbatimChar"/>
@@ -8006,7 +9768,7 @@
         <w:pStyle w:val="Compact"/>
         <w:numPr>
           <w:ilvl w:val="0"/>
-          <w:numId w:val="1009"/>
+          <w:numId w:val="1010"/>
         </w:numPr>
       </w:pPr>
       <w:r>
@@ -8069,7 +9831,7 @@
         <w:pStyle w:val="Compact"/>
         <w:numPr>
           <w:ilvl w:val="0"/>
-          <w:numId w:val="1009"/>
+          <w:numId w:val="1010"/>
         </w:numPr>
       </w:pPr>
       <w:r>
@@ -8078,7 +9840,7 @@
       <w:r>
         <w:t xml:space="preserve"> </w:t>
       </w:r>
-      <w:hyperlink r:id="rId40">
+      <w:hyperlink r:id="rId47">
         <w:r>
           <w:rPr>
             <w:rStyle w:val="VerbatimChar"/>
@@ -8228,7 +9990,7 @@
         <w:pStyle w:val="Compact"/>
         <w:numPr>
           <w:ilvl w:val="0"/>
-          <w:numId w:val="1009"/>
+          <w:numId w:val="1010"/>
         </w:numPr>
       </w:pPr>
       <w:r>
@@ -8312,7 +10074,7 @@
       <w:r>
         <w:t xml:space="preserve"> </w:t>
       </w:r>
-      <w:hyperlink r:id="rId41">
+      <w:hyperlink r:id="rId48">
         <w:r>
           <w:rPr>
             <w:rStyle w:val="VerbatimChar"/>
@@ -8327,9 +10089,9 @@
         <w:t xml:space="preserve">for a working example.</w:t>
       </w:r>
     </w:p>
-    <w:bookmarkEnd w:id="42"/>
-    <w:bookmarkEnd w:id="43"/>
-    <w:bookmarkStart w:id="49" w:name="X636230dba256ccd30a2e68f8101290712b3f4c4"/>
+    <w:bookmarkEnd w:id="49"/>
+    <w:bookmarkEnd w:id="50"/>
+    <w:bookmarkStart w:id="56" w:name="X636230dba256ccd30a2e68f8101290712b3f4c4"/>
     <w:p>
       <w:pPr>
         <w:pStyle w:val="Heading2"/>
@@ -8773,7 +10535,7 @@
       <w:r>
         <w:t xml:space="preserve"> </w:t>
       </w:r>
-      <w:hyperlink r:id="rId44">
+      <w:hyperlink r:id="rId51">
         <w:r>
           <w:rPr>
             <w:rStyle w:val="VerbatimChar"/>
@@ -8854,7 +10616,7 @@
       <w:r>
         <w:t xml:space="preserve"> </w:t>
       </w:r>
-      <w:hyperlink r:id="rId45">
+      <w:hyperlink r:id="rId52">
         <w:r>
           <w:rPr>
             <w:rStyle w:val="VerbatimChar"/>
@@ -9118,7 +10880,7 @@
         <w:t xml:space="preserve">40</w:t>
       </w:r>
     </w:p>
-    <w:bookmarkStart w:id="48" w:name="screenshots-and-documentation"/>
+    <w:bookmarkStart w:id="55" w:name="screenshots-and-documentation"/>
     <w:p>
       <w:pPr>
         <w:pStyle w:val="Heading3"/>
@@ -9132,7 +10894,7 @@
         <w:pStyle w:val="Compact"/>
         <w:numPr>
           <w:ilvl w:val="0"/>
-          <w:numId w:val="1010"/>
+          <w:numId w:val="1011"/>
         </w:numPr>
       </w:pPr>
       <w:r>
@@ -9148,7 +10910,7 @@
       <w:r>
         <w:t xml:space="preserve"> </w:t>
       </w:r>
-      <w:hyperlink r:id="rId46">
+      <w:hyperlink r:id="rId53">
         <w:r>
           <w:rPr>
             <w:rStyle w:val="VerbatimChar"/>
@@ -9384,7 +11146,7 @@
         <w:pStyle w:val="Compact"/>
         <w:numPr>
           <w:ilvl w:val="0"/>
-          <w:numId w:val="1010"/>
+          <w:numId w:val="1011"/>
         </w:numPr>
       </w:pPr>
       <w:r>
@@ -9400,7 +11162,7 @@
       <w:r>
         <w:t xml:space="preserve"> </w:t>
       </w:r>
-      <w:hyperlink r:id="rId47">
+      <w:hyperlink r:id="rId54">
         <w:r>
           <w:rPr>
             <w:rStyle w:val="VerbatimChar"/>
@@ -9561,7 +11323,7 @@
         <w:pStyle w:val="Compact"/>
         <w:numPr>
           <w:ilvl w:val="0"/>
-          <w:numId w:val="1010"/>
+          <w:numId w:val="1011"/>
         </w:numPr>
       </w:pPr>
       <w:r>
@@ -9624,9 +11386,9 @@
         <w:t xml:space="preserve">screenshot if the visual changes, then regenerates the exports.</w:t>
       </w:r>
     </w:p>
-    <w:bookmarkEnd w:id="48"/>
-    <w:bookmarkEnd w:id="49"/>
-    <w:bookmarkStart w:id="50" w:name="Xc2ec260aede7afe7fa831ade27ff6c6be860f38"/>
+    <w:bookmarkEnd w:id="55"/>
+    <w:bookmarkEnd w:id="56"/>
+    <w:bookmarkStart w:id="57" w:name="Xc2ec260aede7afe7fa831ade27ff6c6be860f38"/>
     <w:p>
       <w:pPr>
         <w:pStyle w:val="Heading2"/>
@@ -9705,7 +11467,7 @@
       <w:pPr>
         <w:numPr>
           <w:ilvl w:val="0"/>
-          <w:numId w:val="1011"/>
+          <w:numId w:val="1012"/>
         </w:numPr>
       </w:pPr>
       <w:r>
@@ -9870,7 +11632,7 @@
       <w:pPr>
         <w:numPr>
           <w:ilvl w:val="0"/>
-          <w:numId w:val="1011"/>
+          <w:numId w:val="1012"/>
         </w:numPr>
       </w:pPr>
       <w:r>
@@ -9931,7 +11693,7 @@
       <w:pPr>
         <w:numPr>
           <w:ilvl w:val="0"/>
-          <w:numId w:val="1011"/>
+          <w:numId w:val="1012"/>
         </w:numPr>
       </w:pPr>
       <w:r>
@@ -10022,7 +11784,7 @@
       <w:pPr>
         <w:numPr>
           <w:ilvl w:val="0"/>
-          <w:numId w:val="1011"/>
+          <w:numId w:val="1012"/>
         </w:numPr>
       </w:pPr>
       <w:r>
@@ -10185,7 +11947,7 @@
       <w:pPr>
         <w:numPr>
           <w:ilvl w:val="0"/>
-          <w:numId w:val="1011"/>
+          <w:numId w:val="1012"/>
         </w:numPr>
       </w:pPr>
       <w:r>
@@ -10353,415 +12115,14 @@
         <w:t xml:space="preserve">"must match").</w:t>
       </w:r>
     </w:p>
-    <w:bookmarkEnd w:id="50"/>
-    <w:bookmarkStart w:id="51" w:name="X57cc4a25254639a1e87307c03f7beba3c173828"/>
+    <w:bookmarkEnd w:id="57"/>
+    <w:bookmarkStart w:id="58" w:name="X57cc4a25254639a1e87307c03f7beba3c173828"/>
     <w:p>
       <w:pPr>
         <w:pStyle w:val="Heading2"/>
       </w:pPr>
       <w:r>
         <w:t xml:space="preserve">11. Coding conventions</w:t>
-      </w:r>
-    </w:p>
-    <w:p>
-      <w:pPr>
-        <w:pStyle w:val="Compact"/>
-        <w:numPr>
-          <w:ilvl w:val="0"/>
-          <w:numId w:val="1012"/>
-        </w:numPr>
-      </w:pPr>
-      <w:r>
-        <w:rPr>
-          <w:b/>
-          <w:bCs/>
-        </w:rPr>
-        <w:t xml:space="preserve">Kernel (C++)</w:t>
-      </w:r>
-      <w:r>
-        <w:t xml:space="preserve">: Circle style.</w:t>
-      </w:r>
-      <w:r>
-        <w:t xml:space="preserve"> </w:t>
-      </w:r>
-      <w:r>
-        <w:rPr>
-          <w:rStyle w:val="VerbatimChar"/>
-        </w:rPr>
-        <w:t xml:space="preserve">CXxx</w:t>
-      </w:r>
-      <w:r>
-        <w:t xml:space="preserve"> </w:t>
-      </w:r>
-      <w:r>
-        <w:t xml:space="preserve">classes,</w:t>
-      </w:r>
-      <w:r>
-        <w:t xml:space="preserve"> </w:t>
-      </w:r>
-      <w:r>
-        <w:rPr>
-          <w:rStyle w:val="VerbatimChar"/>
-        </w:rPr>
-        <w:t xml:space="preserve">m_Xxx</w:t>
-      </w:r>
-      <w:r>
-        <w:t xml:space="preserve"> </w:t>
-      </w:r>
-      <w:r>
-        <w:t xml:space="preserve">members, CamelCase methods,</w:t>
-      </w:r>
-      <w:r>
-        <w:t xml:space="preserve"> </w:t>
-      </w:r>
-      <w:r>
-        <w:rPr>
-          <w:rStyle w:val="VerbatimChar"/>
-        </w:rPr>
-        <w:t xml:space="preserve">boolean</w:t>
-      </w:r>
-      <w:r>
-        <w:t xml:space="preserve">/</w:t>
-      </w:r>
-      <w:r>
-        <w:rPr>
-          <w:rStyle w:val="VerbatimChar"/>
-        </w:rPr>
-        <w:t xml:space="preserve">TRUE</w:t>
-      </w:r>
-      <w:r>
-        <w:t xml:space="preserve">/</w:t>
-      </w:r>
-      <w:r>
-        <w:rPr>
-          <w:rStyle w:val="VerbatimChar"/>
-        </w:rPr>
-        <w:t xml:space="preserve">FALSE</w:t>
-      </w:r>
-      <w:r>
-        <w:t xml:space="preserve"> </w:t>
-      </w:r>
-      <w:r>
-        <w:t xml:space="preserve">and Circle's</w:t>
-      </w:r>
-      <w:r>
-        <w:t xml:space="preserve"> </w:t>
-      </w:r>
-      <w:r>
-        <w:rPr>
-          <w:rStyle w:val="VerbatimChar"/>
-        </w:rPr>
-        <w:t xml:space="preserve">u8/u16/u32/u64</w:t>
-      </w:r>
-      <w:r>
-        <w:t xml:space="preserve"> </w:t>
-      </w:r>
-      <w:r>
-        <w:t xml:space="preserve">types. No exceptions or RTTI.</w:t>
-      </w:r>
-      <w:r>
-        <w:t xml:space="preserve"> </w:t>
-      </w:r>
-      <w:r>
-        <w:rPr>
-          <w:rStyle w:val="VerbatimChar"/>
-        </w:rPr>
-        <w:t xml:space="preserve">new</w:t>
-      </w:r>
-      <w:r>
-        <w:t xml:space="preserve">/</w:t>
-      </w:r>
-      <w:r>
-        <w:rPr>
-          <w:rStyle w:val="VerbatimChar"/>
-        </w:rPr>
-        <w:t xml:space="preserve">delete</w:t>
-      </w:r>
-      <w:r>
-        <w:t xml:space="preserve"> </w:t>
-      </w:r>
-      <w:r>
-        <w:t xml:space="preserve">go through Circle's heap.</w:t>
-      </w:r>
-    </w:p>
-    <w:p>
-      <w:pPr>
-        <w:pStyle w:val="Compact"/>
-        <w:numPr>
-          <w:ilvl w:val="0"/>
-          <w:numId w:val="1012"/>
-        </w:numPr>
-      </w:pPr>
-      <w:r>
-        <w:rPr>
-          <w:b/>
-          <w:bCs/>
-        </w:rPr>
-        <w:t xml:space="preserve">Userland (C)</w:t>
-      </w:r>
-      <w:r>
-        <w:t xml:space="preserve">: freestanding C.</w:t>
-      </w:r>
-      <w:r>
-        <w:t xml:space="preserve"> </w:t>
-      </w:r>
-      <w:r>
-        <w:rPr>
-          <w:rStyle w:val="VerbatimChar"/>
-        </w:rPr>
-        <w:t xml:space="preserve">ax_</w:t>
-      </w:r>
-      <w:r>
-        <w:t xml:space="preserve"> </w:t>
-      </w:r>
-      <w:r>
-        <w:t xml:space="preserve">prefix for the</w:t>
-      </w:r>
-      <w:r>
-        <w:t xml:space="preserve"> </w:t>
-      </w:r>
-      <w:r>
-        <w:rPr>
-          <w:rStyle w:val="VerbatimChar"/>
-        </w:rPr>
-        <w:t xml:space="preserve">applib.h</w:t>
-      </w:r>
-      <w:r>
-        <w:t xml:space="preserve"> </w:t>
-      </w:r>
-      <w:r>
-        <w:t xml:space="preserve">helpers. Globals</w:t>
-      </w:r>
-      <w:r>
-        <w:t xml:space="preserve"> </w:t>
-      </w:r>
-      <w:r>
-        <w:rPr>
-          <w:rStyle w:val="VerbatimChar"/>
-        </w:rPr>
-        <w:t xml:space="preserve">g_xxx</w:t>
-      </w:r>
-      <w:r>
-        <w:t xml:space="preserve">. Bounded static buffers (no dynamic allocation on the app side in general).</w:t>
-      </w:r>
-    </w:p>
-    <w:p>
-      <w:pPr>
-        <w:pStyle w:val="Compact"/>
-        <w:numPr>
-          <w:ilvl w:val="0"/>
-          <w:numId w:val="1012"/>
-        </w:numPr>
-      </w:pPr>
-      <w:r>
-        <w:rPr>
-          <w:b/>
-          <w:bCs/>
-        </w:rPr>
-        <w:t xml:space="preserve">kapi</w:t>
-      </w:r>
-      <w:r>
-        <w:t xml:space="preserve">:</w:t>
-      </w:r>
-      <w:r>
-        <w:t xml:space="preserve"> </w:t>
-      </w:r>
-      <w:r>
-        <w:rPr>
-          <w:rStyle w:val="VerbatimChar"/>
-        </w:rPr>
-        <w:t xml:space="preserve">extern "C"</w:t>
-      </w:r>
-      <w:r>
-        <w:t xml:space="preserve"> </w:t>
-      </w:r>
-      <w:r>
-        <w:t xml:space="preserve">functions named</w:t>
-      </w:r>
-      <w:r>
-        <w:t xml:space="preserve"> </w:t>
-      </w:r>
-      <w:r>
-        <w:rPr>
-          <w:rStyle w:val="VerbatimChar"/>
-        </w:rPr>
-        <w:t xml:space="preserve">kapi_xxx</w:t>
-      </w:r>
-      <w:r>
-        <w:t xml:space="preserve"> </w:t>
-      </w:r>
-      <w:r>
-        <w:t xml:space="preserve">on the kernel side; inline wrappers</w:t>
-      </w:r>
-      <w:r>
-        <w:t xml:space="preserve"> </w:t>
-      </w:r>
-      <w:r>
-        <w:rPr>
-          <w:rStyle w:val="VerbatimChar"/>
-        </w:rPr>
-        <w:t xml:space="preserve">kapi_xxx</w:t>
-      </w:r>
-      <w:r>
-        <w:t xml:space="preserve"> </w:t>
-      </w:r>
-      <w:r>
-        <w:t xml:space="preserve">on the app side.</w:t>
-      </w:r>
-    </w:p>
-    <w:p>
-      <w:pPr>
-        <w:pStyle w:val="Compact"/>
-        <w:numPr>
-          <w:ilvl w:val="0"/>
-          <w:numId w:val="1012"/>
-        </w:numPr>
-      </w:pPr>
-      <w:r>
-        <w:t xml:space="preserve">Respect the</w:t>
-      </w:r>
-      <w:r>
-        <w:t xml:space="preserve"> </w:t>
-      </w:r>
-      <w:r>
-        <w:rPr>
-          <w:b/>
-          <w:bCs/>
-        </w:rPr>
-        <w:t xml:space="preserve">comment density</w:t>
-      </w:r>
-      <w:r>
-        <w:t xml:space="preserve"> </w:t>
-      </w:r>
-      <w:r>
-        <w:t xml:space="preserve">and the</w:t>
-      </w:r>
-      <w:r>
-        <w:t xml:space="preserve"> </w:t>
-      </w:r>
-      <w:r>
-        <w:rPr>
-          <w:b/>
-          <w:bCs/>
-        </w:rPr>
-        <w:t xml:space="preserve">idiom</w:t>
-      </w:r>
-      <w:r>
-        <w:t xml:space="preserve"> </w:t>
-      </w:r>
-      <w:r>
-        <w:t xml:space="preserve">of the file you are modifying.</w:t>
-      </w:r>
-    </w:p>
-    <w:p>
-      <w:pPr>
-        <w:pStyle w:val="Compact"/>
-        <w:numPr>
-          <w:ilvl w:val="0"/>
-          <w:numId w:val="1012"/>
-        </w:numPr>
-      </w:pPr>
-      <w:r>
-        <w:rPr>
-          <w:b/>
-          <w:bCs/>
-        </w:rPr>
-        <w:t xml:space="preserve">Git</w:t>
-      </w:r>
-      <w:r>
-        <w:t xml:space="preserve">: commit into the</w:t>
-      </w:r>
-      <w:r>
-        <w:t xml:space="preserve"> </w:t>
-      </w:r>
-      <w:r>
-        <w:rPr>
-          <w:b/>
-          <w:bCs/>
-        </w:rPr>
-        <w:t xml:space="preserve">Onyx repo</w:t>
-      </w:r>
-      <w:r>
-        <w:t xml:space="preserve"> </w:t>
-      </w:r>
-      <w:r>
-        <w:t xml:space="preserve">explicitly — the current working directory (cwd)</w:t>
-      </w:r>
-      <w:r>
-        <w:t xml:space="preserve"> </w:t>
-      </w:r>
-      <w:r>
-        <w:t xml:space="preserve">drifts; a bare</w:t>
-      </w:r>
-      <w:r>
-        <w:t xml:space="preserve"> </w:t>
-      </w:r>
-      <w:r>
-        <w:rPr>
-          <w:rStyle w:val="VerbatimChar"/>
-        </w:rPr>
-        <w:t xml:space="preserve">git</w:t>
-      </w:r>
-      <w:r>
-        <w:t xml:space="preserve"> </w:t>
-      </w:r>
-      <w:r>
-        <w:t xml:space="preserve">may land in the wrong repo. (Note:</w:t>
-      </w:r>
-      <w:r>
-        <w:t xml:space="preserve"> </w:t>
-      </w:r>
-      <w:r>
-        <w:rPr>
-          <w:rStyle w:val="VerbatimChar"/>
-        </w:rPr>
-        <w:t xml:space="preserve">circle/</w:t>
-      </w:r>
-      <w:r>
-        <w:t xml:space="preserve"> </w:t>
-      </w:r>
-      <w:r>
-        <w:t xml:space="preserve">is not</w:t>
-      </w:r>
-      <w:r>
-        <w:t xml:space="preserve"> </w:t>
-      </w:r>
-      <w:r>
-        <w:t xml:space="preserve">committed in this repo.)</w:t>
-      </w:r>
-    </w:p>
-    <w:bookmarkEnd w:id="51"/>
-    <w:bookmarkStart w:id="53" w:name="Xe2e8f17f312baf0f280f8a3dfcc5fa34b4105bf"/>
-    <w:p>
-      <w:pPr>
-        <w:pStyle w:val="Heading2"/>
-      </w:pPr>
-      <w:r>
-        <w:t xml:space="preserve">12. Debugging on hardware</w:t>
-      </w:r>
-    </w:p>
-    <w:p>
-      <w:pPr>
-        <w:pStyle w:val="FirstParagraph"/>
-      </w:pPr>
-      <w:r>
-        <w:t xml:space="preserve">Bring-up is done</w:t>
-      </w:r>
-      <w:r>
-        <w:t xml:space="preserve"> </w:t>
-      </w:r>
-      <w:r>
-        <w:rPr>
-          <w:b/>
-          <w:bCs/>
-        </w:rPr>
-        <w:t xml:space="preserve">directly on the Pi 4</w:t>
-      </w:r>
-      <w:r>
-        <w:t xml:space="preserve"> </w:t>
-      </w:r>
-      <w:r>
-        <w:t xml:space="preserve">(no QEMU raspi4b). Tools:</w:t>
       </w:r>
     </w:p>
     <w:p>
@@ -10777,49 +12138,112 @@
           <w:b/>
           <w:bCs/>
         </w:rPr>
-        <w:t xml:space="preserve">On-screen exception dump</w:t>
-      </w:r>
-      <w:r>
-        <w:t xml:space="preserve">: an EL1 synchronous fault (or an EL0 fault) paints a</w:t>
-      </w:r>
-      <w:r>
-        <w:t xml:space="preserve"> </w:t>
-      </w:r>
-      <w:r>
-        <w:t xml:space="preserve">panic + register dump on the HDMI framebuffer (</w:t>
-      </w:r>
-      <w:r>
-        <w:rPr>
-          <w:rStyle w:val="VerbatimChar"/>
-        </w:rPr>
-        <w:t xml:space="preserve">PanicToScreen</w:t>
-      </w:r>
-      <w:r>
-        <w:t xml:space="preserve"> </w:t>
-      </w:r>
-      <w:r>
-        <w:t xml:space="preserve">+ Circle's handler).</w:t>
-      </w:r>
-      <w:r>
-        <w:t xml:space="preserve"> </w:t>
-      </w:r>
-      <w:r>
-        <w:t xml:space="preserve">Note the</w:t>
-      </w:r>
-      <w:r>
-        <w:t xml:space="preserve"> </w:t>
-      </w:r>
-      <w:r>
-        <w:rPr>
-          <w:rStyle w:val="VerbatimChar"/>
-        </w:rPr>
-        <w:t xml:space="preserve">ELR</w:t>
-      </w:r>
-      <w:r>
-        <w:t xml:space="preserve"> </w:t>
-      </w:r>
-      <w:r>
-        <w:t xml:space="preserve">(faulting PC).</w:t>
+        <w:t xml:space="preserve">Kernel (C++)</w:t>
+      </w:r>
+      <w:r>
+        <w:t xml:space="preserve">: Circle style.</w:t>
+      </w:r>
+      <w:r>
+        <w:t xml:space="preserve"> </w:t>
+      </w:r>
+      <w:r>
+        <w:rPr>
+          <w:rStyle w:val="VerbatimChar"/>
+        </w:rPr>
+        <w:t xml:space="preserve">CXxx</w:t>
+      </w:r>
+      <w:r>
+        <w:t xml:space="preserve"> </w:t>
+      </w:r>
+      <w:r>
+        <w:t xml:space="preserve">classes,</w:t>
+      </w:r>
+      <w:r>
+        <w:t xml:space="preserve"> </w:t>
+      </w:r>
+      <w:r>
+        <w:rPr>
+          <w:rStyle w:val="VerbatimChar"/>
+        </w:rPr>
+        <w:t xml:space="preserve">m_Xxx</w:t>
+      </w:r>
+      <w:r>
+        <w:t xml:space="preserve"> </w:t>
+      </w:r>
+      <w:r>
+        <w:t xml:space="preserve">members, CamelCase methods,</w:t>
+      </w:r>
+      <w:r>
+        <w:t xml:space="preserve"> </w:t>
+      </w:r>
+      <w:r>
+        <w:rPr>
+          <w:rStyle w:val="VerbatimChar"/>
+        </w:rPr>
+        <w:t xml:space="preserve">boolean</w:t>
+      </w:r>
+      <w:r>
+        <w:t xml:space="preserve">/</w:t>
+      </w:r>
+      <w:r>
+        <w:rPr>
+          <w:rStyle w:val="VerbatimChar"/>
+        </w:rPr>
+        <w:t xml:space="preserve">TRUE</w:t>
+      </w:r>
+      <w:r>
+        <w:t xml:space="preserve">/</w:t>
+      </w:r>
+      <w:r>
+        <w:rPr>
+          <w:rStyle w:val="VerbatimChar"/>
+        </w:rPr>
+        <w:t xml:space="preserve">FALSE</w:t>
+      </w:r>
+      <w:r>
+        <w:t xml:space="preserve"> </w:t>
+      </w:r>
+      <w:r>
+        <w:t xml:space="preserve">and Circle's</w:t>
+      </w:r>
+      <w:r>
+        <w:t xml:space="preserve"> </w:t>
+      </w:r>
+      <w:r>
+        <w:rPr>
+          <w:rStyle w:val="VerbatimChar"/>
+        </w:rPr>
+        <w:t xml:space="preserve">u8/u16/u32/u64</w:t>
+      </w:r>
+      <w:r>
+        <w:t xml:space="preserve"> </w:t>
+      </w:r>
+      <w:r>
+        <w:t xml:space="preserve">types. No exceptions or RTTI.</w:t>
+      </w:r>
+      <w:r>
+        <w:t xml:space="preserve"> </w:t>
+      </w:r>
+      <w:r>
+        <w:rPr>
+          <w:rStyle w:val="VerbatimChar"/>
+        </w:rPr>
+        <w:t xml:space="preserve">new</w:t>
+      </w:r>
+      <w:r>
+        <w:t xml:space="preserve">/</w:t>
+      </w:r>
+      <w:r>
+        <w:rPr>
+          <w:rStyle w:val="VerbatimChar"/>
+        </w:rPr>
+        <w:t xml:space="preserve">delete</w:t>
+      </w:r>
+      <w:r>
+        <w:t xml:space="preserve"> </w:t>
+      </w:r>
+      <w:r>
+        <w:t xml:space="preserve">go through Circle's heap.</w:t>
       </w:r>
     </w:p>
     <w:p>
@@ -10832,62 +12256,55 @@
       </w:pPr>
       <w:r>
         <w:rPr>
-          <w:rStyle w:val="VerbatimChar"/>
-          <w:b/>
-          <w:bCs/>
-        </w:rPr>
-        <w:t xml:space="preserve">addr2line</w:t>
-      </w:r>
-      <w:r>
-        <w:t xml:space="preserve">:</w:t>
-      </w:r>
-      <w:r>
-        <w:t xml:space="preserve"> </w:t>
-      </w:r>
-      <w:r>
-        <w:rPr>
-          <w:rStyle w:val="VerbatimChar"/>
-        </w:rPr>
-        <w:t xml:space="preserve">aarch64-none-elf-addr2line -e kernel8-rpi4.elf &lt;ELR&gt;</w:t>
-      </w:r>
-      <w:r>
-        <w:t xml:space="preserve"> </w:t>
-      </w:r>
-      <w:r>
-        <w:t xml:space="preserve">to locate</w:t>
-      </w:r>
-      <w:r>
-        <w:t xml:space="preserve"> </w:t>
-      </w:r>
-      <w:r>
-        <w:t xml:space="preserve">the faulting line (keep the unstripped</w:t>
-      </w:r>
-      <w:r>
-        <w:t xml:space="preserve"> </w:t>
-      </w:r>
-      <w:r>
-        <w:rPr>
-          <w:rStyle w:val="VerbatimChar"/>
-        </w:rPr>
-        <w:t xml:space="preserve">.elf</w:t>
-      </w:r>
-      <w:r>
-        <w:t xml:space="preserve"> </w:t>
-      </w:r>
-      <w:r>
-        <w:t xml:space="preserve">next to the</w:t>
-      </w:r>
-      <w:r>
-        <w:t xml:space="preserve"> </w:t>
-      </w:r>
-      <w:r>
-        <w:rPr>
-          <w:rStyle w:val="VerbatimChar"/>
-        </w:rPr>
-        <w:t xml:space="preserve">.img</w:t>
-      </w:r>
-      <w:r>
-        <w:t xml:space="preserve">).</w:t>
+          <w:b/>
+          <w:bCs/>
+        </w:rPr>
+        <w:t xml:space="preserve">Userland (C)</w:t>
+      </w:r>
+      <w:r>
+        <w:t xml:space="preserve">: freestanding C.</w:t>
+      </w:r>
+      <w:r>
+        <w:t xml:space="preserve"> </w:t>
+      </w:r>
+      <w:r>
+        <w:rPr>
+          <w:rStyle w:val="VerbatimChar"/>
+        </w:rPr>
+        <w:t xml:space="preserve">ax_</w:t>
+      </w:r>
+      <w:r>
+        <w:t xml:space="preserve"> </w:t>
+      </w:r>
+      <w:r>
+        <w:t xml:space="preserve">prefix for the</w:t>
+      </w:r>
+      <w:r>
+        <w:t xml:space="preserve"> </w:t>
+      </w:r>
+      <w:r>
+        <w:rPr>
+          <w:rStyle w:val="VerbatimChar"/>
+        </w:rPr>
+        <w:t xml:space="preserve">applib.h</w:t>
+      </w:r>
+      <w:r>
+        <w:t xml:space="preserve"> </w:t>
+      </w:r>
+      <w:r>
+        <w:t xml:space="preserve">helpers. Globals</w:t>
+      </w:r>
+      <w:r>
+        <w:t xml:space="preserve"> </w:t>
+      </w:r>
+      <w:r>
+        <w:rPr>
+          <w:rStyle w:val="VerbatimChar"/>
+        </w:rPr>
+        <w:t xml:space="preserve">g_xxx</w:t>
+      </w:r>
+      <w:r>
+        <w:t xml:space="preserve">. Bounded static buffers (no dynamic allocation on the app side in general).</w:t>
       </w:r>
     </w:p>
     <w:p>
@@ -10903,7 +12320,7 @@
           <w:b/>
           <w:bCs/>
         </w:rPr>
-        <w:t xml:space="preserve">Serial console</w:t>
+        <w:t xml:space="preserve">kapi</w:t>
       </w:r>
       <w:r>
         <w:t xml:space="preserve">:</w:t>
@@ -10915,65 +12332,43 @@
         <w:rPr>
           <w:rStyle w:val="VerbatimChar"/>
         </w:rPr>
-        <w:t xml:space="preserve">config.txt</w:t>
-      </w:r>
-      <w:r>
-        <w:t xml:space="preserve"> </w:t>
-      </w:r>
-      <w:r>
-        <w:t xml:space="preserve">must have</w:t>
-      </w:r>
-      <w:r>
-        <w:t xml:space="preserve"> </w:t>
-      </w:r>
-      <w:r>
-        <w:rPr>
-          <w:rStyle w:val="VerbatimChar"/>
-        </w:rPr>
-        <w:t xml:space="preserve">enable_uart=1</w:t>
-      </w:r>
-      <w:r>
-        <w:t xml:space="preserve"> </w:t>
-      </w:r>
-      <w:r>
-        <w:t xml:space="preserve">(PL011 clock). The boot</w:t>
-      </w:r>
-      <w:r>
-        <w:t xml:space="preserve"> </w:t>
-      </w:r>
-      <w:r>
-        <w:t xml:space="preserve">log goes</w:t>
-      </w:r>
-      <w:r>
-        <w:t xml:space="preserve"> </w:t>
-      </w:r>
-      <w:r>
-        <w:rPr>
-          <w:b/>
-          <w:bCs/>
-        </w:rPr>
-        <w:t xml:space="preserve">also</w:t>
-      </w:r>
-      <w:r>
-        <w:t xml:space="preserve"> </w:t>
-      </w:r>
-      <w:r>
-        <w:t xml:space="preserve">to the HDMI screen (</w:t>
-      </w:r>
-      <w:r>
-        <w:rPr>
-          <w:rStyle w:val="VerbatimChar"/>
-        </w:rPr>
-        <w:t xml:space="preserve">CScreenDevice</w:t>
-      </w:r>
-      <w:r>
-        <w:t xml:space="preserve">) so it is readable without a serial</w:t>
-      </w:r>
-      <w:r>
-        <w:t xml:space="preserve"> </w:t>
-      </w:r>
-      <w:r>
-        <w:t xml:space="preserve">cable.</w:t>
+        <w:t xml:space="preserve">extern "C"</w:t>
+      </w:r>
+      <w:r>
+        <w:t xml:space="preserve"> </w:t>
+      </w:r>
+      <w:r>
+        <w:t xml:space="preserve">functions named</w:t>
+      </w:r>
+      <w:r>
+        <w:t xml:space="preserve"> </w:t>
+      </w:r>
+      <w:r>
+        <w:rPr>
+          <w:rStyle w:val="VerbatimChar"/>
+        </w:rPr>
+        <w:t xml:space="preserve">kapi_xxx</w:t>
+      </w:r>
+      <w:r>
+        <w:t xml:space="preserve"> </w:t>
+      </w:r>
+      <w:r>
+        <w:t xml:space="preserve">on the kernel side; inline wrappers</w:t>
+      </w:r>
+      <w:r>
+        <w:t xml:space="preserve"> </w:t>
+      </w:r>
+      <w:r>
+        <w:rPr>
+          <w:rStyle w:val="VerbatimChar"/>
+        </w:rPr>
+        <w:t xml:space="preserve">kapi_xxx</w:t>
+      </w:r>
+      <w:r>
+        <w:t xml:space="preserve"> </w:t>
+      </w:r>
+      <w:r>
+        <w:t xml:space="preserve">on the app side.</w:t>
       </w:r>
     </w:p>
     <w:p>
@@ -10985,6 +12380,373 @@
         </w:numPr>
       </w:pPr>
       <w:r>
+        <w:t xml:space="preserve">Respect the</w:t>
+      </w:r>
+      <w:r>
+        <w:t xml:space="preserve"> </w:t>
+      </w:r>
+      <w:r>
+        <w:rPr>
+          <w:b/>
+          <w:bCs/>
+        </w:rPr>
+        <w:t xml:space="preserve">comment density</w:t>
+      </w:r>
+      <w:r>
+        <w:t xml:space="preserve"> </w:t>
+      </w:r>
+      <w:r>
+        <w:t xml:space="preserve">and the</w:t>
+      </w:r>
+      <w:r>
+        <w:t xml:space="preserve"> </w:t>
+      </w:r>
+      <w:r>
+        <w:rPr>
+          <w:b/>
+          <w:bCs/>
+        </w:rPr>
+        <w:t xml:space="preserve">idiom</w:t>
+      </w:r>
+      <w:r>
+        <w:t xml:space="preserve"> </w:t>
+      </w:r>
+      <w:r>
+        <w:t xml:space="preserve">of the file you are modifying.</w:t>
+      </w:r>
+    </w:p>
+    <w:p>
+      <w:pPr>
+        <w:pStyle w:val="Compact"/>
+        <w:numPr>
+          <w:ilvl w:val="0"/>
+          <w:numId w:val="1013"/>
+        </w:numPr>
+      </w:pPr>
+      <w:r>
+        <w:rPr>
+          <w:b/>
+          <w:bCs/>
+        </w:rPr>
+        <w:t xml:space="preserve">Git</w:t>
+      </w:r>
+      <w:r>
+        <w:t xml:space="preserve">: commit into the</w:t>
+      </w:r>
+      <w:r>
+        <w:t xml:space="preserve"> </w:t>
+      </w:r>
+      <w:r>
+        <w:rPr>
+          <w:b/>
+          <w:bCs/>
+        </w:rPr>
+        <w:t xml:space="preserve">Onyx repo</w:t>
+      </w:r>
+      <w:r>
+        <w:t xml:space="preserve"> </w:t>
+      </w:r>
+      <w:r>
+        <w:t xml:space="preserve">explicitly — the current working directory (cwd)</w:t>
+      </w:r>
+      <w:r>
+        <w:t xml:space="preserve"> </w:t>
+      </w:r>
+      <w:r>
+        <w:t xml:space="preserve">drifts; a bare</w:t>
+      </w:r>
+      <w:r>
+        <w:t xml:space="preserve"> </w:t>
+      </w:r>
+      <w:r>
+        <w:rPr>
+          <w:rStyle w:val="VerbatimChar"/>
+        </w:rPr>
+        <w:t xml:space="preserve">git</w:t>
+      </w:r>
+      <w:r>
+        <w:t xml:space="preserve"> </w:t>
+      </w:r>
+      <w:r>
+        <w:t xml:space="preserve">may land in the wrong repo. (Note:</w:t>
+      </w:r>
+      <w:r>
+        <w:t xml:space="preserve"> </w:t>
+      </w:r>
+      <w:r>
+        <w:rPr>
+          <w:rStyle w:val="VerbatimChar"/>
+        </w:rPr>
+        <w:t xml:space="preserve">circle/</w:t>
+      </w:r>
+      <w:r>
+        <w:t xml:space="preserve"> </w:t>
+      </w:r>
+      <w:r>
+        <w:t xml:space="preserve">is not</w:t>
+      </w:r>
+      <w:r>
+        <w:t xml:space="preserve"> </w:t>
+      </w:r>
+      <w:r>
+        <w:t xml:space="preserve">committed in this repo.)</w:t>
+      </w:r>
+    </w:p>
+    <w:bookmarkEnd w:id="58"/>
+    <w:bookmarkStart w:id="60" w:name="Xe2e8f17f312baf0f280f8a3dfcc5fa34b4105bf"/>
+    <w:p>
+      <w:pPr>
+        <w:pStyle w:val="Heading2"/>
+      </w:pPr>
+      <w:r>
+        <w:t xml:space="preserve">12. Debugging on hardware</w:t>
+      </w:r>
+    </w:p>
+    <w:p>
+      <w:pPr>
+        <w:pStyle w:val="FirstParagraph"/>
+      </w:pPr>
+      <w:r>
+        <w:t xml:space="preserve">Bring-up is done</w:t>
+      </w:r>
+      <w:r>
+        <w:t xml:space="preserve"> </w:t>
+      </w:r>
+      <w:r>
+        <w:rPr>
+          <w:b/>
+          <w:bCs/>
+        </w:rPr>
+        <w:t xml:space="preserve">directly on the Pi 4</w:t>
+      </w:r>
+      <w:r>
+        <w:t xml:space="preserve"> </w:t>
+      </w:r>
+      <w:r>
+        <w:t xml:space="preserve">(no QEMU raspi4b). Tools:</w:t>
+      </w:r>
+    </w:p>
+    <w:p>
+      <w:pPr>
+        <w:pStyle w:val="Compact"/>
+        <w:numPr>
+          <w:ilvl w:val="0"/>
+          <w:numId w:val="1014"/>
+        </w:numPr>
+      </w:pPr>
+      <w:r>
+        <w:rPr>
+          <w:b/>
+          <w:bCs/>
+        </w:rPr>
+        <w:t xml:space="preserve">On-screen exception dump</w:t>
+      </w:r>
+      <w:r>
+        <w:t xml:space="preserve">: an EL1 synchronous fault (or an EL0 fault) paints a</w:t>
+      </w:r>
+      <w:r>
+        <w:t xml:space="preserve"> </w:t>
+      </w:r>
+      <w:r>
+        <w:t xml:space="preserve">panic + register dump on the HDMI framebuffer (</w:t>
+      </w:r>
+      <w:r>
+        <w:rPr>
+          <w:rStyle w:val="VerbatimChar"/>
+        </w:rPr>
+        <w:t xml:space="preserve">PanicToScreen</w:t>
+      </w:r>
+      <w:r>
+        <w:t xml:space="preserve"> </w:t>
+      </w:r>
+      <w:r>
+        <w:t xml:space="preserve">+ Circle's handler).</w:t>
+      </w:r>
+      <w:r>
+        <w:t xml:space="preserve"> </w:t>
+      </w:r>
+      <w:r>
+        <w:t xml:space="preserve">Note the</w:t>
+      </w:r>
+      <w:r>
+        <w:t xml:space="preserve"> </w:t>
+      </w:r>
+      <w:r>
+        <w:rPr>
+          <w:rStyle w:val="VerbatimChar"/>
+        </w:rPr>
+        <w:t xml:space="preserve">ELR</w:t>
+      </w:r>
+      <w:r>
+        <w:t xml:space="preserve"> </w:t>
+      </w:r>
+      <w:r>
+        <w:t xml:space="preserve">(faulting PC).</w:t>
+      </w:r>
+    </w:p>
+    <w:p>
+      <w:pPr>
+        <w:pStyle w:val="Compact"/>
+        <w:numPr>
+          <w:ilvl w:val="0"/>
+          <w:numId w:val="1014"/>
+        </w:numPr>
+      </w:pPr>
+      <w:r>
+        <w:rPr>
+          <w:rStyle w:val="VerbatimChar"/>
+          <w:b/>
+          <w:bCs/>
+        </w:rPr>
+        <w:t xml:space="preserve">addr2line</w:t>
+      </w:r>
+      <w:r>
+        <w:t xml:space="preserve">:</w:t>
+      </w:r>
+      <w:r>
+        <w:t xml:space="preserve"> </w:t>
+      </w:r>
+      <w:r>
+        <w:rPr>
+          <w:rStyle w:val="VerbatimChar"/>
+        </w:rPr>
+        <w:t xml:space="preserve">aarch64-none-elf-addr2line -e kernel8-rpi4.elf &lt;ELR&gt;</w:t>
+      </w:r>
+      <w:r>
+        <w:t xml:space="preserve"> </w:t>
+      </w:r>
+      <w:r>
+        <w:t xml:space="preserve">to locate</w:t>
+      </w:r>
+      <w:r>
+        <w:t xml:space="preserve"> </w:t>
+      </w:r>
+      <w:r>
+        <w:t xml:space="preserve">the faulting line (keep the unstripped</w:t>
+      </w:r>
+      <w:r>
+        <w:t xml:space="preserve"> </w:t>
+      </w:r>
+      <w:r>
+        <w:rPr>
+          <w:rStyle w:val="VerbatimChar"/>
+        </w:rPr>
+        <w:t xml:space="preserve">.elf</w:t>
+      </w:r>
+      <w:r>
+        <w:t xml:space="preserve"> </w:t>
+      </w:r>
+      <w:r>
+        <w:t xml:space="preserve">next to the</w:t>
+      </w:r>
+      <w:r>
+        <w:t xml:space="preserve"> </w:t>
+      </w:r>
+      <w:r>
+        <w:rPr>
+          <w:rStyle w:val="VerbatimChar"/>
+        </w:rPr>
+        <w:t xml:space="preserve">.img</w:t>
+      </w:r>
+      <w:r>
+        <w:t xml:space="preserve">).</w:t>
+      </w:r>
+    </w:p>
+    <w:p>
+      <w:pPr>
+        <w:pStyle w:val="Compact"/>
+        <w:numPr>
+          <w:ilvl w:val="0"/>
+          <w:numId w:val="1014"/>
+        </w:numPr>
+      </w:pPr>
+      <w:r>
+        <w:rPr>
+          <w:b/>
+          <w:bCs/>
+        </w:rPr>
+        <w:t xml:space="preserve">Serial console</w:t>
+      </w:r>
+      <w:r>
+        <w:t xml:space="preserve">:</w:t>
+      </w:r>
+      <w:r>
+        <w:t xml:space="preserve"> </w:t>
+      </w:r>
+      <w:r>
+        <w:rPr>
+          <w:rStyle w:val="VerbatimChar"/>
+        </w:rPr>
+        <w:t xml:space="preserve">config.txt</w:t>
+      </w:r>
+      <w:r>
+        <w:t xml:space="preserve"> </w:t>
+      </w:r>
+      <w:r>
+        <w:t xml:space="preserve">must have</w:t>
+      </w:r>
+      <w:r>
+        <w:t xml:space="preserve"> </w:t>
+      </w:r>
+      <w:r>
+        <w:rPr>
+          <w:rStyle w:val="VerbatimChar"/>
+        </w:rPr>
+        <w:t xml:space="preserve">enable_uart=1</w:t>
+      </w:r>
+      <w:r>
+        <w:t xml:space="preserve"> </w:t>
+      </w:r>
+      <w:r>
+        <w:t xml:space="preserve">(PL011 clock). The boot</w:t>
+      </w:r>
+      <w:r>
+        <w:t xml:space="preserve"> </w:t>
+      </w:r>
+      <w:r>
+        <w:t xml:space="preserve">log goes</w:t>
+      </w:r>
+      <w:r>
+        <w:t xml:space="preserve"> </w:t>
+      </w:r>
+      <w:r>
+        <w:rPr>
+          <w:b/>
+          <w:bCs/>
+        </w:rPr>
+        <w:t xml:space="preserve">also</w:t>
+      </w:r>
+      <w:r>
+        <w:t xml:space="preserve"> </w:t>
+      </w:r>
+      <w:r>
+        <w:t xml:space="preserve">to the HDMI screen (</w:t>
+      </w:r>
+      <w:r>
+        <w:rPr>
+          <w:rStyle w:val="VerbatimChar"/>
+        </w:rPr>
+        <w:t xml:space="preserve">CScreenDevice</w:t>
+      </w:r>
+      <w:r>
+        <w:t xml:space="preserve">) so it is readable without a serial</w:t>
+      </w:r>
+      <w:r>
+        <w:t xml:space="preserve"> </w:t>
+      </w:r>
+      <w:r>
+        <w:t xml:space="preserve">cable.</w:t>
+      </w:r>
+    </w:p>
+    <w:p>
+      <w:pPr>
+        <w:pStyle w:val="Compact"/>
+        <w:numPr>
+          <w:ilvl w:val="0"/>
+          <w:numId w:val="1014"/>
+        </w:numPr>
+      </w:pPr>
+      <w:r>
         <w:rPr>
           <w:b/>
           <w:bCs/>
@@ -11003,7 +12765,7 @@
       <w:r>
         <w:t xml:space="preserve"> </w:t>
       </w:r>
-      <w:hyperlink r:id="rId52">
+      <w:hyperlink r:id="rId59">
         <w:r>
           <w:rPr>
             <w:rStyle w:val="Hyperlink"/>
@@ -11015,8 +12777,8 @@
         <w:t xml:space="preserve">).</w:t>
       </w:r>
     </w:p>
-    <w:bookmarkEnd w:id="53"/>
-    <w:bookmarkStart w:id="55" w:name="Xe9c7e4e932ad1908138a3909ff179a810da6d71"/>
+    <w:bookmarkEnd w:id="60"/>
+    <w:bookmarkStart w:id="62" w:name="Xe9c7e4e932ad1908138a3909ff179a810da6d71"/>
     <w:p>
       <w:pPr>
         <w:pStyle w:val="Heading2"/>
@@ -11030,7 +12792,7 @@
         <w:pStyle w:val="Compact"/>
         <w:numPr>
           <w:ilvl w:val="0"/>
-          <w:numId w:val="1014"/>
+          <w:numId w:val="1015"/>
         </w:numPr>
       </w:pPr>
       <w:r>
@@ -11038,10 +12800,19 @@
           <w:b/>
           <w:bCs/>
         </w:rPr>
-        <w:t xml:space="preserve">Do not save FP/SIMD.</w:t>
-      </w:r>
-      <w:r>
-        <w:t xml:space="preserve"> </w:t>
+        <w:t xml:space="preserve">Hardware float is opt-in.</w:t>
+      </w:r>
+      <w:r>
+        <w:t xml:space="preserve"> </w:t>
+      </w:r>
+      <w:r>
+        <w:t xml:space="preserve">Apps are integer-only by default</w:t>
+      </w:r>
+      <w:r>
+        <w:t xml:space="preserve"> </w:t>
+      </w:r>
+      <w:r>
+        <w:t xml:space="preserve">(</w:t>
       </w:r>
       <w:r>
         <w:rPr>
@@ -11050,22 +12821,123 @@
         <w:t xml:space="preserve">-mgeneral-regs-only</w:t>
       </w:r>
       <w:r>
-        <w:t xml:space="preserve"> </w:t>
-      </w:r>
-      <w:r>
-        <w:t xml:space="preserve">is mandatory on the app side;</w:t>
-      </w:r>
-      <w:r>
-        <w:t xml:space="preserve"> </w:t>
-      </w:r>
-      <w:r>
-        <w:t xml:space="preserve">use fixed-point. An accidental floating-point use would corrupt the state on a context</w:t>
-      </w:r>
-      <w:r>
-        <w:t xml:space="preserve"> </w:t>
-      </w:r>
-      <w:r>
-        <w:t xml:space="preserve">switch.</w:t>
+        <w:t xml:space="preserve">); the kernel now saves the full FP/SIMD state on every trap,</w:t>
+      </w:r>
+      <w:r>
+        <w:t xml:space="preserve"> </w:t>
+      </w:r>
+      <w:r>
+        <w:t xml:space="preserve">so an app may opt into</w:t>
+      </w:r>
+      <w:r>
+        <w:t xml:space="preserve"> </w:t>
+      </w:r>
+      <w:r>
+        <w:rPr>
+          <w:rStyle w:val="VerbatimChar"/>
+        </w:rPr>
+        <w:t xml:space="preserve">float</w:t>
+      </w:r>
+      <w:r>
+        <w:t xml:space="preserve">/</w:t>
+      </w:r>
+      <w:r>
+        <w:rPr>
+          <w:rStyle w:val="VerbatimChar"/>
+        </w:rPr>
+        <w:t xml:space="preserve">double</w:t>
+      </w:r>
+      <w:r>
+        <w:t xml:space="preserve"> </w:t>
+      </w:r>
+      <w:r>
+        <w:t xml:space="preserve">by building without</w:t>
+      </w:r>
+      <w:r>
+        <w:t xml:space="preserve"> </w:t>
+      </w:r>
+      <w:r>
+        <w:rPr>
+          <w:rStyle w:val="VerbatimChar"/>
+        </w:rPr>
+        <w:t xml:space="preserve">-mgeneral-regs-only</w:t>
+      </w:r>
+      <w:r>
+        <w:t xml:space="preserve"> </w:t>
+      </w:r>
+      <w:r>
+        <w:t xml:space="preserve">and with</w:t>
+      </w:r>
+      <w:r>
+        <w:t xml:space="preserve"> </w:t>
+      </w:r>
+      <w:r>
+        <w:rPr>
+          <w:rStyle w:val="VerbatimChar"/>
+        </w:rPr>
+        <w:t xml:space="preserve">-mcpu=cortex-a72</w:t>
+      </w:r>
+      <w:r>
+        <w:t xml:space="preserve"> </w:t>
+      </w:r>
+      <w:r>
+        <w:t xml:space="preserve">(see §5). Caveat: if</w:t>
+      </w:r>
+      <w:r>
+        <w:t xml:space="preserve"> </w:t>
+      </w:r>
+      <w:r>
+        <w:rPr>
+          <w:b/>
+          <w:bCs/>
+        </w:rPr>
+        <w:t xml:space="preserve">preemptive</w:t>
+      </w:r>
+      <w:r>
+        <w:t xml:space="preserve"> </w:t>
+      </w:r>
+      <w:r>
+        <w:t xml:space="preserve">scheduling is ever</w:t>
+      </w:r>
+      <w:r>
+        <w:t xml:space="preserve"> </w:t>
+      </w:r>
+      <w:r>
+        <w:t xml:space="preserve">enabled (today the scheduler is purely cooperative), it</w:t>
+      </w:r>
+      <w:r>
+        <w:t xml:space="preserve"> </w:t>
+      </w:r>
+      <w:r>
+        <w:rPr>
+          <w:b/>
+          <w:bCs/>
+        </w:rPr>
+        <w:t xml:space="preserve">must</w:t>
+      </w:r>
+      <w:r>
+        <w:t xml:space="preserve"> </w:t>
+      </w:r>
+      <w:r>
+        <w:t xml:space="preserve">switch via the</w:t>
+      </w:r>
+      <w:r>
+        <w:t xml:space="preserve"> </w:t>
+      </w:r>
+      <w:r>
+        <w:t xml:space="preserve">full trap frame — the FP save lives there, not in the cooperative</w:t>
+      </w:r>
+      <w:r>
+        <w:t xml:space="preserve"> </w:t>
+      </w:r>
+      <w:r>
+        <w:rPr>
+          <w:rStyle w:val="VerbatimChar"/>
+        </w:rPr>
+        <w:t xml:space="preserve">TaskSwitch</w:t>
+      </w:r>
+      <w:r>
+        <w:t xml:space="preserve">.</w:t>
       </w:r>
     </w:p>
     <w:p>
@@ -11073,7 +12945,7 @@
         <w:pStyle w:val="Compact"/>
         <w:numPr>
           <w:ilvl w:val="0"/>
-          <w:numId w:val="1014"/>
+          <w:numId w:val="1015"/>
         </w:numPr>
       </w:pPr>
       <w:r>
@@ -11098,7 +12970,7 @@
       <w:r>
         <w:t xml:space="preserve"> </w:t>
       </w:r>
-      <w:hyperlink r:id="rId54">
+      <w:hyperlink r:id="rId61">
         <w:r>
           <w:rPr>
             <w:rStyle w:val="Hyperlink"/>
@@ -11115,7 +12987,7 @@
         <w:pStyle w:val="Compact"/>
         <w:numPr>
           <w:ilvl w:val="0"/>
-          <w:numId w:val="1014"/>
+          <w:numId w:val="1015"/>
         </w:numPr>
       </w:pPr>
       <w:r>
@@ -11143,7 +13015,7 @@
         <w:pStyle w:val="Compact"/>
         <w:numPr>
           <w:ilvl w:val="0"/>
-          <w:numId w:val="1014"/>
+          <w:numId w:val="1015"/>
         </w:numPr>
       </w:pPr>
       <w:r>
@@ -11246,7 +13118,7 @@
         <w:pStyle w:val="Compact"/>
         <w:numPr>
           <w:ilvl w:val="0"/>
-          <w:numId w:val="1014"/>
+          <w:numId w:val="1015"/>
         </w:numPr>
       </w:pPr>
       <w:r>
@@ -11307,7 +13179,7 @@
         <w:pStyle w:val="Compact"/>
         <w:numPr>
           <w:ilvl w:val="0"/>
-          <w:numId w:val="1014"/>
+          <w:numId w:val="1015"/>
         </w:numPr>
       </w:pPr>
       <w:r>
@@ -11335,7 +13207,7 @@
         <w:pStyle w:val="Compact"/>
         <w:numPr>
           <w:ilvl w:val="0"/>
-          <w:numId w:val="1014"/>
+          <w:numId w:val="1015"/>
         </w:numPr>
       </w:pPr>
       <w:r>
@@ -11364,7 +13236,7 @@
         <w:t xml:space="preserve">, not another clone.</w:t>
       </w:r>
     </w:p>
-    <w:bookmarkEnd w:id="55"/>
+    <w:bookmarkEnd w:id="62"/>
     <w:sectPr>
       <w:footerReference r:id="rId9" w:type="default"/>
       <w:footnotePr>
@@ -11797,6 +13669,9 @@
     <w:abstractNumId w:val="991"/>
   </w:num>
   <w:num w:numId="1011">
+    <w:abstractNumId w:val="991"/>
+  </w:num>
+  <w:num w:numId="1012">
     <w:abstractNumId w:val="99411"/>
     <w:lvlOverride w:ilvl="0">
       <w:startOverride w:val="1"/>
@@ -11826,13 +13701,13 @@
       <w:startOverride w:val="1"/>
     </w:lvlOverride>
   </w:num>
-  <w:num w:numId="1012">
-    <w:abstractNumId w:val="991"/>
-  </w:num>
   <w:num w:numId="1013">
     <w:abstractNumId w:val="991"/>
   </w:num>
   <w:num w:numId="1014">
+    <w:abstractNumId w:val="991"/>
+  </w:num>
+  <w:num w:numId="1015">
     <w:abstractNumId w:val="991"/>
   </w:num>
 </w:numbering>

--- a/docs/exports/03-DEVELOPER-GUIDE.docx
+++ b/docs/exports/03-DEVELOPER-GUIDE.docx
@@ -7867,7 +7867,7 @@
       </w:r>
     </w:p>
     <w:bookmarkEnd w:id="39"/>
-    <w:bookmarkStart w:id="50" w:name="Xf0254b5b66af42bca7d25138d14efff7271fb9a"/>
+    <w:bookmarkStart w:id="53" w:name="Xf0254b5b66af42bca7d25138d14efff7271fb9a"/>
     <w:p>
       <w:pPr>
         <w:pStyle w:val="Heading2"/>
@@ -9116,12 +9116,286 @@
         <w:pStyle w:val="BodyText"/>
       </w:pPr>
       <w:r>
+        <w:t xml:space="preserve">For</w:t>
+      </w:r>
+      <w:r>
+        <w:t xml:space="preserve"> </w:t>
+      </w:r>
+      <w:r>
+        <w:rPr>
+          <w:b/>
+          <w:bCs/>
+        </w:rPr>
+        <w:t xml:space="preserve">images</w:t>
+      </w:r>
+      <w:r>
+        <w:t xml:space="preserve"> </w:t>
+      </w:r>
+      <w:r>
+        <w:t xml:space="preserve">there is a reusable decoder,</w:t>
+      </w:r>
+      <w:r>
+        <w:t xml:space="preserve"> </w:t>
+      </w:r>
+      <w:hyperlink r:id="rId45">
+        <w:r>
+          <w:rPr>
+            <w:rStyle w:val="VerbatimChar"/>
+          </w:rPr>
+          <w:t xml:space="preserve">user/img/image.hpp</w:t>
+        </w:r>
+      </w:hyperlink>
+      <w:r>
+        <w:t xml:space="preserve"> </w:t>
+      </w:r>
+      <w:r>
+        <w:t xml:space="preserve">(</w:t>
+      </w:r>
+      <w:r>
+        <w:rPr>
+          <w:rStyle w:val="VerbatimChar"/>
+        </w:rPr>
+        <w:t xml:space="preserve">onyximg::decode(data, len, &amp;w, &amp;h)</w:t>
+      </w:r>
+      <w:r>
+        <w:t xml:space="preserve">) — built on the cross-compiled</w:t>
+      </w:r>
+      <w:r>
+        <w:t xml:space="preserve"> </w:t>
+      </w:r>
+      <w:r>
+        <w:rPr>
+          <w:b/>
+          <w:bCs/>
+        </w:rPr>
+        <w:t xml:space="preserve">zlib + libpng +</w:t>
+      </w:r>
+      <w:r>
+        <w:rPr>
+          <w:b/>
+          <w:bCs/>
+        </w:rPr>
+        <w:t xml:space="preserve"> </w:t>
+      </w:r>
+      <w:r>
+        <w:rPr>
+          <w:b/>
+          <w:bCs/>
+        </w:rPr>
+        <w:t xml:space="preserve">libjpeg</w:t>
+      </w:r>
+      <w:r>
+        <w:t xml:space="preserve">. It sniffs the format (PNG signature / JPEG SOI) and decodes a byte buffer into</w:t>
+      </w:r>
+      <w:r>
+        <w:t xml:space="preserve"> </w:t>
+      </w:r>
+      <w:r>
+        <w:t xml:space="preserve">a freshly</w:t>
+      </w:r>
+      <w:r>
+        <w:t xml:space="preserve"> </w:t>
+      </w:r>
+      <w:r>
+        <w:rPr>
+          <w:rStyle w:val="VerbatimChar"/>
+        </w:rPr>
+        <w:t xml:space="preserve">malloc</w:t>
+      </w:r>
+      <w:r>
+        <w:t xml:space="preserve">'d array of</w:t>
+      </w:r>
+      <w:r>
+        <w:t xml:space="preserve"> </w:t>
+      </w:r>
+      <w:r>
+        <w:rPr>
+          <w:rStyle w:val="VerbatimChar"/>
+        </w:rPr>
+        <w:t xml:space="preserve">0xAARRGGBB</w:t>
+      </w:r>
+      <w:r>
+        <w:t xml:space="preserve"> </w:t>
+      </w:r>
+      <w:r>
+        <w:t xml:space="preserve">pixels (8-bit alpha in the top byte, which the</w:t>
+      </w:r>
+      <w:r>
+        <w:t xml:space="preserve"> </w:t>
+      </w:r>
+      <w:r>
+        <w:t xml:space="preserve">canvas ignores when blitting). Same split as TLS: the libraries are cross-built once</w:t>
+      </w:r>
+      <w:r>
+        <w:t xml:space="preserve"> </w:t>
+      </w:r>
+      <w:r>
+        <w:t xml:space="preserve">(</w:t>
+      </w:r>
+      <w:r>
+        <w:rPr>
+          <w:rStyle w:val="VerbatimChar"/>
+        </w:rPr>
+        <w:t xml:space="preserve">make -C user/img</w:t>
+      </w:r>
+      <w:r>
+        <w:t xml:space="preserve">, sources pinned in</w:t>
+      </w:r>
+      <w:r>
+        <w:t xml:space="preserve"> </w:t>
+      </w:r>
+      <w:hyperlink r:id="rId46">
+        <w:r>
+          <w:rPr>
+            <w:rStyle w:val="VerbatimChar"/>
+          </w:rPr>
+          <w:t xml:space="preserve">user/img/README.md</w:t>
+        </w:r>
+      </w:hyperlink>
+      <w:r>
+        <w:t xml:space="preserve"> </w:t>
+      </w:r>
+      <w:r>
+        <w:t xml:space="preserve">—</w:t>
+      </w:r>
+      <w:r>
+        <w:t xml:space="preserve"> </w:t>
+      </w:r>
+      <w:r>
+        <w:t xml:space="preserve">zlib 1.3.1, libpng 1.6.44, libjpeg IJG v9f), the Onyx glue is header-only. It is a</w:t>
+      </w:r>
+      <w:r>
+        <w:t xml:space="preserve"> </w:t>
+      </w:r>
+      <w:r>
+        <w:rPr>
+          <w:b/>
+          <w:bCs/>
+        </w:rPr>
+        <w:t xml:space="preserve">newlib</w:t>
+      </w:r>
+      <w:r>
+        <w:t xml:space="preserve"> </w:t>
+      </w:r>
+      <w:r>
+        <w:t xml:space="preserve">component (uses</w:t>
+      </w:r>
+      <w:r>
+        <w:t xml:space="preserve"> </w:t>
+      </w:r>
+      <w:r>
+        <w:rPr>
+          <w:rStyle w:val="VerbatimChar"/>
+        </w:rPr>
+        <w:t xml:space="preserve">malloc</w:t>
+      </w:r>
+      <w:r>
+        <w:t xml:space="preserve"> </w:t>
+      </w:r>
+      <w:r>
+        <w:t xml:space="preserve">+ the libs), so it is OPT-IN:</w:t>
+      </w:r>
+      <w:r>
+        <w:t xml:space="preserve"> </w:t>
+      </w:r>
+      <w:r>
+        <w:rPr>
+          <w:rStyle w:val="VerbatimChar"/>
+        </w:rPr>
+        <w:t xml:space="preserve">make -C user/bin IMG_DIR=../img</w:t>
+      </w:r>
+      <w:r>
+        <w:t xml:space="preserve"> </w:t>
+      </w:r>
+      <w:r>
+        <w:t xml:space="preserve">builds the</w:t>
+      </w:r>
+      <w:r>
+        <w:t xml:space="preserve"> </w:t>
+      </w:r>
+      <w:r>
+        <w:rPr>
+          <w:rStyle w:val="VerbatimChar"/>
+        </w:rPr>
+        <w:t xml:space="preserve">/bin/imgtest</w:t>
+      </w:r>
+      <w:r>
+        <w:t xml:space="preserve"> </w:t>
+      </w:r>
+      <w:r>
+        <w:t xml:space="preserve">demo (decodes an embedded PNG and prints its</w:t>
+      </w:r>
+      <w:r>
+        <w:t xml:space="preserve"> </w:t>
+      </w:r>
+      <w:r>
+        <w:t xml:space="preserve">size). This is the same model NetSurf uses — link libpng/libjpeg/zlib, decode behind one</w:t>
+      </w:r>
+      <w:r>
+        <w:t xml:space="preserve"> </w:t>
+      </w:r>
+      <w:r>
+        <w:t xml:space="preserve">wrapper. Note:</w:t>
+      </w:r>
+      <w:r>
+        <w:t xml:space="preserve"> </w:t>
+      </w:r>
+      <w:r>
+        <w:rPr>
+          <w:rStyle w:val="VerbatimChar"/>
+        </w:rPr>
+        <w:t xml:space="preserve">image.hpp</w:t>
+      </w:r>
+      <w:r>
+        <w:t xml:space="preserve"> </w:t>
+      </w:r>
+      <w:r>
+        <w:t xml:space="preserve">is for full-colour web images; keep</w:t>
+      </w:r>
+      <w:r>
+        <w:t xml:space="preserve"> </w:t>
+      </w:r>
+      <w:hyperlink r:id="rId47">
+        <w:r>
+          <w:rPr>
+            <w:rStyle w:val="VerbatimChar"/>
+          </w:rPr>
+          <w:t xml:space="preserve">user/bmp.hpp</w:t>
+        </w:r>
+      </w:hyperlink>
+      <w:r>
+        <w:t xml:space="preserve"> </w:t>
+      </w:r>
+      <w:r>
+        <w:t xml:space="preserve">for the magenta-keyed</w:t>
+      </w:r>
+      <w:r>
+        <w:t xml:space="preserve"> </w:t>
+      </w:r>
+      <w:r>
+        <w:rPr>
+          <w:rStyle w:val="VerbatimChar"/>
+        </w:rPr>
+        <w:t xml:space="preserve">0x00RRGGBB</w:t>
+      </w:r>
+      <w:r>
+        <w:t xml:space="preserve"> </w:t>
+      </w:r>
+      <w:r>
+        <w:t xml:space="preserve">icons loaded from SD.</w:t>
+      </w:r>
+    </w:p>
+    <w:p>
+      <w:pPr>
+        <w:pStyle w:val="BodyText"/>
+      </w:pPr>
+      <w:r>
         <w:t xml:space="preserve">And</w:t>
       </w:r>
       <w:r>
         <w:t xml:space="preserve"> </w:t>
       </w:r>
-      <w:hyperlink r:id="rId45">
+      <w:hyperlink r:id="rId48">
         <w:r>
           <w:rPr>
             <w:rStyle w:val="VerbatimChar"/>
@@ -9474,7 +9748,7 @@
         <w:t xml:space="preserve">…, §earlier) still work and coexist; apps choose one model per window.</w:t>
       </w:r>
     </w:p>
-    <w:bookmarkStart w:id="49" w:name="dynamic-memory--c-apps"/>
+    <w:bookmarkStart w:id="52" w:name="dynamic-memory--c-apps"/>
     <w:p>
       <w:pPr>
         <w:pStyle w:val="Heading3"/>
@@ -9544,7 +9818,7 @@
       <w:r>
         <w:t xml:space="preserve"> </w:t>
       </w:r>
-      <w:hyperlink r:id="rId46">
+      <w:hyperlink r:id="rId49">
         <w:r>
           <w:rPr>
             <w:rStyle w:val="VerbatimChar"/>
@@ -9840,7 +10114,7 @@
       <w:r>
         <w:t xml:space="preserve"> </w:t>
       </w:r>
-      <w:hyperlink r:id="rId47">
+      <w:hyperlink r:id="rId50">
         <w:r>
           <w:rPr>
             <w:rStyle w:val="VerbatimChar"/>
@@ -10074,7 +10348,7 @@
       <w:r>
         <w:t xml:space="preserve"> </w:t>
       </w:r>
-      <w:hyperlink r:id="rId48">
+      <w:hyperlink r:id="rId51">
         <w:r>
           <w:rPr>
             <w:rStyle w:val="VerbatimChar"/>
@@ -10089,9 +10363,9 @@
         <w:t xml:space="preserve">for a working example.</w:t>
       </w:r>
     </w:p>
-    <w:bookmarkEnd w:id="49"/>
-    <w:bookmarkEnd w:id="50"/>
-    <w:bookmarkStart w:id="56" w:name="X636230dba256ccd30a2e68f8101290712b3f4c4"/>
+    <w:bookmarkEnd w:id="52"/>
+    <w:bookmarkEnd w:id="53"/>
+    <w:bookmarkStart w:id="59" w:name="X636230dba256ccd30a2e68f8101290712b3f4c4"/>
     <w:p>
       <w:pPr>
         <w:pStyle w:val="Heading2"/>
@@ -10535,7 +10809,7 @@
       <w:r>
         <w:t xml:space="preserve"> </w:t>
       </w:r>
-      <w:hyperlink r:id="rId51">
+      <w:hyperlink r:id="rId54">
         <w:r>
           <w:rPr>
             <w:rStyle w:val="VerbatimChar"/>
@@ -10616,7 +10890,7 @@
       <w:r>
         <w:t xml:space="preserve"> </w:t>
       </w:r>
-      <w:hyperlink r:id="rId52">
+      <w:hyperlink r:id="rId55">
         <w:r>
           <w:rPr>
             <w:rStyle w:val="VerbatimChar"/>
@@ -10880,7 +11154,7 @@
         <w:t xml:space="preserve">40</w:t>
       </w:r>
     </w:p>
-    <w:bookmarkStart w:id="55" w:name="screenshots-and-documentation"/>
+    <w:bookmarkStart w:id="58" w:name="screenshots-and-documentation"/>
     <w:p>
       <w:pPr>
         <w:pStyle w:val="Heading3"/>
@@ -10910,7 +11184,7 @@
       <w:r>
         <w:t xml:space="preserve"> </w:t>
       </w:r>
-      <w:hyperlink r:id="rId53">
+      <w:hyperlink r:id="rId56">
         <w:r>
           <w:rPr>
             <w:rStyle w:val="VerbatimChar"/>
@@ -11162,7 +11436,7 @@
       <w:r>
         <w:t xml:space="preserve"> </w:t>
       </w:r>
-      <w:hyperlink r:id="rId54">
+      <w:hyperlink r:id="rId57">
         <w:r>
           <w:rPr>
             <w:rStyle w:val="VerbatimChar"/>
@@ -11386,9 +11660,9 @@
         <w:t xml:space="preserve">screenshot if the visual changes, then regenerates the exports.</w:t>
       </w:r>
     </w:p>
-    <w:bookmarkEnd w:id="55"/>
-    <w:bookmarkEnd w:id="56"/>
-    <w:bookmarkStart w:id="57" w:name="Xc2ec260aede7afe7fa831ade27ff6c6be860f38"/>
+    <w:bookmarkEnd w:id="58"/>
+    <w:bookmarkEnd w:id="59"/>
+    <w:bookmarkStart w:id="60" w:name="Xc2ec260aede7afe7fa831ade27ff6c6be860f38"/>
     <w:p>
       <w:pPr>
         <w:pStyle w:val="Heading2"/>
@@ -12115,8 +12389,8 @@
         <w:t xml:space="preserve">"must match").</w:t>
       </w:r>
     </w:p>
-    <w:bookmarkEnd w:id="57"/>
-    <w:bookmarkStart w:id="58" w:name="X57cc4a25254639a1e87307c03f7beba3c173828"/>
+    <w:bookmarkEnd w:id="60"/>
+    <w:bookmarkStart w:id="61" w:name="X57cc4a25254639a1e87307c03f7beba3c173828"/>
     <w:p>
       <w:pPr>
         <w:pStyle w:val="Heading2"/>
@@ -12492,8 +12766,8 @@
         <w:t xml:space="preserve">committed in this repo.)</w:t>
       </w:r>
     </w:p>
-    <w:bookmarkEnd w:id="58"/>
-    <w:bookmarkStart w:id="60" w:name="Xe2e8f17f312baf0f280f8a3dfcc5fa34b4105bf"/>
+    <w:bookmarkEnd w:id="61"/>
+    <w:bookmarkStart w:id="63" w:name="Xe2e8f17f312baf0f280f8a3dfcc5fa34b4105bf"/>
     <w:p>
       <w:pPr>
         <w:pStyle w:val="Heading2"/>
@@ -12765,7 +13039,7 @@
       <w:r>
         <w:t xml:space="preserve"> </w:t>
       </w:r>
-      <w:hyperlink r:id="rId59">
+      <w:hyperlink r:id="rId62">
         <w:r>
           <w:rPr>
             <w:rStyle w:val="Hyperlink"/>
@@ -12777,8 +13051,8 @@
         <w:t xml:space="preserve">).</w:t>
       </w:r>
     </w:p>
-    <w:bookmarkEnd w:id="60"/>
-    <w:bookmarkStart w:id="62" w:name="Xe9c7e4e932ad1908138a3909ff179a810da6d71"/>
+    <w:bookmarkEnd w:id="63"/>
+    <w:bookmarkStart w:id="65" w:name="Xe9c7e4e932ad1908138a3909ff179a810da6d71"/>
     <w:p>
       <w:pPr>
         <w:pStyle w:val="Heading2"/>
@@ -12970,7 +13244,7 @@
       <w:r>
         <w:t xml:space="preserve"> </w:t>
       </w:r>
-      <w:hyperlink r:id="rId61">
+      <w:hyperlink r:id="rId64">
         <w:r>
           <w:rPr>
             <w:rStyle w:val="Hyperlink"/>
@@ -13236,7 +13510,7 @@
         <w:t xml:space="preserve">, not another clone.</w:t>
       </w:r>
     </w:p>
-    <w:bookmarkEnd w:id="62"/>
+    <w:bookmarkEnd w:id="65"/>
     <w:sectPr>
       <w:footerReference r:id="rId9" w:type="default"/>
       <w:footnotePr>

--- a/docs/exports/03-DEVELOPER-GUIDE.docx
+++ b/docs/exports/03-DEVELOPER-GUIDE.docx
@@ -7867,7 +7867,7 @@
       </w:r>
     </w:p>
     <w:bookmarkEnd w:id="39"/>
-    <w:bookmarkStart w:id="53" w:name="Xf0254b5b66af42bca7d25138d14efff7271fb9a"/>
+    <w:bookmarkStart w:id="55" w:name="Xf0254b5b66af42bca7d25138d14efff7271fb9a"/>
     <w:p>
       <w:pPr>
         <w:pStyle w:val="Heading2"/>
@@ -9390,12 +9390,446 @@
         <w:pStyle w:val="BodyText"/>
       </w:pPr>
       <w:r>
+        <w:t xml:space="preserve">For a</w:t>
+      </w:r>
+      <w:r>
+        <w:t xml:space="preserve"> </w:t>
+      </w:r>
+      <w:r>
+        <w:rPr>
+          <w:b/>
+          <w:bCs/>
+        </w:rPr>
+        <w:t xml:space="preserve">NetSurf-style framebuffer GUI</w:t>
+      </w:r>
+      <w:r>
+        <w:t xml:space="preserve"> </w:t>
+      </w:r>
+      <w:r>
+        <w:t xml:space="preserve">there is an Onyx</w:t>
+      </w:r>
+      <w:r>
+        <w:t xml:space="preserve"> </w:t>
+      </w:r>
+      <w:r>
+        <w:rPr>
+          <w:b/>
+          <w:bCs/>
+        </w:rPr>
+        <w:t xml:space="preserve">libnsfb</w:t>
+      </w:r>
+      <w:r>
+        <w:t xml:space="preserve"> </w:t>
+      </w:r>
+      <w:r>
+        <w:t xml:space="preserve">surface backend,</w:t>
+      </w:r>
+      <w:r>
+        <w:t xml:space="preserve"> </w:t>
+      </w:r>
+      <w:hyperlink r:id="rId48">
+        <w:r>
+          <w:rPr>
+            <w:rStyle w:val="VerbatimChar"/>
+          </w:rPr>
+          <w:t xml:space="preserve">user/nsfb/onyx_surface.c</w:t>
+        </w:r>
+      </w:hyperlink>
+      <w:r>
+        <w:t xml:space="preserve">. libnsfb is NetSurf's framebuffer</w:t>
+      </w:r>
+      <w:r>
+        <w:t xml:space="preserve"> </w:t>
+      </w:r>
+      <w:r>
+        <w:t xml:space="preserve">abstraction (its software plotters draw into a surface buffer); this backend makes an Onyx</w:t>
+      </w:r>
+      <w:r>
+        <w:t xml:space="preserve"> </w:t>
+      </w:r>
+      <w:r>
+        <w:t xml:space="preserve">window</w:t>
+      </w:r>
+      <w:r>
+        <w:t xml:space="preserve"> </w:t>
+      </w:r>
+      <w:r>
+        <w:rPr>
+          <w:b/>
+          <w:bCs/>
+        </w:rPr>
+        <w:t xml:space="preserve">content canvas</w:t>
+      </w:r>
+      <w:r>
+        <w:t xml:space="preserve"> </w:t>
+      </w:r>
+      <w:r>
+        <w:t xml:space="preserve">that surface:</w:t>
+      </w:r>
+      <w:r>
+        <w:t xml:space="preserve"> </w:t>
+      </w:r>
+      <w:r>
+        <w:rPr>
+          <w:rStyle w:val="VerbatimChar"/>
+        </w:rPr>
+        <w:t xml:space="preserve">initialise</w:t>
+      </w:r>
+      <w:r>
+        <w:t xml:space="preserve"> </w:t>
+      </w:r>
+      <w:r>
+        <w:t xml:space="preserve">→</w:t>
+      </w:r>
+      <w:r>
+        <w:t xml:space="preserve"> </w:t>
+      </w:r>
+      <w:r>
+        <w:rPr>
+          <w:rStyle w:val="VerbatimChar"/>
+        </w:rPr>
+        <w:t xml:space="preserve">kapi_create_window</w:t>
+      </w:r>
+      <w:r>
+        <w:t xml:space="preserve"> </w:t>
+      </w:r>
+      <w:r>
+        <w:t xml:space="preserve">(the</w:t>
+      </w:r>
+      <w:r>
+        <w:t xml:space="preserve"> </w:t>
+      </w:r>
+      <w:r>
+        <w:rPr>
+          <w:rStyle w:val="VerbatimChar"/>
+        </w:rPr>
+        <w:t xml:space="preserve">0x00RRGGBB</w:t>
+      </w:r>
+      <w:r>
+        <w:t xml:space="preserve"> </w:t>
+      </w:r>
+      <w:r>
+        <w:t xml:space="preserve">canvas</w:t>
+      </w:r>
+      <w:r>
+        <w:t xml:space="preserve"> </w:t>
+      </w:r>
+      <w:r>
+        <w:rPr>
+          <w:i/>
+          <w:iCs/>
+        </w:rPr>
+        <w:t xml:space="preserve">is</w:t>
+      </w:r>
+      <w:r>
+        <w:t xml:space="preserve"> </w:t>
+      </w:r>
+      <w:r>
+        <w:t xml:space="preserve">the framebuffer),</w:t>
+      </w:r>
+      <w:r>
+        <w:t xml:space="preserve"> </w:t>
+      </w:r>
+      <w:r>
+        <w:rPr>
+          <w:rStyle w:val="VerbatimChar"/>
+        </w:rPr>
+        <w:t xml:space="preserve">update</w:t>
+      </w:r>
+      <w:r>
+        <w:t xml:space="preserve"> </w:t>
+      </w:r>
+      <w:r>
+        <w:t xml:space="preserve">→</w:t>
+      </w:r>
+      <w:r>
+        <w:t xml:space="preserve"> </w:t>
+      </w:r>
+      <w:r>
+        <w:rPr>
+          <w:rStyle w:val="VerbatimChar"/>
+        </w:rPr>
+        <w:t xml:space="preserve">kapi_present</w:t>
+      </w:r>
+      <w:r>
+        <w:t xml:space="preserve">, and</w:t>
+      </w:r>
+      <w:r>
+        <w:t xml:space="preserve"> </w:t>
+      </w:r>
+      <w:r>
+        <w:rPr>
+          <w:rStyle w:val="VerbatimChar"/>
+        </w:rPr>
+        <w:t xml:space="preserve">input</w:t>
+      </w:r>
+      <w:r>
+        <w:t xml:space="preserve"> </w:t>
+      </w:r>
+      <w:r>
+        <w:t xml:space="preserve">bridges</w:t>
+      </w:r>
+      <w:r>
+        <w:t xml:space="preserve"> </w:t>
+      </w:r>
+      <w:r>
+        <w:t xml:space="preserve">Onyx's callback-driven pointer/key events (</w:t>
+      </w:r>
+      <w:r>
+        <w:rPr>
+          <w:rStyle w:val="VerbatimChar"/>
+        </w:rPr>
+        <w:t xml:space="preserve">kapi_set_pointer/key_handler</w:t>
+      </w:r>
+      <w:r>
+        <w:t xml:space="preserve"> </w:t>
+      </w:r>
+      <w:r>
+        <w:t xml:space="preserve">+</w:t>
+      </w:r>
+      <w:r>
+        <w:t xml:space="preserve"> </w:t>
+      </w:r>
+      <w:r>
+        <w:rPr>
+          <w:rStyle w:val="VerbatimChar"/>
+        </w:rPr>
+        <w:t xml:space="preserve">pump_events</w:t>
+      </w:r>
+      <w:r>
+        <w:t xml:space="preserve">)</w:t>
+      </w:r>
+      <w:r>
+        <w:t xml:space="preserve"> </w:t>
+      </w:r>
+      <w:r>
+        <w:t xml:space="preserve">into libnsfb's poll-style event queue. The format is</w:t>
+      </w:r>
+      <w:r>
+        <w:t xml:space="preserve"> </w:t>
+      </w:r>
+      <w:r>
+        <w:rPr>
+          <w:rStyle w:val="VerbatimChar"/>
+        </w:rPr>
+        <w:t xml:space="preserve">NSFB_FMT_XRGB8888</w:t>
+      </w:r>
+      <w:r>
+        <w:t xml:space="preserve"> </w:t>
+      </w:r>
+      <w:r>
+        <w:t xml:space="preserve">— on little-endian</w:t>
+      </w:r>
+      <w:r>
+        <w:t xml:space="preserve"> </w:t>
+      </w:r>
+      <w:r>
+        <w:t xml:space="preserve">the plotter packs</w:t>
+      </w:r>
+      <w:r>
+        <w:t xml:space="preserve"> </w:t>
+      </w:r>
+      <w:r>
+        <w:rPr>
+          <w:rStyle w:val="VerbatimChar"/>
+        </w:rPr>
+        <w:t xml:space="preserve">0x00RRGGBB</w:t>
+      </w:r>
+      <w:r>
+        <w:t xml:space="preserve">, exactly the canvas layout (no R/B swap). The vendored</w:t>
+      </w:r>
+      <w:r>
+        <w:t xml:space="preserve"> </w:t>
+      </w:r>
+      <w:r>
+        <w:t xml:space="preserve">libnsfb is</w:t>
+      </w:r>
+      <w:r>
+        <w:t xml:space="preserve"> </w:t>
+      </w:r>
+      <w:r>
+        <w:rPr>
+          <w:b/>
+          <w:bCs/>
+        </w:rPr>
+        <w:t xml:space="preserve">unpatched</w:t>
+      </w:r>
+      <w:r>
+        <w:t xml:space="preserve">: the backend registers under the name</w:t>
+      </w:r>
+      <w:r>
+        <w:t xml:space="preserve"> </w:t>
+      </w:r>
+      <w:r>
+        <w:rPr>
+          <w:rStyle w:val="VerbatimChar"/>
+        </w:rPr>
+        <w:t xml:space="preserve">"onyx"</w:t>
+      </w:r>
+      <w:r>
+        <w:t xml:space="preserve"> </w:t>
+      </w:r>
+      <w:r>
+        <w:t xml:space="preserve">(resolved with</w:t>
+      </w:r>
+      <w:r>
+        <w:t xml:space="preserve"> </w:t>
+      </w:r>
+      <w:r>
+        <w:rPr>
+          <w:rStyle w:val="VerbatimChar"/>
+        </w:rPr>
+        <w:t xml:space="preserve">nsfb_type_from_name("onyx")</w:t>
+      </w:r>
+      <w:r>
+        <w:t xml:space="preserve">) via a constructor that Onyx's</w:t>
+      </w:r>
+      <w:r>
+        <w:t xml:space="preserve"> </w:t>
+      </w:r>
+      <w:r>
+        <w:rPr>
+          <w:rStyle w:val="VerbatimChar"/>
+        </w:rPr>
+        <w:t xml:space="preserve">crt0</w:t>
+      </w:r>
+      <w:r>
+        <w:t xml:space="preserve"> </w:t>
+      </w:r>
+      <w:r>
+        <w:t xml:space="preserve">runs from</w:t>
+      </w:r>
+      <w:r>
+        <w:t xml:space="preserve"> </w:t>
+      </w:r>
+      <w:r>
+        <w:rPr>
+          <w:rStyle w:val="VerbatimChar"/>
+        </w:rPr>
+        <w:t xml:space="preserve">.init_array</w:t>
+      </w:r>
+      <w:r>
+        <w:t xml:space="preserve">.</w:t>
+      </w:r>
+      <w:r>
+        <w:t xml:space="preserve"> </w:t>
+      </w:r>
+      <w:r>
+        <w:t xml:space="preserve">Cross-built once (</w:t>
+      </w:r>
+      <w:r>
+        <w:rPr>
+          <w:rStyle w:val="VerbatimChar"/>
+        </w:rPr>
+        <w:t xml:space="preserve">make -C user/nsfb</w:t>
+      </w:r>
+      <w:r>
+        <w:t xml:space="preserve">, pinned in</w:t>
+      </w:r>
+      <w:r>
+        <w:t xml:space="preserve"> </w:t>
+      </w:r>
+      <w:hyperlink r:id="rId49">
+        <w:r>
+          <w:rPr>
+            <w:rStyle w:val="VerbatimChar"/>
+          </w:rPr>
+          <w:t xml:space="preserve">user/nsfb/README.md</w:t>
+        </w:r>
+      </w:hyperlink>
+      <w:r>
+        <w:t xml:space="preserve">),</w:t>
+      </w:r>
+      <w:r>
+        <w:t xml:space="preserve"> </w:t>
+      </w:r>
+      <w:r>
+        <w:t xml:space="preserve">then OPT-IN:</w:t>
+      </w:r>
+      <w:r>
+        <w:t xml:space="preserve"> </w:t>
+      </w:r>
+      <w:r>
+        <w:rPr>
+          <w:rStyle w:val="VerbatimChar"/>
+        </w:rPr>
+        <w:t xml:space="preserve">make -C user/bin NSFB_DIR=../nsfb</w:t>
+      </w:r>
+      <w:r>
+        <w:t xml:space="preserve"> </w:t>
+      </w:r>
+      <w:r>
+        <w:t xml:space="preserve">builds the</w:t>
+      </w:r>
+      <w:r>
+        <w:t xml:space="preserve"> </w:t>
+      </w:r>
+      <w:r>
+        <w:rPr>
+          <w:rStyle w:val="VerbatimChar"/>
+        </w:rPr>
+        <w:t xml:space="preserve">/bin/nsfbdemo</w:t>
+      </w:r>
+      <w:r>
+        <w:t xml:space="preserve"> </w:t>
+      </w:r>
+      <w:r>
+        <w:t xml:space="preserve">demo (draws</w:t>
+      </w:r>
+      <w:r>
+        <w:t xml:space="preserve"> </w:t>
+      </w:r>
+      <w:r>
+        <w:t xml:space="preserve">shapes through libnsfb and tracks the cursor).</w:t>
+      </w:r>
+      <w:r>
+        <w:t xml:space="preserve"> </w:t>
+      </w:r>
+      <w:r>
+        <w:rPr>
+          <w:rStyle w:val="VerbatimChar"/>
+        </w:rPr>
+        <w:t xml:space="preserve">libnsfb.a</w:t>
+      </w:r>
+      <w:r>
+        <w:t xml:space="preserve"> </w:t>
+      </w:r>
+      <w:r>
+        <w:t xml:space="preserve">is linked</w:t>
+      </w:r>
+      <w:r>
+        <w:t xml:space="preserve"> </w:t>
+      </w:r>
+      <w:r>
+        <w:rPr>
+          <w:rStyle w:val="VerbatimChar"/>
+        </w:rPr>
+        <w:t xml:space="preserve">--whole-archive</w:t>
+      </w:r>
+      <w:r>
+        <w:t xml:space="preserve"> </w:t>
+      </w:r>
+      <w:r>
+        <w:t xml:space="preserve">so</w:t>
+      </w:r>
+      <w:r>
+        <w:t xml:space="preserve"> </w:t>
+      </w:r>
+      <w:r>
+        <w:t xml:space="preserve">the surface's registration constructor is not dropped.</w:t>
+      </w:r>
+    </w:p>
+    <w:p>
+      <w:pPr>
+        <w:pStyle w:val="BodyText"/>
+      </w:pPr>
+      <w:r>
         <w:t xml:space="preserve">And</w:t>
       </w:r>
       <w:r>
         <w:t xml:space="preserve"> </w:t>
       </w:r>
-      <w:hyperlink r:id="rId48">
+      <w:hyperlink r:id="rId50">
         <w:r>
           <w:rPr>
             <w:rStyle w:val="VerbatimChar"/>
@@ -9748,7 +10182,7 @@
         <w:t xml:space="preserve">…, §earlier) still work and coexist; apps choose one model per window.</w:t>
       </w:r>
     </w:p>
-    <w:bookmarkStart w:id="52" w:name="dynamic-memory--c-apps"/>
+    <w:bookmarkStart w:id="54" w:name="dynamic-memory--c-apps"/>
     <w:p>
       <w:pPr>
         <w:pStyle w:val="Heading3"/>
@@ -9818,7 +10252,7 @@
       <w:r>
         <w:t xml:space="preserve"> </w:t>
       </w:r>
-      <w:hyperlink r:id="rId49">
+      <w:hyperlink r:id="rId51">
         <w:r>
           <w:rPr>
             <w:rStyle w:val="VerbatimChar"/>
@@ -10114,7 +10548,7 @@
       <w:r>
         <w:t xml:space="preserve"> </w:t>
       </w:r>
-      <w:hyperlink r:id="rId50">
+      <w:hyperlink r:id="rId52">
         <w:r>
           <w:rPr>
             <w:rStyle w:val="VerbatimChar"/>
@@ -10348,7 +10782,7 @@
       <w:r>
         <w:t xml:space="preserve"> </w:t>
       </w:r>
-      <w:hyperlink r:id="rId51">
+      <w:hyperlink r:id="rId53">
         <w:r>
           <w:rPr>
             <w:rStyle w:val="VerbatimChar"/>
@@ -10363,9 +10797,9 @@
         <w:t xml:space="preserve">for a working example.</w:t>
       </w:r>
     </w:p>
-    <w:bookmarkEnd w:id="52"/>
-    <w:bookmarkEnd w:id="53"/>
-    <w:bookmarkStart w:id="59" w:name="X636230dba256ccd30a2e68f8101290712b3f4c4"/>
+    <w:bookmarkEnd w:id="54"/>
+    <w:bookmarkEnd w:id="55"/>
+    <w:bookmarkStart w:id="61" w:name="X636230dba256ccd30a2e68f8101290712b3f4c4"/>
     <w:p>
       <w:pPr>
         <w:pStyle w:val="Heading2"/>
@@ -10809,7 +11243,7 @@
       <w:r>
         <w:t xml:space="preserve"> </w:t>
       </w:r>
-      <w:hyperlink r:id="rId54">
+      <w:hyperlink r:id="rId56">
         <w:r>
           <w:rPr>
             <w:rStyle w:val="VerbatimChar"/>
@@ -10890,7 +11324,7 @@
       <w:r>
         <w:t xml:space="preserve"> </w:t>
       </w:r>
-      <w:hyperlink r:id="rId55">
+      <w:hyperlink r:id="rId57">
         <w:r>
           <w:rPr>
             <w:rStyle w:val="VerbatimChar"/>
@@ -11154,7 +11588,7 @@
         <w:t xml:space="preserve">40</w:t>
       </w:r>
     </w:p>
-    <w:bookmarkStart w:id="58" w:name="screenshots-and-documentation"/>
+    <w:bookmarkStart w:id="60" w:name="screenshots-and-documentation"/>
     <w:p>
       <w:pPr>
         <w:pStyle w:val="Heading3"/>
@@ -11184,7 +11618,7 @@
       <w:r>
         <w:t xml:space="preserve"> </w:t>
       </w:r>
-      <w:hyperlink r:id="rId56">
+      <w:hyperlink r:id="rId58">
         <w:r>
           <w:rPr>
             <w:rStyle w:val="VerbatimChar"/>
@@ -11436,7 +11870,7 @@
       <w:r>
         <w:t xml:space="preserve"> </w:t>
       </w:r>
-      <w:hyperlink r:id="rId57">
+      <w:hyperlink r:id="rId59">
         <w:r>
           <w:rPr>
             <w:rStyle w:val="VerbatimChar"/>
@@ -11660,9 +12094,9 @@
         <w:t xml:space="preserve">screenshot if the visual changes, then regenerates the exports.</w:t>
       </w:r>
     </w:p>
-    <w:bookmarkEnd w:id="58"/>
-    <w:bookmarkEnd w:id="59"/>
-    <w:bookmarkStart w:id="60" w:name="Xc2ec260aede7afe7fa831ade27ff6c6be860f38"/>
+    <w:bookmarkEnd w:id="60"/>
+    <w:bookmarkEnd w:id="61"/>
+    <w:bookmarkStart w:id="62" w:name="Xc2ec260aede7afe7fa831ade27ff6c6be860f38"/>
     <w:p>
       <w:pPr>
         <w:pStyle w:val="Heading2"/>
@@ -12389,8 +12823,8 @@
         <w:t xml:space="preserve">"must match").</w:t>
       </w:r>
     </w:p>
-    <w:bookmarkEnd w:id="60"/>
-    <w:bookmarkStart w:id="61" w:name="X57cc4a25254639a1e87307c03f7beba3c173828"/>
+    <w:bookmarkEnd w:id="62"/>
+    <w:bookmarkStart w:id="63" w:name="X57cc4a25254639a1e87307c03f7beba3c173828"/>
     <w:p>
       <w:pPr>
         <w:pStyle w:val="Heading2"/>
@@ -12766,8 +13200,8 @@
         <w:t xml:space="preserve">committed in this repo.)</w:t>
       </w:r>
     </w:p>
-    <w:bookmarkEnd w:id="61"/>
-    <w:bookmarkStart w:id="63" w:name="Xe2e8f17f312baf0f280f8a3dfcc5fa34b4105bf"/>
+    <w:bookmarkEnd w:id="63"/>
+    <w:bookmarkStart w:id="65" w:name="Xe2e8f17f312baf0f280f8a3dfcc5fa34b4105bf"/>
     <w:p>
       <w:pPr>
         <w:pStyle w:val="Heading2"/>
@@ -13039,7 +13473,7 @@
       <w:r>
         <w:t xml:space="preserve"> </w:t>
       </w:r>
-      <w:hyperlink r:id="rId62">
+      <w:hyperlink r:id="rId64">
         <w:r>
           <w:rPr>
             <w:rStyle w:val="Hyperlink"/>
@@ -13051,8 +13485,8 @@
         <w:t xml:space="preserve">).</w:t>
       </w:r>
     </w:p>
-    <w:bookmarkEnd w:id="63"/>
-    <w:bookmarkStart w:id="65" w:name="Xe9c7e4e932ad1908138a3909ff179a810da6d71"/>
+    <w:bookmarkEnd w:id="65"/>
+    <w:bookmarkStart w:id="67" w:name="Xe9c7e4e932ad1908138a3909ff179a810da6d71"/>
     <w:p>
       <w:pPr>
         <w:pStyle w:val="Heading2"/>
@@ -13244,7 +13678,7 @@
       <w:r>
         <w:t xml:space="preserve"> </w:t>
       </w:r>
-      <w:hyperlink r:id="rId64">
+      <w:hyperlink r:id="rId66">
         <w:r>
           <w:rPr>
             <w:rStyle w:val="Hyperlink"/>
@@ -13510,7 +13944,7 @@
         <w:t xml:space="preserve">, not another clone.</w:t>
       </w:r>
     </w:p>
-    <w:bookmarkEnd w:id="65"/>
+    <w:bookmarkEnd w:id="67"/>
     <w:sectPr>
       <w:footerReference r:id="rId9" w:type="default"/>
       <w:footnotePr>

--- a/docs/exports/03-DEVELOPER-GUIDE.docx
+++ b/docs/exports/03-DEVELOPER-GUIDE.docx
@@ -7867,7 +7867,7 @@
       </w:r>
     </w:p>
     <w:bookmarkEnd w:id="39"/>
-    <w:bookmarkStart w:id="55" w:name="Xf0254b5b66af42bca7d25138d14efff7271fb9a"/>
+    <w:bookmarkStart w:id="57" w:name="Xf0254b5b66af42bca7d25138d14efff7271fb9a"/>
     <w:p>
       <w:pPr>
         <w:pStyle w:val="Heading2"/>
@@ -9824,12 +9824,323 @@
         <w:pStyle w:val="BodyText"/>
       </w:pPr>
       <w:r>
+        <w:t xml:space="preserve">The</w:t>
+      </w:r>
+      <w:r>
+        <w:t xml:space="preserve"> </w:t>
+      </w:r>
+      <w:r>
+        <w:rPr>
+          <w:b/>
+          <w:bCs/>
+        </w:rPr>
+        <w:t xml:space="preserve">NetSurf core library stack</w:t>
+      </w:r>
+      <w:r>
+        <w:t xml:space="preserve"> </w:t>
+      </w:r>
+      <w:r>
+        <w:t xml:space="preserve">also cross-builds for Onyx —</w:t>
+      </w:r>
+      <w:r>
+        <w:t xml:space="preserve"> </w:t>
+      </w:r>
+      <w:r>
+        <w:rPr>
+          <w:rStyle w:val="VerbatimChar"/>
+        </w:rPr>
+        <w:t xml:space="preserve">user/netsurf/</w:t>
+      </w:r>
+      <w:r>
+        <w:t xml:space="preserve"> </w:t>
+      </w:r>
+      <w:r>
+        <w:t xml:space="preserve">builds</w:t>
+      </w:r>
+      <w:r>
+        <w:t xml:space="preserve"> </w:t>
+      </w:r>
+      <w:r>
+        <w:t xml:space="preserve">libwapcaplet, libparserutils, libnsutils, libnsgif, libnsbmp, libhubbub (HTML), libcss</w:t>
+      </w:r>
+      <w:r>
+        <w:t xml:space="preserve"> </w:t>
+      </w:r>
+      <w:r>
+        <w:t xml:space="preserve">(CSS) and libdom (DOM) against newlib (</w:t>
+      </w:r>
+      <w:r>
+        <w:rPr>
+          <w:rStyle w:val="VerbatimChar"/>
+        </w:rPr>
+        <w:t xml:space="preserve">make -C user/netsurf</w:t>
+      </w:r>
+      <w:r>
+        <w:t xml:space="preserve">, versions pinned in</w:t>
+      </w:r>
+      <w:r>
+        <w:t xml:space="preserve"> </w:t>
+      </w:r>
+      <w:hyperlink r:id="rId50">
+        <w:r>
+          <w:rPr>
+            <w:rStyle w:val="VerbatimChar"/>
+          </w:rPr>
+          <w:t xml:space="preserve">user/netsurf/README.md</w:t>
+        </w:r>
+      </w:hyperlink>
+      <w:r>
+        <w:t xml:space="preserve">). The whole stack</w:t>
+      </w:r>
+      <w:r>
+        <w:t xml:space="preserve"> </w:t>
+      </w:r>
+      <w:r>
+        <w:rPr>
+          <w:b/>
+          <w:bCs/>
+        </w:rPr>
+        <w:t xml:space="preserve">links clean</w:t>
+      </w:r>
+      <w:r>
+        <w:t xml:space="preserve"> </w:t>
+      </w:r>
+      <w:r>
+        <w:t xml:space="preserve">—</w:t>
+      </w:r>
+      <w:r>
+        <w:t xml:space="preserve"> </w:t>
+      </w:r>
+      <w:r>
+        <w:t xml:space="preserve">no undefined symbols — against</w:t>
+      </w:r>
+      <w:r>
+        <w:t xml:space="preserve"> </w:t>
+      </w:r>
+      <w:r>
+        <w:rPr>
+          <w:rStyle w:val="VerbatimChar"/>
+        </w:rPr>
+        <w:t xml:space="preserve">crt0libc</w:t>
+      </w:r>
+      <w:r>
+        <w:t xml:space="preserve"> </w:t>
+      </w:r>
+      <w:r>
+        <w:t xml:space="preserve">+</w:t>
+      </w:r>
+      <w:r>
+        <w:t xml:space="preserve"> </w:t>
+      </w:r>
+      <w:r>
+        <w:rPr>
+          <w:rStyle w:val="VerbatimChar"/>
+        </w:rPr>
+        <w:t xml:space="preserve">onyx_syscalls</w:t>
+      </w:r>
+      <w:r>
+        <w:t xml:space="preserve"> </w:t>
+      </w:r>
+      <w:r>
+        <w:t xml:space="preserve">+ newlib. Three Onyx-side fixes</w:t>
+      </w:r>
+      <w:r>
+        <w:t xml:space="preserve"> </w:t>
+      </w:r>
+      <w:r>
+        <w:t xml:space="preserve">made it self-contained: libparserutils is built</w:t>
+      </w:r>
+      <w:r>
+        <w:t xml:space="preserve"> </w:t>
+      </w:r>
+      <w:r>
+        <w:rPr>
+          <w:rStyle w:val="VerbatimChar"/>
+        </w:rPr>
+        <w:t xml:space="preserve">-DWITHOUT_ICONV_FILTER</w:t>
+      </w:r>
+      <w:r>
+        <w:t xml:space="preserve"> </w:t>
+      </w:r>
+      <w:r>
+        <w:t xml:space="preserve">(use its own</w:t>
+      </w:r>
+      <w:r>
+        <w:t xml:space="preserve"> </w:t>
+      </w:r>
+      <w:r>
+        <w:t xml:space="preserve">charset codecs; newlib has no</w:t>
+      </w:r>
+      <w:r>
+        <w:t xml:space="preserve"> </w:t>
+      </w:r>
+      <w:r>
+        <w:rPr>
+          <w:rStyle w:val="VerbatimChar"/>
+        </w:rPr>
+        <w:t xml:space="preserve">iconv</w:t>
+      </w:r>
+      <w:r>
+        <w:t xml:space="preserve">), everything is built</w:t>
+      </w:r>
+      <w:r>
+        <w:t xml:space="preserve"> </w:t>
+      </w:r>
+      <w:r>
+        <w:rPr>
+          <w:rStyle w:val="VerbatimChar"/>
+        </w:rPr>
+        <w:t xml:space="preserve">-fcommon</w:t>
+      </w:r>
+      <w:r>
+        <w:t xml:space="preserve"> </w:t>
+      </w:r>
+      <w:r>
+        <w:t xml:space="preserve">(the code predates</w:t>
+      </w:r>
+      <w:r>
+        <w:t xml:space="preserve"> </w:t>
+      </w:r>
+      <w:r>
+        <w:t xml:space="preserve">GCC 10's</w:t>
+      </w:r>
+      <w:r>
+        <w:t xml:space="preserve"> </w:t>
+      </w:r>
+      <w:r>
+        <w:rPr>
+          <w:rStyle w:val="VerbatimChar"/>
+        </w:rPr>
+        <w:t xml:space="preserve">-fno-common</w:t>
+      </w:r>
+      <w:r>
+        <w:t xml:space="preserve">), and</w:t>
+      </w:r>
+      <w:r>
+        <w:t xml:space="preserve"> </w:t>
+      </w:r>
+      <w:r>
+        <w:rPr>
+          <w:rStyle w:val="VerbatimChar"/>
+        </w:rPr>
+        <w:t xml:space="preserve">pread</w:t>
+      </w:r>
+      <w:r>
+        <w:t xml:space="preserve">/</w:t>
+      </w:r>
+      <w:r>
+        <w:rPr>
+          <w:rStyle w:val="VerbatimChar"/>
+        </w:rPr>
+        <w:t xml:space="preserve">pwrite</w:t>
+      </w:r>
+      <w:r>
+        <w:t xml:space="preserve"> </w:t>
+      </w:r>
+      <w:r>
+        <w:t xml:space="preserve">were added to</w:t>
+      </w:r>
+      <w:r>
+        <w:t xml:space="preserve"> </w:t>
+      </w:r>
+      <w:r>
+        <w:rPr>
+          <w:rStyle w:val="VerbatimChar"/>
+        </w:rPr>
+        <w:t xml:space="preserve">onyx_syscalls.c</w:t>
+      </w:r>
+      <w:r>
+        <w:t xml:space="preserve">. Code that the</w:t>
+      </w:r>
+      <w:r>
+        <w:t xml:space="preserve"> </w:t>
+      </w:r>
+      <w:r>
+        <w:t xml:space="preserve">upstream buildsystem normally generates with host tools is reproduced in the Makefile: perl</w:t>
+      </w:r>
+      <w:r>
+        <w:t xml:space="preserve"> </w:t>
+      </w:r>
+      <w:r>
+        <w:t xml:space="preserve">for the libparserutils charset aliases and libhubbub entities, a host-compiled</w:t>
+      </w:r>
+      <w:r>
+        <w:t xml:space="preserve"> </w:t>
+      </w:r>
+      <w:r>
+        <w:rPr>
+          <w:rStyle w:val="VerbatimChar"/>
+        </w:rPr>
+        <w:t xml:space="preserve">gen_parser</w:t>
+      </w:r>
+      <w:r>
+        <w:t xml:space="preserve"> </w:t>
+      </w:r>
+      <w:r>
+        <w:t xml:space="preserve">for the libcss property parsers, and a gperf-free element-type table for libhubbub</w:t>
+      </w:r>
+      <w:r>
+        <w:t xml:space="preserve"> </w:t>
+      </w:r>
+      <w:r>
+        <w:t xml:space="preserve">(</w:t>
+      </w:r>
+      <w:hyperlink r:id="rId51">
+        <w:r>
+          <w:rPr>
+            <w:rStyle w:val="VerbatimChar"/>
+          </w:rPr>
+          <w:t xml:space="preserve">user/netsurf/gen/</w:t>
+        </w:r>
+      </w:hyperlink>
+      <w:r>
+        <w:t xml:space="preserve">). This is NetSurf brick 7; the fetcher and</w:t>
+      </w:r>
+      <w:r>
+        <w:t xml:space="preserve"> </w:t>
+      </w:r>
+      <w:r>
+        <w:t xml:space="preserve">framebuffer frontend (wiring it to</w:t>
+      </w:r>
+      <w:r>
+        <w:t xml:space="preserve"> </w:t>
+      </w:r>
+      <w:r>
+        <w:rPr>
+          <w:rStyle w:val="VerbatimChar"/>
+        </w:rPr>
+        <w:t xml:space="preserve">user/nsfb</w:t>
+      </w:r>
+      <w:r>
+        <w:t xml:space="preserve"> </w:t>
+      </w:r>
+      <w:r>
+        <w:t xml:space="preserve">+</w:t>
+      </w:r>
+      <w:r>
+        <w:t xml:space="preserve"> </w:t>
+      </w:r>
+      <w:r>
+        <w:rPr>
+          <w:rStyle w:val="VerbatimChar"/>
+        </w:rPr>
+        <w:t xml:space="preserve">user/img</w:t>
+      </w:r>
+      <w:r>
+        <w:t xml:space="preserve">) are the remaining bricks.</w:t>
+      </w:r>
+    </w:p>
+    <w:p>
+      <w:pPr>
+        <w:pStyle w:val="BodyText"/>
+      </w:pPr>
+      <w:r>
         <w:t xml:space="preserve">And</w:t>
       </w:r>
       <w:r>
         <w:t xml:space="preserve"> </w:t>
       </w:r>
-      <w:hyperlink r:id="rId50">
+      <w:hyperlink r:id="rId52">
         <w:r>
           <w:rPr>
             <w:rStyle w:val="VerbatimChar"/>
@@ -10182,7 +10493,7 @@
         <w:t xml:space="preserve">…, §earlier) still work and coexist; apps choose one model per window.</w:t>
       </w:r>
     </w:p>
-    <w:bookmarkStart w:id="54" w:name="dynamic-memory--c-apps"/>
+    <w:bookmarkStart w:id="56" w:name="dynamic-memory--c-apps"/>
     <w:p>
       <w:pPr>
         <w:pStyle w:val="Heading3"/>
@@ -10252,7 +10563,7 @@
       <w:r>
         <w:t xml:space="preserve"> </w:t>
       </w:r>
-      <w:hyperlink r:id="rId51">
+      <w:hyperlink r:id="rId53">
         <w:r>
           <w:rPr>
             <w:rStyle w:val="VerbatimChar"/>
@@ -10548,7 +10859,7 @@
       <w:r>
         <w:t xml:space="preserve"> </w:t>
       </w:r>
-      <w:hyperlink r:id="rId52">
+      <w:hyperlink r:id="rId54">
         <w:r>
           <w:rPr>
             <w:rStyle w:val="VerbatimChar"/>
@@ -10782,7 +11093,7 @@
       <w:r>
         <w:t xml:space="preserve"> </w:t>
       </w:r>
-      <w:hyperlink r:id="rId53">
+      <w:hyperlink r:id="rId55">
         <w:r>
           <w:rPr>
             <w:rStyle w:val="VerbatimChar"/>
@@ -10797,9 +11108,9 @@
         <w:t xml:space="preserve">for a working example.</w:t>
       </w:r>
     </w:p>
-    <w:bookmarkEnd w:id="54"/>
-    <w:bookmarkEnd w:id="55"/>
-    <w:bookmarkStart w:id="61" w:name="X636230dba256ccd30a2e68f8101290712b3f4c4"/>
+    <w:bookmarkEnd w:id="56"/>
+    <w:bookmarkEnd w:id="57"/>
+    <w:bookmarkStart w:id="63" w:name="X636230dba256ccd30a2e68f8101290712b3f4c4"/>
     <w:p>
       <w:pPr>
         <w:pStyle w:val="Heading2"/>
@@ -11243,7 +11554,7 @@
       <w:r>
         <w:t xml:space="preserve"> </w:t>
       </w:r>
-      <w:hyperlink r:id="rId56">
+      <w:hyperlink r:id="rId58">
         <w:r>
           <w:rPr>
             <w:rStyle w:val="VerbatimChar"/>
@@ -11324,7 +11635,7 @@
       <w:r>
         <w:t xml:space="preserve"> </w:t>
       </w:r>
-      <w:hyperlink r:id="rId57">
+      <w:hyperlink r:id="rId59">
         <w:r>
           <w:rPr>
             <w:rStyle w:val="VerbatimChar"/>
@@ -11588,7 +11899,7 @@
         <w:t xml:space="preserve">40</w:t>
       </w:r>
     </w:p>
-    <w:bookmarkStart w:id="60" w:name="screenshots-and-documentation"/>
+    <w:bookmarkStart w:id="62" w:name="screenshots-and-documentation"/>
     <w:p>
       <w:pPr>
         <w:pStyle w:val="Heading3"/>
@@ -11618,7 +11929,7 @@
       <w:r>
         <w:t xml:space="preserve"> </w:t>
       </w:r>
-      <w:hyperlink r:id="rId58">
+      <w:hyperlink r:id="rId60">
         <w:r>
           <w:rPr>
             <w:rStyle w:val="VerbatimChar"/>
@@ -11870,7 +12181,7 @@
       <w:r>
         <w:t xml:space="preserve"> </w:t>
       </w:r>
-      <w:hyperlink r:id="rId59">
+      <w:hyperlink r:id="rId61">
         <w:r>
           <w:rPr>
             <w:rStyle w:val="VerbatimChar"/>
@@ -12094,9 +12405,9 @@
         <w:t xml:space="preserve">screenshot if the visual changes, then regenerates the exports.</w:t>
       </w:r>
     </w:p>
-    <w:bookmarkEnd w:id="60"/>
-    <w:bookmarkEnd w:id="61"/>
-    <w:bookmarkStart w:id="62" w:name="Xc2ec260aede7afe7fa831ade27ff6c6be860f38"/>
+    <w:bookmarkEnd w:id="62"/>
+    <w:bookmarkEnd w:id="63"/>
+    <w:bookmarkStart w:id="64" w:name="Xc2ec260aede7afe7fa831ade27ff6c6be860f38"/>
     <w:p>
       <w:pPr>
         <w:pStyle w:val="Heading2"/>
@@ -12823,8 +13134,8 @@
         <w:t xml:space="preserve">"must match").</w:t>
       </w:r>
     </w:p>
-    <w:bookmarkEnd w:id="62"/>
-    <w:bookmarkStart w:id="63" w:name="X57cc4a25254639a1e87307c03f7beba3c173828"/>
+    <w:bookmarkEnd w:id="64"/>
+    <w:bookmarkStart w:id="65" w:name="X57cc4a25254639a1e87307c03f7beba3c173828"/>
     <w:p>
       <w:pPr>
         <w:pStyle w:val="Heading2"/>
@@ -13200,8 +13511,8 @@
         <w:t xml:space="preserve">committed in this repo.)</w:t>
       </w:r>
     </w:p>
-    <w:bookmarkEnd w:id="63"/>
-    <w:bookmarkStart w:id="65" w:name="Xe2e8f17f312baf0f280f8a3dfcc5fa34b4105bf"/>
+    <w:bookmarkEnd w:id="65"/>
+    <w:bookmarkStart w:id="67" w:name="Xe2e8f17f312baf0f280f8a3dfcc5fa34b4105bf"/>
     <w:p>
       <w:pPr>
         <w:pStyle w:val="Heading2"/>
@@ -13473,7 +13784,7 @@
       <w:r>
         <w:t xml:space="preserve"> </w:t>
       </w:r>
-      <w:hyperlink r:id="rId64">
+      <w:hyperlink r:id="rId66">
         <w:r>
           <w:rPr>
             <w:rStyle w:val="Hyperlink"/>
@@ -13485,8 +13796,8 @@
         <w:t xml:space="preserve">).</w:t>
       </w:r>
     </w:p>
-    <w:bookmarkEnd w:id="65"/>
-    <w:bookmarkStart w:id="67" w:name="Xe9c7e4e932ad1908138a3909ff179a810da6d71"/>
+    <w:bookmarkEnd w:id="67"/>
+    <w:bookmarkStart w:id="69" w:name="Xe9c7e4e932ad1908138a3909ff179a810da6d71"/>
     <w:p>
       <w:pPr>
         <w:pStyle w:val="Heading2"/>
@@ -13678,7 +13989,7 @@
       <w:r>
         <w:t xml:space="preserve"> </w:t>
       </w:r>
-      <w:hyperlink r:id="rId66">
+      <w:hyperlink r:id="rId68">
         <w:r>
           <w:rPr>
             <w:rStyle w:val="Hyperlink"/>
@@ -13944,7 +14255,7 @@
         <w:t xml:space="preserve">, not another clone.</w:t>
       </w:r>
     </w:p>
-    <w:bookmarkEnd w:id="67"/>
+    <w:bookmarkEnd w:id="69"/>
     <w:sectPr>
       <w:footerReference r:id="rId9" w:type="default"/>
       <w:footnotePr>

--- a/docs/exports/03-DEVELOPER-GUIDE.docx
+++ b/docs/exports/03-DEVELOPER-GUIDE.docx
@@ -7867,7 +7867,7 @@
       </w:r>
     </w:p>
     <w:bookmarkEnd w:id="39"/>
-    <w:bookmarkStart w:id="57" w:name="Xf0254b5b66af42bca7d25138d14efff7271fb9a"/>
+    <w:bookmarkStart w:id="58" w:name="Xf0254b5b66af42bca7d25138d14efff7271fb9a"/>
     <w:p>
       <w:pPr>
         <w:pStyle w:val="Heading2"/>
@@ -10094,13 +10094,52 @@
         </w:r>
       </w:hyperlink>
       <w:r>
-        <w:t xml:space="preserve">). This is NetSurf brick 7; the fetcher and</w:t>
-      </w:r>
-      <w:r>
-        <w:t xml:space="preserve"> </w:t>
-      </w:r>
-      <w:r>
-        <w:t xml:space="preserve">framebuffer frontend (wiring it to</w:t>
+        <w:t xml:space="preserve">). This is NetSurf brick 7. Brick 8 — an Onyx</w:t>
+      </w:r>
+      <w:r>
+        <w:t xml:space="preserve"> </w:t>
+      </w:r>
+      <w:r>
+        <w:rPr>
+          <w:b/>
+          <w:bCs/>
+        </w:rPr>
+        <w:t xml:space="preserve">fetch scheme handler</w:t>
+      </w:r>
+      <w:r>
+        <w:t xml:space="preserve"> </w:t>
+      </w:r>
+      <w:r>
+        <w:t xml:space="preserve">(</w:t>
+      </w:r>
+      <w:hyperlink r:id="rId52">
+        <w:r>
+          <w:rPr>
+            <w:rStyle w:val="VerbatimChar"/>
+          </w:rPr>
+          <w:t xml:space="preserve">user/netsurf/onyx_fetch.c</w:t>
+        </w:r>
+      </w:hyperlink>
+      <w:r>
+        <w:t xml:space="preserve">) that</w:t>
+      </w:r>
+      <w:r>
+        <w:t xml:space="preserve"> </w:t>
+      </w:r>
+      <w:r>
+        <w:t xml:space="preserve">drives the NetSurf fetch API over the Onyx TCP kapis (+ gzip via zlib), the curl-fetcher's</w:t>
+      </w:r>
+      <w:r>
+        <w:t xml:space="preserve"> </w:t>
+      </w:r>
+      <w:r>
+        <w:t xml:space="preserve">role without libcurl — is drafted and compiles against the real fetcher API. The remaining</w:t>
+      </w:r>
+      <w:r>
+        <w:t xml:space="preserve"> </w:t>
+      </w:r>
+      <w:r>
+        <w:t xml:space="preserve">brick is the NetSurf core + an Onyx framebuffer frontend wiring it all to</w:t>
       </w:r>
       <w:r>
         <w:t xml:space="preserve"> </w:t>
@@ -10127,7 +10166,7 @@
         <w:t xml:space="preserve">user/img</w:t>
       </w:r>
       <w:r>
-        <w:t xml:space="preserve">) are the remaining bricks.</w:t>
+        <w:t xml:space="preserve">.</w:t>
       </w:r>
     </w:p>
     <w:p>
@@ -10140,7 +10179,7 @@
       <w:r>
         <w:t xml:space="preserve"> </w:t>
       </w:r>
-      <w:hyperlink r:id="rId52">
+      <w:hyperlink r:id="rId53">
         <w:r>
           <w:rPr>
             <w:rStyle w:val="VerbatimChar"/>
@@ -10493,7 +10532,7 @@
         <w:t xml:space="preserve">…, §earlier) still work and coexist; apps choose one model per window.</w:t>
       </w:r>
     </w:p>
-    <w:bookmarkStart w:id="56" w:name="dynamic-memory--c-apps"/>
+    <w:bookmarkStart w:id="57" w:name="dynamic-memory--c-apps"/>
     <w:p>
       <w:pPr>
         <w:pStyle w:val="Heading3"/>
@@ -10563,7 +10602,7 @@
       <w:r>
         <w:t xml:space="preserve"> </w:t>
       </w:r>
-      <w:hyperlink r:id="rId53">
+      <w:hyperlink r:id="rId54">
         <w:r>
           <w:rPr>
             <w:rStyle w:val="VerbatimChar"/>
@@ -10859,7 +10898,7 @@
       <w:r>
         <w:t xml:space="preserve"> </w:t>
       </w:r>
-      <w:hyperlink r:id="rId54">
+      <w:hyperlink r:id="rId55">
         <w:r>
           <w:rPr>
             <w:rStyle w:val="VerbatimChar"/>
@@ -11093,7 +11132,7 @@
       <w:r>
         <w:t xml:space="preserve"> </w:t>
       </w:r>
-      <w:hyperlink r:id="rId55">
+      <w:hyperlink r:id="rId56">
         <w:r>
           <w:rPr>
             <w:rStyle w:val="VerbatimChar"/>
@@ -11108,9 +11147,9 @@
         <w:t xml:space="preserve">for a working example.</w:t>
       </w:r>
     </w:p>
-    <w:bookmarkEnd w:id="56"/>
     <w:bookmarkEnd w:id="57"/>
-    <w:bookmarkStart w:id="63" w:name="X636230dba256ccd30a2e68f8101290712b3f4c4"/>
+    <w:bookmarkEnd w:id="58"/>
+    <w:bookmarkStart w:id="64" w:name="X636230dba256ccd30a2e68f8101290712b3f4c4"/>
     <w:p>
       <w:pPr>
         <w:pStyle w:val="Heading2"/>
@@ -11554,7 +11593,7 @@
       <w:r>
         <w:t xml:space="preserve"> </w:t>
       </w:r>
-      <w:hyperlink r:id="rId58">
+      <w:hyperlink r:id="rId59">
         <w:r>
           <w:rPr>
             <w:rStyle w:val="VerbatimChar"/>
@@ -11635,7 +11674,7 @@
       <w:r>
         <w:t xml:space="preserve"> </w:t>
       </w:r>
-      <w:hyperlink r:id="rId59">
+      <w:hyperlink r:id="rId60">
         <w:r>
           <w:rPr>
             <w:rStyle w:val="VerbatimChar"/>
@@ -11899,7 +11938,7 @@
         <w:t xml:space="preserve">40</w:t>
       </w:r>
     </w:p>
-    <w:bookmarkStart w:id="62" w:name="screenshots-and-documentation"/>
+    <w:bookmarkStart w:id="63" w:name="screenshots-and-documentation"/>
     <w:p>
       <w:pPr>
         <w:pStyle w:val="Heading3"/>
@@ -11929,7 +11968,7 @@
       <w:r>
         <w:t xml:space="preserve"> </w:t>
       </w:r>
-      <w:hyperlink r:id="rId60">
+      <w:hyperlink r:id="rId61">
         <w:r>
           <w:rPr>
             <w:rStyle w:val="VerbatimChar"/>
@@ -12181,7 +12220,7 @@
       <w:r>
         <w:t xml:space="preserve"> </w:t>
       </w:r>
-      <w:hyperlink r:id="rId61">
+      <w:hyperlink r:id="rId62">
         <w:r>
           <w:rPr>
             <w:rStyle w:val="VerbatimChar"/>
@@ -12405,9 +12444,9 @@
         <w:t xml:space="preserve">screenshot if the visual changes, then regenerates the exports.</w:t>
       </w:r>
     </w:p>
-    <w:bookmarkEnd w:id="62"/>
     <w:bookmarkEnd w:id="63"/>
-    <w:bookmarkStart w:id="64" w:name="Xc2ec260aede7afe7fa831ade27ff6c6be860f38"/>
+    <w:bookmarkEnd w:id="64"/>
+    <w:bookmarkStart w:id="65" w:name="Xc2ec260aede7afe7fa831ade27ff6c6be860f38"/>
     <w:p>
       <w:pPr>
         <w:pStyle w:val="Heading2"/>
@@ -13134,8 +13173,8 @@
         <w:t xml:space="preserve">"must match").</w:t>
       </w:r>
     </w:p>
-    <w:bookmarkEnd w:id="64"/>
-    <w:bookmarkStart w:id="65" w:name="X57cc4a25254639a1e87307c03f7beba3c173828"/>
+    <w:bookmarkEnd w:id="65"/>
+    <w:bookmarkStart w:id="66" w:name="X57cc4a25254639a1e87307c03f7beba3c173828"/>
     <w:p>
       <w:pPr>
         <w:pStyle w:val="Heading2"/>
@@ -13511,8 +13550,8 @@
         <w:t xml:space="preserve">committed in this repo.)</w:t>
       </w:r>
     </w:p>
-    <w:bookmarkEnd w:id="65"/>
-    <w:bookmarkStart w:id="67" w:name="Xe2e8f17f312baf0f280f8a3dfcc5fa34b4105bf"/>
+    <w:bookmarkEnd w:id="66"/>
+    <w:bookmarkStart w:id="68" w:name="Xe2e8f17f312baf0f280f8a3dfcc5fa34b4105bf"/>
     <w:p>
       <w:pPr>
         <w:pStyle w:val="Heading2"/>
@@ -13784,7 +13823,7 @@
       <w:r>
         <w:t xml:space="preserve"> </w:t>
       </w:r>
-      <w:hyperlink r:id="rId66">
+      <w:hyperlink r:id="rId67">
         <w:r>
           <w:rPr>
             <w:rStyle w:val="Hyperlink"/>
@@ -13796,8 +13835,8 @@
         <w:t xml:space="preserve">).</w:t>
       </w:r>
     </w:p>
-    <w:bookmarkEnd w:id="67"/>
-    <w:bookmarkStart w:id="69" w:name="Xe9c7e4e932ad1908138a3909ff179a810da6d71"/>
+    <w:bookmarkEnd w:id="68"/>
+    <w:bookmarkStart w:id="70" w:name="Xe9c7e4e932ad1908138a3909ff179a810da6d71"/>
     <w:p>
       <w:pPr>
         <w:pStyle w:val="Heading2"/>
@@ -13989,7 +14028,7 @@
       <w:r>
         <w:t xml:space="preserve"> </w:t>
       </w:r>
-      <w:hyperlink r:id="rId68">
+      <w:hyperlink r:id="rId69">
         <w:r>
           <w:rPr>
             <w:rStyle w:val="Hyperlink"/>
@@ -14255,7 +14294,7 @@
         <w:t xml:space="preserve">, not another clone.</w:t>
       </w:r>
     </w:p>
-    <w:bookmarkEnd w:id="69"/>
+    <w:bookmarkEnd w:id="70"/>
     <w:sectPr>
       <w:footerReference r:id="rId9" w:type="default"/>
       <w:footnotePr>

--- a/docs/exports/03-DEVELOPER-GUIDE.docx
+++ b/docs/exports/03-DEVELOPER-GUIDE.docx
@@ -10121,7 +10121,7 @@
         </w:r>
       </w:hyperlink>
       <w:r>
-        <w:t xml:space="preserve">) that</w:t>
+        <w:t xml:space="preserve">) —</w:t>
       </w:r>
       <w:r>
         <w:t xml:space="preserve"> </w:t>
@@ -10133,13 +10133,29 @@
         <w:t xml:space="preserve"> </w:t>
       </w:r>
       <w:r>
-        <w:t xml:space="preserve">role without libcurl — is drafted and compiles against the real fetcher API. The remaining</w:t>
-      </w:r>
-      <w:r>
-        <w:t xml:space="preserve"> </w:t>
-      </w:r>
-      <w:r>
-        <w:t xml:space="preserve">brick is the NetSurf core + an Onyx framebuffer frontend wiring it all to</w:t>
+        <w:t xml:space="preserve">role without libcurl. Brick 9 wires the whole</w:t>
+      </w:r>
+      <w:r>
+        <w:t xml:space="preserve"> </w:t>
+      </w:r>
+      <w:r>
+        <w:rPr>
+          <w:b/>
+          <w:bCs/>
+        </w:rPr>
+        <w:t xml:space="preserve">NetSurf core + its framebuffer frontend</w:t>
+      </w:r>
+      <w:r>
+        <w:t xml:space="preserve"> </w:t>
+      </w:r>
+      <w:r>
+        <w:t xml:space="preserve">to</w:t>
+      </w:r>
+      <w:r>
+        <w:t xml:space="preserve"> </w:t>
+      </w:r>
+      <w:r>
+        <w:t xml:space="preserve">the</w:t>
       </w:r>
       <w:r>
         <w:t xml:space="preserve"> </w:t>
@@ -10154,7 +10170,16 @@
         <w:t xml:space="preserve"> </w:t>
       </w:r>
       <w:r>
-        <w:t xml:space="preserve">+</w:t>
+        <w:rPr>
+          <w:rStyle w:val="VerbatimChar"/>
+        </w:rPr>
+        <w:t xml:space="preserve">"onyx"</w:t>
+      </w:r>
+      <w:r>
+        <w:t xml:space="preserve"> </w:t>
+      </w:r>
+      <w:r>
+        <w:t xml:space="preserve">libnsfb surface + the</w:t>
       </w:r>
       <w:r>
         <w:t xml:space="preserve"> </w:t>
@@ -10165,6 +10190,156 @@
         </w:rPr>
         <w:t xml:space="preserve">user/img</w:t>
       </w:r>
+      <w:r>
+        <w:t xml:space="preserve"> </w:t>
+      </w:r>
+      <w:r>
+        <w:t xml:space="preserve">decoders:</w:t>
+      </w:r>
+      <w:r>
+        <w:t xml:space="preserve"> </w:t>
+      </w:r>
+      <w:r>
+        <w:rPr>
+          <w:rStyle w:val="VerbatimChar"/>
+        </w:rPr>
+        <w:t xml:space="preserve">make -f user/netsurf/netsurf-app.mk stage</w:t>
+      </w:r>
+      <w:r>
+        <w:t xml:space="preserve"> </w:t>
+      </w:r>
+      <w:r>
+        <w:t xml:space="preserve">builds</w:t>
+      </w:r>
+      <w:r>
+        <w:t xml:space="preserve"> </w:t>
+      </w:r>
+      <w:r>
+        <w:rPr>
+          <w:rStyle w:val="VerbatimChar"/>
+        </w:rPr>
+        <w:t xml:space="preserve">netsurf.elf</w:t>
+      </w:r>
+      <w:r>
+        <w:t xml:space="preserve"> </w:t>
+      </w:r>
+      <w:r>
+        <w:t xml:space="preserve">(182 TUs + the libs) and installs it</w:t>
+      </w:r>
+      <w:r>
+        <w:t xml:space="preserve"> </w:t>
+      </w:r>
+      <w:r>
+        <w:t xml:space="preserve">as the</w:t>
+      </w:r>
+      <w:r>
+        <w:t xml:space="preserve"> </w:t>
+      </w:r>
+      <w:r>
+        <w:rPr>
+          <w:rStyle w:val="VerbatimChar"/>
+        </w:rPr>
+        <w:t xml:space="preserve">NetSurf</w:t>
+      </w:r>
+      <w:r>
+        <w:t xml:space="preserve"> </w:t>
+      </w:r>
+      <w:r>
+        <w:t xml:space="preserve">desktop app.</w:t>
+      </w:r>
+      <w:r>
+        <w:t xml:space="preserve"> </w:t>
+      </w:r>
+      <w:r>
+        <w:rPr>
+          <w:b/>
+          <w:bCs/>
+        </w:rPr>
+        <w:t xml:space="preserve">It runs on Onyx</w:t>
+      </w:r>
+      <w:r>
+        <w:t xml:space="preserve"> </w:t>
+      </w:r>
+      <w:r>
+        <w:t xml:space="preserve">— the window opens and real web pages render</w:t>
+      </w:r>
+      <w:r>
+        <w:t xml:space="preserve"> </w:t>
+      </w:r>
+      <w:r>
+        <w:t xml:space="preserve">through the full HTML/CSS engine (currently slow; the</w:t>
+      </w:r>
+      <w:r>
+        <w:t xml:space="preserve"> </w:t>
+      </w:r>
+      <w:r>
+        <w:rPr>
+          <w:rStyle w:val="VerbatimChar"/>
+        </w:rPr>
+        <w:t xml:space="preserve">onyx_main.c</w:t>
+      </w:r>
+      <w:r>
+        <w:t xml:space="preserve"> </w:t>
+      </w:r>
+      <w:r>
+        <w:t xml:space="preserve">entry shim passes</w:t>
+      </w:r>
+      <w:r>
+        <w:t xml:space="preserve"> </w:t>
+      </w:r>
+      <w:r>
+        <w:rPr>
+          <w:rStyle w:val="VerbatimChar"/>
+        </w:rPr>
+        <w:t xml:space="preserve">-f onyx</w:t>
+      </w:r>
+      <w:r>
+        <w:t xml:space="preserve"> </w:t>
+      </w:r>
+      <w:r>
+        <w:t xml:space="preserve">to select the window surface). A console</w:t>
+      </w:r>
+      <w:r>
+        <w:t xml:space="preserve"> </w:t>
+      </w:r>
+      <w:r>
+        <w:rPr>
+          <w:rStyle w:val="VerbatimChar"/>
+        </w:rPr>
+        <w:t xml:space="preserve">nstest</w:t>
+      </w:r>
+      <w:r>
+        <w:t xml:space="preserve"> </w:t>
+      </w:r>
+      <w:r>
+        <w:t xml:space="preserve">(</w:t>
+      </w:r>
+      <w:r>
+        <w:rPr>
+          <w:rStyle w:val="VerbatimChar"/>
+        </w:rPr>
+        <w:t xml:space="preserve">netsurf-app.mk nstest</w:t>
+      </w:r>
+      <w:r>
+        <w:t xml:space="preserve">) smoke-</w:t>
+      </w:r>
+      <w:r>
+        <w:t xml:space="preserve"> </w:t>
+      </w:r>
+      <w:r>
+        <w:t xml:space="preserve">tests each library brick. See</w:t>
+      </w:r>
+      <w:r>
+        <w:t xml:space="preserve"> </w:t>
+      </w:r>
+      <w:hyperlink r:id="rId50">
+        <w:r>
+          <w:rPr>
+            <w:rStyle w:val="VerbatimChar"/>
+          </w:rPr>
+          <w:t xml:space="preserve">user/netsurf/README.md</w:t>
+        </w:r>
+      </w:hyperlink>
       <w:r>
         <w:t xml:space="preserve">.</w:t>
       </w:r>
